--- a/output/chem-u02/SHULL_CHEM_Guided_Notes_U02_S02.1-S02.5.docx
+++ b/output/chem-u02/SHULL_CHEM_Guided_Notes_U02_S02.1-S02.5.docx
@@ -77,7 +77,7 @@
                 <w:sz w:val="16"/>
                 <w:spacing w:val="26"/>
               </w:rPr>
-              <w:t>GUIDED NOTES · 5 SECTIONS · S2.1 – S2.5</w:t>
+              <w:t>GUIDED NOTES · 5 SECTIONS · S02.1 – S02.5</w:t>
             </w:r>
           </w:p>
         </w:tc>
@@ -346,7 +346,7 @@
                 <w:sz w:val="22"/>
                 <w:u w:val="none"/>
               </w:rPr>
-              <w:t>S2.1</w:t>
+              <w:t>S02.1</w:t>
             </w:r>
           </w:p>
         </w:tc>
@@ -472,7 +472,7 @@
                 <w:sz w:val="22"/>
                 <w:u w:val="none"/>
               </w:rPr>
-              <w:t>S2.2</w:t>
+              <w:t>S02.2</w:t>
             </w:r>
           </w:p>
         </w:tc>
@@ -598,7 +598,7 @@
                 <w:sz w:val="22"/>
                 <w:u w:val="none"/>
               </w:rPr>
-              <w:t>S2.3</w:t>
+              <w:t>S02.3</w:t>
             </w:r>
           </w:p>
         </w:tc>
@@ -724,7 +724,7 @@
                 <w:sz w:val="22"/>
                 <w:u w:val="none"/>
               </w:rPr>
-              <w:t>S2.4</w:t>
+              <w:t>S02.4</w:t>
             </w:r>
           </w:p>
         </w:tc>
@@ -850,7 +850,7 @@
                 <w:sz w:val="22"/>
                 <w:u w:val="none"/>
               </w:rPr>
-              <w:t>S2.5</w:t>
+              <w:t>S02.5</w:t>
             </w:r>
           </w:p>
         </w:tc>
@@ -1299,7 +1299,7 @@
                 <w:sz w:val="17"/>
                 <w:spacing w:val="26"/>
               </w:rPr>
-              <w:t>U2 / S2.1</w:t>
+              <w:t>U02 / S02.1</w:t>
             </w:r>
           </w:p>
           <w:p>
@@ -1432,7 +1432,9 @@
               <w:rPr>
                 <w:rFonts w:ascii="Trade Gothic Next" w:hAnsi="Trade Gothic Next"/>
                 <w:b w:val="0"/>
+                <w:color w:val="14161B"/>
                 <w:sz w:val="17"/>
+                <w:u w:val="none"/>
               </w:rPr>
               <w:t>Name for the energy-level label</w:t>
             </w:r>
@@ -1445,7 +1447,9 @@
               <w:rPr>
                 <w:rFonts w:ascii="Trade Gothic Next" w:hAnsi="Trade Gothic Next"/>
                 <w:b w:val="0"/>
+                <w:color w:val="14161B"/>
                 <w:sz w:val="17"/>
+                <w:u w:val="none"/>
               </w:rPr>
               <w:t>Definition — quantized</w:t>
             </w:r>
@@ -1458,7 +1462,9 @@
               <w:rPr>
                 <w:rFonts w:ascii="Trade Gothic Next" w:hAnsi="Trade Gothic Next"/>
                 <w:b w:val="0"/>
+                <w:color w:val="14161B"/>
                 <w:sz w:val="17"/>
+                <w:u w:val="none"/>
               </w:rPr>
               <w:t>Today's model against Bohr's</w:t>
             </w:r>
@@ -1491,10 +1497,10 @@
           </w:p>
           <w:p>
             <w:pPr>
-              <w:spacing w:after="40" w:before="0"/>
               <w:pBdr>
                 <w:left w:val="single" w:sz="18" w:space="6" w:color="A3E635"/>
               </w:pBdr>
+              <w:spacing w:after="40" w:before="0"/>
             </w:pPr>
             <w:r>
               <w:rPr>
@@ -1514,12 +1520,87 @@
                 <w:sz w:val="19"/>
                 <w:u w:val="none"/>
               </w:rPr>
+              <w:t xml:space="preserve"> ______</w:t>
+            </w:r>
+            <w:r>
+              <w:rPr>
+                <w:rFonts w:ascii="Trade Gothic Next" w:hAnsi="Trade Gothic Next"/>
+                <w:b/>
+                <w:color w:val="14161B"/>
+                <w:sz w:val="19"/>
+                <w:u w:val="none"/>
+              </w:rPr>
+              <w:t>.</w:t>
+            </w:r>
+          </w:p>
+          <w:p>
+            <w:pPr>
+              <w:spacing w:after="40" w:before="0"/>
+            </w:pPr>
+            <w:r>
+              <w:rPr>
+                <w:rFonts w:ascii="Trade Gothic Next" w:hAnsi="Trade Gothic Next"/>
+                <w:b w:val="0"/>
+                <w:color w:val="14161B"/>
+                <w:sz w:val="19"/>
+                <w:u w:val="none"/>
+              </w:rPr>
+              <w:t xml:space="preserve">The first three levels are n = </w:t>
+            </w:r>
+            <w:r>
+              <w:rPr>
+                <w:rFonts w:ascii="Trade Gothic Next" w:hAnsi="Trade Gothic Next"/>
+                <w:b w:val="0"/>
+                <w:color w:val="14161B"/>
+                <w:sz w:val="19"/>
+                <w:u w:val="none"/>
+              </w:rPr>
+              <w:t xml:space="preserve"> ______</w:t>
+            </w:r>
+            <w:r>
+              <w:rPr>
+                <w:rFonts w:ascii="Trade Gothic Next" w:hAnsi="Trade Gothic Next"/>
+                <w:b w:val="0"/>
+                <w:color w:val="14161B"/>
+                <w:sz w:val="19"/>
+                <w:u w:val="none"/>
+              </w:rPr>
+              <w:t xml:space="preserve">, n = </w:t>
+            </w:r>
+            <w:r>
+              <w:rPr>
+                <w:rFonts w:ascii="Trade Gothic Next" w:hAnsi="Trade Gothic Next"/>
+                <w:b w:val="0"/>
+                <w:color w:val="14161B"/>
+                <w:sz w:val="19"/>
+                <w:u w:val="none"/>
+              </w:rPr>
               <w:t xml:space="preserve"> ______ </w:t>
             </w:r>
             <w:r>
               <w:rPr>
                 <w:rFonts w:ascii="Trade Gothic Next" w:hAnsi="Trade Gothic Next"/>
-                <w:b/>
+                <w:b w:val="0"/>
+                <w:color w:val="14161B"/>
+                <w:sz w:val="19"/>
+                <w:u w:val="none"/>
+              </w:rPr>
+              <w:t xml:space="preserve"> and n = </w:t>
+            </w:r>
+            <w:r>
+              <w:rPr>
+                <w:rFonts w:ascii="Trade Gothic Next" w:hAnsi="Trade Gothic Next"/>
+                <w:b w:val="0"/>
+                <w:color w:val="14161B"/>
+                <w:sz w:val="19"/>
+                <w:u w:val="none"/>
+              </w:rPr>
+              <w:t xml:space="preserve"> ______</w:t>
+            </w:r>
+            <w:r>
+              <w:rPr>
+                <w:rFonts w:ascii="Trade Gothic Next" w:hAnsi="Trade Gothic Next"/>
+                <w:b w:val="0"/>
                 <w:color w:val="14161B"/>
                 <w:sz w:val="19"/>
                 <w:u w:val="none"/>
@@ -1529,85 +1610,10 @@
           </w:p>
           <w:p>
             <w:pPr>
-              <w:spacing w:after="40" w:before="0"/>
-            </w:pPr>
-            <w:r>
-              <w:rPr>
-                <w:rFonts w:ascii="Trade Gothic Next" w:hAnsi="Trade Gothic Next"/>
-                <w:b w:val="0"/>
-                <w:color w:val="14161B"/>
-                <w:sz w:val="19"/>
-                <w:u w:val="none"/>
-              </w:rPr>
-              <w:t xml:space="preserve">The first three levels are n = </w:t>
-            </w:r>
-            <w:r>
-              <w:rPr>
-                <w:rFonts w:ascii="Trade Gothic Next" w:hAnsi="Trade Gothic Next"/>
-                <w:b w:val="0"/>
-                <w:color w:val="14161B"/>
-                <w:sz w:val="19"/>
-                <w:u w:val="none"/>
-              </w:rPr>
-              <w:t xml:space="preserve"> ______ </w:t>
-            </w:r>
-            <w:r>
-              <w:rPr>
-                <w:rFonts w:ascii="Trade Gothic Next" w:hAnsi="Trade Gothic Next"/>
-                <w:b w:val="0"/>
-                <w:color w:val="14161B"/>
-                <w:sz w:val="19"/>
-                <w:u w:val="none"/>
-              </w:rPr>
-              <w:t xml:space="preserve">, n = </w:t>
-            </w:r>
-            <w:r>
-              <w:rPr>
-                <w:rFonts w:ascii="Trade Gothic Next" w:hAnsi="Trade Gothic Next"/>
-                <w:b w:val="0"/>
-                <w:color w:val="14161B"/>
-                <w:sz w:val="19"/>
-                <w:u w:val="none"/>
-              </w:rPr>
-              <w:t xml:space="preserve"> ______ </w:t>
-            </w:r>
-            <w:r>
-              <w:rPr>
-                <w:rFonts w:ascii="Trade Gothic Next" w:hAnsi="Trade Gothic Next"/>
-                <w:b w:val="0"/>
-                <w:color w:val="14161B"/>
-                <w:sz w:val="19"/>
-                <w:u w:val="none"/>
-              </w:rPr>
-              <w:t xml:space="preserve"> and n = </w:t>
-            </w:r>
-            <w:r>
-              <w:rPr>
-                <w:rFonts w:ascii="Trade Gothic Next" w:hAnsi="Trade Gothic Next"/>
-                <w:b w:val="0"/>
-                <w:color w:val="14161B"/>
-                <w:sz w:val="19"/>
-                <w:u w:val="none"/>
-              </w:rPr>
-              <w:t xml:space="preserve"> ______ </w:t>
-            </w:r>
-            <w:r>
-              <w:rPr>
-                <w:rFonts w:ascii="Trade Gothic Next" w:hAnsi="Trade Gothic Next"/>
-                <w:b w:val="0"/>
-                <w:color w:val="14161B"/>
-                <w:sz w:val="19"/>
-                <w:u w:val="none"/>
-              </w:rPr>
-              <w:t>.</w:t>
-            </w:r>
-          </w:p>
-          <w:p>
-            <w:pPr>
-              <w:spacing w:after="40" w:before="0"/>
               <w:pBdr>
                 <w:left w:val="single" w:sz="18" w:space="6" w:color="A3E635"/>
               </w:pBdr>
+              <w:spacing w:after="40" w:before="0"/>
             </w:pPr>
             <w:r>
               <w:rPr>
@@ -1627,7 +1633,7 @@
                 <w:sz w:val="19"/>
                 <w:u w:val="none"/>
               </w:rPr>
-              <w:t xml:space="preserve"> _____________ </w:t>
+              <w:t xml:space="preserve"> _____________</w:t>
             </w:r>
             <w:r>
               <w:rPr>
@@ -1682,7 +1688,7 @@
                 <w:sz w:val="19"/>
                 <w:u w:val="none"/>
               </w:rPr>
-              <w:t xml:space="preserve"> _____________ </w:t>
+              <w:t xml:space="preserve"> _____________</w:t>
             </w:r>
             <w:r>
               <w:rPr>
@@ -1702,7 +1708,7 @@
                 <w:sz w:val="19"/>
                 <w:u w:val="none"/>
               </w:rPr>
-              <w:t xml:space="preserve"> ________________ </w:t>
+              <w:t xml:space="preserve"> ________________</w:t>
             </w:r>
             <w:r>
               <w:rPr>
@@ -1767,7 +1773,9 @@
               <w:rPr>
                 <w:rFonts w:ascii="Trade Gothic Next" w:hAnsi="Trade Gothic Next"/>
                 <w:b w:val="0"/>
+                <w:color w:val="14161B"/>
                 <w:sz w:val="17"/>
+                <w:u w:val="none"/>
               </w:rPr>
               <w:t>Ground state</w:t>
             </w:r>
@@ -1780,7 +1788,9 @@
               <w:rPr>
                 <w:rFonts w:ascii="Trade Gothic Next" w:hAnsi="Trade Gothic Next"/>
                 <w:b w:val="0"/>
+                <w:color w:val="14161B"/>
                 <w:sz w:val="17"/>
+                <w:u w:val="none"/>
               </w:rPr>
               <w:t>Excited state</w:t>
             </w:r>
@@ -1793,7 +1803,9 @@
               <w:rPr>
                 <w:rFonts w:ascii="Trade Gothic Next" w:hAnsi="Trade Gothic Next"/>
                 <w:b w:val="0"/>
+                <w:color w:val="14161B"/>
                 <w:sz w:val="17"/>
+                <w:u w:val="none"/>
               </w:rPr>
               <w:t>Ionization</w:t>
             </w:r>
@@ -1806,7 +1818,9 @@
               <w:rPr>
                 <w:rFonts w:ascii="Trade Gothic Next" w:hAnsi="Trade Gothic Next"/>
                 <w:b w:val="0"/>
+                <w:color w:val="14161B"/>
                 <w:sz w:val="17"/>
+                <w:u w:val="none"/>
               </w:rPr>
               <w:t>Spacing of the higher levels</w:t>
             </w:r>
@@ -1960,9 +1974,9 @@
                     <w:right w:val="single" w:sz="4" w:color="C8CDC2"/>
                   </w:tcBorders>
                   <w:tcMar>
-                    <w:top w:w="50" w:type="dxa"/>
+                    <w:top w:w="30" w:type="dxa"/>
                     <w:left w:w="70" w:type="dxa"/>
-                    <w:bottom w:w="50" w:type="dxa"/>
+                    <w:bottom w:w="30" w:type="dxa"/>
                     <w:right w:w="70" w:type="dxa"/>
                   </w:tcMar>
                 </w:tcPr>
@@ -1992,9 +2006,9 @@
                     <w:right w:val="single" w:sz="4" w:color="C8CDC2"/>
                   </w:tcBorders>
                   <w:tcMar>
-                    <w:top w:w="50" w:type="dxa"/>
+                    <w:top w:w="30" w:type="dxa"/>
                     <w:left w:w="70" w:type="dxa"/>
-                    <w:bottom w:w="50" w:type="dxa"/>
+                    <w:bottom w:w="30" w:type="dxa"/>
                     <w:right w:w="70" w:type="dxa"/>
                   </w:tcMar>
                 </w:tcPr>
@@ -2040,7 +2054,7 @@
                       <w:sz w:val="19"/>
                       <w:u w:val="none"/>
                     </w:rPr>
-                    <w:t xml:space="preserve"> ______ </w:t>
+                    <w:t xml:space="preserve"> ______</w:t>
                   </w:r>
                   <w:r>
                     <w:rPr>
@@ -2069,9 +2083,9 @@
                     <w:right w:val="single" w:sz="4" w:color="C8CDC2"/>
                   </w:tcBorders>
                   <w:tcMar>
-                    <w:top w:w="50" w:type="dxa"/>
+                    <w:top w:w="30" w:type="dxa"/>
                     <w:left w:w="70" w:type="dxa"/>
-                    <w:bottom w:w="50" w:type="dxa"/>
+                    <w:bottom w:w="30" w:type="dxa"/>
                     <w:right w:w="70" w:type="dxa"/>
                   </w:tcMar>
                 </w:tcPr>
@@ -2101,9 +2115,9 @@
                     <w:right w:val="single" w:sz="4" w:color="C8CDC2"/>
                   </w:tcBorders>
                   <w:tcMar>
-                    <w:top w:w="50" w:type="dxa"/>
+                    <w:top w:w="30" w:type="dxa"/>
                     <w:left w:w="70" w:type="dxa"/>
-                    <w:bottom w:w="50" w:type="dxa"/>
+                    <w:bottom w:w="30" w:type="dxa"/>
                     <w:right w:w="70" w:type="dxa"/>
                   </w:tcMar>
                 </w:tcPr>
@@ -2158,9 +2172,9 @@
                     <w:right w:val="single" w:sz="4" w:color="C8CDC2"/>
                   </w:tcBorders>
                   <w:tcMar>
-                    <w:top w:w="50" w:type="dxa"/>
+                    <w:top w:w="30" w:type="dxa"/>
                     <w:left w:w="70" w:type="dxa"/>
-                    <w:bottom w:w="50" w:type="dxa"/>
+                    <w:bottom w:w="30" w:type="dxa"/>
                     <w:right w:w="70" w:type="dxa"/>
                   </w:tcMar>
                 </w:tcPr>
@@ -2190,9 +2204,9 @@
                     <w:right w:val="single" w:sz="4" w:color="C8CDC2"/>
                   </w:tcBorders>
                   <w:tcMar>
-                    <w:top w:w="50" w:type="dxa"/>
+                    <w:top w:w="30" w:type="dxa"/>
                     <w:left w:w="70" w:type="dxa"/>
-                    <w:bottom w:w="50" w:type="dxa"/>
+                    <w:bottom w:w="30" w:type="dxa"/>
                     <w:right w:w="70" w:type="dxa"/>
                   </w:tcMar>
                 </w:tcPr>
@@ -2218,7 +2232,7 @@
                       <w:sz w:val="19"/>
                       <w:u w:val="none"/>
                     </w:rPr>
-                    <w:t xml:space="preserve"> ________________ </w:t>
+                    <w:t xml:space="preserve"> ________________</w:t>
                   </w:r>
                   <w:r>
                     <w:rPr>
@@ -2504,7 +2518,7 @@
                 <w:sz w:val="19"/>
                 <w:u w:val="none"/>
               </w:rPr>
-              <w:t xml:space="preserve"> ______ </w:t>
+              <w:t xml:space="preserve"> ______</w:t>
             </w:r>
             <w:r>
               <w:rPr>
@@ -2539,7 +2553,7 @@
                 <w:sz w:val="19"/>
                 <w:u w:val="none"/>
               </w:rPr>
-              <w:t xml:space="preserve"> ___________ </w:t>
+              <w:t xml:space="preserve"> ___________</w:t>
             </w:r>
             <w:r>
               <w:rPr>
@@ -2629,7 +2643,7 @@
                 <w:sz w:val="19"/>
                 <w:u w:val="none"/>
               </w:rPr>
-              <w:t xml:space="preserve"> ____________ </w:t>
+              <w:t xml:space="preserve"> ____________</w:t>
             </w:r>
             <w:r>
               <w:rPr>
@@ -2801,7 +2815,7 @@
                 <w:sz w:val="17"/>
                 <w:spacing w:val="26"/>
               </w:rPr>
-              <w:t>U2 / S2.2</w:t>
+              <w:t>U02 / S02.2</w:t>
             </w:r>
           </w:p>
           <w:p>
@@ -2934,7 +2948,9 @@
               <w:rPr>
                 <w:rFonts w:ascii="Trade Gothic Next" w:hAnsi="Trade Gothic Next"/>
                 <w:b w:val="0"/>
+                <w:color w:val="14161B"/>
                 <w:sz w:val="17"/>
+                <w:u w:val="none"/>
               </w:rPr>
               <w:t>The four-step chain from level to electron</w:t>
             </w:r>
@@ -2987,7 +3003,7 @@
                 <w:sz w:val="19"/>
                 <w:u w:val="none"/>
               </w:rPr>
-              <w:t xml:space="preserve"> ___________ </w:t>
+              <w:t xml:space="preserve"> ___________</w:t>
             </w:r>
             <w:r>
               <w:rPr>
@@ -3007,7 +3023,7 @@
                 <w:sz w:val="19"/>
                 <w:u w:val="none"/>
               </w:rPr>
-              <w:t xml:space="preserve"> __________ </w:t>
+              <w:t xml:space="preserve"> __________</w:t>
             </w:r>
             <w:r>
               <w:rPr>
@@ -3022,10 +3038,10 @@
           </w:p>
           <w:p>
             <w:pPr>
-              <w:spacing w:after="40" w:before="0"/>
               <w:pBdr>
                 <w:left w:val="single" w:sz="18" w:space="6" w:color="A3E635"/>
               </w:pBdr>
+              <w:spacing w:after="40" w:before="0"/>
             </w:pPr>
             <w:r>
               <w:rPr>
@@ -3085,7 +3101,7 @@
                 <w:sz w:val="19"/>
                 <w:u w:val="none"/>
               </w:rPr>
-              <w:t xml:space="preserve"> ___________ </w:t>
+              <w:t xml:space="preserve"> ___________</w:t>
             </w:r>
           </w:p>
         </w:tc>
@@ -3140,7 +3156,9 @@
               <w:rPr>
                 <w:rFonts w:ascii="Trade Gothic Next" w:hAnsi="Trade Gothic Next"/>
                 <w:b w:val="0"/>
+                <w:color w:val="14161B"/>
                 <w:sz w:val="17"/>
+                <w:u w:val="none"/>
               </w:rPr>
               <w:t>Definition — orbital</w:t>
             </w:r>
@@ -3153,7 +3171,9 @@
               <w:rPr>
                 <w:rFonts w:ascii="Trade Gothic Next" w:hAnsi="Trade Gothic Next"/>
                 <w:b w:val="0"/>
+                <w:color w:val="14161B"/>
                 <w:sz w:val="17"/>
+                <w:u w:val="none"/>
               </w:rPr>
               <w:t>Electron limit per orbital</w:t>
             </w:r>
@@ -3186,10 +3206,10 @@
           </w:p>
           <w:p>
             <w:pPr>
-              <w:spacing w:after="40" w:before="0"/>
               <w:pBdr>
                 <w:left w:val="single" w:sz="18" w:space="6" w:color="A3E635"/>
               </w:pBdr>
+              <w:spacing w:after="40" w:before="0"/>
             </w:pPr>
             <w:r>
               <w:rPr>
@@ -3309,7 +3329,9 @@
               <w:rPr>
                 <w:rFonts w:ascii="Trade Gothic Next" w:hAnsi="Trade Gothic Next"/>
                 <w:b w:val="0"/>
+                <w:color w:val="14161B"/>
                 <w:sz w:val="17"/>
+                <w:u w:val="none"/>
               </w:rPr>
               <w:t>Table — sublevels in each level</w:t>
             </w:r>
@@ -3322,7 +3344,9 @@
               <w:rPr>
                 <w:rFonts w:ascii="Trade Gothic Next" w:hAnsi="Trade Gothic Next"/>
                 <w:b w:val="0"/>
+                <w:color w:val="14161B"/>
                 <w:sz w:val="17"/>
+                <w:u w:val="none"/>
               </w:rPr>
               <w:t>Rule linking level number to sublevels</w:t>
             </w:r>
@@ -3506,9 +3530,9 @@
                     <w:right w:val="single" w:sz="4" w:color="C8CDC2"/>
                   </w:tcBorders>
                   <w:tcMar>
-                    <w:top w:w="50" w:type="dxa"/>
+                    <w:top w:w="30" w:type="dxa"/>
                     <w:left w:w="70" w:type="dxa"/>
-                    <w:bottom w:w="50" w:type="dxa"/>
+                    <w:bottom w:w="30" w:type="dxa"/>
                     <w:right w:w="70" w:type="dxa"/>
                   </w:tcMar>
                 </w:tcPr>
@@ -3538,9 +3562,9 @@
                     <w:right w:val="single" w:sz="4" w:color="C8CDC2"/>
                   </w:tcBorders>
                   <w:tcMar>
-                    <w:top w:w="50" w:type="dxa"/>
+                    <w:top w:w="30" w:type="dxa"/>
                     <w:left w:w="70" w:type="dxa"/>
-                    <w:bottom w:w="50" w:type="dxa"/>
+                    <w:bottom w:w="30" w:type="dxa"/>
                     <w:right w:w="70" w:type="dxa"/>
                   </w:tcMar>
                 </w:tcPr>
@@ -3556,7 +3580,7 @@
                       <w:sz w:val="19"/>
                       <w:u w:val="none"/>
                     </w:rPr>
-                    <w:t xml:space="preserve"> ______ </w:t>
+                    <w:t xml:space="preserve"> ______</w:t>
                   </w:r>
                 </w:p>
               </w:tc>
@@ -3570,9 +3594,9 @@
                     <w:right w:val="single" w:sz="4" w:color="C8CDC2"/>
                   </w:tcBorders>
                   <w:tcMar>
-                    <w:top w:w="50" w:type="dxa"/>
+                    <w:top w:w="30" w:type="dxa"/>
                     <w:left w:w="70" w:type="dxa"/>
-                    <w:bottom w:w="50" w:type="dxa"/>
+                    <w:bottom w:w="30" w:type="dxa"/>
                     <w:right w:w="70" w:type="dxa"/>
                   </w:tcMar>
                 </w:tcPr>
@@ -3588,7 +3612,7 @@
                       <w:sz w:val="19"/>
                       <w:u w:val="none"/>
                     </w:rPr>
-                    <w:t xml:space="preserve"> ______ </w:t>
+                    <w:t xml:space="preserve"> ______</w:t>
                   </w:r>
                 </w:p>
               </w:tc>
@@ -3607,9 +3631,9 @@
                     <w:right w:val="single" w:sz="4" w:color="C8CDC2"/>
                   </w:tcBorders>
                   <w:tcMar>
-                    <w:top w:w="50" w:type="dxa"/>
+                    <w:top w:w="30" w:type="dxa"/>
                     <w:left w:w="70" w:type="dxa"/>
-                    <w:bottom w:w="50" w:type="dxa"/>
+                    <w:bottom w:w="30" w:type="dxa"/>
                     <w:right w:w="70" w:type="dxa"/>
                   </w:tcMar>
                 </w:tcPr>
@@ -3639,9 +3663,9 @@
                     <w:right w:val="single" w:sz="4" w:color="C8CDC2"/>
                   </w:tcBorders>
                   <w:tcMar>
-                    <w:top w:w="50" w:type="dxa"/>
+                    <w:top w:w="30" w:type="dxa"/>
                     <w:left w:w="70" w:type="dxa"/>
-                    <w:bottom w:w="50" w:type="dxa"/>
+                    <w:bottom w:w="30" w:type="dxa"/>
                     <w:right w:w="70" w:type="dxa"/>
                   </w:tcMar>
                 </w:tcPr>
@@ -3657,7 +3681,7 @@
                       <w:sz w:val="19"/>
                       <w:u w:val="none"/>
                     </w:rPr>
-                    <w:t xml:space="preserve"> ________ </w:t>
+                    <w:t xml:space="preserve"> ________</w:t>
                   </w:r>
                 </w:p>
               </w:tc>
@@ -3671,9 +3695,9 @@
                     <w:right w:val="single" w:sz="4" w:color="C8CDC2"/>
                   </w:tcBorders>
                   <w:tcMar>
-                    <w:top w:w="50" w:type="dxa"/>
+                    <w:top w:w="30" w:type="dxa"/>
                     <w:left w:w="70" w:type="dxa"/>
-                    <w:bottom w:w="50" w:type="dxa"/>
+                    <w:bottom w:w="30" w:type="dxa"/>
                     <w:right w:w="70" w:type="dxa"/>
                   </w:tcMar>
                 </w:tcPr>
@@ -3689,7 +3713,7 @@
                       <w:sz w:val="19"/>
                       <w:u w:val="none"/>
                     </w:rPr>
-                    <w:t xml:space="preserve"> ______ </w:t>
+                    <w:t xml:space="preserve"> ______</w:t>
                   </w:r>
                 </w:p>
               </w:tc>
@@ -3708,9 +3732,9 @@
                     <w:right w:val="single" w:sz="4" w:color="C8CDC2"/>
                   </w:tcBorders>
                   <w:tcMar>
-                    <w:top w:w="50" w:type="dxa"/>
+                    <w:top w:w="30" w:type="dxa"/>
                     <w:left w:w="70" w:type="dxa"/>
-                    <w:bottom w:w="50" w:type="dxa"/>
+                    <w:bottom w:w="30" w:type="dxa"/>
                     <w:right w:w="70" w:type="dxa"/>
                   </w:tcMar>
                 </w:tcPr>
@@ -3740,9 +3764,9 @@
                     <w:right w:val="single" w:sz="4" w:color="C8CDC2"/>
                   </w:tcBorders>
                   <w:tcMar>
-                    <w:top w:w="50" w:type="dxa"/>
+                    <w:top w:w="30" w:type="dxa"/>
                     <w:left w:w="70" w:type="dxa"/>
-                    <w:bottom w:w="50" w:type="dxa"/>
+                    <w:bottom w:w="30" w:type="dxa"/>
                     <w:right w:w="70" w:type="dxa"/>
                   </w:tcMar>
                 </w:tcPr>
@@ -3758,7 +3782,7 @@
                       <w:sz w:val="19"/>
                       <w:u w:val="none"/>
                     </w:rPr>
-                    <w:t xml:space="preserve"> ____________ </w:t>
+                    <w:t xml:space="preserve"> ____________</w:t>
                   </w:r>
                 </w:p>
               </w:tc>
@@ -3772,9 +3796,9 @@
                     <w:right w:val="single" w:sz="4" w:color="C8CDC2"/>
                   </w:tcBorders>
                   <w:tcMar>
-                    <w:top w:w="50" w:type="dxa"/>
+                    <w:top w:w="30" w:type="dxa"/>
                     <w:left w:w="70" w:type="dxa"/>
-                    <w:bottom w:w="50" w:type="dxa"/>
+                    <w:bottom w:w="30" w:type="dxa"/>
                     <w:right w:w="70" w:type="dxa"/>
                   </w:tcMar>
                 </w:tcPr>
@@ -3790,7 +3814,7 @@
                       <w:sz w:val="19"/>
                       <w:u w:val="none"/>
                     </w:rPr>
-                    <w:t xml:space="preserve"> ______ </w:t>
+                    <w:t xml:space="preserve"> ______</w:t>
                   </w:r>
                 </w:p>
               </w:tc>
@@ -3809,9 +3833,9 @@
                     <w:right w:val="single" w:sz="4" w:color="C8CDC2"/>
                   </w:tcBorders>
                   <w:tcMar>
-                    <w:top w:w="50" w:type="dxa"/>
+                    <w:top w:w="30" w:type="dxa"/>
                     <w:left w:w="70" w:type="dxa"/>
-                    <w:bottom w:w="50" w:type="dxa"/>
+                    <w:bottom w:w="30" w:type="dxa"/>
                     <w:right w:w="70" w:type="dxa"/>
                   </w:tcMar>
                 </w:tcPr>
@@ -3841,9 +3865,9 @@
                     <w:right w:val="single" w:sz="4" w:color="C8CDC2"/>
                   </w:tcBorders>
                   <w:tcMar>
-                    <w:top w:w="50" w:type="dxa"/>
+                    <w:top w:w="30" w:type="dxa"/>
                     <w:left w:w="70" w:type="dxa"/>
-                    <w:bottom w:w="50" w:type="dxa"/>
+                    <w:bottom w:w="30" w:type="dxa"/>
                     <w:right w:w="70" w:type="dxa"/>
                   </w:tcMar>
                 </w:tcPr>
@@ -3859,7 +3883,7 @@
                       <w:sz w:val="19"/>
                       <w:u w:val="none"/>
                     </w:rPr>
-                    <w:t xml:space="preserve"> ________________ </w:t>
+                    <w:t xml:space="preserve"> ________________</w:t>
                   </w:r>
                 </w:p>
               </w:tc>
@@ -3873,9 +3897,9 @@
                     <w:right w:val="single" w:sz="4" w:color="C8CDC2"/>
                   </w:tcBorders>
                   <w:tcMar>
-                    <w:top w:w="50" w:type="dxa"/>
+                    <w:top w:w="30" w:type="dxa"/>
                     <w:left w:w="70" w:type="dxa"/>
-                    <w:bottom w:w="50" w:type="dxa"/>
+                    <w:bottom w:w="30" w:type="dxa"/>
                     <w:right w:w="70" w:type="dxa"/>
                   </w:tcMar>
                 </w:tcPr>
@@ -3891,7 +3915,7 @@
                       <w:sz w:val="19"/>
                       <w:u w:val="none"/>
                     </w:rPr>
-                    <w:t xml:space="preserve"> ______ </w:t>
+                    <w:t xml:space="preserve"> ______</w:t>
                   </w:r>
                 </w:p>
               </w:tc>
@@ -3961,7 +3985,9 @@
               <w:rPr>
                 <w:rFonts w:ascii="Trade Gothic Next" w:hAnsi="Trade Gothic Next"/>
                 <w:b w:val="0"/>
+                <w:color w:val="14161B"/>
                 <w:sz w:val="17"/>
+                <w:u w:val="none"/>
               </w:rPr>
               <w:t>Table — orbitals and electrons per sublevel</w:t>
             </w:r>
@@ -3974,7 +4000,9 @@
               <w:rPr>
                 <w:rFonts w:ascii="Trade Gothic Next" w:hAnsi="Trade Gothic Next"/>
                 <w:b w:val="0"/>
+                <w:color w:val="14161B"/>
                 <w:sz w:val="17"/>
+                <w:u w:val="none"/>
               </w:rPr>
               <w:t>Formulas for a whole level</w:t>
             </w:r>
@@ -4022,10 +4050,10 @@
           </w:p>
           <w:p>
             <w:pPr>
-              <w:spacing w:after="40" w:before="0"/>
               <w:pBdr>
                 <w:left w:val="single" w:sz="18" w:space="6" w:color="A3E635"/>
               </w:pBdr>
+              <w:spacing w:after="40" w:before="0"/>
             </w:pPr>
             <w:r>
               <w:rPr>
@@ -4196,9 +4224,9 @@
                     <w:right w:val="single" w:sz="4" w:color="C8CDC2"/>
                   </w:tcBorders>
                   <w:tcMar>
-                    <w:top w:w="50" w:type="dxa"/>
+                    <w:top w:w="30" w:type="dxa"/>
                     <w:left w:w="70" w:type="dxa"/>
-                    <w:bottom w:w="50" w:type="dxa"/>
+                    <w:bottom w:w="30" w:type="dxa"/>
                     <w:right w:w="70" w:type="dxa"/>
                   </w:tcMar>
                 </w:tcPr>
@@ -4228,9 +4256,9 @@
                     <w:right w:val="single" w:sz="4" w:color="C8CDC2"/>
                   </w:tcBorders>
                   <w:tcMar>
-                    <w:top w:w="50" w:type="dxa"/>
+                    <w:top w:w="30" w:type="dxa"/>
                     <w:left w:w="70" w:type="dxa"/>
-                    <w:bottom w:w="50" w:type="dxa"/>
+                    <w:bottom w:w="30" w:type="dxa"/>
                     <w:right w:w="70" w:type="dxa"/>
                   </w:tcMar>
                 </w:tcPr>
@@ -4246,7 +4274,7 @@
                       <w:sz w:val="19"/>
                       <w:u w:val="none"/>
                     </w:rPr>
-                    <w:t xml:space="preserve"> ______ </w:t>
+                    <w:t xml:space="preserve"> ______</w:t>
                   </w:r>
                 </w:p>
               </w:tc>
@@ -4260,9 +4288,9 @@
                     <w:right w:val="single" w:sz="4" w:color="C8CDC2"/>
                   </w:tcBorders>
                   <w:tcMar>
-                    <w:top w:w="50" w:type="dxa"/>
+                    <w:top w:w="30" w:type="dxa"/>
                     <w:left w:w="70" w:type="dxa"/>
-                    <w:bottom w:w="50" w:type="dxa"/>
+                    <w:bottom w:w="30" w:type="dxa"/>
                     <w:right w:w="70" w:type="dxa"/>
                   </w:tcMar>
                 </w:tcPr>
@@ -4278,7 +4306,7 @@
                       <w:sz w:val="19"/>
                       <w:u w:val="none"/>
                     </w:rPr>
-                    <w:t xml:space="preserve"> ______ </w:t>
+                    <w:t xml:space="preserve"> ______</w:t>
                   </w:r>
                 </w:p>
               </w:tc>
@@ -4297,9 +4325,9 @@
                     <w:right w:val="single" w:sz="4" w:color="C8CDC2"/>
                   </w:tcBorders>
                   <w:tcMar>
-                    <w:top w:w="50" w:type="dxa"/>
+                    <w:top w:w="30" w:type="dxa"/>
                     <w:left w:w="70" w:type="dxa"/>
-                    <w:bottom w:w="50" w:type="dxa"/>
+                    <w:bottom w:w="30" w:type="dxa"/>
                     <w:right w:w="70" w:type="dxa"/>
                   </w:tcMar>
                 </w:tcPr>
@@ -4329,9 +4357,9 @@
                     <w:right w:val="single" w:sz="4" w:color="C8CDC2"/>
                   </w:tcBorders>
                   <w:tcMar>
-                    <w:top w:w="50" w:type="dxa"/>
+                    <w:top w:w="30" w:type="dxa"/>
                     <w:left w:w="70" w:type="dxa"/>
-                    <w:bottom w:w="50" w:type="dxa"/>
+                    <w:bottom w:w="30" w:type="dxa"/>
                     <w:right w:w="70" w:type="dxa"/>
                   </w:tcMar>
                 </w:tcPr>
@@ -4347,7 +4375,7 @@
                       <w:sz w:val="19"/>
                       <w:u w:val="none"/>
                     </w:rPr>
-                    <w:t xml:space="preserve"> ______ </w:t>
+                    <w:t xml:space="preserve"> ______</w:t>
                   </w:r>
                 </w:p>
               </w:tc>
@@ -4361,9 +4389,9 @@
                     <w:right w:val="single" w:sz="4" w:color="C8CDC2"/>
                   </w:tcBorders>
                   <w:tcMar>
-                    <w:top w:w="50" w:type="dxa"/>
+                    <w:top w:w="30" w:type="dxa"/>
                     <w:left w:w="70" w:type="dxa"/>
-                    <w:bottom w:w="50" w:type="dxa"/>
+                    <w:bottom w:w="30" w:type="dxa"/>
                     <w:right w:w="70" w:type="dxa"/>
                   </w:tcMar>
                 </w:tcPr>
@@ -4379,7 +4407,7 @@
                       <w:sz w:val="19"/>
                       <w:u w:val="none"/>
                     </w:rPr>
-                    <w:t xml:space="preserve"> ______ </w:t>
+                    <w:t xml:space="preserve"> ______</w:t>
                   </w:r>
                 </w:p>
               </w:tc>
@@ -4398,9 +4426,9 @@
                     <w:right w:val="single" w:sz="4" w:color="C8CDC2"/>
                   </w:tcBorders>
                   <w:tcMar>
-                    <w:top w:w="50" w:type="dxa"/>
+                    <w:top w:w="30" w:type="dxa"/>
                     <w:left w:w="70" w:type="dxa"/>
-                    <w:bottom w:w="50" w:type="dxa"/>
+                    <w:bottom w:w="30" w:type="dxa"/>
                     <w:right w:w="70" w:type="dxa"/>
                   </w:tcMar>
                 </w:tcPr>
@@ -4430,9 +4458,9 @@
                     <w:right w:val="single" w:sz="4" w:color="C8CDC2"/>
                   </w:tcBorders>
                   <w:tcMar>
-                    <w:top w:w="50" w:type="dxa"/>
+                    <w:top w:w="30" w:type="dxa"/>
                     <w:left w:w="70" w:type="dxa"/>
-                    <w:bottom w:w="50" w:type="dxa"/>
+                    <w:bottom w:w="30" w:type="dxa"/>
                     <w:right w:w="70" w:type="dxa"/>
                   </w:tcMar>
                 </w:tcPr>
@@ -4448,7 +4476,7 @@
                       <w:sz w:val="19"/>
                       <w:u w:val="none"/>
                     </w:rPr>
-                    <w:t xml:space="preserve"> ______ </w:t>
+                    <w:t xml:space="preserve"> ______</w:t>
                   </w:r>
                 </w:p>
               </w:tc>
@@ -4462,9 +4490,9 @@
                     <w:right w:val="single" w:sz="4" w:color="C8CDC2"/>
                   </w:tcBorders>
                   <w:tcMar>
-                    <w:top w:w="50" w:type="dxa"/>
+                    <w:top w:w="30" w:type="dxa"/>
                     <w:left w:w="70" w:type="dxa"/>
-                    <w:bottom w:w="50" w:type="dxa"/>
+                    <w:bottom w:w="30" w:type="dxa"/>
                     <w:right w:w="70" w:type="dxa"/>
                   </w:tcMar>
                 </w:tcPr>
@@ -4480,7 +4508,7 @@
                       <w:sz w:val="19"/>
                       <w:u w:val="none"/>
                     </w:rPr>
-                    <w:t xml:space="preserve"> ______ </w:t>
+                    <w:t xml:space="preserve"> ______</w:t>
                   </w:r>
                 </w:p>
               </w:tc>
@@ -4499,9 +4527,9 @@
                     <w:right w:val="single" w:sz="4" w:color="C8CDC2"/>
                   </w:tcBorders>
                   <w:tcMar>
-                    <w:top w:w="50" w:type="dxa"/>
+                    <w:top w:w="30" w:type="dxa"/>
                     <w:left w:w="70" w:type="dxa"/>
-                    <w:bottom w:w="50" w:type="dxa"/>
+                    <w:bottom w:w="30" w:type="dxa"/>
                     <w:right w:w="70" w:type="dxa"/>
                   </w:tcMar>
                 </w:tcPr>
@@ -4531,9 +4559,9 @@
                     <w:right w:val="single" w:sz="4" w:color="C8CDC2"/>
                   </w:tcBorders>
                   <w:tcMar>
-                    <w:top w:w="50" w:type="dxa"/>
+                    <w:top w:w="30" w:type="dxa"/>
                     <w:left w:w="70" w:type="dxa"/>
-                    <w:bottom w:w="50" w:type="dxa"/>
+                    <w:bottom w:w="30" w:type="dxa"/>
                     <w:right w:w="70" w:type="dxa"/>
                   </w:tcMar>
                 </w:tcPr>
@@ -4549,7 +4577,7 @@
                       <w:sz w:val="19"/>
                       <w:u w:val="none"/>
                     </w:rPr>
-                    <w:t xml:space="preserve"> ______ </w:t>
+                    <w:t xml:space="preserve"> ______</w:t>
                   </w:r>
                 </w:p>
               </w:tc>
@@ -4563,9 +4591,9 @@
                     <w:right w:val="single" w:sz="4" w:color="C8CDC2"/>
                   </w:tcBorders>
                   <w:tcMar>
-                    <w:top w:w="50" w:type="dxa"/>
+                    <w:top w:w="30" w:type="dxa"/>
                     <w:left w:w="70" w:type="dxa"/>
-                    <w:bottom w:w="50" w:type="dxa"/>
+                    <w:bottom w:w="30" w:type="dxa"/>
                     <w:right w:w="70" w:type="dxa"/>
                   </w:tcMar>
                 </w:tcPr>
@@ -4581,7 +4609,7 @@
                       <w:sz w:val="19"/>
                       <w:u w:val="none"/>
                     </w:rPr>
-                    <w:t xml:space="preserve"> ______ </w:t>
+                    <w:t xml:space="preserve"> ______</w:t>
                   </w:r>
                 </w:p>
               </w:tc>
@@ -4651,7 +4679,9 @@
               <w:rPr>
                 <w:rFonts w:ascii="Trade Gothic Next" w:hAnsi="Trade Gothic Next"/>
                 <w:b w:val="0"/>
+                <w:color w:val="14161B"/>
                 <w:sz w:val="17"/>
+                <w:u w:val="none"/>
               </w:rPr>
               <w:t>Block widths in columns</w:t>
             </w:r>
@@ -4664,7 +4694,9 @@
               <w:rPr>
                 <w:rFonts w:ascii="Trade Gothic Next" w:hAnsi="Trade Gothic Next"/>
                 <w:b w:val="0"/>
+                <w:color w:val="14161B"/>
                 <w:sz w:val="17"/>
+                <w:u w:val="none"/>
               </w:rPr>
               <w:t>Helium's placement</w:t>
             </w:r>
@@ -4677,7 +4709,9 @@
               <w:rPr>
                 <w:rFonts w:ascii="Trade Gothic Next" w:hAnsi="Trade Gothic Next"/>
                 <w:b w:val="0"/>
+                <w:color w:val="14161B"/>
                 <w:sz w:val="17"/>
+                <w:u w:val="none"/>
               </w:rPr>
               <w:t>Order of K and Ca</w:t>
             </w:r>
@@ -4745,6 +4779,41 @@
                 <w:sz w:val="19"/>
                 <w:u w:val="none"/>
               </w:rPr>
+              <w:t xml:space="preserve"> ______</w:t>
+            </w:r>
+            <w:r>
+              <w:rPr>
+                <w:rFonts w:ascii="Trade Gothic Next" w:hAnsi="Trade Gothic Next"/>
+                <w:b w:val="0"/>
+                <w:color w:val="14161B"/>
+                <w:sz w:val="19"/>
+                <w:u w:val="none"/>
+              </w:rPr>
+              <w:t>.</w:t>
+            </w:r>
+          </w:p>
+          <w:p>
+            <w:pPr>
+              <w:spacing w:after="40" w:before="0"/>
+            </w:pPr>
+            <w:r>
+              <w:rPr>
+                <w:rFonts w:ascii="Trade Gothic Next" w:hAnsi="Trade Gothic Next"/>
+                <w:b w:val="0"/>
+                <w:color w:val="14161B"/>
+                <w:sz w:val="19"/>
+                <w:u w:val="none"/>
+              </w:rPr>
+              <w:t xml:space="preserve">In potassium and calcium, </w:t>
+            </w:r>
+            <w:r>
+              <w:rPr>
+                <w:rFonts w:ascii="Trade Gothic Next" w:hAnsi="Trade Gothic Next"/>
+                <w:b w:val="0"/>
+                <w:color w:val="14161B"/>
+                <w:sz w:val="19"/>
+                <w:u w:val="none"/>
+              </w:rPr>
               <w:t xml:space="preserve"> ______ </w:t>
             </w:r>
             <w:r>
@@ -4755,41 +4824,6 @@
                 <w:sz w:val="19"/>
                 <w:u w:val="none"/>
               </w:rPr>
-              <w:t>.</w:t>
-            </w:r>
-          </w:p>
-          <w:p>
-            <w:pPr>
-              <w:spacing w:after="40" w:before="0"/>
-            </w:pPr>
-            <w:r>
-              <w:rPr>
-                <w:rFonts w:ascii="Trade Gothic Next" w:hAnsi="Trade Gothic Next"/>
-                <w:b w:val="0"/>
-                <w:color w:val="14161B"/>
-                <w:sz w:val="19"/>
-                <w:u w:val="none"/>
-              </w:rPr>
-              <w:t xml:space="preserve">In potassium and calcium, </w:t>
-            </w:r>
-            <w:r>
-              <w:rPr>
-                <w:rFonts w:ascii="Trade Gothic Next" w:hAnsi="Trade Gothic Next"/>
-                <w:b w:val="0"/>
-                <w:color w:val="14161B"/>
-                <w:sz w:val="19"/>
-                <w:u w:val="none"/>
-              </w:rPr>
-              <w:t xml:space="preserve"> ______ </w:t>
-            </w:r>
-            <w:r>
-              <w:rPr>
-                <w:rFonts w:ascii="Trade Gothic Next" w:hAnsi="Trade Gothic Next"/>
-                <w:b w:val="0"/>
-                <w:color w:val="14161B"/>
-                <w:sz w:val="19"/>
-                <w:u w:val="none"/>
-              </w:rPr>
               <w:t xml:space="preserve"> fills before </w:t>
             </w:r>
             <w:r>
@@ -4800,7 +4834,7 @@
                 <w:sz w:val="19"/>
                 <w:u w:val="none"/>
               </w:rPr>
-              <w:t xml:space="preserve"> ______ </w:t>
+              <w:t xml:space="preserve"> ______</w:t>
             </w:r>
             <w:r>
               <w:rPr>
@@ -4901,9 +4935,9 @@
                     <w:right w:val="single" w:sz="4" w:color="C8CDC2"/>
                   </w:tcBorders>
                   <w:tcMar>
-                    <w:top w:w="50" w:type="dxa"/>
+                    <w:top w:w="30" w:type="dxa"/>
                     <w:left w:w="70" w:type="dxa"/>
-                    <w:bottom w:w="50" w:type="dxa"/>
+                    <w:bottom w:w="30" w:type="dxa"/>
                     <w:right w:w="70" w:type="dxa"/>
                   </w:tcMar>
                 </w:tcPr>
@@ -4933,9 +4967,9 @@
                     <w:right w:val="single" w:sz="4" w:color="C8CDC2"/>
                   </w:tcBorders>
                   <w:tcMar>
-                    <w:top w:w="50" w:type="dxa"/>
+                    <w:top w:w="30" w:type="dxa"/>
                     <w:left w:w="70" w:type="dxa"/>
-                    <w:bottom w:w="50" w:type="dxa"/>
+                    <w:bottom w:w="30" w:type="dxa"/>
                     <w:right w:w="70" w:type="dxa"/>
                   </w:tcMar>
                 </w:tcPr>
@@ -4980,9 +5014,9 @@
                     <w:right w:val="single" w:sz="4" w:color="C8CDC2"/>
                   </w:tcBorders>
                   <w:tcMar>
-                    <w:top w:w="50" w:type="dxa"/>
+                    <w:top w:w="30" w:type="dxa"/>
                     <w:left w:w="70" w:type="dxa"/>
-                    <w:bottom w:w="50" w:type="dxa"/>
+                    <w:bottom w:w="30" w:type="dxa"/>
                     <w:right w:w="70" w:type="dxa"/>
                   </w:tcMar>
                 </w:tcPr>
@@ -5012,9 +5046,9 @@
                     <w:right w:val="single" w:sz="4" w:color="C8CDC2"/>
                   </w:tcBorders>
                   <w:tcMar>
-                    <w:top w:w="50" w:type="dxa"/>
+                    <w:top w:w="30" w:type="dxa"/>
                     <w:left w:w="70" w:type="dxa"/>
-                    <w:bottom w:w="50" w:type="dxa"/>
+                    <w:bottom w:w="30" w:type="dxa"/>
                     <w:right w:w="70" w:type="dxa"/>
                   </w:tcMar>
                 </w:tcPr>
@@ -5059,9 +5093,9 @@
                     <w:right w:val="single" w:sz="4" w:color="C8CDC2"/>
                   </w:tcBorders>
                   <w:tcMar>
-                    <w:top w:w="50" w:type="dxa"/>
+                    <w:top w:w="30" w:type="dxa"/>
                     <w:left w:w="70" w:type="dxa"/>
-                    <w:bottom w:w="50" w:type="dxa"/>
+                    <w:bottom w:w="30" w:type="dxa"/>
                     <w:right w:w="70" w:type="dxa"/>
                   </w:tcMar>
                 </w:tcPr>
@@ -5091,9 +5125,9 @@
                     <w:right w:val="single" w:sz="4" w:color="C8CDC2"/>
                   </w:tcBorders>
                   <w:tcMar>
-                    <w:top w:w="50" w:type="dxa"/>
+                    <w:top w:w="30" w:type="dxa"/>
                     <w:left w:w="70" w:type="dxa"/>
-                    <w:bottom w:w="50" w:type="dxa"/>
+                    <w:bottom w:w="30" w:type="dxa"/>
                     <w:right w:w="70" w:type="dxa"/>
                   </w:tcMar>
                 </w:tcPr>
@@ -5138,9 +5172,9 @@
                     <w:right w:val="single" w:sz="4" w:color="C8CDC2"/>
                   </w:tcBorders>
                   <w:tcMar>
-                    <w:top w:w="50" w:type="dxa"/>
+                    <w:top w:w="30" w:type="dxa"/>
                     <w:left w:w="70" w:type="dxa"/>
-                    <w:bottom w:w="50" w:type="dxa"/>
+                    <w:bottom w:w="30" w:type="dxa"/>
                     <w:right w:w="70" w:type="dxa"/>
                   </w:tcMar>
                 </w:tcPr>
@@ -5170,9 +5204,9 @@
                     <w:right w:val="single" w:sz="4" w:color="C8CDC2"/>
                   </w:tcBorders>
                   <w:tcMar>
-                    <w:top w:w="50" w:type="dxa"/>
+                    <w:top w:w="30" w:type="dxa"/>
                     <w:left w:w="70" w:type="dxa"/>
-                    <w:bottom w:w="50" w:type="dxa"/>
+                    <w:bottom w:w="30" w:type="dxa"/>
                     <w:right w:w="70" w:type="dxa"/>
                   </w:tcMar>
                 </w:tcPr>
@@ -5268,7 +5302,9 @@
               <w:rPr>
                 <w:rFonts w:ascii="Trade Gothic Next" w:hAnsi="Trade Gothic Next"/>
                 <w:b w:val="0"/>
+                <w:color w:val="14161B"/>
                 <w:sz w:val="17"/>
+                <w:u w:val="none"/>
               </w:rPr>
               <w:t>Sublevels in n = 3</w:t>
             </w:r>
@@ -5281,7 +5317,9 @@
               <w:rPr>
                 <w:rFonts w:ascii="Trade Gothic Next" w:hAnsi="Trade Gothic Next"/>
                 <w:b w:val="0"/>
+                <w:color w:val="14161B"/>
                 <w:sz w:val="17"/>
+                <w:u w:val="none"/>
               </w:rPr>
               <w:t>Electrons in 4f</w:t>
             </w:r>
@@ -5294,7 +5332,9 @@
               <w:rPr>
                 <w:rFonts w:ascii="Trade Gothic Next" w:hAnsi="Trade Gothic Next"/>
                 <w:b w:val="0"/>
+                <w:color w:val="14161B"/>
                 <w:sz w:val="17"/>
+                <w:u w:val="none"/>
               </w:rPr>
               <w:t>Orbitals in n = 4</w:t>
             </w:r>
@@ -5307,7 +5347,9 @@
               <w:rPr>
                 <w:rFonts w:ascii="Trade Gothic Next" w:hAnsi="Trade Gothic Next"/>
                 <w:b w:val="0"/>
+                <w:color w:val="14161B"/>
                 <w:sz w:val="17"/>
+                <w:u w:val="none"/>
               </w:rPr>
               <w:t>Totals for n = 3</w:t>
             </w:r>
@@ -5360,7 +5402,7 @@
                 <w:sz w:val="19"/>
                 <w:u w:val="none"/>
               </w:rPr>
-              <w:t xml:space="preserve"> _______________ </w:t>
+              <w:t xml:space="preserve"> _______________</w:t>
             </w:r>
           </w:p>
           <w:p>
@@ -5385,6 +5427,26 @@
                 <w:sz w:val="19"/>
                 <w:u w:val="none"/>
               </w:rPr>
+              <w:t xml:space="preserve"> ______</w:t>
+            </w:r>
+            <w:r>
+              <w:rPr>
+                <w:rFonts w:ascii="Trade Gothic Next" w:hAnsi="Trade Gothic Next"/>
+                <w:b w:val="0"/>
+                <w:color w:val="14161B"/>
+                <w:sz w:val="19"/>
+                <w:u w:val="none"/>
+              </w:rPr>
+              <w:t xml:space="preserve">, from </w:t>
+            </w:r>
+            <w:r>
+              <w:rPr>
+                <w:rFonts w:ascii="Trade Gothic Next" w:hAnsi="Trade Gothic Next"/>
+                <w:b w:val="0"/>
+                <w:color w:val="14161B"/>
+                <w:sz w:val="19"/>
+                <w:u w:val="none"/>
+              </w:rPr>
               <w:t xml:space="preserve"> ______ </w:t>
             </w:r>
             <w:r>
@@ -5395,26 +5457,6 @@
                 <w:sz w:val="19"/>
                 <w:u w:val="none"/>
               </w:rPr>
-              <w:t xml:space="preserve">, from </w:t>
-            </w:r>
-            <w:r>
-              <w:rPr>
-                <w:rFonts w:ascii="Trade Gothic Next" w:hAnsi="Trade Gothic Next"/>
-                <w:b w:val="0"/>
-                <w:color w:val="14161B"/>
-                <w:sz w:val="19"/>
-                <w:u w:val="none"/>
-              </w:rPr>
-              <w:t xml:space="preserve"> ______ </w:t>
-            </w:r>
-            <w:r>
-              <w:rPr>
-                <w:rFonts w:ascii="Trade Gothic Next" w:hAnsi="Trade Gothic Next"/>
-                <w:b w:val="0"/>
-                <w:color w:val="14161B"/>
-                <w:sz w:val="19"/>
-                <w:u w:val="none"/>
-              </w:rPr>
               <w:t xml:space="preserve"> orbitals × 2</w:t>
             </w:r>
           </w:p>
@@ -5440,7 +5482,7 @@
                 <w:sz w:val="19"/>
                 <w:u w:val="none"/>
               </w:rPr>
-              <w:t xml:space="preserve"> ______ </w:t>
+              <w:t xml:space="preserve"> ______</w:t>
             </w:r>
             <w:r>
               <w:rPr>
@@ -5584,7 +5626,7 @@
                 <w:sz w:val="19"/>
                 <w:u w:val="none"/>
               </w:rPr>
-              <w:t xml:space="preserve"> ___________ </w:t>
+              <w:t xml:space="preserve"> ___________</w:t>
             </w:r>
             <w:r>
               <w:rPr>
@@ -5604,7 +5646,7 @@
                 <w:sz w:val="19"/>
                 <w:u w:val="none"/>
               </w:rPr>
-              <w:t xml:space="preserve"> __________ </w:t>
+              <w:t xml:space="preserve"> __________</w:t>
             </w:r>
             <w:r>
               <w:rPr>
@@ -5659,6 +5701,46 @@
                 <w:sz w:val="19"/>
                 <w:u w:val="none"/>
               </w:rPr>
+              <w:t xml:space="preserve"> ______</w:t>
+            </w:r>
+            <w:r>
+              <w:rPr>
+                <w:rFonts w:ascii="Trade Gothic Next" w:hAnsi="Trade Gothic Next"/>
+                <w:b w:val="0"/>
+                <w:color w:val="14161B"/>
+                <w:sz w:val="19"/>
+                <w:u w:val="none"/>
+              </w:rPr>
+              <w:t xml:space="preserve">, p = </w:t>
+            </w:r>
+            <w:r>
+              <w:rPr>
+                <w:rFonts w:ascii="Trade Gothic Next" w:hAnsi="Trade Gothic Next"/>
+                <w:b w:val="0"/>
+                <w:color w:val="14161B"/>
+                <w:sz w:val="19"/>
+                <w:u w:val="none"/>
+              </w:rPr>
+              <w:t xml:space="preserve"> ______</w:t>
+            </w:r>
+            <w:r>
+              <w:rPr>
+                <w:rFonts w:ascii="Trade Gothic Next" w:hAnsi="Trade Gothic Next"/>
+                <w:b w:val="0"/>
+                <w:color w:val="14161B"/>
+                <w:sz w:val="19"/>
+                <w:u w:val="none"/>
+              </w:rPr>
+              <w:t xml:space="preserve">, d = </w:t>
+            </w:r>
+            <w:r>
+              <w:rPr>
+                <w:rFonts w:ascii="Trade Gothic Next" w:hAnsi="Trade Gothic Next"/>
+                <w:b w:val="0"/>
+                <w:color w:val="14161B"/>
+                <w:sz w:val="19"/>
+                <w:u w:val="none"/>
+              </w:rPr>
               <w:t xml:space="preserve"> ______ </w:t>
             </w:r>
             <w:r>
@@ -5669,46 +5751,6 @@
                 <w:sz w:val="19"/>
                 <w:u w:val="none"/>
               </w:rPr>
-              <w:t xml:space="preserve">, p = </w:t>
-            </w:r>
-            <w:r>
-              <w:rPr>
-                <w:rFonts w:ascii="Trade Gothic Next" w:hAnsi="Trade Gothic Next"/>
-                <w:b w:val="0"/>
-                <w:color w:val="14161B"/>
-                <w:sz w:val="19"/>
-                <w:u w:val="none"/>
-              </w:rPr>
-              <w:t xml:space="preserve"> ______ </w:t>
-            </w:r>
-            <w:r>
-              <w:rPr>
-                <w:rFonts w:ascii="Trade Gothic Next" w:hAnsi="Trade Gothic Next"/>
-                <w:b w:val="0"/>
-                <w:color w:val="14161B"/>
-                <w:sz w:val="19"/>
-                <w:u w:val="none"/>
-              </w:rPr>
-              <w:t xml:space="preserve">, d = </w:t>
-            </w:r>
-            <w:r>
-              <w:rPr>
-                <w:rFonts w:ascii="Trade Gothic Next" w:hAnsi="Trade Gothic Next"/>
-                <w:b w:val="0"/>
-                <w:color w:val="14161B"/>
-                <w:sz w:val="19"/>
-                <w:u w:val="none"/>
-              </w:rPr>
-              <w:t xml:space="preserve"> ______ </w:t>
-            </w:r>
-            <w:r>
-              <w:rPr>
-                <w:rFonts w:ascii="Trade Gothic Next" w:hAnsi="Trade Gothic Next"/>
-                <w:b w:val="0"/>
-                <w:color w:val="14161B"/>
-                <w:sz w:val="19"/>
-                <w:u w:val="none"/>
-              </w:rPr>
               <w:t xml:space="preserve"> and f = </w:t>
             </w:r>
             <w:r>
@@ -5719,7 +5761,7 @@
                 <w:sz w:val="19"/>
                 <w:u w:val="none"/>
               </w:rPr>
-              <w:t xml:space="preserve"> ______ </w:t>
+              <w:t xml:space="preserve"> ______</w:t>
             </w:r>
             <w:r>
               <w:rPr>
@@ -5946,7 +5988,7 @@
                 <w:sz w:val="17"/>
                 <w:spacing w:val="26"/>
               </w:rPr>
-              <w:t>U2 / S2.3</w:t>
+              <w:t>U02 / S02.3</w:t>
             </w:r>
           </w:p>
           <w:p>
@@ -6079,7 +6121,9 @@
               <w:rPr>
                 <w:rFonts w:ascii="Trade Gothic Next" w:hAnsi="Trade Gothic Next"/>
                 <w:b w:val="0"/>
+                <w:color w:val="14161B"/>
                 <w:sz w:val="17"/>
+                <w:u w:val="none"/>
               </w:rPr>
               <w:t>Definition — electron configuration</w:t>
             </w:r>
@@ -6092,7 +6136,9 @@
               <w:rPr>
                 <w:rFonts w:ascii="Trade Gothic Next" w:hAnsi="Trade Gothic Next"/>
                 <w:b w:val="0"/>
+                <w:color w:val="14161B"/>
                 <w:sz w:val="17"/>
+                <w:u w:val="none"/>
               </w:rPr>
               <w:t>Number of filling rules</w:t>
             </w:r>
@@ -6125,10 +6171,10 @@
           </w:p>
           <w:p>
             <w:pPr>
-              <w:spacing w:after="40" w:before="0"/>
               <w:pBdr>
                 <w:left w:val="single" w:sz="18" w:space="6" w:color="A3E635"/>
               </w:pBdr>
+              <w:spacing w:after="40" w:before="0"/>
             </w:pPr>
             <w:r>
               <w:rPr>
@@ -6148,7 +6194,7 @@
                 <w:sz w:val="19"/>
                 <w:u w:val="none"/>
               </w:rPr>
-              <w:t xml:space="preserve"> _________________________ </w:t>
+              <w:t xml:space="preserve"> _________________________</w:t>
             </w:r>
             <w:r>
               <w:rPr>
@@ -6193,7 +6239,7 @@
                 <w:sz w:val="19"/>
                 <w:u w:val="none"/>
               </w:rPr>
-              <w:t xml:space="preserve"> ________ </w:t>
+              <w:t xml:space="preserve"> ________</w:t>
             </w:r>
             <w:r>
               <w:rPr>
@@ -6233,7 +6279,7 @@
                 <w:sz w:val="19"/>
                 <w:u w:val="none"/>
               </w:rPr>
-              <w:t xml:space="preserve"> ______ </w:t>
+              <w:t xml:space="preserve"> ______</w:t>
             </w:r>
             <w:r>
               <w:rPr>
@@ -6298,7 +6344,9 @@
               <w:rPr>
                 <w:rFonts w:ascii="Trade Gothic Next" w:hAnsi="Trade Gothic Next"/>
                 <w:b w:val="0"/>
+                <w:color w:val="14161B"/>
                 <w:sz w:val="17"/>
+                <w:u w:val="none"/>
               </w:rPr>
               <w:t>Table — the three parts of 2p⁴</w:t>
             </w:r>
@@ -6311,7 +6359,9 @@
               <w:rPr>
                 <w:rFonts w:ascii="Trade Gothic Next" w:hAnsi="Trade Gothic Next"/>
                 <w:b w:val="0"/>
+                <w:color w:val="14161B"/>
                 <w:sz w:val="17"/>
+                <w:u w:val="none"/>
               </w:rPr>
               <w:t>Check for a neutral atom</w:t>
             </w:r>
@@ -6399,10 +6449,10 @@
           </w:p>
           <w:p>
             <w:pPr>
-              <w:spacing w:after="40" w:before="0"/>
               <w:pBdr>
                 <w:left w:val="single" w:sz="18" w:space="6" w:color="A3E635"/>
               </w:pBdr>
+              <w:spacing w:after="40" w:before="0"/>
             </w:pPr>
             <w:r>
               <w:rPr>
@@ -6422,7 +6472,7 @@
                 <w:sz w:val="19"/>
                 <w:u w:val="none"/>
               </w:rPr>
-              <w:t xml:space="preserve"> _______________ </w:t>
+              <w:t xml:space="preserve"> _______________</w:t>
             </w:r>
             <w:r>
               <w:rPr>
@@ -6523,9 +6573,9 @@
                     <w:right w:val="single" w:sz="4" w:color="C8CDC2"/>
                   </w:tcBorders>
                   <w:tcMar>
-                    <w:top w:w="50" w:type="dxa"/>
+                    <w:top w:w="30" w:type="dxa"/>
                     <w:left w:w="70" w:type="dxa"/>
-                    <w:bottom w:w="50" w:type="dxa"/>
+                    <w:bottom w:w="30" w:type="dxa"/>
                     <w:right w:w="70" w:type="dxa"/>
                   </w:tcMar>
                 </w:tcPr>
@@ -6555,9 +6605,9 @@
                     <w:right w:val="single" w:sz="4" w:color="C8CDC2"/>
                   </w:tcBorders>
                   <w:tcMar>
-                    <w:top w:w="50" w:type="dxa"/>
+                    <w:top w:w="30" w:type="dxa"/>
                     <w:left w:w="70" w:type="dxa"/>
-                    <w:bottom w:w="50" w:type="dxa"/>
+                    <w:bottom w:w="30" w:type="dxa"/>
                     <w:right w:w="70" w:type="dxa"/>
                   </w:tcMar>
                 </w:tcPr>
@@ -6573,7 +6623,7 @@
                       <w:sz w:val="19"/>
                       <w:u w:val="none"/>
                     </w:rPr>
-                    <w:t xml:space="preserve"> ______________ </w:t>
+                    <w:t xml:space="preserve"> ______________</w:t>
                   </w:r>
                 </w:p>
               </w:tc>
@@ -6592,9 +6642,9 @@
                     <w:right w:val="single" w:sz="4" w:color="C8CDC2"/>
                   </w:tcBorders>
                   <w:tcMar>
-                    <w:top w:w="50" w:type="dxa"/>
+                    <w:top w:w="30" w:type="dxa"/>
                     <w:left w:w="70" w:type="dxa"/>
-                    <w:bottom w:w="50" w:type="dxa"/>
+                    <w:bottom w:w="30" w:type="dxa"/>
                     <w:right w:w="70" w:type="dxa"/>
                   </w:tcMar>
                 </w:tcPr>
@@ -6624,9 +6674,9 @@
                     <w:right w:val="single" w:sz="4" w:color="C8CDC2"/>
                   </w:tcBorders>
                   <w:tcMar>
-                    <w:top w:w="50" w:type="dxa"/>
+                    <w:top w:w="30" w:type="dxa"/>
                     <w:left w:w="70" w:type="dxa"/>
-                    <w:bottom w:w="50" w:type="dxa"/>
+                    <w:bottom w:w="30" w:type="dxa"/>
                     <w:right w:w="70" w:type="dxa"/>
                   </w:tcMar>
                 </w:tcPr>
@@ -6642,7 +6692,7 @@
                       <w:sz w:val="19"/>
                       <w:u w:val="none"/>
                     </w:rPr>
-                    <w:t xml:space="preserve"> _______________ </w:t>
+                    <w:t xml:space="preserve"> _______________</w:t>
                   </w:r>
                 </w:p>
               </w:tc>
@@ -6661,9 +6711,9 @@
                     <w:right w:val="single" w:sz="4" w:color="C8CDC2"/>
                   </w:tcBorders>
                   <w:tcMar>
-                    <w:top w:w="50" w:type="dxa"/>
+                    <w:top w:w="30" w:type="dxa"/>
                     <w:left w:w="70" w:type="dxa"/>
-                    <w:bottom w:w="50" w:type="dxa"/>
+                    <w:bottom w:w="30" w:type="dxa"/>
                     <w:right w:w="70" w:type="dxa"/>
                   </w:tcMar>
                 </w:tcPr>
@@ -6693,9 +6743,9 @@
                     <w:right w:val="single" w:sz="4" w:color="C8CDC2"/>
                   </w:tcBorders>
                   <w:tcMar>
-                    <w:top w:w="50" w:type="dxa"/>
+                    <w:top w:w="30" w:type="dxa"/>
                     <w:left w:w="70" w:type="dxa"/>
-                    <w:bottom w:w="50" w:type="dxa"/>
+                    <w:bottom w:w="30" w:type="dxa"/>
                     <w:right w:w="70" w:type="dxa"/>
                   </w:tcMar>
                 </w:tcPr>
@@ -6711,7 +6761,7 @@
                       <w:sz w:val="19"/>
                       <w:u w:val="none"/>
                     </w:rPr>
-                    <w:t xml:space="preserve"> ______________________ </w:t>
+                    <w:t xml:space="preserve"> ______________________</w:t>
                   </w:r>
                 </w:p>
               </w:tc>
@@ -6781,7 +6831,9 @@
               <w:rPr>
                 <w:rFonts w:ascii="Trade Gothic Next" w:hAnsi="Trade Gothic Next"/>
                 <w:b w:val="0"/>
+                <w:color w:val="14161B"/>
                 <w:sz w:val="17"/>
+                <w:u w:val="none"/>
               </w:rPr>
               <w:t>Definition — Aufbau principle</w:t>
             </w:r>
@@ -6794,7 +6846,9 @@
               <w:rPr>
                 <w:rFonts w:ascii="Trade Gothic Next" w:hAnsi="Trade Gothic Next"/>
                 <w:b w:val="0"/>
+                <w:color w:val="14161B"/>
                 <w:sz w:val="17"/>
+                <w:u w:val="none"/>
               </w:rPr>
               <w:t>Filling order, first nine sublevels</w:t>
             </w:r>
@@ -6807,7 +6861,9 @@
               <w:rPr>
                 <w:rFonts w:ascii="Trade Gothic Next" w:hAnsi="Trade Gothic Next"/>
                 <w:b w:val="0"/>
+                <w:color w:val="14161B"/>
                 <w:sz w:val="17"/>
+                <w:u w:val="none"/>
               </w:rPr>
               <w:t>Maximum electrons per sublevel</w:t>
             </w:r>
@@ -6840,10 +6896,10 @@
           </w:p>
           <w:p>
             <w:pPr>
-              <w:spacing w:after="40" w:before="0"/>
               <w:pBdr>
                 <w:left w:val="single" w:sz="18" w:space="6" w:color="A3E635"/>
               </w:pBdr>
+              <w:spacing w:after="40" w:before="0"/>
             </w:pPr>
             <w:r>
               <w:rPr>
@@ -6863,7 +6919,7 @@
                 <w:sz w:val="19"/>
                 <w:u w:val="none"/>
               </w:rPr>
-              <w:t xml:space="preserve"> ________ </w:t>
+              <w:t xml:space="preserve"> ________</w:t>
             </w:r>
             <w:r>
               <w:rPr>
@@ -7038,7 +7094,7 @@
                 <w:sz w:val="19"/>
                 <w:u w:val="none"/>
               </w:rPr>
-              <w:t xml:space="preserve"> ______ </w:t>
+              <w:t xml:space="preserve"> ______</w:t>
             </w:r>
           </w:p>
           <w:p>
@@ -7063,7 +7119,7 @@
                 <w:sz w:val="19"/>
                 <w:u w:val="none"/>
               </w:rPr>
-              <w:t xml:space="preserve"> ______ </w:t>
+              <w:t xml:space="preserve"> ______</w:t>
             </w:r>
             <w:r>
               <w:rPr>
@@ -7083,7 +7139,7 @@
                 <w:sz w:val="19"/>
                 <w:u w:val="none"/>
               </w:rPr>
-              <w:t xml:space="preserve"> ______ </w:t>
+              <w:t xml:space="preserve"> ______</w:t>
             </w:r>
             <w:r>
               <w:rPr>
@@ -7103,7 +7159,7 @@
                 <w:sz w:val="19"/>
                 <w:u w:val="none"/>
               </w:rPr>
-              <w:t xml:space="preserve"> ______ </w:t>
+              <w:t xml:space="preserve"> ______</w:t>
             </w:r>
             <w:r>
               <w:rPr>
@@ -7123,7 +7179,7 @@
                 <w:sz w:val="19"/>
                 <w:u w:val="none"/>
               </w:rPr>
-              <w:t xml:space="preserve"> ______ </w:t>
+              <w:t xml:space="preserve"> ______</w:t>
             </w:r>
             <w:r>
               <w:rPr>
@@ -7188,7 +7244,9 @@
               <w:rPr>
                 <w:rFonts w:ascii="Trade Gothic Next" w:hAnsi="Trade Gothic Next"/>
                 <w:b w:val="0"/>
+                <w:color w:val="14161B"/>
                 <w:sz w:val="17"/>
+                <w:u w:val="none"/>
               </w:rPr>
               <w:t>Definition — Pauli rule</w:t>
             </w:r>
@@ -7201,7 +7259,9 @@
               <w:rPr>
                 <w:rFonts w:ascii="Trade Gothic Next" w:hAnsi="Trade Gothic Next"/>
                 <w:b w:val="0"/>
+                <w:color w:val="14161B"/>
                 <w:sz w:val="17"/>
+                <w:u w:val="none"/>
               </w:rPr>
               <w:t>Allowed and not allowed spins</w:t>
             </w:r>
@@ -7229,15 +7289,15 @@
                 <w:sz w:val="15"/>
                 <w:spacing w:val="26"/>
               </w:rPr>
-              <w:t>PAULI: TWO ELECTRONS, OPPOSITE SPINS</w:t>
-            </w:r>
-          </w:p>
-          <w:p>
-            <w:pPr>
-              <w:spacing w:after="40" w:before="0"/>
+              <w:t>PAULI RULE</w:t>
+            </w:r>
+          </w:p>
+          <w:p>
+            <w:pPr>
               <w:pBdr>
                 <w:left w:val="single" w:sz="18" w:space="6" w:color="A3E635"/>
               </w:pBdr>
+              <w:spacing w:after="40" w:before="0"/>
             </w:pPr>
             <w:r>
               <w:rPr>
@@ -7521,7 +7581,9 @@
               <w:rPr>
                 <w:rFonts w:ascii="Trade Gothic Next" w:hAnsi="Trade Gothic Next"/>
                 <w:b w:val="0"/>
+                <w:color w:val="14161B"/>
                 <w:sz w:val="17"/>
+                <w:u w:val="none"/>
               </w:rPr>
               <w:t>Definition — Hund's rule</w:t>
             </w:r>
@@ -7534,7 +7596,9 @@
               <w:rPr>
                 <w:rFonts w:ascii="Trade Gothic Next" w:hAnsi="Trade Gothic Next"/>
                 <w:b w:val="0"/>
+                <w:color w:val="14161B"/>
                 <w:sz w:val="17"/>
+                <w:u w:val="none"/>
               </w:rPr>
               <w:t>Carbon, nitrogen, oxygen in 2p</w:t>
             </w:r>
@@ -7562,15 +7626,15 @@
                 <w:sz w:val="15"/>
                 <w:spacing w:val="26"/>
               </w:rPr>
-              <w:t>HUND: ONE IN EACH BEFORE PAIRING</w:t>
-            </w:r>
-          </w:p>
-          <w:p>
-            <w:pPr>
-              <w:spacing w:after="40" w:before="0"/>
+              <w:t>HUND'S RULE</w:t>
+            </w:r>
+          </w:p>
+          <w:p>
+            <w:pPr>
               <w:pBdr>
                 <w:left w:val="single" w:sz="18" w:space="6" w:color="A3E635"/>
               </w:pBdr>
+              <w:spacing w:after="40" w:before="0"/>
             </w:pPr>
             <w:r>
               <w:rPr>
@@ -7625,7 +7689,7 @@
                 <w:sz w:val="19"/>
                 <w:u w:val="none"/>
               </w:rPr>
-              <w:t xml:space="preserve"> ______ </w:t>
+              <w:t xml:space="preserve"> ______</w:t>
             </w:r>
             <w:r>
               <w:rPr>
@@ -8029,7 +8093,9 @@
               <w:rPr>
                 <w:rFonts w:ascii="Trade Gothic Next" w:hAnsi="Trade Gothic Next"/>
                 <w:b w:val="0"/>
+                <w:color w:val="14161B"/>
                 <w:sz w:val="17"/>
+                <w:u w:val="none"/>
               </w:rPr>
               <w:t>Atomic number and electron count</w:t>
             </w:r>
@@ -8042,7 +8108,9 @@
               <w:rPr>
                 <w:rFonts w:ascii="Trade Gothic Next" w:hAnsi="Trade Gothic Next"/>
                 <w:b w:val="0"/>
+                <w:color w:val="14161B"/>
                 <w:sz w:val="17"/>
+                <w:u w:val="none"/>
               </w:rPr>
               <w:t>Full configuration</w:t>
             </w:r>
@@ -8055,7 +8123,9 @@
               <w:rPr>
                 <w:rFonts w:ascii="Trade Gothic Next" w:hAnsi="Trade Gothic Next"/>
                 <w:b w:val="0"/>
+                <w:color w:val="14161B"/>
                 <w:sz w:val="17"/>
+                <w:u w:val="none"/>
               </w:rPr>
               <w:t>Orbital diagram</w:t>
             </w:r>
@@ -8068,7 +8138,9 @@
               <w:rPr>
                 <w:rFonts w:ascii="Trade Gothic Next" w:hAnsi="Trade Gothic Next"/>
                 <w:b w:val="0"/>
+                <w:color w:val="14161B"/>
                 <w:sz w:val="17"/>
+                <w:u w:val="none"/>
               </w:rPr>
               <w:t>Unpaired electrons</w:t>
             </w:r>
@@ -8136,10 +8208,10 @@
           </w:p>
           <w:p>
             <w:pPr>
-              <w:spacing w:after="40" w:before="0"/>
               <w:pBdr>
                 <w:left w:val="single" w:sz="18" w:space="6" w:color="A3E635"/>
               </w:pBdr>
+              <w:spacing w:after="40" w:before="0"/>
             </w:pPr>
             <w:r>
               <w:rPr>
@@ -8159,7 +8231,7 @@
                 <w:sz w:val="19"/>
                 <w:u w:val="none"/>
               </w:rPr>
-              <w:t xml:space="preserve"> _____________ </w:t>
+              <w:t xml:space="preserve"> _____________</w:t>
             </w:r>
           </w:p>
           <w:p>
@@ -8184,7 +8256,7 @@
                 <w:sz w:val="19"/>
                 <w:u w:val="none"/>
               </w:rPr>
-              <w:t xml:space="preserve"> ______ </w:t>
+              <w:t xml:space="preserve"> ______</w:t>
             </w:r>
           </w:p>
           <w:p>
@@ -8475,7 +8547,9 @@
               <w:rPr>
                 <w:rFonts w:ascii="Trade Gothic Next" w:hAnsi="Trade Gothic Next"/>
                 <w:b w:val="0"/>
+                <w:color w:val="14161B"/>
                 <w:sz w:val="17"/>
+                <w:u w:val="none"/>
               </w:rPr>
               <w:t>Full configuration of Ar</w:t>
             </w:r>
@@ -8488,7 +8562,9 @@
               <w:rPr>
                 <w:rFonts w:ascii="Trade Gothic Next" w:hAnsi="Trade Gothic Next"/>
                 <w:b w:val="0"/>
+                <w:color w:val="14161B"/>
                 <w:sz w:val="17"/>
+                <w:u w:val="none"/>
               </w:rPr>
               <w:t>Check the sum</w:t>
             </w:r>
@@ -8556,10 +8632,10 @@
           </w:p>
           <w:p>
             <w:pPr>
-              <w:spacing w:after="40" w:before="0"/>
               <w:pBdr>
                 <w:left w:val="single" w:sz="18" w:space="6" w:color="A3E635"/>
               </w:pBdr>
+              <w:spacing w:after="40" w:before="0"/>
             </w:pPr>
             <w:r>
               <w:rPr>
@@ -8579,7 +8655,7 @@
                 <w:sz w:val="19"/>
                 <w:u w:val="none"/>
               </w:rPr>
-              <w:t xml:space="preserve"> ______________________ </w:t>
+              <w:t xml:space="preserve"> ______________________</w:t>
             </w:r>
           </w:p>
           <w:p>
@@ -8594,17 +8670,17 @@
                 <w:sz w:val="19"/>
                 <w:u w:val="none"/>
               </w:rPr>
-              <w:t xml:space="preserve">Check: 2 + 2 + 6 + 2 + 6 = </w:t>
-            </w:r>
-            <w:r>
-              <w:rPr>
-                <w:rFonts w:ascii="Trade Gothic Next" w:hAnsi="Trade Gothic Next"/>
-                <w:b w:val="0"/>
-                <w:color w:val="14161B"/>
-                <w:sz w:val="19"/>
-                <w:u w:val="none"/>
-              </w:rPr>
-              <w:t xml:space="preserve"> ______ </w:t>
+              <w:t xml:space="preserve">Check: the raised numbers add to </w:t>
+            </w:r>
+            <w:r>
+              <w:rPr>
+                <w:rFonts w:ascii="Trade Gothic Next" w:hAnsi="Trade Gothic Next"/>
+                <w:b w:val="0"/>
+                <w:color w:val="14161B"/>
+                <w:sz w:val="19"/>
+                <w:u w:val="none"/>
+              </w:rPr>
+              <w:t xml:space="preserve"> ______</w:t>
             </w:r>
             <w:r>
               <w:rPr>
@@ -8669,7 +8745,9 @@
               <w:rPr>
                 <w:rFonts w:ascii="Trade Gothic Next" w:hAnsi="Trade Gothic Next"/>
                 <w:b w:val="0"/>
+                <w:color w:val="14161B"/>
                 <w:sz w:val="17"/>
+                <w:u w:val="none"/>
               </w:rPr>
               <w:t>Steps to shorten a configuration</w:t>
             </w:r>
@@ -8682,7 +8760,9 @@
               <w:rPr>
                 <w:rFonts w:ascii="Trade Gothic Next" w:hAnsi="Trade Gothic Next"/>
                 <w:b w:val="0"/>
+                <w:color w:val="14161B"/>
                 <w:sz w:val="17"/>
+                <w:u w:val="none"/>
               </w:rPr>
               <w:t>Germanium, shorthand</w:t>
             </w:r>
@@ -8715,10 +8795,10 @@
           </w:p>
           <w:p>
             <w:pPr>
-              <w:spacing w:after="40" w:before="0"/>
               <w:pBdr>
                 <w:left w:val="single" w:sz="18" w:space="6" w:color="A3E635"/>
               </w:pBdr>
+              <w:spacing w:after="40" w:before="0"/>
             </w:pPr>
             <w:r>
               <w:rPr>
@@ -8738,17 +8818,62 @@
                 <w:sz w:val="19"/>
                 <w:u w:val="none"/>
               </w:rPr>
+              <w:t xml:space="preserve"> ______</w:t>
+            </w:r>
+            <w:r>
+              <w:rPr>
+                <w:rFonts w:ascii="Trade Gothic Next" w:hAnsi="Trade Gothic Next"/>
+                <w:b/>
+                <w:color w:val="14161B"/>
+                <w:sz w:val="19"/>
+                <w:u w:val="none"/>
+              </w:rPr>
+              <w:t>.</w:t>
+            </w:r>
+          </w:p>
+          <w:p>
+            <w:pPr>
+              <w:spacing w:after="40" w:before="0"/>
+            </w:pPr>
+            <w:r>
+              <w:rPr>
+                <w:rFonts w:ascii="Trade Gothic Next" w:hAnsi="Trade Gothic Next"/>
+                <w:b w:val="0"/>
+                <w:color w:val="14161B"/>
+                <w:sz w:val="19"/>
+                <w:u w:val="none"/>
+              </w:rPr>
+              <w:t xml:space="preserve">Germanium has </w:t>
+            </w:r>
+            <w:r>
+              <w:rPr>
+                <w:rFonts w:ascii="Trade Gothic Next" w:hAnsi="Trade Gothic Next"/>
+                <w:b w:val="0"/>
+                <w:color w:val="14161B"/>
+                <w:sz w:val="19"/>
+                <w:u w:val="none"/>
+              </w:rPr>
               <w:t xml:space="preserve"> ______ </w:t>
             </w:r>
             <w:r>
               <w:rPr>
                 <w:rFonts w:ascii="Trade Gothic Next" w:hAnsi="Trade Gothic Next"/>
-                <w:b/>
-                <w:color w:val="14161B"/>
-                <w:sz w:val="19"/>
-                <w:u w:val="none"/>
-              </w:rPr>
-              <w:t>.</w:t>
+                <w:b w:val="0"/>
+                <w:color w:val="14161B"/>
+                <w:sz w:val="19"/>
+                <w:u w:val="none"/>
+              </w:rPr>
+              <w:t xml:space="preserve"> electrons: </w:t>
+            </w:r>
+            <w:r>
+              <w:rPr>
+                <w:rFonts w:ascii="Trade Gothic Next" w:hAnsi="Trade Gothic Next"/>
+                <w:b w:val="0"/>
+                <w:color w:val="14161B"/>
+                <w:sz w:val="19"/>
+                <w:u w:val="none"/>
+              </w:rPr>
+              <w:t xml:space="preserve"> ____________________________________</w:t>
             </w:r>
           </w:p>
           <w:p>
@@ -8763,7 +8888,32 @@
                 <w:sz w:val="19"/>
                 <w:u w:val="none"/>
               </w:rPr>
-              <w:t xml:space="preserve">Germanium has </w:t>
+              <w:t xml:space="preserve">Shorthand for Ge: </w:t>
+            </w:r>
+            <w:r>
+              <w:rPr>
+                <w:rFonts w:ascii="Trade Gothic Next" w:hAnsi="Trade Gothic Next"/>
+                <w:b w:val="0"/>
+                <w:color w:val="14161B"/>
+                <w:sz w:val="19"/>
+                <w:u w:val="none"/>
+              </w:rPr>
+              <w:t xml:space="preserve"> ____________________</w:t>
+            </w:r>
+          </w:p>
+          <w:p>
+            <w:pPr>
+              <w:spacing w:after="40" w:before="0"/>
+            </w:pPr>
+            <w:r>
+              <w:rPr>
+                <w:rFonts w:ascii="Trade Gothic Next" w:hAnsi="Trade Gothic Next"/>
+                <w:b w:val="0"/>
+                <w:color w:val="14161B"/>
+                <w:sz w:val="19"/>
+                <w:u w:val="none"/>
+              </w:rPr>
+              <w:t xml:space="preserve">[Ar] covers </w:t>
             </w:r>
             <w:r>
               <w:rPr>
@@ -8783,66 +8933,6 @@
                 <w:sz w:val="19"/>
                 <w:u w:val="none"/>
               </w:rPr>
-              <w:t xml:space="preserve"> electrons: 1s² 2s² 2p⁶ 3s² 3p⁶ 4s² 3d¹⁰ 4p²</w:t>
-            </w:r>
-          </w:p>
-          <w:p>
-            <w:pPr>
-              <w:spacing w:after="40" w:before="0"/>
-            </w:pPr>
-            <w:r>
-              <w:rPr>
-                <w:rFonts w:ascii="Trade Gothic Next" w:hAnsi="Trade Gothic Next"/>
-                <w:b w:val="0"/>
-                <w:color w:val="14161B"/>
-                <w:sz w:val="19"/>
-                <w:u w:val="none"/>
-              </w:rPr>
-              <w:t xml:space="preserve">Shorthand for Ge: </w:t>
-            </w:r>
-            <w:r>
-              <w:rPr>
-                <w:rFonts w:ascii="Trade Gothic Next" w:hAnsi="Trade Gothic Next"/>
-                <w:b w:val="0"/>
-                <w:color w:val="14161B"/>
-                <w:sz w:val="19"/>
-                <w:u w:val="none"/>
-              </w:rPr>
-              <w:t xml:space="preserve"> ____________________ </w:t>
-            </w:r>
-          </w:p>
-          <w:p>
-            <w:pPr>
-              <w:spacing w:after="40" w:before="0"/>
-            </w:pPr>
-            <w:r>
-              <w:rPr>
-                <w:rFonts w:ascii="Trade Gothic Next" w:hAnsi="Trade Gothic Next"/>
-                <w:b w:val="0"/>
-                <w:color w:val="14161B"/>
-                <w:sz w:val="19"/>
-                <w:u w:val="none"/>
-              </w:rPr>
-              <w:t xml:space="preserve">[Ar] covers </w:t>
-            </w:r>
-            <w:r>
-              <w:rPr>
-                <w:rFonts w:ascii="Trade Gothic Next" w:hAnsi="Trade Gothic Next"/>
-                <w:b w:val="0"/>
-                <w:color w:val="14161B"/>
-                <w:sz w:val="19"/>
-                <w:u w:val="none"/>
-              </w:rPr>
-              <w:t xml:space="preserve"> ______ </w:t>
-            </w:r>
-            <w:r>
-              <w:rPr>
-                <w:rFonts w:ascii="Trade Gothic Next" w:hAnsi="Trade Gothic Next"/>
-                <w:b w:val="0"/>
-                <w:color w:val="14161B"/>
-                <w:sz w:val="19"/>
-                <w:u w:val="none"/>
-              </w:rPr>
               <w:t xml:space="preserve"> electrons. Keep the other </w:t>
             </w:r>
             <w:r>
@@ -8853,7 +8943,7 @@
                 <w:sz w:val="19"/>
                 <w:u w:val="none"/>
               </w:rPr>
-              <w:t xml:space="preserve"> ______ </w:t>
+              <w:t xml:space="preserve"> ______</w:t>
             </w:r>
             <w:r>
               <w:rPr>
@@ -8873,7 +8963,7 @@
                 <w:sz w:val="19"/>
                 <w:u w:val="none"/>
               </w:rPr>
-              <w:t xml:space="preserve"> ______ </w:t>
+              <w:t xml:space="preserve"> ______</w:t>
             </w:r>
             <w:r>
               <w:rPr>
@@ -8938,7 +9028,9 @@
               <w:rPr>
                 <w:rFonts w:ascii="Trade Gothic Next" w:hAnsi="Trade Gothic Next"/>
                 <w:b w:val="0"/>
+                <w:color w:val="14161B"/>
                 <w:sz w:val="17"/>
+                <w:u w:val="none"/>
               </w:rPr>
               <w:t>Electrons left after [Ar]</w:t>
             </w:r>
@@ -8951,7 +9043,9 @@
               <w:rPr>
                 <w:rFonts w:ascii="Trade Gothic Next" w:hAnsi="Trade Gothic Next"/>
                 <w:b w:val="0"/>
+                <w:color w:val="14161B"/>
                 <w:sz w:val="17"/>
+                <w:u w:val="none"/>
               </w:rPr>
               <w:t>Iron shorthand</w:t>
             </w:r>
@@ -8964,7 +9058,9 @@
               <w:rPr>
                 <w:rFonts w:ascii="Trade Gothic Next" w:hAnsi="Trade Gothic Next"/>
                 <w:b w:val="0"/>
+                <w:color w:val="14161B"/>
                 <w:sz w:val="17"/>
+                <w:u w:val="none"/>
               </w:rPr>
               <w:t>Unpaired electrons in iron</w:t>
             </w:r>
@@ -9037,6 +9133,41 @@
                 <w:sz w:val="19"/>
                 <w:u w:val="none"/>
               </w:rPr>
+              <w:t xml:space="preserve"> ______</w:t>
+            </w:r>
+            <w:r>
+              <w:rPr>
+                <w:rFonts w:ascii="Trade Gothic Next" w:hAnsi="Trade Gothic Next"/>
+                <w:b w:val="0"/>
+                <w:color w:val="14161B"/>
+                <w:sz w:val="19"/>
+                <w:u w:val="none"/>
+              </w:rPr>
+              <w:t>.</w:t>
+            </w:r>
+          </w:p>
+          <w:p>
+            <w:pPr>
+              <w:spacing w:after="40" w:before="0"/>
+            </w:pPr>
+            <w:r>
+              <w:rPr>
+                <w:rFonts w:ascii="Trade Gothic Next" w:hAnsi="Trade Gothic Next"/>
+                <w:b w:val="0"/>
+                <w:color w:val="14161B"/>
+                <w:sz w:val="19"/>
+                <w:u w:val="none"/>
+              </w:rPr>
+              <w:t xml:space="preserve">26 − 18 = </w:t>
+            </w:r>
+            <w:r>
+              <w:rPr>
+                <w:rFonts w:ascii="Trade Gothic Next" w:hAnsi="Trade Gothic Next"/>
+                <w:b w:val="0"/>
+                <w:color w:val="14161B"/>
+                <w:sz w:val="19"/>
+                <w:u w:val="none"/>
+              </w:rPr>
               <w:t xml:space="preserve"> ______ </w:t>
             </w:r>
             <w:r>
@@ -9047,50 +9178,15 @@
                 <w:sz w:val="19"/>
                 <w:u w:val="none"/>
               </w:rPr>
-              <w:t>.</w:t>
-            </w:r>
-          </w:p>
-          <w:p>
-            <w:pPr>
-              <w:spacing w:after="40" w:before="0"/>
-            </w:pPr>
-            <w:r>
-              <w:rPr>
-                <w:rFonts w:ascii="Trade Gothic Next" w:hAnsi="Trade Gothic Next"/>
-                <w:b w:val="0"/>
-                <w:color w:val="14161B"/>
-                <w:sz w:val="19"/>
-                <w:u w:val="none"/>
-              </w:rPr>
-              <w:t xml:space="preserve">26 − 18 = </w:t>
-            </w:r>
-            <w:r>
-              <w:rPr>
-                <w:rFonts w:ascii="Trade Gothic Next" w:hAnsi="Trade Gothic Next"/>
-                <w:b w:val="0"/>
-                <w:color w:val="14161B"/>
-                <w:sz w:val="19"/>
-                <w:u w:val="none"/>
-              </w:rPr>
-              <w:t xml:space="preserve"> ______ </w:t>
-            </w:r>
-            <w:r>
-              <w:rPr>
-                <w:rFonts w:ascii="Trade Gothic Next" w:hAnsi="Trade Gothic Next"/>
-                <w:b w:val="0"/>
-                <w:color w:val="14161B"/>
-                <w:sz w:val="19"/>
-                <w:u w:val="none"/>
-              </w:rPr>
               <w:t xml:space="preserve"> electrons left to place.</w:t>
             </w:r>
           </w:p>
           <w:p>
             <w:pPr>
-              <w:spacing w:after="40" w:before="0"/>
               <w:pBdr>
                 <w:left w:val="single" w:sz="18" w:space="6" w:color="A3E635"/>
               </w:pBdr>
+              <w:spacing w:after="40" w:before="0"/>
             </w:pPr>
             <w:r>
               <w:rPr>
@@ -9110,7 +9206,7 @@
                 <w:sz w:val="19"/>
                 <w:u w:val="none"/>
               </w:rPr>
-              <w:t xml:space="preserve"> ______________ </w:t>
+              <w:t xml:space="preserve"> ______________</w:t>
             </w:r>
             <w:r>
               <w:rPr>
@@ -9120,7 +9216,27 @@
                 <w:sz w:val="19"/>
                 <w:u w:val="none"/>
               </w:rPr>
-              <w:t>, and 18 + 2 + 6 = 26</w:t>
+              <w:t xml:space="preserve">. The electrons add to </w:t>
+            </w:r>
+            <w:r>
+              <w:rPr>
+                <w:rFonts w:ascii="Trade Gothic Next" w:hAnsi="Trade Gothic Next"/>
+                <w:b w:val="0"/>
+                <w:color w:val="14161B"/>
+                <w:sz w:val="19"/>
+                <w:u w:val="none"/>
+              </w:rPr>
+              <w:t xml:space="preserve"> ______</w:t>
+            </w:r>
+            <w:r>
+              <w:rPr>
+                <w:rFonts w:ascii="Trade Gothic Next" w:hAnsi="Trade Gothic Next"/>
+                <w:b/>
+                <w:color w:val="14161B"/>
+                <w:sz w:val="19"/>
+                <w:u w:val="none"/>
+              </w:rPr>
+              <w:t>.</w:t>
             </w:r>
           </w:p>
           <w:p>
@@ -9439,7 +9555,9 @@
               <w:rPr>
                 <w:rFonts w:ascii="Trade Gothic Next" w:hAnsi="Trade Gothic Next"/>
                 <w:b w:val="0"/>
+                <w:color w:val="14161B"/>
                 <w:sz w:val="17"/>
+                <w:u w:val="none"/>
               </w:rPr>
               <w:t>Br shorthand and check</w:t>
             </w:r>
@@ -9452,7 +9570,9 @@
               <w:rPr>
                 <w:rFonts w:ascii="Trade Gothic Next" w:hAnsi="Trade Gothic Next"/>
                 <w:b w:val="0"/>
+                <w:color w:val="14161B"/>
                 <w:sz w:val="17"/>
+                <w:u w:val="none"/>
               </w:rPr>
               <w:t>Ni shorthand and check</w:t>
             </w:r>
@@ -9520,27 +9640,37 @@
                 <w:sz w:val="19"/>
                 <w:u w:val="none"/>
               </w:rPr>
-              <w:t xml:space="preserve"> ____________________ </w:t>
-            </w:r>
-            <w:r>
-              <w:rPr>
-                <w:rFonts w:ascii="Trade Gothic Next" w:hAnsi="Trade Gothic Next"/>
-                <w:b w:val="0"/>
-                <w:color w:val="14161B"/>
-                <w:sz w:val="19"/>
-                <w:u w:val="none"/>
-              </w:rPr>
-              <w:t xml:space="preserve">, and 18 + 2 + 10 + 5 = </w:t>
-            </w:r>
-            <w:r>
-              <w:rPr>
-                <w:rFonts w:ascii="Trade Gothic Next" w:hAnsi="Trade Gothic Next"/>
-                <w:b w:val="0"/>
-                <w:color w:val="14161B"/>
-                <w:sz w:val="19"/>
-                <w:u w:val="none"/>
-              </w:rPr>
-              <w:t xml:space="preserve"> ______ </w:t>
+              <w:t xml:space="preserve"> ____________________</w:t>
+            </w:r>
+            <w:r>
+              <w:rPr>
+                <w:rFonts w:ascii="Trade Gothic Next" w:hAnsi="Trade Gothic Next"/>
+                <w:b w:val="0"/>
+                <w:color w:val="14161B"/>
+                <w:sz w:val="19"/>
+                <w:u w:val="none"/>
+              </w:rPr>
+              <w:t xml:space="preserve">. The electrons add to </w:t>
+            </w:r>
+            <w:r>
+              <w:rPr>
+                <w:rFonts w:ascii="Trade Gothic Next" w:hAnsi="Trade Gothic Next"/>
+                <w:b w:val="0"/>
+                <w:color w:val="14161B"/>
+                <w:sz w:val="19"/>
+                <w:u w:val="none"/>
+              </w:rPr>
+              <w:t xml:space="preserve"> ______</w:t>
+            </w:r>
+            <w:r>
+              <w:rPr>
+                <w:rFonts w:ascii="Trade Gothic Next" w:hAnsi="Trade Gothic Next"/>
+                <w:b w:val="0"/>
+                <w:color w:val="14161B"/>
+                <w:sz w:val="19"/>
+                <w:u w:val="none"/>
+              </w:rPr>
+              <w:t>.</w:t>
             </w:r>
           </w:p>
           <w:p>
@@ -9565,27 +9695,37 @@
                 <w:sz w:val="19"/>
                 <w:u w:val="none"/>
               </w:rPr>
-              <w:t xml:space="preserve"> ______________ </w:t>
-            </w:r>
-            <w:r>
-              <w:rPr>
-                <w:rFonts w:ascii="Trade Gothic Next" w:hAnsi="Trade Gothic Next"/>
-                <w:b w:val="0"/>
-                <w:color w:val="14161B"/>
-                <w:sz w:val="19"/>
-                <w:u w:val="none"/>
-              </w:rPr>
-              <w:t xml:space="preserve">, and 18 + 2 + 8 = </w:t>
-            </w:r>
-            <w:r>
-              <w:rPr>
-                <w:rFonts w:ascii="Trade Gothic Next" w:hAnsi="Trade Gothic Next"/>
-                <w:b w:val="0"/>
-                <w:color w:val="14161B"/>
-                <w:sz w:val="19"/>
-                <w:u w:val="none"/>
-              </w:rPr>
-              <w:t xml:space="preserve"> ______ </w:t>
+              <w:t xml:space="preserve"> ______________</w:t>
+            </w:r>
+            <w:r>
+              <w:rPr>
+                <w:rFonts w:ascii="Trade Gothic Next" w:hAnsi="Trade Gothic Next"/>
+                <w:b w:val="0"/>
+                <w:color w:val="14161B"/>
+                <w:sz w:val="19"/>
+                <w:u w:val="none"/>
+              </w:rPr>
+              <w:t xml:space="preserve">. The electrons add to </w:t>
+            </w:r>
+            <w:r>
+              <w:rPr>
+                <w:rFonts w:ascii="Trade Gothic Next" w:hAnsi="Trade Gothic Next"/>
+                <w:b w:val="0"/>
+                <w:color w:val="14161B"/>
+                <w:sz w:val="19"/>
+                <w:u w:val="none"/>
+              </w:rPr>
+              <w:t xml:space="preserve"> ______</w:t>
+            </w:r>
+            <w:r>
+              <w:rPr>
+                <w:rFonts w:ascii="Trade Gothic Next" w:hAnsi="Trade Gothic Next"/>
+                <w:b w:val="0"/>
+                <w:color w:val="14161B"/>
+                <w:sz w:val="19"/>
+                <w:u w:val="none"/>
+              </w:rPr>
+              <w:t>.</w:t>
             </w:r>
           </w:p>
           <w:p>
@@ -9675,7 +9815,9 @@
               <w:rPr>
                 <w:rFonts w:ascii="Trade Gothic Next" w:hAnsi="Trade Gothic Next"/>
                 <w:b w:val="0"/>
+                <w:color w:val="14161B"/>
                 <w:sz w:val="17"/>
+                <w:u w:val="none"/>
               </w:rPr>
               <w:t>Table — simple prediction against actual</w:t>
             </w:r>
@@ -9688,7 +9830,9 @@
               <w:rPr>
                 <w:rFonts w:ascii="Trade Gothic Next" w:hAnsi="Trade Gothic Next"/>
                 <w:b w:val="0"/>
+                <w:color w:val="14161B"/>
                 <w:sz w:val="17"/>
+                <w:u w:val="none"/>
               </w:rPr>
               <w:t>Reason for the exceptions</w:t>
             </w:r>
@@ -9736,10 +9880,10 @@
           </w:p>
           <w:p>
             <w:pPr>
-              <w:spacing w:after="40" w:before="0"/>
               <w:pBdr>
                 <w:left w:val="single" w:sz="18" w:space="6" w:color="A3E635"/>
               </w:pBdr>
+              <w:spacing w:after="40" w:before="0"/>
             </w:pPr>
             <w:r>
               <w:rPr>
@@ -9759,7 +9903,7 @@
                 <w:sz w:val="19"/>
                 <w:u w:val="none"/>
               </w:rPr>
-              <w:t xml:space="preserve"> _______ </w:t>
+              <w:t xml:space="preserve"> _______</w:t>
             </w:r>
             <w:r>
               <w:rPr>
@@ -9910,9 +10054,9 @@
                     <w:right w:val="single" w:sz="4" w:color="C8CDC2"/>
                   </w:tcBorders>
                   <w:tcMar>
-                    <w:top w:w="50" w:type="dxa"/>
+                    <w:top w:w="30" w:type="dxa"/>
                     <w:left w:w="70" w:type="dxa"/>
-                    <w:bottom w:w="50" w:type="dxa"/>
+                    <w:bottom w:w="30" w:type="dxa"/>
                     <w:right w:w="70" w:type="dxa"/>
                   </w:tcMar>
                 </w:tcPr>
@@ -9942,9 +10086,9 @@
                     <w:right w:val="single" w:sz="4" w:color="C8CDC2"/>
                   </w:tcBorders>
                   <w:tcMar>
-                    <w:top w:w="50" w:type="dxa"/>
+                    <w:top w:w="30" w:type="dxa"/>
                     <w:left w:w="70" w:type="dxa"/>
-                    <w:bottom w:w="50" w:type="dxa"/>
+                    <w:bottom w:w="30" w:type="dxa"/>
                     <w:right w:w="70" w:type="dxa"/>
                   </w:tcMar>
                 </w:tcPr>
@@ -9974,9 +10118,9 @@
                     <w:right w:val="single" w:sz="4" w:color="C8CDC2"/>
                   </w:tcBorders>
                   <w:tcMar>
-                    <w:top w:w="50" w:type="dxa"/>
+                    <w:top w:w="30" w:type="dxa"/>
                     <w:left w:w="70" w:type="dxa"/>
-                    <w:bottom w:w="50" w:type="dxa"/>
+                    <w:bottom w:w="30" w:type="dxa"/>
                     <w:right w:w="70" w:type="dxa"/>
                   </w:tcMar>
                 </w:tcPr>
@@ -9992,7 +10136,7 @@
                       <w:sz w:val="19"/>
                       <w:u w:val="none"/>
                     </w:rPr>
-                    <w:t xml:space="preserve"> ______________ </w:t>
+                    <w:t xml:space="preserve"> ______________</w:t>
                   </w:r>
                 </w:p>
               </w:tc>
@@ -10011,9 +10155,9 @@
                     <w:right w:val="single" w:sz="4" w:color="C8CDC2"/>
                   </w:tcBorders>
                   <w:tcMar>
-                    <w:top w:w="50" w:type="dxa"/>
+                    <w:top w:w="30" w:type="dxa"/>
                     <w:left w:w="70" w:type="dxa"/>
-                    <w:bottom w:w="50" w:type="dxa"/>
+                    <w:bottom w:w="30" w:type="dxa"/>
                     <w:right w:w="70" w:type="dxa"/>
                   </w:tcMar>
                 </w:tcPr>
@@ -10043,9 +10187,9 @@
                     <w:right w:val="single" w:sz="4" w:color="C8CDC2"/>
                   </w:tcBorders>
                   <w:tcMar>
-                    <w:top w:w="50" w:type="dxa"/>
+                    <w:top w:w="30" w:type="dxa"/>
                     <w:left w:w="70" w:type="dxa"/>
-                    <w:bottom w:w="50" w:type="dxa"/>
+                    <w:bottom w:w="30" w:type="dxa"/>
                     <w:right w:w="70" w:type="dxa"/>
                   </w:tcMar>
                 </w:tcPr>
@@ -10075,9 +10219,9 @@
                     <w:right w:val="single" w:sz="4" w:color="C8CDC2"/>
                   </w:tcBorders>
                   <w:tcMar>
-                    <w:top w:w="50" w:type="dxa"/>
+                    <w:top w:w="30" w:type="dxa"/>
                     <w:left w:w="70" w:type="dxa"/>
-                    <w:bottom w:w="50" w:type="dxa"/>
+                    <w:bottom w:w="30" w:type="dxa"/>
                     <w:right w:w="70" w:type="dxa"/>
                   </w:tcMar>
                 </w:tcPr>
@@ -10093,7 +10237,7 @@
                       <w:sz w:val="19"/>
                       <w:u w:val="none"/>
                     </w:rPr>
-                    <w:t xml:space="preserve"> _______________ </w:t>
+                    <w:t xml:space="preserve"> _______________</w:t>
                   </w:r>
                 </w:p>
               </w:tc>
@@ -10163,7 +10307,9 @@
               <w:rPr>
                 <w:rFonts w:ascii="Trade Gothic Next" w:hAnsi="Trade Gothic Next"/>
                 <w:b w:val="0"/>
+                <w:color w:val="14161B"/>
                 <w:sz w:val="17"/>
+                <w:u w:val="none"/>
               </w:rPr>
               <w:t>Phosphorus, longhand</w:t>
             </w:r>
@@ -10176,7 +10322,9 @@
               <w:rPr>
                 <w:rFonts w:ascii="Trade Gothic Next" w:hAnsi="Trade Gothic Next"/>
                 <w:b w:val="0"/>
+                <w:color w:val="14161B"/>
                 <w:sz w:val="17"/>
+                <w:u w:val="none"/>
               </w:rPr>
               <w:t>Sulfur, shorthand and 3p boxes</w:t>
             </w:r>
@@ -10189,7 +10337,9 @@
               <w:rPr>
                 <w:rFonts w:ascii="Trade Gothic Next" w:hAnsi="Trade Gothic Next"/>
                 <w:b w:val="0"/>
+                <w:color w:val="14161B"/>
                 <w:sz w:val="17"/>
+                <w:u w:val="none"/>
               </w:rPr>
               <w:t>Potassium, corrected</w:t>
             </w:r>
@@ -10242,7 +10392,7 @@
                 <w:sz w:val="19"/>
                 <w:u w:val="none"/>
               </w:rPr>
-              <w:t xml:space="preserve"> ______________________ </w:t>
+              <w:t xml:space="preserve"> ______________________</w:t>
             </w:r>
           </w:p>
           <w:p>
@@ -10267,7 +10417,7 @@
                 <w:sz w:val="19"/>
                 <w:u w:val="none"/>
               </w:rPr>
-              <w:t xml:space="preserve"> ______________ </w:t>
+              <w:t xml:space="preserve"> ______________</w:t>
             </w:r>
             <w:r>
               <w:rPr>
@@ -10287,7 +10437,7 @@
                 <w:sz w:val="19"/>
                 <w:u w:val="none"/>
               </w:rPr>
-              <w:t xml:space="preserve"> ______________ </w:t>
+              <w:t xml:space="preserve"> ______________</w:t>
             </w:r>
           </w:p>
           <w:p>
@@ -10312,7 +10462,7 @@
                 <w:sz w:val="19"/>
                 <w:u w:val="none"/>
               </w:rPr>
-              <w:t xml:space="preserve"> __________ </w:t>
+              <w:t xml:space="preserve"> __________</w:t>
             </w:r>
             <w:r>
               <w:rPr>
@@ -10397,7 +10547,9 @@
               <w:rPr>
                 <w:rFonts w:ascii="Trade Gothic Next" w:hAnsi="Trade Gothic Next"/>
                 <w:b w:val="0"/>
+                <w:color w:val="14161B"/>
                 <w:sz w:val="17"/>
+                <w:u w:val="none"/>
               </w:rPr>
               <w:t>Nitrogen error and the rule broken</w:t>
             </w:r>
@@ -10410,7 +10562,9 @@
               <w:rPr>
                 <w:rFonts w:ascii="Trade Gothic Next" w:hAnsi="Trade Gothic Next"/>
                 <w:b w:val="0"/>
+                <w:color w:val="14161B"/>
                 <w:sz w:val="17"/>
+                <w:u w:val="none"/>
               </w:rPr>
               <w:t>Neon error and the rule broken</w:t>
             </w:r>
@@ -10483,7 +10637,7 @@
                 <w:sz w:val="19"/>
                 <w:u w:val="none"/>
               </w:rPr>
-              <w:t xml:space="preserve"> ____________________________________________ </w:t>
+              <w:t xml:space="preserve"> ____________________________________________</w:t>
             </w:r>
             <w:r>
               <w:rPr>
@@ -10538,7 +10692,7 @@
                 <w:sz w:val="19"/>
                 <w:u w:val="none"/>
               </w:rPr>
-              <w:t xml:space="preserve"> ___________________________________ </w:t>
+              <w:t xml:space="preserve"> ___________________________________</w:t>
             </w:r>
             <w:r>
               <w:rPr>
@@ -10627,7 +10781,7 @@
                 <w:sz w:val="19"/>
                 <w:u w:val="none"/>
               </w:rPr>
-              <w:t xml:space="preserve"> ________ </w:t>
+              <w:t xml:space="preserve"> ________</w:t>
             </w:r>
             <w:r>
               <w:rPr>
@@ -10737,7 +10891,7 @@
                 <w:sz w:val="19"/>
                 <w:u w:val="none"/>
               </w:rPr>
-              <w:t xml:space="preserve"> _________ </w:t>
+              <w:t xml:space="preserve"> _________</w:t>
             </w:r>
             <w:r>
               <w:rPr>
@@ -10827,7 +10981,7 @@
                 <w:sz w:val="19"/>
                 <w:u w:val="none"/>
               </w:rPr>
-              <w:t xml:space="preserve"> ______ </w:t>
+              <w:t xml:space="preserve"> ______</w:t>
             </w:r>
             <w:r>
               <w:rPr>
@@ -11022,7 +11176,7 @@
                 <w:sz w:val="17"/>
                 <w:spacing w:val="26"/>
               </w:rPr>
-              <w:t>U2 / S2.4</w:t>
+              <w:t>U02 / S02.4</w:t>
             </w:r>
           </w:p>
           <w:p>
@@ -11155,7 +11309,9 @@
               <w:rPr>
                 <w:rFonts w:ascii="Trade Gothic Next" w:hAnsi="Trade Gothic Next"/>
                 <w:b w:val="0"/>
+                <w:color w:val="14161B"/>
                 <w:sz w:val="17"/>
+                <w:u w:val="none"/>
               </w:rPr>
               <w:t>Definition — valence electrons</w:t>
             </w:r>
@@ -11168,7 +11324,9 @@
               <w:rPr>
                 <w:rFonts w:ascii="Trade Gothic Next" w:hAnsi="Trade Gothic Next"/>
                 <w:b w:val="0"/>
+                <w:color w:val="14161B"/>
                 <w:sz w:val="17"/>
+                <w:u w:val="none"/>
               </w:rPr>
               <w:t>Chlorine, inner and outer</w:t>
             </w:r>
@@ -11181,7 +11339,9 @@
               <w:rPr>
                 <w:rFonts w:ascii="Trade Gothic Next" w:hAnsi="Trade Gothic Next"/>
                 <w:b w:val="0"/>
+                <w:color w:val="14161B"/>
                 <w:sz w:val="17"/>
+                <w:u w:val="none"/>
               </w:rPr>
               <w:t>Noble-gas outer electrons</w:t>
             </w:r>
@@ -11214,10 +11374,10 @@
           </w:p>
           <w:p>
             <w:pPr>
-              <w:spacing w:after="40" w:before="0"/>
               <w:pBdr>
                 <w:left w:val="single" w:sz="18" w:space="6" w:color="A3E635"/>
               </w:pBdr>
+              <w:spacing w:after="40" w:before="0"/>
             </w:pPr>
             <w:r>
               <w:rPr>
@@ -11292,6 +11452,26 @@
                 <w:sz w:val="19"/>
                 <w:u w:val="none"/>
               </w:rPr>
+              <w:t xml:space="preserve"> ______</w:t>
+            </w:r>
+            <w:r>
+              <w:rPr>
+                <w:rFonts w:ascii="Trade Gothic Next" w:hAnsi="Trade Gothic Next"/>
+                <w:b w:val="0"/>
+                <w:color w:val="14161B"/>
+                <w:sz w:val="19"/>
+                <w:u w:val="none"/>
+              </w:rPr>
+              <w:t xml:space="preserve">, </w:t>
+            </w:r>
+            <w:r>
+              <w:rPr>
+                <w:rFonts w:ascii="Trade Gothic Next" w:hAnsi="Trade Gothic Next"/>
+                <w:b w:val="0"/>
+                <w:color w:val="14161B"/>
+                <w:sz w:val="19"/>
+                <w:u w:val="none"/>
+              </w:rPr>
               <w:t xml:space="preserve"> ______ </w:t>
             </w:r>
             <w:r>
@@ -11302,7 +11482,42 @@
                 <w:sz w:val="19"/>
                 <w:u w:val="none"/>
               </w:rPr>
-              <w:t xml:space="preserve">, </w:t>
+              <w:t xml:space="preserve"> electrons close to the nucleus.</w:t>
+            </w:r>
+          </w:p>
+          <w:p>
+            <w:pPr>
+              <w:spacing w:after="40" w:before="0"/>
+            </w:pPr>
+            <w:r>
+              <w:rPr>
+                <w:rFonts w:ascii="Trade Gothic Next" w:hAnsi="Trade Gothic Next"/>
+                <w:b w:val="0"/>
+                <w:color w:val="14161B"/>
+                <w:sz w:val="19"/>
+                <w:u w:val="none"/>
+              </w:rPr>
+              <w:t xml:space="preserve">Outer electrons: </w:t>
+            </w:r>
+            <w:r>
+              <w:rPr>
+                <w:rFonts w:ascii="Trade Gothic Next" w:hAnsi="Trade Gothic Next"/>
+                <w:b w:val="0"/>
+                <w:color w:val="14161B"/>
+                <w:sz w:val="19"/>
+                <w:u w:val="none"/>
+              </w:rPr>
+              <w:t xml:space="preserve"> _________</w:t>
+            </w:r>
+            <w:r>
+              <w:rPr>
+                <w:rFonts w:ascii="Trade Gothic Next" w:hAnsi="Trade Gothic Next"/>
+                <w:b w:val="0"/>
+                <w:color w:val="14161B"/>
+                <w:sz w:val="19"/>
+                <w:u w:val="none"/>
+              </w:rPr>
+              <w:t xml:space="preserve">, which is </w:t>
             </w:r>
             <w:r>
               <w:rPr>
@@ -11322,7 +11537,27 @@
                 <w:sz w:val="19"/>
                 <w:u w:val="none"/>
               </w:rPr>
-              <w:t xml:space="preserve"> electrons close to the nucleus.</w:t>
+              <w:t xml:space="preserve"> electrons in the outer level, n = </w:t>
+            </w:r>
+            <w:r>
+              <w:rPr>
+                <w:rFonts w:ascii="Trade Gothic Next" w:hAnsi="Trade Gothic Next"/>
+                <w:b w:val="0"/>
+                <w:color w:val="14161B"/>
+                <w:sz w:val="19"/>
+                <w:u w:val="none"/>
+              </w:rPr>
+              <w:t xml:space="preserve"> ______</w:t>
+            </w:r>
+            <w:r>
+              <w:rPr>
+                <w:rFonts w:ascii="Trade Gothic Next" w:hAnsi="Trade Gothic Next"/>
+                <w:b w:val="0"/>
+                <w:color w:val="14161B"/>
+                <w:sz w:val="19"/>
+                <w:u w:val="none"/>
+              </w:rPr>
+              <w:t>.</w:t>
             </w:r>
           </w:p>
           <w:p>
@@ -11337,27 +11572,7 @@
                 <w:sz w:val="19"/>
                 <w:u w:val="none"/>
               </w:rPr>
-              <w:t xml:space="preserve">Outer electrons: </w:t>
-            </w:r>
-            <w:r>
-              <w:rPr>
-                <w:rFonts w:ascii="Trade Gothic Next" w:hAnsi="Trade Gothic Next"/>
-                <w:b w:val="0"/>
-                <w:color w:val="14161B"/>
-                <w:sz w:val="19"/>
-                <w:u w:val="none"/>
-              </w:rPr>
-              <w:t xml:space="preserve"> _________ </w:t>
-            </w:r>
-            <w:r>
-              <w:rPr>
-                <w:rFonts w:ascii="Trade Gothic Next" w:hAnsi="Trade Gothic Next"/>
-                <w:b w:val="0"/>
-                <w:color w:val="14161B"/>
-                <w:sz w:val="19"/>
-                <w:u w:val="none"/>
-              </w:rPr>
-              <w:t xml:space="preserve">, which is </w:t>
+              <w:t xml:space="preserve">Noble gases have full outer levels. Usually that is </w:t>
             </w:r>
             <w:r>
               <w:rPr>
@@ -11377,61 +11592,6 @@
                 <w:sz w:val="19"/>
                 <w:u w:val="none"/>
               </w:rPr>
-              <w:t xml:space="preserve"> electrons in the outer level, n = </w:t>
-            </w:r>
-            <w:r>
-              <w:rPr>
-                <w:rFonts w:ascii="Trade Gothic Next" w:hAnsi="Trade Gothic Next"/>
-                <w:b w:val="0"/>
-                <w:color w:val="14161B"/>
-                <w:sz w:val="19"/>
-                <w:u w:val="none"/>
-              </w:rPr>
-              <w:t xml:space="preserve"> ______ </w:t>
-            </w:r>
-            <w:r>
-              <w:rPr>
-                <w:rFonts w:ascii="Trade Gothic Next" w:hAnsi="Trade Gothic Next"/>
-                <w:b w:val="0"/>
-                <w:color w:val="14161B"/>
-                <w:sz w:val="19"/>
-                <w:u w:val="none"/>
-              </w:rPr>
-              <w:t>.</w:t>
-            </w:r>
-          </w:p>
-          <w:p>
-            <w:pPr>
-              <w:spacing w:after="40" w:before="0"/>
-            </w:pPr>
-            <w:r>
-              <w:rPr>
-                <w:rFonts w:ascii="Trade Gothic Next" w:hAnsi="Trade Gothic Next"/>
-                <w:b w:val="0"/>
-                <w:color w:val="14161B"/>
-                <w:sz w:val="19"/>
-                <w:u w:val="none"/>
-              </w:rPr>
-              <w:t xml:space="preserve">Noble gases have full outer levels. Usually that is </w:t>
-            </w:r>
-            <w:r>
-              <w:rPr>
-                <w:rFonts w:ascii="Trade Gothic Next" w:hAnsi="Trade Gothic Next"/>
-                <w:b w:val="0"/>
-                <w:color w:val="14161B"/>
-                <w:sz w:val="19"/>
-                <w:u w:val="none"/>
-              </w:rPr>
-              <w:t xml:space="preserve"> ______ </w:t>
-            </w:r>
-            <w:r>
-              <w:rPr>
-                <w:rFonts w:ascii="Trade Gothic Next" w:hAnsi="Trade Gothic Next"/>
-                <w:b w:val="0"/>
-                <w:color w:val="14161B"/>
-                <w:sz w:val="19"/>
-                <w:u w:val="none"/>
-              </w:rPr>
               <w:t xml:space="preserve"> electrons. Helium has </w:t>
             </w:r>
             <w:r>
@@ -11442,7 +11602,7 @@
                 <w:sz w:val="19"/>
                 <w:u w:val="none"/>
               </w:rPr>
-              <w:t xml:space="preserve"> ______ </w:t>
+              <w:t xml:space="preserve"> ______</w:t>
             </w:r>
             <w:r>
               <w:rPr>
@@ -11507,7 +11667,9 @@
               <w:rPr>
                 <w:rFonts w:ascii="Trade Gothic Next" w:hAnsi="Trade Gothic Next"/>
                 <w:b w:val="0"/>
+                <w:color w:val="14161B"/>
                 <w:sz w:val="17"/>
+                <w:u w:val="none"/>
               </w:rPr>
               <w:t>Main groups</w:t>
             </w:r>
@@ -11520,7 +11682,9 @@
               <w:rPr>
                 <w:rFonts w:ascii="Trade Gothic Next" w:hAnsi="Trade Gothic Next"/>
                 <w:b w:val="0"/>
+                <w:color w:val="14161B"/>
                 <w:sz w:val="17"/>
+                <w:u w:val="none"/>
               </w:rPr>
               <w:t>Table — valence electrons by group</w:t>
             </w:r>
@@ -11533,7 +11697,9 @@
               <w:rPr>
                 <w:rFonts w:ascii="Trade Gothic Next" w:hAnsi="Trade Gothic Next"/>
                 <w:b w:val="0"/>
+                <w:color w:val="14161B"/>
                 <w:sz w:val="17"/>
+                <w:u w:val="none"/>
               </w:rPr>
               <w:t>The helium exception</w:t>
             </w:r>
@@ -11586,6 +11752,26 @@
                 <w:sz w:val="19"/>
                 <w:u w:val="none"/>
               </w:rPr>
+              <w:t xml:space="preserve"> ______</w:t>
+            </w:r>
+            <w:r>
+              <w:rPr>
+                <w:rFonts w:ascii="Trade Gothic Next" w:hAnsi="Trade Gothic Next"/>
+                <w:b w:val="0"/>
+                <w:color w:val="14161B"/>
+                <w:sz w:val="19"/>
+                <w:u w:val="none"/>
+              </w:rPr>
+              <w:t xml:space="preserve">, </w:t>
+            </w:r>
+            <w:r>
+              <w:rPr>
+                <w:rFonts w:ascii="Trade Gothic Next" w:hAnsi="Trade Gothic Next"/>
+                <w:b w:val="0"/>
+                <w:color w:val="14161B"/>
+                <w:sz w:val="19"/>
+                <w:u w:val="none"/>
+              </w:rPr>
               <w:t xml:space="preserve"> ______ </w:t>
             </w:r>
             <w:r>
@@ -11596,26 +11782,6 @@
                 <w:sz w:val="19"/>
                 <w:u w:val="none"/>
               </w:rPr>
-              <w:t xml:space="preserve">, </w:t>
-            </w:r>
-            <w:r>
-              <w:rPr>
-                <w:rFonts w:ascii="Trade Gothic Next" w:hAnsi="Trade Gothic Next"/>
-                <w:b w:val="0"/>
-                <w:color w:val="14161B"/>
-                <w:sz w:val="19"/>
-                <w:u w:val="none"/>
-              </w:rPr>
-              <w:t xml:space="preserve"> ______ </w:t>
-            </w:r>
-            <w:r>
-              <w:rPr>
-                <w:rFonts w:ascii="Trade Gothic Next" w:hAnsi="Trade Gothic Next"/>
-                <w:b w:val="0"/>
-                <w:color w:val="14161B"/>
-                <w:sz w:val="19"/>
-                <w:u w:val="none"/>
-              </w:rPr>
               <w:t xml:space="preserve"> and </w:t>
             </w:r>
             <w:r>
@@ -11626,7 +11792,7 @@
                 <w:sz w:val="19"/>
                 <w:u w:val="none"/>
               </w:rPr>
-              <w:t xml:space="preserve"> _______ </w:t>
+              <w:t xml:space="preserve"> _______</w:t>
             </w:r>
             <w:r>
               <w:rPr>
@@ -11972,9 +12138,9 @@
                     <w:right w:val="single" w:sz="4" w:color="C8CDC2"/>
                   </w:tcBorders>
                   <w:tcMar>
-                    <w:top w:w="50" w:type="dxa"/>
+                    <w:top w:w="30" w:type="dxa"/>
                     <w:left w:w="70" w:type="dxa"/>
-                    <w:bottom w:w="50" w:type="dxa"/>
+                    <w:bottom w:w="30" w:type="dxa"/>
                     <w:right w:w="70" w:type="dxa"/>
                   </w:tcMar>
                 </w:tcPr>
@@ -12015,9 +12181,9 @@
                     <w:right w:val="single" w:sz="4" w:color="C8CDC2"/>
                   </w:tcBorders>
                   <w:tcMar>
-                    <w:top w:w="50" w:type="dxa"/>
+                    <w:top w:w="30" w:type="dxa"/>
                     <w:left w:w="70" w:type="dxa"/>
-                    <w:bottom w:w="50" w:type="dxa"/>
+                    <w:bottom w:w="30" w:type="dxa"/>
                     <w:right w:w="70" w:type="dxa"/>
                   </w:tcMar>
                 </w:tcPr>
@@ -12033,7 +12199,7 @@
                       <w:sz w:val="19"/>
                       <w:u w:val="none"/>
                     </w:rPr>
-                    <w:t xml:space="preserve"> ______ </w:t>
+                    <w:t xml:space="preserve"> ______</w:t>
                   </w:r>
                 </w:p>
               </w:tc>
@@ -12047,9 +12213,9 @@
                     <w:right w:val="single" w:sz="4" w:color="C8CDC2"/>
                   </w:tcBorders>
                   <w:tcMar>
-                    <w:top w:w="50" w:type="dxa"/>
+                    <w:top w:w="30" w:type="dxa"/>
                     <w:left w:w="70" w:type="dxa"/>
-                    <w:bottom w:w="50" w:type="dxa"/>
+                    <w:bottom w:w="30" w:type="dxa"/>
                     <w:right w:w="70" w:type="dxa"/>
                   </w:tcMar>
                 </w:tcPr>
@@ -12065,7 +12231,7 @@
                       <w:sz w:val="19"/>
                       <w:u w:val="none"/>
                     </w:rPr>
-                    <w:t xml:space="preserve"> ______ </w:t>
+                    <w:t xml:space="preserve"> ______</w:t>
                   </w:r>
                 </w:p>
               </w:tc>
@@ -12079,9 +12245,9 @@
                     <w:right w:val="single" w:sz="4" w:color="C8CDC2"/>
                   </w:tcBorders>
                   <w:tcMar>
-                    <w:top w:w="50" w:type="dxa"/>
+                    <w:top w:w="30" w:type="dxa"/>
                     <w:left w:w="70" w:type="dxa"/>
-                    <w:bottom w:w="50" w:type="dxa"/>
+                    <w:bottom w:w="30" w:type="dxa"/>
                     <w:right w:w="70" w:type="dxa"/>
                   </w:tcMar>
                 </w:tcPr>
@@ -12097,7 +12263,7 @@
                       <w:sz w:val="19"/>
                       <w:u w:val="none"/>
                     </w:rPr>
-                    <w:t xml:space="preserve"> ______ </w:t>
+                    <w:t xml:space="preserve"> ______</w:t>
                   </w:r>
                 </w:p>
               </w:tc>
@@ -12111,9 +12277,9 @@
                     <w:right w:val="single" w:sz="4" w:color="C8CDC2"/>
                   </w:tcBorders>
                   <w:tcMar>
-                    <w:top w:w="50" w:type="dxa"/>
+                    <w:top w:w="30" w:type="dxa"/>
                     <w:left w:w="70" w:type="dxa"/>
-                    <w:bottom w:w="50" w:type="dxa"/>
+                    <w:bottom w:w="30" w:type="dxa"/>
                     <w:right w:w="70" w:type="dxa"/>
                   </w:tcMar>
                 </w:tcPr>
@@ -12129,7 +12295,7 @@
                       <w:sz w:val="19"/>
                       <w:u w:val="none"/>
                     </w:rPr>
-                    <w:t xml:space="preserve"> ______ </w:t>
+                    <w:t xml:space="preserve"> ______</w:t>
                   </w:r>
                 </w:p>
               </w:tc>
@@ -12143,9 +12309,9 @@
                     <w:right w:val="single" w:sz="4" w:color="C8CDC2"/>
                   </w:tcBorders>
                   <w:tcMar>
-                    <w:top w:w="50" w:type="dxa"/>
+                    <w:top w:w="30" w:type="dxa"/>
                     <w:left w:w="70" w:type="dxa"/>
-                    <w:bottom w:w="50" w:type="dxa"/>
+                    <w:bottom w:w="30" w:type="dxa"/>
                     <w:right w:w="70" w:type="dxa"/>
                   </w:tcMar>
                 </w:tcPr>
@@ -12161,7 +12327,7 @@
                       <w:sz w:val="19"/>
                       <w:u w:val="none"/>
                     </w:rPr>
-                    <w:t xml:space="preserve"> ______ </w:t>
+                    <w:t xml:space="preserve"> ______</w:t>
                   </w:r>
                 </w:p>
               </w:tc>
@@ -12175,9 +12341,9 @@
                     <w:right w:val="single" w:sz="4" w:color="C8CDC2"/>
                   </w:tcBorders>
                   <w:tcMar>
-                    <w:top w:w="50" w:type="dxa"/>
+                    <w:top w:w="30" w:type="dxa"/>
                     <w:left w:w="70" w:type="dxa"/>
-                    <w:bottom w:w="50" w:type="dxa"/>
+                    <w:bottom w:w="30" w:type="dxa"/>
                     <w:right w:w="70" w:type="dxa"/>
                   </w:tcMar>
                 </w:tcPr>
@@ -12193,7 +12359,7 @@
                       <w:sz w:val="19"/>
                       <w:u w:val="none"/>
                     </w:rPr>
-                    <w:t xml:space="preserve"> ______ </w:t>
+                    <w:t xml:space="preserve"> ______</w:t>
                   </w:r>
                 </w:p>
               </w:tc>
@@ -12207,9 +12373,9 @@
                     <w:right w:val="single" w:sz="4" w:color="C8CDC2"/>
                   </w:tcBorders>
                   <w:tcMar>
-                    <w:top w:w="50" w:type="dxa"/>
+                    <w:top w:w="30" w:type="dxa"/>
                     <w:left w:w="70" w:type="dxa"/>
-                    <w:bottom w:w="50" w:type="dxa"/>
+                    <w:bottom w:w="30" w:type="dxa"/>
                     <w:right w:w="70" w:type="dxa"/>
                   </w:tcMar>
                 </w:tcPr>
@@ -12225,7 +12391,7 @@
                       <w:sz w:val="19"/>
                       <w:u w:val="none"/>
                     </w:rPr>
-                    <w:t xml:space="preserve"> ______ </w:t>
+                    <w:t xml:space="preserve"> ______</w:t>
                   </w:r>
                 </w:p>
               </w:tc>
@@ -12239,9 +12405,9 @@
                     <w:right w:val="single" w:sz="4" w:color="C8CDC2"/>
                   </w:tcBorders>
                   <w:tcMar>
-                    <w:top w:w="50" w:type="dxa"/>
+                    <w:top w:w="30" w:type="dxa"/>
                     <w:left w:w="70" w:type="dxa"/>
-                    <w:bottom w:w="50" w:type="dxa"/>
+                    <w:bottom w:w="30" w:type="dxa"/>
                     <w:right w:w="70" w:type="dxa"/>
                   </w:tcMar>
                 </w:tcPr>
@@ -12257,17 +12423,7 @@
                       <w:sz w:val="19"/>
                       <w:u w:val="none"/>
                     </w:rPr>
-                    <w:t xml:space="preserve"> ______ </w:t>
-                  </w:r>
-                  <w:r>
-                    <w:rPr>
-                      <w:rFonts w:ascii="Trade Gothic Next" w:hAnsi="Trade Gothic Next"/>
-                      <w:b w:val="0"/>
-                      <w:color w:val="14161B"/>
-                      <w:sz w:val="19"/>
-                      <w:u w:val="none"/>
-                    </w:rPr>
-                    <w:t>*</w:t>
+                    <w:t xml:space="preserve"> ______</w:t>
                   </w:r>
                 </w:p>
               </w:tc>
@@ -12337,7 +12493,9 @@
               <w:rPr>
                 <w:rFonts w:ascii="Trade Gothic Next" w:hAnsi="Trade Gothic Next"/>
                 <w:b w:val="0"/>
+                <w:color w:val="14161B"/>
                 <w:sz w:val="17"/>
+                <w:u w:val="none"/>
               </w:rPr>
               <w:t>Cation and anion, with an example each</w:t>
             </w:r>
@@ -12350,7 +12508,9 @@
               <w:rPr>
                 <w:rFonts w:ascii="Trade Gothic Next" w:hAnsi="Trade Gothic Next"/>
                 <w:b w:val="0"/>
+                <w:color w:val="14161B"/>
                 <w:sz w:val="17"/>
+                <w:u w:val="none"/>
               </w:rPr>
               <w:t>Counting electrons in an ion</w:t>
             </w:r>
@@ -12403,7 +12563,7 @@
                 <w:sz w:val="19"/>
                 <w:u w:val="none"/>
               </w:rPr>
-              <w:t xml:space="preserve"> __________ </w:t>
+              <w:t xml:space="preserve"> __________</w:t>
             </w:r>
             <w:r>
               <w:rPr>
@@ -12423,7 +12583,7 @@
                 <w:sz w:val="19"/>
                 <w:u w:val="none"/>
               </w:rPr>
-              <w:t xml:space="preserve"> __________ </w:t>
+              <w:t xml:space="preserve"> __________</w:t>
             </w:r>
             <w:r>
               <w:rPr>
@@ -12674,10 +12834,10 @@
           </w:p>
           <w:p>
             <w:pPr>
-              <w:spacing w:after="40" w:before="0"/>
               <w:pBdr>
                 <w:left w:val="single" w:sz="18" w:space="6" w:color="A3E635"/>
               </w:pBdr>
+              <w:spacing w:after="40" w:before="0"/>
             </w:pPr>
             <w:r>
               <w:rPr>
@@ -12697,7 +12857,7 @@
                 <w:sz w:val="19"/>
                 <w:u w:val="none"/>
               </w:rPr>
-              <w:t xml:space="preserve"> _________________________ </w:t>
+              <w:t xml:space="preserve"> _________________________</w:t>
             </w:r>
             <w:r>
               <w:rPr>
@@ -12762,7 +12922,9 @@
               <w:rPr>
                 <w:rFonts w:ascii="Trade Gothic Next" w:hAnsi="Trade Gothic Next"/>
                 <w:b w:val="0"/>
+                <w:color w:val="14161B"/>
                 <w:sz w:val="17"/>
+                <w:u w:val="none"/>
               </w:rPr>
               <w:t>Table — group, valence and common charge</w:t>
             </w:r>
@@ -13046,9 +13208,9 @@
                     <w:right w:val="single" w:sz="4" w:color="C8CDC2"/>
                   </w:tcBorders>
                   <w:tcMar>
-                    <w:top w:w="50" w:type="dxa"/>
+                    <w:top w:w="30" w:type="dxa"/>
                     <w:left w:w="70" w:type="dxa"/>
-                    <w:bottom w:w="50" w:type="dxa"/>
+                    <w:bottom w:w="30" w:type="dxa"/>
                     <w:right w:w="70" w:type="dxa"/>
                   </w:tcMar>
                 </w:tcPr>
@@ -13089,9 +13251,9 @@
                     <w:right w:val="single" w:sz="4" w:color="C8CDC2"/>
                   </w:tcBorders>
                   <w:tcMar>
-                    <w:top w:w="50" w:type="dxa"/>
+                    <w:top w:w="30" w:type="dxa"/>
                     <w:left w:w="70" w:type="dxa"/>
-                    <w:bottom w:w="50" w:type="dxa"/>
+                    <w:bottom w:w="30" w:type="dxa"/>
                     <w:right w:w="70" w:type="dxa"/>
                   </w:tcMar>
                 </w:tcPr>
@@ -13121,9 +13283,9 @@
                     <w:right w:val="single" w:sz="4" w:color="C8CDC2"/>
                   </w:tcBorders>
                   <w:tcMar>
-                    <w:top w:w="50" w:type="dxa"/>
+                    <w:top w:w="30" w:type="dxa"/>
                     <w:left w:w="70" w:type="dxa"/>
-                    <w:bottom w:w="50" w:type="dxa"/>
+                    <w:bottom w:w="30" w:type="dxa"/>
                     <w:right w:w="70" w:type="dxa"/>
                   </w:tcMar>
                 </w:tcPr>
@@ -13153,9 +13315,9 @@
                     <w:right w:val="single" w:sz="4" w:color="C8CDC2"/>
                   </w:tcBorders>
                   <w:tcMar>
-                    <w:top w:w="50" w:type="dxa"/>
+                    <w:top w:w="30" w:type="dxa"/>
                     <w:left w:w="70" w:type="dxa"/>
-                    <w:bottom w:w="50" w:type="dxa"/>
+                    <w:bottom w:w="30" w:type="dxa"/>
                     <w:right w:w="70" w:type="dxa"/>
                   </w:tcMar>
                 </w:tcPr>
@@ -13185,9 +13347,9 @@
                     <w:right w:val="single" w:sz="4" w:color="C8CDC2"/>
                   </w:tcBorders>
                   <w:tcMar>
-                    <w:top w:w="50" w:type="dxa"/>
+                    <w:top w:w="30" w:type="dxa"/>
                     <w:left w:w="70" w:type="dxa"/>
-                    <w:bottom w:w="50" w:type="dxa"/>
+                    <w:bottom w:w="30" w:type="dxa"/>
                     <w:right w:w="70" w:type="dxa"/>
                   </w:tcMar>
                 </w:tcPr>
@@ -13217,9 +13379,9 @@
                     <w:right w:val="single" w:sz="4" w:color="C8CDC2"/>
                   </w:tcBorders>
                   <w:tcMar>
-                    <w:top w:w="50" w:type="dxa"/>
+                    <w:top w:w="30" w:type="dxa"/>
                     <w:left w:w="70" w:type="dxa"/>
-                    <w:bottom w:w="50" w:type="dxa"/>
+                    <w:bottom w:w="30" w:type="dxa"/>
                     <w:right w:w="70" w:type="dxa"/>
                   </w:tcMar>
                 </w:tcPr>
@@ -13249,9 +13411,9 @@
                     <w:right w:val="single" w:sz="4" w:color="C8CDC2"/>
                   </w:tcBorders>
                   <w:tcMar>
-                    <w:top w:w="50" w:type="dxa"/>
+                    <w:top w:w="30" w:type="dxa"/>
                     <w:left w:w="70" w:type="dxa"/>
-                    <w:bottom w:w="50" w:type="dxa"/>
+                    <w:bottom w:w="30" w:type="dxa"/>
                     <w:right w:w="70" w:type="dxa"/>
                   </w:tcMar>
                 </w:tcPr>
@@ -13286,9 +13448,9 @@
                     <w:right w:val="single" w:sz="4" w:color="C8CDC2"/>
                   </w:tcBorders>
                   <w:tcMar>
-                    <w:top w:w="50" w:type="dxa"/>
+                    <w:top w:w="30" w:type="dxa"/>
                     <w:left w:w="70" w:type="dxa"/>
-                    <w:bottom w:w="50" w:type="dxa"/>
+                    <w:bottom w:w="30" w:type="dxa"/>
                     <w:right w:w="70" w:type="dxa"/>
                   </w:tcMar>
                 </w:tcPr>
@@ -13318,9 +13480,9 @@
                     <w:right w:val="single" w:sz="4" w:color="C8CDC2"/>
                   </w:tcBorders>
                   <w:tcMar>
-                    <w:top w:w="50" w:type="dxa"/>
+                    <w:top w:w="30" w:type="dxa"/>
                     <w:left w:w="70" w:type="dxa"/>
-                    <w:bottom w:w="50" w:type="dxa"/>
+                    <w:bottom w:w="30" w:type="dxa"/>
                     <w:right w:w="70" w:type="dxa"/>
                   </w:tcMar>
                 </w:tcPr>
@@ -13336,7 +13498,7 @@
                       <w:sz w:val="19"/>
                       <w:u w:val="none"/>
                     </w:rPr>
-                    <w:t xml:space="preserve"> ______ </w:t>
+                    <w:t xml:space="preserve"> ______</w:t>
                   </w:r>
                 </w:p>
               </w:tc>
@@ -13350,9 +13512,9 @@
                     <w:right w:val="single" w:sz="4" w:color="C8CDC2"/>
                   </w:tcBorders>
                   <w:tcMar>
-                    <w:top w:w="50" w:type="dxa"/>
+                    <w:top w:w="30" w:type="dxa"/>
                     <w:left w:w="70" w:type="dxa"/>
-                    <w:bottom w:w="50" w:type="dxa"/>
+                    <w:bottom w:w="30" w:type="dxa"/>
                     <w:right w:w="70" w:type="dxa"/>
                   </w:tcMar>
                 </w:tcPr>
@@ -13368,7 +13530,7 @@
                       <w:sz w:val="19"/>
                       <w:u w:val="none"/>
                     </w:rPr>
-                    <w:t xml:space="preserve"> ______ </w:t>
+                    <w:t xml:space="preserve"> ______</w:t>
                   </w:r>
                 </w:p>
               </w:tc>
@@ -13382,9 +13544,9 @@
                     <w:right w:val="single" w:sz="4" w:color="C8CDC2"/>
                   </w:tcBorders>
                   <w:tcMar>
-                    <w:top w:w="50" w:type="dxa"/>
+                    <w:top w:w="30" w:type="dxa"/>
                     <w:left w:w="70" w:type="dxa"/>
-                    <w:bottom w:w="50" w:type="dxa"/>
+                    <w:bottom w:w="30" w:type="dxa"/>
                     <w:right w:w="70" w:type="dxa"/>
                   </w:tcMar>
                 </w:tcPr>
@@ -13400,7 +13562,7 @@
                       <w:sz w:val="19"/>
                       <w:u w:val="none"/>
                     </w:rPr>
-                    <w:t xml:space="preserve"> ______ </w:t>
+                    <w:t xml:space="preserve"> ______</w:t>
                   </w:r>
                 </w:p>
               </w:tc>
@@ -13414,9 +13576,9 @@
                     <w:right w:val="single" w:sz="4" w:color="C8CDC2"/>
                   </w:tcBorders>
                   <w:tcMar>
-                    <w:top w:w="50" w:type="dxa"/>
+                    <w:top w:w="30" w:type="dxa"/>
                     <w:left w:w="70" w:type="dxa"/>
-                    <w:bottom w:w="50" w:type="dxa"/>
+                    <w:bottom w:w="30" w:type="dxa"/>
                     <w:right w:w="70" w:type="dxa"/>
                   </w:tcMar>
                 </w:tcPr>
@@ -13432,7 +13594,7 @@
                       <w:sz w:val="19"/>
                       <w:u w:val="none"/>
                     </w:rPr>
-                    <w:t xml:space="preserve"> ______ </w:t>
+                    <w:t xml:space="preserve"> ______</w:t>
                   </w:r>
                 </w:p>
               </w:tc>
@@ -13446,9 +13608,9 @@
                     <w:right w:val="single" w:sz="4" w:color="C8CDC2"/>
                   </w:tcBorders>
                   <w:tcMar>
-                    <w:top w:w="50" w:type="dxa"/>
+                    <w:top w:w="30" w:type="dxa"/>
                     <w:left w:w="70" w:type="dxa"/>
-                    <w:bottom w:w="50" w:type="dxa"/>
+                    <w:bottom w:w="30" w:type="dxa"/>
                     <w:right w:w="70" w:type="dxa"/>
                   </w:tcMar>
                 </w:tcPr>
@@ -13464,7 +13626,7 @@
                       <w:sz w:val="19"/>
                       <w:u w:val="none"/>
                     </w:rPr>
-                    <w:t xml:space="preserve"> ______ </w:t>
+                    <w:t xml:space="preserve"> ______</w:t>
                   </w:r>
                 </w:p>
               </w:tc>
@@ -13478,9 +13640,9 @@
                     <w:right w:val="single" w:sz="4" w:color="C8CDC2"/>
                   </w:tcBorders>
                   <w:tcMar>
-                    <w:top w:w="50" w:type="dxa"/>
+                    <w:top w:w="30" w:type="dxa"/>
                     <w:left w:w="70" w:type="dxa"/>
-                    <w:bottom w:w="50" w:type="dxa"/>
+                    <w:bottom w:w="30" w:type="dxa"/>
                     <w:right w:w="70" w:type="dxa"/>
                   </w:tcMar>
                 </w:tcPr>
@@ -13496,7 +13658,7 @@
                       <w:sz w:val="19"/>
                       <w:u w:val="none"/>
                     </w:rPr>
-                    <w:t xml:space="preserve"> ______ </w:t>
+                    <w:t xml:space="preserve"> ______</w:t>
                   </w:r>
                 </w:p>
               </w:tc>
@@ -13566,7 +13728,9 @@
               <w:rPr>
                 <w:rFonts w:ascii="Trade Gothic Next" w:hAnsi="Trade Gothic Next"/>
                 <w:b w:val="0"/>
+                <w:color w:val="14161B"/>
                 <w:sz w:val="17"/>
+                <w:u w:val="none"/>
               </w:rPr>
               <w:t>Table — Mg, Al, S, Br with change, ion and noble gas</w:t>
             </w:r>
@@ -13831,9 +13995,9 @@
                     <w:right w:val="single" w:sz="4" w:color="C8CDC2"/>
                   </w:tcBorders>
                   <w:tcMar>
-                    <w:top w:w="50" w:type="dxa"/>
+                    <w:top w:w="30" w:type="dxa"/>
                     <w:left w:w="70" w:type="dxa"/>
-                    <w:bottom w:w="50" w:type="dxa"/>
+                    <w:bottom w:w="30" w:type="dxa"/>
                     <w:right w:w="70" w:type="dxa"/>
                   </w:tcMar>
                 </w:tcPr>
@@ -13863,9 +14027,9 @@
                     <w:right w:val="single" w:sz="4" w:color="C8CDC2"/>
                   </w:tcBorders>
                   <w:tcMar>
-                    <w:top w:w="50" w:type="dxa"/>
+                    <w:top w:w="30" w:type="dxa"/>
                     <w:left w:w="70" w:type="dxa"/>
-                    <w:bottom w:w="50" w:type="dxa"/>
+                    <w:bottom w:w="30" w:type="dxa"/>
                     <w:right w:w="70" w:type="dxa"/>
                   </w:tcMar>
                 </w:tcPr>
@@ -13895,9 +14059,9 @@
                     <w:right w:val="single" w:sz="4" w:color="C8CDC2"/>
                   </w:tcBorders>
                   <w:tcMar>
-                    <w:top w:w="50" w:type="dxa"/>
+                    <w:top w:w="30" w:type="dxa"/>
                     <w:left w:w="70" w:type="dxa"/>
-                    <w:bottom w:w="50" w:type="dxa"/>
+                    <w:bottom w:w="30" w:type="dxa"/>
                     <w:right w:w="70" w:type="dxa"/>
                   </w:tcMar>
                 </w:tcPr>
@@ -13913,7 +14077,7 @@
                       <w:sz w:val="19"/>
                       <w:u w:val="none"/>
                     </w:rPr>
-                    <w:t xml:space="preserve"> ______ </w:t>
+                    <w:t xml:space="preserve"> ______</w:t>
                   </w:r>
                 </w:p>
               </w:tc>
@@ -13927,9 +14091,9 @@
                     <w:right w:val="single" w:sz="4" w:color="C8CDC2"/>
                   </w:tcBorders>
                   <w:tcMar>
-                    <w:top w:w="50" w:type="dxa"/>
+                    <w:top w:w="30" w:type="dxa"/>
                     <w:left w:w="70" w:type="dxa"/>
-                    <w:bottom w:w="50" w:type="dxa"/>
+                    <w:bottom w:w="30" w:type="dxa"/>
                     <w:right w:w="70" w:type="dxa"/>
                   </w:tcMar>
                 </w:tcPr>
@@ -13945,7 +14109,7 @@
                       <w:sz w:val="19"/>
                       <w:u w:val="none"/>
                     </w:rPr>
-                    <w:t xml:space="preserve"> ________ </w:t>
+                    <w:t xml:space="preserve"> ________</w:t>
                   </w:r>
                 </w:p>
               </w:tc>
@@ -13959,9 +14123,9 @@
                     <w:right w:val="single" w:sz="4" w:color="C8CDC2"/>
                   </w:tcBorders>
                   <w:tcMar>
-                    <w:top w:w="50" w:type="dxa"/>
+                    <w:top w:w="30" w:type="dxa"/>
                     <w:left w:w="70" w:type="dxa"/>
-                    <w:bottom w:w="50" w:type="dxa"/>
+                    <w:bottom w:w="30" w:type="dxa"/>
                     <w:right w:w="70" w:type="dxa"/>
                   </w:tcMar>
                 </w:tcPr>
@@ -13977,7 +14141,7 @@
                       <w:sz w:val="19"/>
                       <w:u w:val="none"/>
                     </w:rPr>
-                    <w:t xml:space="preserve"> ______ </w:t>
+                    <w:t xml:space="preserve"> ______</w:t>
                   </w:r>
                 </w:p>
               </w:tc>
@@ -13991,9 +14155,9 @@
                     <w:right w:val="single" w:sz="4" w:color="C8CDC2"/>
                   </w:tcBorders>
                   <w:tcMar>
-                    <w:top w:w="50" w:type="dxa"/>
+                    <w:top w:w="30" w:type="dxa"/>
                     <w:left w:w="70" w:type="dxa"/>
-                    <w:bottom w:w="50" w:type="dxa"/>
+                    <w:bottom w:w="30" w:type="dxa"/>
                     <w:right w:w="70" w:type="dxa"/>
                   </w:tcMar>
                 </w:tcPr>
@@ -14009,7 +14173,7 @@
                       <w:sz w:val="19"/>
                       <w:u w:val="none"/>
                     </w:rPr>
-                    <w:t xml:space="preserve"> ______ </w:t>
+                    <w:t xml:space="preserve"> ______</w:t>
                   </w:r>
                 </w:p>
               </w:tc>
@@ -14028,9 +14192,9 @@
                     <w:right w:val="single" w:sz="4" w:color="C8CDC2"/>
                   </w:tcBorders>
                   <w:tcMar>
-                    <w:top w:w="50" w:type="dxa"/>
+                    <w:top w:w="30" w:type="dxa"/>
                     <w:left w:w="70" w:type="dxa"/>
-                    <w:bottom w:w="50" w:type="dxa"/>
+                    <w:bottom w:w="30" w:type="dxa"/>
                     <w:right w:w="70" w:type="dxa"/>
                   </w:tcMar>
                 </w:tcPr>
@@ -14060,9 +14224,9 @@
                     <w:right w:val="single" w:sz="4" w:color="C8CDC2"/>
                   </w:tcBorders>
                   <w:tcMar>
-                    <w:top w:w="50" w:type="dxa"/>
+                    <w:top w:w="30" w:type="dxa"/>
                     <w:left w:w="70" w:type="dxa"/>
-                    <w:bottom w:w="50" w:type="dxa"/>
+                    <w:bottom w:w="30" w:type="dxa"/>
                     <w:right w:w="70" w:type="dxa"/>
                   </w:tcMar>
                 </w:tcPr>
@@ -14092,9 +14256,9 @@
                     <w:right w:val="single" w:sz="4" w:color="C8CDC2"/>
                   </w:tcBorders>
                   <w:tcMar>
-                    <w:top w:w="50" w:type="dxa"/>
+                    <w:top w:w="30" w:type="dxa"/>
                     <w:left w:w="70" w:type="dxa"/>
-                    <w:bottom w:w="50" w:type="dxa"/>
+                    <w:bottom w:w="30" w:type="dxa"/>
                     <w:right w:w="70" w:type="dxa"/>
                   </w:tcMar>
                 </w:tcPr>
@@ -14110,7 +14274,7 @@
                       <w:sz w:val="19"/>
                       <w:u w:val="none"/>
                     </w:rPr>
-                    <w:t xml:space="preserve"> ______ </w:t>
+                    <w:t xml:space="preserve"> ______</w:t>
                   </w:r>
                 </w:p>
               </w:tc>
@@ -14124,9 +14288,9 @@
                     <w:right w:val="single" w:sz="4" w:color="C8CDC2"/>
                   </w:tcBorders>
                   <w:tcMar>
-                    <w:top w:w="50" w:type="dxa"/>
+                    <w:top w:w="30" w:type="dxa"/>
                     <w:left w:w="70" w:type="dxa"/>
-                    <w:bottom w:w="50" w:type="dxa"/>
+                    <w:bottom w:w="30" w:type="dxa"/>
                     <w:right w:w="70" w:type="dxa"/>
                   </w:tcMar>
                 </w:tcPr>
@@ -14142,7 +14306,7 @@
                       <w:sz w:val="19"/>
                       <w:u w:val="none"/>
                     </w:rPr>
-                    <w:t xml:space="preserve"> ________ </w:t>
+                    <w:t xml:space="preserve"> ________</w:t>
                   </w:r>
                 </w:p>
               </w:tc>
@@ -14156,9 +14320,9 @@
                     <w:right w:val="single" w:sz="4" w:color="C8CDC2"/>
                   </w:tcBorders>
                   <w:tcMar>
-                    <w:top w:w="50" w:type="dxa"/>
+                    <w:top w:w="30" w:type="dxa"/>
                     <w:left w:w="70" w:type="dxa"/>
-                    <w:bottom w:w="50" w:type="dxa"/>
+                    <w:bottom w:w="30" w:type="dxa"/>
                     <w:right w:w="70" w:type="dxa"/>
                   </w:tcMar>
                 </w:tcPr>
@@ -14174,7 +14338,7 @@
                       <w:sz w:val="19"/>
                       <w:u w:val="none"/>
                     </w:rPr>
-                    <w:t xml:space="preserve"> ______ </w:t>
+                    <w:t xml:space="preserve"> ______</w:t>
                   </w:r>
                 </w:p>
               </w:tc>
@@ -14188,9 +14352,9 @@
                     <w:right w:val="single" w:sz="4" w:color="C8CDC2"/>
                   </w:tcBorders>
                   <w:tcMar>
-                    <w:top w:w="50" w:type="dxa"/>
+                    <w:top w:w="30" w:type="dxa"/>
                     <w:left w:w="70" w:type="dxa"/>
-                    <w:bottom w:w="50" w:type="dxa"/>
+                    <w:bottom w:w="30" w:type="dxa"/>
                     <w:right w:w="70" w:type="dxa"/>
                   </w:tcMar>
                 </w:tcPr>
@@ -14206,7 +14370,7 @@
                       <w:sz w:val="19"/>
                       <w:u w:val="none"/>
                     </w:rPr>
-                    <w:t xml:space="preserve"> ______ </w:t>
+                    <w:t xml:space="preserve"> ______</w:t>
                   </w:r>
                 </w:p>
               </w:tc>
@@ -14225,9 +14389,9 @@
                     <w:right w:val="single" w:sz="4" w:color="C8CDC2"/>
                   </w:tcBorders>
                   <w:tcMar>
-                    <w:top w:w="50" w:type="dxa"/>
+                    <w:top w:w="30" w:type="dxa"/>
                     <w:left w:w="70" w:type="dxa"/>
-                    <w:bottom w:w="50" w:type="dxa"/>
+                    <w:bottom w:w="30" w:type="dxa"/>
                     <w:right w:w="70" w:type="dxa"/>
                   </w:tcMar>
                 </w:tcPr>
@@ -14257,9 +14421,9 @@
                     <w:right w:val="single" w:sz="4" w:color="C8CDC2"/>
                   </w:tcBorders>
                   <w:tcMar>
-                    <w:top w:w="50" w:type="dxa"/>
+                    <w:top w:w="30" w:type="dxa"/>
                     <w:left w:w="70" w:type="dxa"/>
-                    <w:bottom w:w="50" w:type="dxa"/>
+                    <w:bottom w:w="30" w:type="dxa"/>
                     <w:right w:w="70" w:type="dxa"/>
                   </w:tcMar>
                 </w:tcPr>
@@ -14289,9 +14453,9 @@
                     <w:right w:val="single" w:sz="4" w:color="C8CDC2"/>
                   </w:tcBorders>
                   <w:tcMar>
-                    <w:top w:w="50" w:type="dxa"/>
+                    <w:top w:w="30" w:type="dxa"/>
                     <w:left w:w="70" w:type="dxa"/>
-                    <w:bottom w:w="50" w:type="dxa"/>
+                    <w:bottom w:w="30" w:type="dxa"/>
                     <w:right w:w="70" w:type="dxa"/>
                   </w:tcMar>
                 </w:tcPr>
@@ -14307,7 +14471,7 @@
                       <w:sz w:val="19"/>
                       <w:u w:val="none"/>
                     </w:rPr>
-                    <w:t xml:space="preserve"> ______ </w:t>
+                    <w:t xml:space="preserve"> ______</w:t>
                   </w:r>
                 </w:p>
               </w:tc>
@@ -14321,9 +14485,9 @@
                     <w:right w:val="single" w:sz="4" w:color="C8CDC2"/>
                   </w:tcBorders>
                   <w:tcMar>
-                    <w:top w:w="50" w:type="dxa"/>
+                    <w:top w:w="30" w:type="dxa"/>
                     <w:left w:w="70" w:type="dxa"/>
-                    <w:bottom w:w="50" w:type="dxa"/>
+                    <w:bottom w:w="30" w:type="dxa"/>
                     <w:right w:w="70" w:type="dxa"/>
                   </w:tcMar>
                 </w:tcPr>
@@ -14339,7 +14503,7 @@
                       <w:sz w:val="19"/>
                       <w:u w:val="none"/>
                     </w:rPr>
-                    <w:t xml:space="preserve"> ________ </w:t>
+                    <w:t xml:space="preserve"> ________</w:t>
                   </w:r>
                 </w:p>
               </w:tc>
@@ -14353,9 +14517,9 @@
                     <w:right w:val="single" w:sz="4" w:color="C8CDC2"/>
                   </w:tcBorders>
                   <w:tcMar>
-                    <w:top w:w="50" w:type="dxa"/>
+                    <w:top w:w="30" w:type="dxa"/>
                     <w:left w:w="70" w:type="dxa"/>
-                    <w:bottom w:w="50" w:type="dxa"/>
+                    <w:bottom w:w="30" w:type="dxa"/>
                     <w:right w:w="70" w:type="dxa"/>
                   </w:tcMar>
                 </w:tcPr>
@@ -14371,7 +14535,7 @@
                       <w:sz w:val="19"/>
                       <w:u w:val="none"/>
                     </w:rPr>
-                    <w:t xml:space="preserve"> ______ </w:t>
+                    <w:t xml:space="preserve"> ______</w:t>
                   </w:r>
                 </w:p>
               </w:tc>
@@ -14385,9 +14549,9 @@
                     <w:right w:val="single" w:sz="4" w:color="C8CDC2"/>
                   </w:tcBorders>
                   <w:tcMar>
-                    <w:top w:w="50" w:type="dxa"/>
+                    <w:top w:w="30" w:type="dxa"/>
                     <w:left w:w="70" w:type="dxa"/>
-                    <w:bottom w:w="50" w:type="dxa"/>
+                    <w:bottom w:w="30" w:type="dxa"/>
                     <w:right w:w="70" w:type="dxa"/>
                   </w:tcMar>
                 </w:tcPr>
@@ -14403,7 +14567,7 @@
                       <w:sz w:val="19"/>
                       <w:u w:val="none"/>
                     </w:rPr>
-                    <w:t xml:space="preserve"> ______ </w:t>
+                    <w:t xml:space="preserve"> ______</w:t>
                   </w:r>
                 </w:p>
               </w:tc>
@@ -14422,9 +14586,9 @@
                     <w:right w:val="single" w:sz="4" w:color="C8CDC2"/>
                   </w:tcBorders>
                   <w:tcMar>
-                    <w:top w:w="50" w:type="dxa"/>
+                    <w:top w:w="30" w:type="dxa"/>
                     <w:left w:w="70" w:type="dxa"/>
-                    <w:bottom w:w="50" w:type="dxa"/>
+                    <w:bottom w:w="30" w:type="dxa"/>
                     <w:right w:w="70" w:type="dxa"/>
                   </w:tcMar>
                 </w:tcPr>
@@ -14454,9 +14618,9 @@
                     <w:right w:val="single" w:sz="4" w:color="C8CDC2"/>
                   </w:tcBorders>
                   <w:tcMar>
-                    <w:top w:w="50" w:type="dxa"/>
+                    <w:top w:w="30" w:type="dxa"/>
                     <w:left w:w="70" w:type="dxa"/>
-                    <w:bottom w:w="50" w:type="dxa"/>
+                    <w:bottom w:w="30" w:type="dxa"/>
                     <w:right w:w="70" w:type="dxa"/>
                   </w:tcMar>
                 </w:tcPr>
@@ -14486,9 +14650,9 @@
                     <w:right w:val="single" w:sz="4" w:color="C8CDC2"/>
                   </w:tcBorders>
                   <w:tcMar>
-                    <w:top w:w="50" w:type="dxa"/>
+                    <w:top w:w="30" w:type="dxa"/>
                     <w:left w:w="70" w:type="dxa"/>
-                    <w:bottom w:w="50" w:type="dxa"/>
+                    <w:bottom w:w="30" w:type="dxa"/>
                     <w:right w:w="70" w:type="dxa"/>
                   </w:tcMar>
                 </w:tcPr>
@@ -14504,7 +14668,7 @@
                       <w:sz w:val="19"/>
                       <w:u w:val="none"/>
                     </w:rPr>
-                    <w:t xml:space="preserve"> ______ </w:t>
+                    <w:t xml:space="preserve"> ______</w:t>
                   </w:r>
                 </w:p>
               </w:tc>
@@ -14518,9 +14682,9 @@
                     <w:right w:val="single" w:sz="4" w:color="C8CDC2"/>
                   </w:tcBorders>
                   <w:tcMar>
-                    <w:top w:w="50" w:type="dxa"/>
+                    <w:top w:w="30" w:type="dxa"/>
                     <w:left w:w="70" w:type="dxa"/>
-                    <w:bottom w:w="50" w:type="dxa"/>
+                    <w:bottom w:w="30" w:type="dxa"/>
                     <w:right w:w="70" w:type="dxa"/>
                   </w:tcMar>
                 </w:tcPr>
@@ -14536,7 +14700,7 @@
                       <w:sz w:val="19"/>
                       <w:u w:val="none"/>
                     </w:rPr>
-                    <w:t xml:space="preserve"> ________ </w:t>
+                    <w:t xml:space="preserve"> ________</w:t>
                   </w:r>
                 </w:p>
               </w:tc>
@@ -14550,9 +14714,9 @@
                     <w:right w:val="single" w:sz="4" w:color="C8CDC2"/>
                   </w:tcBorders>
                   <w:tcMar>
-                    <w:top w:w="50" w:type="dxa"/>
+                    <w:top w:w="30" w:type="dxa"/>
                     <w:left w:w="70" w:type="dxa"/>
-                    <w:bottom w:w="50" w:type="dxa"/>
+                    <w:bottom w:w="30" w:type="dxa"/>
                     <w:right w:w="70" w:type="dxa"/>
                   </w:tcMar>
                 </w:tcPr>
@@ -14568,7 +14732,7 @@
                       <w:sz w:val="19"/>
                       <w:u w:val="none"/>
                     </w:rPr>
-                    <w:t xml:space="preserve"> ______ </w:t>
+                    <w:t xml:space="preserve"> ______</w:t>
                   </w:r>
                 </w:p>
               </w:tc>
@@ -14582,9 +14746,9 @@
                     <w:right w:val="single" w:sz="4" w:color="C8CDC2"/>
                   </w:tcBorders>
                   <w:tcMar>
-                    <w:top w:w="50" w:type="dxa"/>
+                    <w:top w:w="30" w:type="dxa"/>
                     <w:left w:w="70" w:type="dxa"/>
-                    <w:bottom w:w="50" w:type="dxa"/>
+                    <w:bottom w:w="30" w:type="dxa"/>
                     <w:right w:w="70" w:type="dxa"/>
                   </w:tcMar>
                 </w:tcPr>
@@ -14600,7 +14764,7 @@
                       <w:sz w:val="19"/>
                       <w:u w:val="none"/>
                     </w:rPr>
-                    <w:t xml:space="preserve"> ______ </w:t>
+                    <w:t xml:space="preserve"> ______</w:t>
                   </w:r>
                 </w:p>
               </w:tc>
@@ -14670,7 +14834,9 @@
               <w:rPr>
                 <w:rFonts w:ascii="Trade Gothic Next" w:hAnsi="Trade Gothic Next"/>
                 <w:b w:val="0"/>
+                <w:color w:val="14161B"/>
                 <w:sz w:val="17"/>
+                <w:u w:val="none"/>
               </w:rPr>
               <w:t>Order the electrons leave</w:t>
             </w:r>
@@ -14683,7 +14849,9 @@
               <w:rPr>
                 <w:rFonts w:ascii="Trade Gothic Next" w:hAnsi="Trade Gothic Next"/>
                 <w:b w:val="0"/>
+                <w:color w:val="14161B"/>
                 <w:sz w:val="17"/>
+                <w:u w:val="none"/>
               </w:rPr>
               <w:t>Table — Fe, Cu, Zn ions</w:t>
             </w:r>
@@ -14716,10 +14884,10 @@
           </w:p>
           <w:p>
             <w:pPr>
-              <w:spacing w:after="40" w:before="0"/>
               <w:pBdr>
                 <w:left w:val="single" w:sz="18" w:space="6" w:color="A3E635"/>
               </w:pBdr>
+              <w:spacing w:after="40" w:before="0"/>
             </w:pPr>
             <w:r>
               <w:rPr>
@@ -14935,9 +15103,9 @@
                     <w:right w:val="single" w:sz="4" w:color="C8CDC2"/>
                   </w:tcBorders>
                   <w:tcMar>
-                    <w:top w:w="50" w:type="dxa"/>
+                    <w:top w:w="30" w:type="dxa"/>
                     <w:left w:w="70" w:type="dxa"/>
-                    <w:bottom w:w="50" w:type="dxa"/>
+                    <w:bottom w:w="30" w:type="dxa"/>
                     <w:right w:w="70" w:type="dxa"/>
                   </w:tcMar>
                 </w:tcPr>
@@ -14967,9 +15135,9 @@
                     <w:right w:val="single" w:sz="4" w:color="C8CDC2"/>
                   </w:tcBorders>
                   <w:tcMar>
-                    <w:top w:w="50" w:type="dxa"/>
+                    <w:top w:w="30" w:type="dxa"/>
                     <w:left w:w="70" w:type="dxa"/>
-                    <w:bottom w:w="50" w:type="dxa"/>
+                    <w:bottom w:w="30" w:type="dxa"/>
                     <w:right w:w="70" w:type="dxa"/>
                   </w:tcMar>
                 </w:tcPr>
@@ -15031,9 +15199,9 @@
                     <w:right w:val="single" w:sz="4" w:color="C8CDC2"/>
                   </w:tcBorders>
                   <w:tcMar>
-                    <w:top w:w="50" w:type="dxa"/>
+                    <w:top w:w="30" w:type="dxa"/>
                     <w:left w:w="70" w:type="dxa"/>
-                    <w:bottom w:w="50" w:type="dxa"/>
+                    <w:bottom w:w="30" w:type="dxa"/>
                     <w:right w:w="70" w:type="dxa"/>
                   </w:tcMar>
                 </w:tcPr>
@@ -15069,7 +15237,7 @@
                       <w:sz w:val="19"/>
                       <w:u w:val="none"/>
                     </w:rPr>
-                    <w:t xml:space="preserve"> __________ </w:t>
+                    <w:t xml:space="preserve"> __________</w:t>
                   </w:r>
                 </w:p>
               </w:tc>
@@ -15088,9 +15256,9 @@
                     <w:right w:val="single" w:sz="4" w:color="C8CDC2"/>
                   </w:tcBorders>
                   <w:tcMar>
-                    <w:top w:w="50" w:type="dxa"/>
+                    <w:top w:w="30" w:type="dxa"/>
                     <w:left w:w="70" w:type="dxa"/>
-                    <w:bottom w:w="50" w:type="dxa"/>
+                    <w:bottom w:w="30" w:type="dxa"/>
                     <w:right w:w="70" w:type="dxa"/>
                   </w:tcMar>
                 </w:tcPr>
@@ -15120,9 +15288,9 @@
                     <w:right w:val="single" w:sz="4" w:color="C8CDC2"/>
                   </w:tcBorders>
                   <w:tcMar>
-                    <w:top w:w="50" w:type="dxa"/>
+                    <w:top w:w="30" w:type="dxa"/>
                     <w:left w:w="70" w:type="dxa"/>
-                    <w:bottom w:w="50" w:type="dxa"/>
+                    <w:bottom w:w="30" w:type="dxa"/>
                     <w:right w:w="70" w:type="dxa"/>
                   </w:tcMar>
                 </w:tcPr>
@@ -15184,9 +15352,9 @@
                     <w:right w:val="single" w:sz="4" w:color="C8CDC2"/>
                   </w:tcBorders>
                   <w:tcMar>
-                    <w:top w:w="50" w:type="dxa"/>
+                    <w:top w:w="30" w:type="dxa"/>
                     <w:left w:w="70" w:type="dxa"/>
-                    <w:bottom w:w="50" w:type="dxa"/>
+                    <w:bottom w:w="30" w:type="dxa"/>
                     <w:right w:w="70" w:type="dxa"/>
                   </w:tcMar>
                 </w:tcPr>
@@ -15222,7 +15390,7 @@
                       <w:sz w:val="19"/>
                       <w:u w:val="none"/>
                     </w:rPr>
-                    <w:t xml:space="preserve"> __________ </w:t>
+                    <w:t xml:space="preserve"> __________</w:t>
                   </w:r>
                 </w:p>
               </w:tc>
@@ -15241,9 +15409,9 @@
                     <w:right w:val="single" w:sz="4" w:color="C8CDC2"/>
                   </w:tcBorders>
                   <w:tcMar>
-                    <w:top w:w="50" w:type="dxa"/>
+                    <w:top w:w="30" w:type="dxa"/>
                     <w:left w:w="70" w:type="dxa"/>
-                    <w:bottom w:w="50" w:type="dxa"/>
+                    <w:bottom w:w="30" w:type="dxa"/>
                     <w:right w:w="70" w:type="dxa"/>
                   </w:tcMar>
                 </w:tcPr>
@@ -15273,9 +15441,9 @@
                     <w:right w:val="single" w:sz="4" w:color="C8CDC2"/>
                   </w:tcBorders>
                   <w:tcMar>
-                    <w:top w:w="50" w:type="dxa"/>
+                    <w:top w:w="30" w:type="dxa"/>
                     <w:left w:w="70" w:type="dxa"/>
-                    <w:bottom w:w="50" w:type="dxa"/>
+                    <w:bottom w:w="30" w:type="dxa"/>
                     <w:right w:w="70" w:type="dxa"/>
                   </w:tcMar>
                 </w:tcPr>
@@ -15316,9 +15484,9 @@
                     <w:right w:val="single" w:sz="4" w:color="C8CDC2"/>
                   </w:tcBorders>
                   <w:tcMar>
-                    <w:top w:w="50" w:type="dxa"/>
+                    <w:top w:w="30" w:type="dxa"/>
                     <w:left w:w="70" w:type="dxa"/>
-                    <w:bottom w:w="50" w:type="dxa"/>
+                    <w:bottom w:w="30" w:type="dxa"/>
                     <w:right w:w="70" w:type="dxa"/>
                   </w:tcMar>
                 </w:tcPr>
@@ -15334,7 +15502,7 @@
                       <w:sz w:val="19"/>
                       <w:u w:val="none"/>
                     </w:rPr>
-                    <w:t xml:space="preserve"> ___________ </w:t>
+                    <w:t xml:space="preserve"> ___________</w:t>
                   </w:r>
                 </w:p>
               </w:tc>
@@ -15404,7 +15572,9 @@
               <w:rPr>
                 <w:rFonts w:ascii="Trade Gothic Next" w:hAnsi="Trade Gothic Next"/>
                 <w:b w:val="0"/>
+                <w:color w:val="14161B"/>
                 <w:sz w:val="17"/>
+                <w:u w:val="none"/>
               </w:rPr>
               <w:t>Definition — isoelectronic</w:t>
             </w:r>
@@ -15417,7 +15587,9 @@
               <w:rPr>
                 <w:rFonts w:ascii="Trade Gothic Next" w:hAnsi="Trade Gothic Next"/>
                 <w:b w:val="0"/>
+                <w:color w:val="14161B"/>
                 <w:sz w:val="17"/>
+                <w:u w:val="none"/>
               </w:rPr>
               <w:t>The five species with 10 electrons</w:t>
             </w:r>
@@ -15430,7 +15602,9 @@
               <w:rPr>
                 <w:rFonts w:ascii="Trade Gothic Next" w:hAnsi="Trade Gothic Next"/>
                 <w:b w:val="0"/>
+                <w:color w:val="14161B"/>
                 <w:sz w:val="17"/>
+                <w:u w:val="none"/>
               </w:rPr>
               <w:t>Reason they are still different elements</w:t>
             </w:r>
@@ -15463,10 +15637,10 @@
           </w:p>
           <w:p>
             <w:pPr>
-              <w:spacing w:after="40" w:before="0"/>
               <w:pBdr>
                 <w:left w:val="single" w:sz="18" w:space="6" w:color="A3E635"/>
               </w:pBdr>
+              <w:spacing w:after="40" w:before="0"/>
             </w:pPr>
             <w:r>
               <w:rPr>
@@ -15542,6 +15716,46 @@
                 <w:sz w:val="19"/>
                 <w:u w:val="none"/>
               </w:rPr>
+              <w:t xml:space="preserve"> ______</w:t>
+            </w:r>
+            <w:r>
+              <w:rPr>
+                <w:rFonts w:ascii="Trade Gothic Next" w:hAnsi="Trade Gothic Next"/>
+                <w:b w:val="0"/>
+                <w:color w:val="14161B"/>
+                <w:sz w:val="19"/>
+                <w:u w:val="none"/>
+              </w:rPr>
+              <w:t xml:space="preserve">, </w:t>
+            </w:r>
+            <w:r>
+              <w:rPr>
+                <w:rFonts w:ascii="Trade Gothic Next" w:hAnsi="Trade Gothic Next"/>
+                <w:b w:val="0"/>
+                <w:color w:val="14161B"/>
+                <w:sz w:val="19"/>
+                <w:u w:val="none"/>
+              </w:rPr>
+              <w:t xml:space="preserve"> ______</w:t>
+            </w:r>
+            <w:r>
+              <w:rPr>
+                <w:rFonts w:ascii="Trade Gothic Next" w:hAnsi="Trade Gothic Next"/>
+                <w:b w:val="0"/>
+                <w:color w:val="14161B"/>
+                <w:sz w:val="19"/>
+                <w:u w:val="none"/>
+              </w:rPr>
+              <w:t xml:space="preserve">, </w:t>
+            </w:r>
+            <w:r>
+              <w:rPr>
+                <w:rFonts w:ascii="Trade Gothic Next" w:hAnsi="Trade Gothic Next"/>
+                <w:b w:val="0"/>
+                <w:color w:val="14161B"/>
+                <w:sz w:val="19"/>
+                <w:u w:val="none"/>
+              </w:rPr>
               <w:t xml:space="preserve"> ______ </w:t>
             </w:r>
             <w:r>
@@ -15552,46 +15766,6 @@
                 <w:sz w:val="19"/>
                 <w:u w:val="none"/>
               </w:rPr>
-              <w:t xml:space="preserve">, </w:t>
-            </w:r>
-            <w:r>
-              <w:rPr>
-                <w:rFonts w:ascii="Trade Gothic Next" w:hAnsi="Trade Gothic Next"/>
-                <w:b w:val="0"/>
-                <w:color w:val="14161B"/>
-                <w:sz w:val="19"/>
-                <w:u w:val="none"/>
-              </w:rPr>
-              <w:t xml:space="preserve"> ______ </w:t>
-            </w:r>
-            <w:r>
-              <w:rPr>
-                <w:rFonts w:ascii="Trade Gothic Next" w:hAnsi="Trade Gothic Next"/>
-                <w:b w:val="0"/>
-                <w:color w:val="14161B"/>
-                <w:sz w:val="19"/>
-                <w:u w:val="none"/>
-              </w:rPr>
-              <w:t xml:space="preserve">, </w:t>
-            </w:r>
-            <w:r>
-              <w:rPr>
-                <w:rFonts w:ascii="Trade Gothic Next" w:hAnsi="Trade Gothic Next"/>
-                <w:b w:val="0"/>
-                <w:color w:val="14161B"/>
-                <w:sz w:val="19"/>
-                <w:u w:val="none"/>
-              </w:rPr>
-              <w:t xml:space="preserve"> ______ </w:t>
-            </w:r>
-            <w:r>
-              <w:rPr>
-                <w:rFonts w:ascii="Trade Gothic Next" w:hAnsi="Trade Gothic Next"/>
-                <w:b w:val="0"/>
-                <w:color w:val="14161B"/>
-                <w:sz w:val="19"/>
-                <w:u w:val="none"/>
-              </w:rPr>
               <w:t xml:space="preserve"> and </w:t>
             </w:r>
             <w:r>
@@ -15602,7 +15776,7 @@
                 <w:sz w:val="19"/>
                 <w:u w:val="none"/>
               </w:rPr>
-              <w:t xml:space="preserve"> ______ </w:t>
+              <w:t xml:space="preserve"> ______</w:t>
             </w:r>
             <w:r>
               <w:rPr>
@@ -15622,7 +15796,7 @@
                 <w:sz w:val="19"/>
                 <w:u w:val="none"/>
               </w:rPr>
-              <w:t xml:space="preserve"> _____________ </w:t>
+              <w:t xml:space="preserve"> _____________</w:t>
             </w:r>
           </w:p>
           <w:p>
@@ -15746,17 +15920,17 @@
                 <w:sz w:val="19"/>
                 <w:u w:val="none"/>
               </w:rPr>
-              <w:t xml:space="preserve"> electrons, and a main-group atom's count matches its </w:t>
-            </w:r>
-            <w:r>
-              <w:rPr>
-                <w:rFonts w:ascii="Trade Gothic Next" w:hAnsi="Trade Gothic Next"/>
-                <w:b w:val="0"/>
-                <w:color w:val="14161B"/>
-                <w:sz w:val="19"/>
-                <w:u w:val="none"/>
-              </w:rPr>
-              <w:t xml:space="preserve"> _______ </w:t>
+              <w:t xml:space="preserve"> electrons, and for groups 13–18 the count is the group number minus </w:t>
+            </w:r>
+            <w:r>
+              <w:rPr>
+                <w:rFonts w:ascii="Trade Gothic Next" w:hAnsi="Trade Gothic Next"/>
+                <w:b w:val="0"/>
+                <w:color w:val="14161B"/>
+                <w:sz w:val="19"/>
+                <w:u w:val="none"/>
+              </w:rPr>
+              <w:t xml:space="preserve"> ______</w:t>
             </w:r>
             <w:r>
               <w:rPr>
@@ -15791,7 +15965,7 @@
                 <w:sz w:val="19"/>
                 <w:u w:val="none"/>
               </w:rPr>
-              <w:t xml:space="preserve"> ___________ </w:t>
+              <w:t xml:space="preserve"> ___________</w:t>
             </w:r>
             <w:r>
               <w:rPr>
@@ -15846,7 +16020,7 @@
                 <w:sz w:val="19"/>
                 <w:u w:val="none"/>
               </w:rPr>
-              <w:t xml:space="preserve"> ________ </w:t>
+              <w:t xml:space="preserve"> ________</w:t>
             </w:r>
             <w:r>
               <w:rPr>
@@ -15936,7 +16110,7 @@
                 <w:sz w:val="19"/>
                 <w:u w:val="none"/>
               </w:rPr>
-              <w:t xml:space="preserve"> ___________ </w:t>
+              <w:t xml:space="preserve"> ___________</w:t>
             </w:r>
             <w:r>
               <w:rPr>
@@ -16131,7 +16305,7 @@
                 <w:sz w:val="17"/>
                 <w:spacing w:val="26"/>
               </w:rPr>
-              <w:t>U2 / S2.5</w:t>
+              <w:t>U02 / S02.5</w:t>
             </w:r>
           </w:p>
           <w:p>
@@ -16264,7 +16438,9 @@
               <w:rPr>
                 <w:rFonts w:ascii="Trade Gothic Next" w:hAnsi="Trade Gothic Next"/>
                 <w:b w:val="0"/>
+                <w:color w:val="14161B"/>
                 <w:sz w:val="17"/>
+                <w:u w:val="none"/>
               </w:rPr>
               <w:t>Definition — photon</w:t>
             </w:r>
@@ -16277,7 +16453,9 @@
               <w:rPr>
                 <w:rFonts w:ascii="Trade Gothic Next" w:hAnsi="Trade Gothic Next"/>
                 <w:b w:val="0"/>
+                <w:color w:val="14161B"/>
                 <w:sz w:val="17"/>
+                <w:u w:val="none"/>
               </w:rPr>
               <w:t>Absorption, with direction of the electron</w:t>
             </w:r>
@@ -16290,7 +16468,9 @@
               <w:rPr>
                 <w:rFonts w:ascii="Trade Gothic Next" w:hAnsi="Trade Gothic Next"/>
                 <w:b w:val="0"/>
+                <w:color w:val="14161B"/>
                 <w:sz w:val="17"/>
+                <w:u w:val="none"/>
               </w:rPr>
               <w:t>Emission, with direction of the electron</w:t>
             </w:r>
@@ -16303,7 +16483,9 @@
               <w:rPr>
                 <w:rFonts w:ascii="Trade Gothic Next" w:hAnsi="Trade Gothic Next"/>
                 <w:b w:val="0"/>
+                <w:color w:val="14161B"/>
                 <w:sz w:val="17"/>
+                <w:u w:val="none"/>
               </w:rPr>
               <w:t>Photon energy rule</w:t>
             </w:r>
@@ -16336,10 +16518,10 @@
           </w:p>
           <w:p>
             <w:pPr>
-              <w:spacing w:after="40" w:before="0"/>
               <w:pBdr>
                 <w:left w:val="single" w:sz="18" w:space="6" w:color="A3E635"/>
               </w:pBdr>
+              <w:spacing w:after="40" w:before="0"/>
             </w:pPr>
             <w:r>
               <w:rPr>
@@ -16359,7 +16541,7 @@
                 <w:sz w:val="19"/>
                 <w:u w:val="none"/>
               </w:rPr>
-              <w:t xml:space="preserve"> ______________ </w:t>
+              <w:t xml:space="preserve"> ______________</w:t>
             </w:r>
             <w:r>
               <w:rPr>
@@ -16444,10 +16626,10 @@
           </w:p>
           <w:p>
             <w:pPr>
-              <w:spacing w:after="40" w:before="0"/>
               <w:pBdr>
                 <w:left w:val="single" w:sz="18" w:space="6" w:color="A3E635"/>
               </w:pBdr>
+              <w:spacing w:after="40" w:before="0"/>
             </w:pPr>
             <w:r>
               <w:rPr>
@@ -16532,7 +16714,9 @@
               <w:rPr>
                 <w:rFonts w:ascii="Trade Gothic Next" w:hAnsi="Trade Gothic Next"/>
                 <w:b w:val="0"/>
+                <w:color w:val="14161B"/>
                 <w:sz w:val="17"/>
+                <w:u w:val="none"/>
               </w:rPr>
               <w:t>The three drops compared</w:t>
             </w:r>
@@ -16545,7 +16729,9 @@
               <w:rPr>
                 <w:rFonts w:ascii="Trade Gothic Next" w:hAnsi="Trade Gothic Next"/>
                 <w:b w:val="0"/>
+                <w:color w:val="14161B"/>
                 <w:sz w:val="17"/>
+                <w:u w:val="none"/>
               </w:rPr>
               <w:t>Largest gap of the three</w:t>
             </w:r>
@@ -16613,7 +16799,7 @@
                 <w:sz w:val="19"/>
                 <w:u w:val="none"/>
               </w:rPr>
-              <w:t xml:space="preserve"> ______ </w:t>
+              <w:t xml:space="preserve"> ______</w:t>
             </w:r>
             <w:r>
               <w:rPr>
@@ -16633,7 +16819,7 @@
                 <w:sz w:val="19"/>
                 <w:u w:val="none"/>
               </w:rPr>
-              <w:t xml:space="preserve"> _______ </w:t>
+              <w:t xml:space="preserve"> _______</w:t>
             </w:r>
             <w:r>
               <w:rPr>
@@ -16698,7 +16884,9 @@
               <w:rPr>
                 <w:rFonts w:ascii="Trade Gothic Next" w:hAnsi="Trade Gothic Next"/>
                 <w:b w:val="0"/>
+                <w:color w:val="14161B"/>
                 <w:sz w:val="17"/>
+                <w:u w:val="none"/>
               </w:rPr>
               <w:t>Table — violet against red</w:t>
             </w:r>
@@ -16711,7 +16899,9 @@
               <w:rPr>
                 <w:rFonts w:ascii="Trade Gothic Next" w:hAnsi="Trade Gothic Next"/>
                 <w:b w:val="0"/>
+                <w:color w:val="14161B"/>
                 <w:sz w:val="17"/>
+                <w:u w:val="none"/>
               </w:rPr>
               <w:t>Visible range</w:t>
             </w:r>
@@ -16744,10 +16934,10 @@
           </w:p>
           <w:p>
             <w:pPr>
-              <w:spacing w:after="40" w:before="0"/>
               <w:pBdr>
                 <w:left w:val="single" w:sz="18" w:space="6" w:color="A3E635"/>
               </w:pBdr>
+              <w:spacing w:after="40" w:before="0"/>
             </w:pPr>
             <w:r>
               <w:rPr>
@@ -16973,9 +17163,9 @@
                     <w:right w:val="single" w:sz="4" w:color="C8CDC2"/>
                   </w:tcBorders>
                   <w:tcMar>
-                    <w:top w:w="50" w:type="dxa"/>
+                    <w:top w:w="30" w:type="dxa"/>
                     <w:left w:w="70" w:type="dxa"/>
-                    <w:bottom w:w="50" w:type="dxa"/>
+                    <w:bottom w:w="30" w:type="dxa"/>
                     <w:right w:w="70" w:type="dxa"/>
                   </w:tcMar>
                 </w:tcPr>
@@ -17005,9 +17195,9 @@
                     <w:right w:val="single" w:sz="4" w:color="C8CDC2"/>
                   </w:tcBorders>
                   <w:tcMar>
-                    <w:top w:w="50" w:type="dxa"/>
+                    <w:top w:w="30" w:type="dxa"/>
                     <w:left w:w="70" w:type="dxa"/>
-                    <w:bottom w:w="50" w:type="dxa"/>
+                    <w:bottom w:w="30" w:type="dxa"/>
                     <w:right w:w="70" w:type="dxa"/>
                   </w:tcMar>
                 </w:tcPr>
@@ -17023,7 +17213,7 @@
                       <w:sz w:val="19"/>
                       <w:u w:val="none"/>
                     </w:rPr>
-                    <w:t xml:space="preserve"> _________ </w:t>
+                    <w:t xml:space="preserve"> _________</w:t>
                   </w:r>
                 </w:p>
               </w:tc>
@@ -17037,9 +17227,9 @@
                     <w:right w:val="single" w:sz="4" w:color="C8CDC2"/>
                   </w:tcBorders>
                   <w:tcMar>
-                    <w:top w:w="50" w:type="dxa"/>
+                    <w:top w:w="30" w:type="dxa"/>
                     <w:left w:w="70" w:type="dxa"/>
-                    <w:bottom w:w="50" w:type="dxa"/>
+                    <w:bottom w:w="30" w:type="dxa"/>
                     <w:right w:w="70" w:type="dxa"/>
                   </w:tcMar>
                 </w:tcPr>
@@ -17055,7 +17245,7 @@
                       <w:sz w:val="19"/>
                       <w:u w:val="none"/>
                     </w:rPr>
-                    <w:t xml:space="preserve"> ________ </w:t>
+                    <w:t xml:space="preserve"> ________</w:t>
                   </w:r>
                 </w:p>
               </w:tc>
@@ -17074,9 +17264,9 @@
                     <w:right w:val="single" w:sz="4" w:color="C8CDC2"/>
                   </w:tcBorders>
                   <w:tcMar>
-                    <w:top w:w="50" w:type="dxa"/>
+                    <w:top w:w="30" w:type="dxa"/>
                     <w:left w:w="70" w:type="dxa"/>
-                    <w:bottom w:w="50" w:type="dxa"/>
+                    <w:bottom w:w="30" w:type="dxa"/>
                     <w:right w:w="70" w:type="dxa"/>
                   </w:tcMar>
                 </w:tcPr>
@@ -17106,9 +17296,9 @@
                     <w:right w:val="single" w:sz="4" w:color="C8CDC2"/>
                   </w:tcBorders>
                   <w:tcMar>
-                    <w:top w:w="50" w:type="dxa"/>
+                    <w:top w:w="30" w:type="dxa"/>
                     <w:left w:w="70" w:type="dxa"/>
-                    <w:bottom w:w="50" w:type="dxa"/>
+                    <w:bottom w:w="30" w:type="dxa"/>
                     <w:right w:w="70" w:type="dxa"/>
                   </w:tcMar>
                 </w:tcPr>
@@ -17124,7 +17314,7 @@
                       <w:sz w:val="19"/>
                       <w:u w:val="none"/>
                     </w:rPr>
-                    <w:t xml:space="preserve"> ________ </w:t>
+                    <w:t xml:space="preserve"> ________</w:t>
                   </w:r>
                 </w:p>
               </w:tc>
@@ -17138,9 +17328,9 @@
                     <w:right w:val="single" w:sz="4" w:color="C8CDC2"/>
                   </w:tcBorders>
                   <w:tcMar>
-                    <w:top w:w="50" w:type="dxa"/>
+                    <w:top w:w="30" w:type="dxa"/>
                     <w:left w:w="70" w:type="dxa"/>
-                    <w:bottom w:w="50" w:type="dxa"/>
+                    <w:bottom w:w="30" w:type="dxa"/>
                     <w:right w:w="70" w:type="dxa"/>
                   </w:tcMar>
                 </w:tcPr>
@@ -17156,7 +17346,7 @@
                       <w:sz w:val="19"/>
                       <w:u w:val="none"/>
                     </w:rPr>
-                    <w:t xml:space="preserve"> _______ </w:t>
+                    <w:t xml:space="preserve"> _______</w:t>
                   </w:r>
                 </w:p>
               </w:tc>
@@ -17226,7 +17416,9 @@
               <w:rPr>
                 <w:rFonts w:ascii="Trade Gothic Next" w:hAnsi="Trade Gothic Next"/>
                 <w:b w:val="0"/>
+                <w:color w:val="14161B"/>
                 <w:sz w:val="17"/>
+                <w:u w:val="none"/>
               </w:rPr>
               <w:t>Definition — spectrum</w:t>
             </w:r>
@@ -17239,7 +17431,9 @@
               <w:rPr>
                 <w:rFonts w:ascii="Trade Gothic Next" w:hAnsi="Trade Gothic Next"/>
                 <w:b w:val="0"/>
+                <w:color w:val="14161B"/>
                 <w:sz w:val="17"/>
+                <w:u w:val="none"/>
               </w:rPr>
               <w:t>Table — three kinds of spectra</w:t>
             </w:r>
@@ -17428,9 +17622,9 @@
                     <w:right w:val="single" w:sz="4" w:color="C8CDC2"/>
                   </w:tcBorders>
                   <w:tcMar>
-                    <w:top w:w="50" w:type="dxa"/>
+                    <w:top w:w="30" w:type="dxa"/>
                     <w:left w:w="70" w:type="dxa"/>
-                    <w:bottom w:w="50" w:type="dxa"/>
+                    <w:bottom w:w="30" w:type="dxa"/>
                     <w:right w:w="70" w:type="dxa"/>
                   </w:tcMar>
                 </w:tcPr>
@@ -17460,9 +17654,9 @@
                     <w:right w:val="single" w:sz="4" w:color="C8CDC2"/>
                   </w:tcBorders>
                   <w:tcMar>
-                    <w:top w:w="50" w:type="dxa"/>
+                    <w:top w:w="30" w:type="dxa"/>
                     <w:left w:w="70" w:type="dxa"/>
-                    <w:bottom w:w="50" w:type="dxa"/>
+                    <w:bottom w:w="30" w:type="dxa"/>
                     <w:right w:w="70" w:type="dxa"/>
                   </w:tcMar>
                 </w:tcPr>
@@ -17478,7 +17672,7 @@
                       <w:sz w:val="19"/>
                       <w:u w:val="none"/>
                     </w:rPr>
-                    <w:t xml:space="preserve"> __________________________ </w:t>
+                    <w:t xml:space="preserve"> __________________________</w:t>
                   </w:r>
                 </w:p>
               </w:tc>
@@ -17497,9 +17691,9 @@
                     <w:right w:val="single" w:sz="4" w:color="C8CDC2"/>
                   </w:tcBorders>
                   <w:tcMar>
-                    <w:top w:w="50" w:type="dxa"/>
+                    <w:top w:w="30" w:type="dxa"/>
                     <w:left w:w="70" w:type="dxa"/>
-                    <w:bottom w:w="50" w:type="dxa"/>
+                    <w:bottom w:w="30" w:type="dxa"/>
                     <w:right w:w="70" w:type="dxa"/>
                   </w:tcMar>
                 </w:tcPr>
@@ -17529,9 +17723,9 @@
                     <w:right w:val="single" w:sz="4" w:color="C8CDC2"/>
                   </w:tcBorders>
                   <w:tcMar>
-                    <w:top w:w="50" w:type="dxa"/>
+                    <w:top w:w="30" w:type="dxa"/>
                     <w:left w:w="70" w:type="dxa"/>
-                    <w:bottom w:w="50" w:type="dxa"/>
+                    <w:bottom w:w="30" w:type="dxa"/>
                     <w:right w:w="70" w:type="dxa"/>
                   </w:tcMar>
                 </w:tcPr>
@@ -17547,7 +17741,7 @@
                       <w:sz w:val="19"/>
                       <w:u w:val="none"/>
                     </w:rPr>
-                    <w:t xml:space="preserve"> _____________________________________ </w:t>
+                    <w:t xml:space="preserve"> _____________________________________</w:t>
                   </w:r>
                 </w:p>
               </w:tc>
@@ -17566,9 +17760,9 @@
                     <w:right w:val="single" w:sz="4" w:color="C8CDC2"/>
                   </w:tcBorders>
                   <w:tcMar>
-                    <w:top w:w="50" w:type="dxa"/>
+                    <w:top w:w="30" w:type="dxa"/>
                     <w:left w:w="70" w:type="dxa"/>
-                    <w:bottom w:w="50" w:type="dxa"/>
+                    <w:bottom w:w="30" w:type="dxa"/>
                     <w:right w:w="70" w:type="dxa"/>
                   </w:tcMar>
                 </w:tcPr>
@@ -17598,9 +17792,9 @@
                     <w:right w:val="single" w:sz="4" w:color="C8CDC2"/>
                   </w:tcBorders>
                   <w:tcMar>
-                    <w:top w:w="50" w:type="dxa"/>
+                    <w:top w:w="30" w:type="dxa"/>
                     <w:left w:w="70" w:type="dxa"/>
-                    <w:bottom w:w="50" w:type="dxa"/>
+                    <w:bottom w:w="30" w:type="dxa"/>
                     <w:right w:w="70" w:type="dxa"/>
                   </w:tcMar>
                 </w:tcPr>
@@ -17616,7 +17810,7 @@
                       <w:sz w:val="19"/>
                       <w:u w:val="none"/>
                     </w:rPr>
-                    <w:t xml:space="preserve"> _______________________________________ </w:t>
+                    <w:t xml:space="preserve"> _______________________________________</w:t>
                   </w:r>
                 </w:p>
               </w:tc>
@@ -17686,7 +17880,9 @@
               <w:rPr>
                 <w:rFonts w:ascii="Trade Gothic Next" w:hAnsi="Trade Gothic Next"/>
                 <w:b w:val="0"/>
+                <w:color w:val="14161B"/>
                 <w:sz w:val="17"/>
+                <w:u w:val="none"/>
               </w:rPr>
               <w:t>Three steps that produce the light</w:t>
             </w:r>
@@ -17699,7 +17895,9 @@
               <w:rPr>
                 <w:rFonts w:ascii="Trade Gothic Next" w:hAnsi="Trade Gothic Next"/>
                 <w:b w:val="0"/>
+                <w:color w:val="14161B"/>
                 <w:sz w:val="17"/>
+                <w:u w:val="none"/>
               </w:rPr>
               <w:t>Reason only certain colors appear</w:t>
             </w:r>
@@ -17802,7 +18000,7 @@
                 <w:sz w:val="19"/>
                 <w:u w:val="none"/>
               </w:rPr>
-              <w:t xml:space="preserve"> ________ </w:t>
+              <w:t xml:space="preserve"> ________</w:t>
             </w:r>
             <w:r>
               <w:rPr>
@@ -17852,10 +18050,10 @@
           </w:p>
           <w:p>
             <w:pPr>
-              <w:spacing w:after="40" w:before="0"/>
               <w:pBdr>
                 <w:left w:val="single" w:sz="18" w:space="6" w:color="A3E635"/>
               </w:pBdr>
+              <w:spacing w:after="40" w:before="0"/>
             </w:pPr>
             <w:r>
               <w:rPr>
@@ -17940,7 +18138,9 @@
               <w:rPr>
                 <w:rFonts w:ascii="Trade Gothic Next" w:hAnsi="Trade Gothic Next"/>
                 <w:b w:val="0"/>
+                <w:color w:val="14161B"/>
                 <w:sz w:val="17"/>
+                <w:u w:val="none"/>
               </w:rPr>
               <w:t>Table — four visible lines</w:t>
             </w:r>
@@ -17953,7 +18153,9 @@
               <w:rPr>
                 <w:rFonts w:ascii="Trade Gothic Next" w:hAnsi="Trade Gothic Next"/>
                 <w:b w:val="0"/>
+                <w:color w:val="14161B"/>
                 <w:sz w:val="17"/>
+                <w:u w:val="none"/>
               </w:rPr>
               <w:t>Largest drop of the four</w:t>
             </w:r>
@@ -18006,7 +18208,7 @@
                 <w:sz w:val="19"/>
                 <w:u w:val="none"/>
               </w:rPr>
-              <w:t xml:space="preserve"> ______ </w:t>
+              <w:t xml:space="preserve"> ______</w:t>
             </w:r>
             <w:r>
               <w:rPr>
@@ -18061,7 +18263,7 @@
                 <w:sz w:val="19"/>
                 <w:u w:val="none"/>
               </w:rPr>
-              <w:t xml:space="preserve"> __________ </w:t>
+              <w:t xml:space="preserve"> __________</w:t>
             </w:r>
             <w:r>
               <w:rPr>
@@ -18192,9 +18394,9 @@
                     <w:right w:val="single" w:sz="4" w:color="C8CDC2"/>
                   </w:tcBorders>
                   <w:tcMar>
-                    <w:top w:w="50" w:type="dxa"/>
+                    <w:top w:w="30" w:type="dxa"/>
                     <w:left w:w="70" w:type="dxa"/>
-                    <w:bottom w:w="50" w:type="dxa"/>
+                    <w:bottom w:w="30" w:type="dxa"/>
                     <w:right w:w="70" w:type="dxa"/>
                   </w:tcMar>
                 </w:tcPr>
@@ -18224,9 +18426,9 @@
                     <w:right w:val="single" w:sz="4" w:color="C8CDC2"/>
                   </w:tcBorders>
                   <w:tcMar>
-                    <w:top w:w="50" w:type="dxa"/>
+                    <w:top w:w="30" w:type="dxa"/>
                     <w:left w:w="70" w:type="dxa"/>
-                    <w:bottom w:w="50" w:type="dxa"/>
+                    <w:bottom w:w="30" w:type="dxa"/>
                     <w:right w:w="70" w:type="dxa"/>
                   </w:tcMar>
                 </w:tcPr>
@@ -18242,7 +18444,7 @@
                       <w:sz w:val="19"/>
                       <w:u w:val="none"/>
                     </w:rPr>
-                    <w:t xml:space="preserve"> ________ </w:t>
+                    <w:t xml:space="preserve"> ________</w:t>
                   </w:r>
                 </w:p>
               </w:tc>
@@ -18256,9 +18458,9 @@
                     <w:right w:val="single" w:sz="4" w:color="C8CDC2"/>
                   </w:tcBorders>
                   <w:tcMar>
-                    <w:top w:w="50" w:type="dxa"/>
+                    <w:top w:w="30" w:type="dxa"/>
                     <w:left w:w="70" w:type="dxa"/>
-                    <w:bottom w:w="50" w:type="dxa"/>
+                    <w:bottom w:w="30" w:type="dxa"/>
                     <w:right w:w="70" w:type="dxa"/>
                   </w:tcMar>
                 </w:tcPr>
@@ -18274,7 +18476,7 @@
                       <w:sz w:val="19"/>
                       <w:u w:val="none"/>
                     </w:rPr>
-                    <w:t xml:space="preserve"> ______ </w:t>
+                    <w:t xml:space="preserve"> ______</w:t>
                   </w:r>
                 </w:p>
               </w:tc>
@@ -18293,9 +18495,9 @@
                     <w:right w:val="single" w:sz="4" w:color="C8CDC2"/>
                   </w:tcBorders>
                   <w:tcMar>
-                    <w:top w:w="50" w:type="dxa"/>
+                    <w:top w:w="30" w:type="dxa"/>
                     <w:left w:w="70" w:type="dxa"/>
-                    <w:bottom w:w="50" w:type="dxa"/>
+                    <w:bottom w:w="30" w:type="dxa"/>
                     <w:right w:w="70" w:type="dxa"/>
                   </w:tcMar>
                 </w:tcPr>
@@ -18325,9 +18527,9 @@
                     <w:right w:val="single" w:sz="4" w:color="C8CDC2"/>
                   </w:tcBorders>
                   <w:tcMar>
-                    <w:top w:w="50" w:type="dxa"/>
+                    <w:top w:w="30" w:type="dxa"/>
                     <w:left w:w="70" w:type="dxa"/>
-                    <w:bottom w:w="50" w:type="dxa"/>
+                    <w:bottom w:w="30" w:type="dxa"/>
                     <w:right w:w="70" w:type="dxa"/>
                   </w:tcMar>
                 </w:tcPr>
@@ -18343,7 +18545,7 @@
                       <w:sz w:val="19"/>
                       <w:u w:val="none"/>
                     </w:rPr>
-                    <w:t xml:space="preserve"> ________ </w:t>
+                    <w:t xml:space="preserve"> ________</w:t>
                   </w:r>
                 </w:p>
               </w:tc>
@@ -18357,9 +18559,9 @@
                     <w:right w:val="single" w:sz="4" w:color="C8CDC2"/>
                   </w:tcBorders>
                   <w:tcMar>
-                    <w:top w:w="50" w:type="dxa"/>
+                    <w:top w:w="30" w:type="dxa"/>
                     <w:left w:w="70" w:type="dxa"/>
-                    <w:bottom w:w="50" w:type="dxa"/>
+                    <w:bottom w:w="30" w:type="dxa"/>
                     <w:right w:w="70" w:type="dxa"/>
                   </w:tcMar>
                 </w:tcPr>
@@ -18375,7 +18577,7 @@
                       <w:sz w:val="19"/>
                       <w:u w:val="none"/>
                     </w:rPr>
-                    <w:t xml:space="preserve"> ____________ </w:t>
+                    <w:t xml:space="preserve"> ____________</w:t>
                   </w:r>
                 </w:p>
               </w:tc>
@@ -18394,9 +18596,9 @@
                     <w:right w:val="single" w:sz="4" w:color="C8CDC2"/>
                   </w:tcBorders>
                   <w:tcMar>
-                    <w:top w:w="50" w:type="dxa"/>
+                    <w:top w:w="30" w:type="dxa"/>
                     <w:left w:w="70" w:type="dxa"/>
-                    <w:bottom w:w="50" w:type="dxa"/>
+                    <w:bottom w:w="30" w:type="dxa"/>
                     <w:right w:w="70" w:type="dxa"/>
                   </w:tcMar>
                 </w:tcPr>
@@ -18426,9 +18628,9 @@
                     <w:right w:val="single" w:sz="4" w:color="C8CDC2"/>
                   </w:tcBorders>
                   <w:tcMar>
-                    <w:top w:w="50" w:type="dxa"/>
+                    <w:top w:w="30" w:type="dxa"/>
                     <w:left w:w="70" w:type="dxa"/>
-                    <w:bottom w:w="50" w:type="dxa"/>
+                    <w:bottom w:w="30" w:type="dxa"/>
                     <w:right w:w="70" w:type="dxa"/>
                   </w:tcMar>
                 </w:tcPr>
@@ -18444,7 +18646,7 @@
                       <w:sz w:val="19"/>
                       <w:u w:val="none"/>
                     </w:rPr>
-                    <w:t xml:space="preserve"> ________ </w:t>
+                    <w:t xml:space="preserve"> ________</w:t>
                   </w:r>
                 </w:p>
               </w:tc>
@@ -18458,9 +18660,9 @@
                     <w:right w:val="single" w:sz="4" w:color="C8CDC2"/>
                   </w:tcBorders>
                   <w:tcMar>
-                    <w:top w:w="50" w:type="dxa"/>
+                    <w:top w:w="30" w:type="dxa"/>
                     <w:left w:w="70" w:type="dxa"/>
-                    <w:bottom w:w="50" w:type="dxa"/>
+                    <w:bottom w:w="30" w:type="dxa"/>
                     <w:right w:w="70" w:type="dxa"/>
                   </w:tcMar>
                 </w:tcPr>
@@ -18476,7 +18678,7 @@
                       <w:sz w:val="19"/>
                       <w:u w:val="none"/>
                     </w:rPr>
-                    <w:t xml:space="preserve"> _____________ </w:t>
+                    <w:t xml:space="preserve"> _____________</w:t>
                   </w:r>
                 </w:p>
               </w:tc>
@@ -18495,9 +18697,9 @@
                     <w:right w:val="single" w:sz="4" w:color="C8CDC2"/>
                   </w:tcBorders>
                   <w:tcMar>
-                    <w:top w:w="50" w:type="dxa"/>
+                    <w:top w:w="30" w:type="dxa"/>
                     <w:left w:w="70" w:type="dxa"/>
-                    <w:bottom w:w="50" w:type="dxa"/>
+                    <w:bottom w:w="30" w:type="dxa"/>
                     <w:right w:w="70" w:type="dxa"/>
                   </w:tcMar>
                 </w:tcPr>
@@ -18527,9 +18729,9 @@
                     <w:right w:val="single" w:sz="4" w:color="C8CDC2"/>
                   </w:tcBorders>
                   <w:tcMar>
-                    <w:top w:w="50" w:type="dxa"/>
+                    <w:top w:w="30" w:type="dxa"/>
                     <w:left w:w="70" w:type="dxa"/>
-                    <w:bottom w:w="50" w:type="dxa"/>
+                    <w:bottom w:w="30" w:type="dxa"/>
                     <w:right w:w="70" w:type="dxa"/>
                   </w:tcMar>
                 </w:tcPr>
@@ -18545,7 +18747,7 @@
                       <w:sz w:val="19"/>
                       <w:u w:val="none"/>
                     </w:rPr>
-                    <w:t xml:space="preserve"> ________ </w:t>
+                    <w:t xml:space="preserve"> ________</w:t>
                   </w:r>
                 </w:p>
               </w:tc>
@@ -18559,9 +18761,9 @@
                     <w:right w:val="single" w:sz="4" w:color="C8CDC2"/>
                   </w:tcBorders>
                   <w:tcMar>
-                    <w:top w:w="50" w:type="dxa"/>
+                    <w:top w:w="30" w:type="dxa"/>
                     <w:left w:w="70" w:type="dxa"/>
-                    <w:bottom w:w="50" w:type="dxa"/>
+                    <w:bottom w:w="30" w:type="dxa"/>
                     <w:right w:w="70" w:type="dxa"/>
                   </w:tcMar>
                 </w:tcPr>
@@ -18577,7 +18779,7 @@
                       <w:sz w:val="19"/>
                       <w:u w:val="none"/>
                     </w:rPr>
-                    <w:t xml:space="preserve"> ________ </w:t>
+                    <w:t xml:space="preserve"> ________</w:t>
                   </w:r>
                 </w:p>
               </w:tc>
@@ -18647,7 +18849,9 @@
               <w:rPr>
                 <w:rFonts w:ascii="Trade Gothic Next" w:hAnsi="Trade Gothic Next"/>
                 <w:b w:val="0"/>
+                <w:color w:val="14161B"/>
                 <w:sz w:val="17"/>
+                <w:u w:val="none"/>
               </w:rPr>
               <w:t>Source of the flame light</w:t>
             </w:r>
@@ -18660,7 +18864,9 @@
               <w:rPr>
                 <w:rFonts w:ascii="Trade Gothic Next" w:hAnsi="Trade Gothic Next"/>
                 <w:b w:val="0"/>
+                <w:color w:val="14161B"/>
                 <w:sz w:val="17"/>
+                <w:u w:val="none"/>
               </w:rPr>
               <w:t>Limit of a flame color</w:t>
             </w:r>
@@ -18673,7 +18879,9 @@
               <w:rPr>
                 <w:rFonts w:ascii="Trade Gothic Next" w:hAnsi="Trade Gothic Next"/>
                 <w:b w:val="0"/>
+                <w:color w:val="14161B"/>
                 <w:sz w:val="17"/>
+                <w:u w:val="none"/>
               </w:rPr>
               <w:t>Table — flame colors by ion</w:t>
             </w:r>
@@ -18726,6 +18934,61 @@
                 <w:sz w:val="19"/>
                 <w:u w:val="none"/>
               </w:rPr>
+              <w:t xml:space="preserve"> ________</w:t>
+            </w:r>
+            <w:r>
+              <w:rPr>
+                <w:rFonts w:ascii="Trade Gothic Next" w:hAnsi="Trade Gothic Next"/>
+                <w:b w:val="0"/>
+                <w:color w:val="14161B"/>
+                <w:sz w:val="19"/>
+                <w:u w:val="none"/>
+              </w:rPr>
+              <w:t xml:space="preserve">. As they drop back down, they give off </w:t>
+            </w:r>
+            <w:r>
+              <w:rPr>
+                <w:rFonts w:ascii="Trade Gothic Next" w:hAnsi="Trade Gothic Next"/>
+                <w:b w:val="0"/>
+                <w:color w:val="14161B"/>
+                <w:sz w:val="19"/>
+                <w:u w:val="none"/>
+              </w:rPr>
+              <w:t xml:space="preserve"> _______</w:t>
+            </w:r>
+            <w:r>
+              <w:rPr>
+                <w:rFonts w:ascii="Trade Gothic Next" w:hAnsi="Trade Gothic Next"/>
+                <w:b w:val="0"/>
+                <w:color w:val="14161B"/>
+                <w:sz w:val="19"/>
+                <w:u w:val="none"/>
+              </w:rPr>
+              <w:t>.</w:t>
+            </w:r>
+          </w:p>
+          <w:p>
+            <w:pPr>
+              <w:spacing w:after="40" w:before="0"/>
+            </w:pPr>
+            <w:r>
+              <w:rPr>
+                <w:rFonts w:ascii="Trade Gothic Next" w:hAnsi="Trade Gothic Next"/>
+                <w:b w:val="0"/>
+                <w:color w:val="14161B"/>
+                <w:sz w:val="19"/>
+                <w:u w:val="none"/>
+              </w:rPr>
+              <w:t xml:space="preserve">Sodium gives a </w:t>
+            </w:r>
+            <w:r>
+              <w:rPr>
+                <w:rFonts w:ascii="Trade Gothic Next" w:hAnsi="Trade Gothic Next"/>
+                <w:b w:val="0"/>
+                <w:color w:val="14161B"/>
+                <w:sz w:val="19"/>
+                <w:u w:val="none"/>
+              </w:rPr>
               <w:t xml:space="preserve"> ________ </w:t>
             </w:r>
             <w:r>
@@ -18736,7 +18999,7 @@
                 <w:sz w:val="19"/>
                 <w:u w:val="none"/>
               </w:rPr>
-              <w:t xml:space="preserve">. As they drop back down, they give off </w:t>
+              <w:t xml:space="preserve"> flame and potassium gives a </w:t>
             </w:r>
             <w:r>
               <w:rPr>
@@ -18756,70 +19019,15 @@
                 <w:sz w:val="19"/>
                 <w:u w:val="none"/>
               </w:rPr>
-              <w:t>.</w:t>
-            </w:r>
-          </w:p>
-          <w:p>
-            <w:pPr>
-              <w:spacing w:after="40" w:before="0"/>
-            </w:pPr>
-            <w:r>
-              <w:rPr>
-                <w:rFonts w:ascii="Trade Gothic Next" w:hAnsi="Trade Gothic Next"/>
-                <w:b w:val="0"/>
-                <w:color w:val="14161B"/>
-                <w:sz w:val="19"/>
-                <w:u w:val="none"/>
-              </w:rPr>
-              <w:t xml:space="preserve">Sodium gives a </w:t>
-            </w:r>
-            <w:r>
-              <w:rPr>
-                <w:rFonts w:ascii="Trade Gothic Next" w:hAnsi="Trade Gothic Next"/>
-                <w:b w:val="0"/>
-                <w:color w:val="14161B"/>
-                <w:sz w:val="19"/>
-                <w:u w:val="none"/>
-              </w:rPr>
-              <w:t xml:space="preserve"> ________ </w:t>
-            </w:r>
-            <w:r>
-              <w:rPr>
-                <w:rFonts w:ascii="Trade Gothic Next" w:hAnsi="Trade Gothic Next"/>
-                <w:b w:val="0"/>
-                <w:color w:val="14161B"/>
-                <w:sz w:val="19"/>
-                <w:u w:val="none"/>
-              </w:rPr>
-              <w:t xml:space="preserve"> flame and potassium gives a </w:t>
-            </w:r>
-            <w:r>
-              <w:rPr>
-                <w:rFonts w:ascii="Trade Gothic Next" w:hAnsi="Trade Gothic Next"/>
-                <w:b w:val="0"/>
-                <w:color w:val="14161B"/>
-                <w:sz w:val="19"/>
-                <w:u w:val="none"/>
-              </w:rPr>
-              <w:t xml:space="preserve"> _______ </w:t>
-            </w:r>
-            <w:r>
-              <w:rPr>
-                <w:rFonts w:ascii="Trade Gothic Next" w:hAnsi="Trade Gothic Next"/>
-                <w:b w:val="0"/>
-                <w:color w:val="14161B"/>
-                <w:sz w:val="19"/>
-                <w:u w:val="none"/>
-              </w:rPr>
               <w:t xml:space="preserve"> flame.</w:t>
             </w:r>
           </w:p>
           <w:p>
             <w:pPr>
-              <w:spacing w:after="40" w:before="0"/>
               <w:pBdr>
                 <w:left w:val="single" w:sz="18" w:space="6" w:color="A3E635"/>
               </w:pBdr>
+              <w:spacing w:after="40" w:before="0"/>
             </w:pPr>
             <w:r>
               <w:rPr>
@@ -18940,9 +19148,9 @@
                     <w:right w:val="single" w:sz="4" w:color="C8CDC2"/>
                   </w:tcBorders>
                   <w:tcMar>
-                    <w:top w:w="50" w:type="dxa"/>
+                    <w:top w:w="30" w:type="dxa"/>
                     <w:left w:w="70" w:type="dxa"/>
-                    <w:bottom w:w="50" w:type="dxa"/>
+                    <w:bottom w:w="30" w:type="dxa"/>
                     <w:right w:w="70" w:type="dxa"/>
                   </w:tcMar>
                 </w:tcPr>
@@ -18983,9 +19191,9 @@
                     <w:right w:val="single" w:sz="4" w:color="C8CDC2"/>
                   </w:tcBorders>
                   <w:tcMar>
-                    <w:top w:w="50" w:type="dxa"/>
+                    <w:top w:w="30" w:type="dxa"/>
                     <w:left w:w="70" w:type="dxa"/>
-                    <w:bottom w:w="50" w:type="dxa"/>
+                    <w:bottom w:w="30" w:type="dxa"/>
                     <w:right w:w="70" w:type="dxa"/>
                   </w:tcMar>
                 </w:tcPr>
@@ -19001,7 +19209,7 @@
                       <w:sz w:val="19"/>
                       <w:u w:val="none"/>
                     </w:rPr>
-                    <w:t xml:space="preserve"> _____________ </w:t>
+                    <w:t xml:space="preserve"> _____________</w:t>
                   </w:r>
                 </w:p>
               </w:tc>
@@ -19020,9 +19228,9 @@
                     <w:right w:val="single" w:sz="4" w:color="C8CDC2"/>
                   </w:tcBorders>
                   <w:tcMar>
-                    <w:top w:w="50" w:type="dxa"/>
+                    <w:top w:w="30" w:type="dxa"/>
                     <w:left w:w="70" w:type="dxa"/>
-                    <w:bottom w:w="50" w:type="dxa"/>
+                    <w:bottom w:w="30" w:type="dxa"/>
                     <w:right w:w="70" w:type="dxa"/>
                   </w:tcMar>
                 </w:tcPr>
@@ -19063,9 +19271,9 @@
                     <w:right w:val="single" w:sz="4" w:color="C8CDC2"/>
                   </w:tcBorders>
                   <w:tcMar>
-                    <w:top w:w="50" w:type="dxa"/>
+                    <w:top w:w="30" w:type="dxa"/>
                     <w:left w:w="70" w:type="dxa"/>
-                    <w:bottom w:w="50" w:type="dxa"/>
+                    <w:bottom w:w="30" w:type="dxa"/>
                     <w:right w:w="70" w:type="dxa"/>
                   </w:tcMar>
                 </w:tcPr>
@@ -19081,7 +19289,7 @@
                       <w:sz w:val="19"/>
                       <w:u w:val="none"/>
                     </w:rPr>
-                    <w:t xml:space="preserve"> ________ </w:t>
+                    <w:t xml:space="preserve"> ________</w:t>
                   </w:r>
                 </w:p>
               </w:tc>
@@ -19100,9 +19308,9 @@
                     <w:right w:val="single" w:sz="4" w:color="C8CDC2"/>
                   </w:tcBorders>
                   <w:tcMar>
-                    <w:top w:w="50" w:type="dxa"/>
+                    <w:top w:w="30" w:type="dxa"/>
                     <w:left w:w="70" w:type="dxa"/>
-                    <w:bottom w:w="50" w:type="dxa"/>
+                    <w:bottom w:w="30" w:type="dxa"/>
                     <w:right w:w="70" w:type="dxa"/>
                   </w:tcMar>
                 </w:tcPr>
@@ -19143,9 +19351,9 @@
                     <w:right w:val="single" w:sz="4" w:color="C8CDC2"/>
                   </w:tcBorders>
                   <w:tcMar>
-                    <w:top w:w="50" w:type="dxa"/>
+                    <w:top w:w="30" w:type="dxa"/>
                     <w:left w:w="70" w:type="dxa"/>
-                    <w:bottom w:w="50" w:type="dxa"/>
+                    <w:bottom w:w="30" w:type="dxa"/>
                     <w:right w:w="70" w:type="dxa"/>
                   </w:tcMar>
                 </w:tcPr>
@@ -19161,7 +19369,7 @@
                       <w:sz w:val="19"/>
                       <w:u w:val="none"/>
                     </w:rPr>
-                    <w:t xml:space="preserve"> _______ </w:t>
+                    <w:t xml:space="preserve"> _______</w:t>
                   </w:r>
                 </w:p>
               </w:tc>
@@ -19180,9 +19388,9 @@
                     <w:right w:val="single" w:sz="4" w:color="C8CDC2"/>
                   </w:tcBorders>
                   <w:tcMar>
-                    <w:top w:w="50" w:type="dxa"/>
+                    <w:top w:w="30" w:type="dxa"/>
                     <w:left w:w="70" w:type="dxa"/>
-                    <w:bottom w:w="50" w:type="dxa"/>
+                    <w:bottom w:w="30" w:type="dxa"/>
                     <w:right w:w="70" w:type="dxa"/>
                   </w:tcMar>
                 </w:tcPr>
@@ -19223,9 +19431,9 @@
                     <w:right w:val="single" w:sz="4" w:color="C8CDC2"/>
                   </w:tcBorders>
                   <w:tcMar>
-                    <w:top w:w="50" w:type="dxa"/>
+                    <w:top w:w="30" w:type="dxa"/>
                     <w:left w:w="70" w:type="dxa"/>
-                    <w:bottom w:w="50" w:type="dxa"/>
+                    <w:bottom w:w="30" w:type="dxa"/>
                     <w:right w:w="70" w:type="dxa"/>
                   </w:tcMar>
                 </w:tcPr>
@@ -19241,7 +19449,7 @@
                       <w:sz w:val="19"/>
                       <w:u w:val="none"/>
                     </w:rPr>
-                    <w:t xml:space="preserve"> ____________ </w:t>
+                    <w:t xml:space="preserve"> ____________</w:t>
                   </w:r>
                 </w:p>
               </w:tc>
@@ -19260,9 +19468,9 @@
                     <w:right w:val="single" w:sz="4" w:color="C8CDC2"/>
                   </w:tcBorders>
                   <w:tcMar>
-                    <w:top w:w="50" w:type="dxa"/>
+                    <w:top w:w="30" w:type="dxa"/>
                     <w:left w:w="70" w:type="dxa"/>
-                    <w:bottom w:w="50" w:type="dxa"/>
+                    <w:bottom w:w="30" w:type="dxa"/>
                     <w:right w:w="70" w:type="dxa"/>
                   </w:tcMar>
                 </w:tcPr>
@@ -19303,9 +19511,9 @@
                     <w:right w:val="single" w:sz="4" w:color="C8CDC2"/>
                   </w:tcBorders>
                   <w:tcMar>
-                    <w:top w:w="50" w:type="dxa"/>
+                    <w:top w:w="30" w:type="dxa"/>
                     <w:left w:w="70" w:type="dxa"/>
-                    <w:bottom w:w="50" w:type="dxa"/>
+                    <w:bottom w:w="30" w:type="dxa"/>
                     <w:right w:w="70" w:type="dxa"/>
                   </w:tcMar>
                 </w:tcPr>
@@ -19321,7 +19529,7 @@
                       <w:sz w:val="19"/>
                       <w:u w:val="none"/>
                     </w:rPr>
-                    <w:t xml:space="preserve"> ____________ </w:t>
+                    <w:t xml:space="preserve"> ____________</w:t>
                   </w:r>
                 </w:p>
               </w:tc>
@@ -19340,9 +19548,9 @@
                     <w:right w:val="single" w:sz="4" w:color="C8CDC2"/>
                   </w:tcBorders>
                   <w:tcMar>
-                    <w:top w:w="50" w:type="dxa"/>
+                    <w:top w:w="30" w:type="dxa"/>
                     <w:left w:w="70" w:type="dxa"/>
-                    <w:bottom w:w="50" w:type="dxa"/>
+                    <w:bottom w:w="30" w:type="dxa"/>
                     <w:right w:w="70" w:type="dxa"/>
                   </w:tcMar>
                 </w:tcPr>
@@ -19383,9 +19591,9 @@
                     <w:right w:val="single" w:sz="4" w:color="C8CDC2"/>
                   </w:tcBorders>
                   <w:tcMar>
-                    <w:top w:w="50" w:type="dxa"/>
+                    <w:top w:w="30" w:type="dxa"/>
                     <w:left w:w="70" w:type="dxa"/>
-                    <w:bottom w:w="50" w:type="dxa"/>
+                    <w:bottom w:w="30" w:type="dxa"/>
                     <w:right w:w="70" w:type="dxa"/>
                   </w:tcMar>
                 </w:tcPr>
@@ -19401,7 +19609,7 @@
                       <w:sz w:val="19"/>
                       <w:u w:val="none"/>
                     </w:rPr>
-                    <w:t xml:space="preserve"> ______ </w:t>
+                    <w:t xml:space="preserve"> ______</w:t>
                   </w:r>
                 </w:p>
               </w:tc>
@@ -19420,9 +19628,9 @@
                     <w:right w:val="single" w:sz="4" w:color="C8CDC2"/>
                   </w:tcBorders>
                   <w:tcMar>
-                    <w:top w:w="50" w:type="dxa"/>
+                    <w:top w:w="30" w:type="dxa"/>
                     <w:left w:w="70" w:type="dxa"/>
-                    <w:bottom w:w="50" w:type="dxa"/>
+                    <w:bottom w:w="30" w:type="dxa"/>
                     <w:right w:w="70" w:type="dxa"/>
                   </w:tcMar>
                 </w:tcPr>
@@ -19463,9 +19671,9 @@
                     <w:right w:val="single" w:sz="4" w:color="C8CDC2"/>
                   </w:tcBorders>
                   <w:tcMar>
-                    <w:top w:w="50" w:type="dxa"/>
+                    <w:top w:w="30" w:type="dxa"/>
                     <w:left w:w="70" w:type="dxa"/>
-                    <w:bottom w:w="50" w:type="dxa"/>
+                    <w:bottom w:w="30" w:type="dxa"/>
                     <w:right w:w="70" w:type="dxa"/>
                   </w:tcMar>
                 </w:tcPr>
@@ -19481,7 +19689,7 @@
                       <w:sz w:val="19"/>
                       <w:u w:val="none"/>
                     </w:rPr>
-                    <w:t xml:space="preserve"> ____________ </w:t>
+                    <w:t xml:space="preserve"> ____________</w:t>
                   </w:r>
                 </w:p>
               </w:tc>
@@ -19551,7 +19759,9 @@
               <w:rPr>
                 <w:rFonts w:ascii="Trade Gothic Next" w:hAnsi="Trade Gothic Next"/>
                 <w:b w:val="0"/>
+                <w:color w:val="14161B"/>
                 <w:sz w:val="17"/>
+                <w:u w:val="none"/>
               </w:rPr>
               <w:t>Reason hydrogen emits set wavelengths</w:t>
             </w:r>
@@ -19564,7 +19774,9 @@
               <w:rPr>
                 <w:rFonts w:ascii="Trade Gothic Next" w:hAnsi="Trade Gothic Next"/>
                 <w:b w:val="0"/>
+                <w:color w:val="14161B"/>
                 <w:sz w:val="17"/>
+                <w:u w:val="none"/>
               </w:rPr>
               <w:t>d sublevel capacity</w:t>
             </w:r>
@@ -19577,7 +19789,9 @@
               <w:rPr>
                 <w:rFonts w:ascii="Trade Gothic Next" w:hAnsi="Trade Gothic Next"/>
                 <w:b w:val="0"/>
+                <w:color w:val="14161B"/>
                 <w:sz w:val="17"/>
+                <w:u w:val="none"/>
               </w:rPr>
               <w:t>Sulfur configuration and unpaired count</w:t>
             </w:r>
@@ -19590,9 +19804,22 @@
               <w:rPr>
                 <w:rFonts w:ascii="Trade Gothic Next" w:hAnsi="Trade Gothic Next"/>
                 <w:b w:val="0"/>
+                <w:color w:val="14161B"/>
                 <w:sz w:val="17"/>
-              </w:rPr>
-              <w:t>Electrons lost first from Fe^3+^</w:t>
+                <w:u w:val="none"/>
+              </w:rPr>
+              <w:t>Electrons lost first from Fe</w:t>
+            </w:r>
+            <w:r>
+              <w:rPr>
+                <w:rFonts w:ascii="Trade Gothic Next" w:hAnsi="Trade Gothic Next"/>
+                <w:b w:val="0"/>
+                <w:color w:val="14161B"/>
+                <w:sz w:val="17"/>
+                <w:u w:val="none"/>
+                <w:vertAlign w:val="superscript"/>
+              </w:rPr>
+              <w:t>3+</w:t>
             </w:r>
           </w:p>
           <w:p>
@@ -19603,7 +19830,9 @@
               <w:rPr>
                 <w:rFonts w:ascii="Trade Gothic Next" w:hAnsi="Trade Gothic Next"/>
                 <w:b w:val="0"/>
+                <w:color w:val="14161B"/>
                 <w:sz w:val="17"/>
+                <w:u w:val="none"/>
               </w:rPr>
               <w:t>Higher-energy photon, 410 nm or 656 nm</w:t>
             </w:r>
@@ -19746,7 +19975,7 @@
                 <w:sz w:val="19"/>
                 <w:u w:val="none"/>
               </w:rPr>
-              <w:t xml:space="preserve"> ______________ </w:t>
+              <w:t xml:space="preserve"> ______________</w:t>
             </w:r>
             <w:r>
               <w:rPr>
@@ -19862,7 +20091,7 @@
                 <w:sz w:val="19"/>
                 <w:u w:val="none"/>
               </w:rPr>
-              <w:t xml:space="preserve"> __________ </w:t>
+              <w:t xml:space="preserve"> __________</w:t>
             </w:r>
             <w:r>
               <w:rPr>
@@ -19907,7 +20136,7 @@
                 <w:sz w:val="19"/>
                 <w:u w:val="none"/>
               </w:rPr>
-              <w:t xml:space="preserve"> _________ </w:t>
+              <w:t xml:space="preserve"> _________</w:t>
             </w:r>
             <w:r>
               <w:rPr>
@@ -20016,6 +20245,76 @@
                 <w:sz w:val="19"/>
                 <w:u w:val="none"/>
               </w:rPr>
+              <w:t xml:space="preserve"> ________</w:t>
+            </w:r>
+            <w:r>
+              <w:rPr>
+                <w:rFonts w:ascii="Trade Gothic Next" w:hAnsi="Trade Gothic Next"/>
+                <w:b w:val="0"/>
+                <w:color w:val="14161B"/>
+                <w:sz w:val="19"/>
+                <w:u w:val="none"/>
+              </w:rPr>
+              <w:t>.</w:t>
+            </w:r>
+          </w:p>
+          <w:p>
+            <w:pPr>
+              <w:spacing w:after="100" w:before="0"/>
+            </w:pPr>
+            <w:r>
+              <w:rPr>
+                <w:rFonts w:ascii="Trade Gothic Next" w:hAnsi="Trade Gothic Next"/>
+                <w:b w:val="0"/>
+                <w:color w:val="14161B"/>
+                <w:sz w:val="19"/>
+                <w:u w:val="none"/>
+              </w:rPr>
+              <w:t xml:space="preserve">•  The photon's energy equals the </w:t>
+            </w:r>
+            <w:r>
+              <w:rPr>
+                <w:rFonts w:ascii="Trade Gothic Next" w:hAnsi="Trade Gothic Next"/>
+                <w:b w:val="0"/>
+                <w:color w:val="14161B"/>
+                <w:sz w:val="19"/>
+                <w:u w:val="none"/>
+              </w:rPr>
+              <w:t xml:space="preserve"> ______ </w:t>
+            </w:r>
+            <w:r>
+              <w:rPr>
+                <w:rFonts w:ascii="Trade Gothic Next" w:hAnsi="Trade Gothic Next"/>
+                <w:b w:val="0"/>
+                <w:color w:val="14161B"/>
+                <w:sz w:val="19"/>
+                <w:u w:val="none"/>
+              </w:rPr>
+              <w:t xml:space="preserve"> between the two levels.</w:t>
+            </w:r>
+          </w:p>
+          <w:p>
+            <w:pPr>
+              <w:spacing w:after="100" w:before="0"/>
+            </w:pPr>
+            <w:r>
+              <w:rPr>
+                <w:rFonts w:ascii="Trade Gothic Next" w:hAnsi="Trade Gothic Next"/>
+                <w:b w:val="0"/>
+                <w:color w:val="14161B"/>
+                <w:sz w:val="19"/>
+                <w:u w:val="none"/>
+              </w:rPr>
+              <w:t xml:space="preserve">•  Shorter wavelength means </w:t>
+            </w:r>
+            <w:r>
+              <w:rPr>
+                <w:rFonts w:ascii="Trade Gothic Next" w:hAnsi="Trade Gothic Next"/>
+                <w:b w:val="0"/>
+                <w:color w:val="14161B"/>
+                <w:sz w:val="19"/>
+                <w:u w:val="none"/>
+              </w:rPr>
               <w:t xml:space="preserve"> ________ </w:t>
             </w:r>
             <w:r>
@@ -20026,76 +20325,6 @@
                 <w:sz w:val="19"/>
                 <w:u w:val="none"/>
               </w:rPr>
-              <w:t>.</w:t>
-            </w:r>
-          </w:p>
-          <w:p>
-            <w:pPr>
-              <w:spacing w:after="100" w:before="0"/>
-            </w:pPr>
-            <w:r>
-              <w:rPr>
-                <w:rFonts w:ascii="Trade Gothic Next" w:hAnsi="Trade Gothic Next"/>
-                <w:b w:val="0"/>
-                <w:color w:val="14161B"/>
-                <w:sz w:val="19"/>
-                <w:u w:val="none"/>
-              </w:rPr>
-              <w:t xml:space="preserve">•  The photon's energy equals the </w:t>
-            </w:r>
-            <w:r>
-              <w:rPr>
-                <w:rFonts w:ascii="Trade Gothic Next" w:hAnsi="Trade Gothic Next"/>
-                <w:b w:val="0"/>
-                <w:color w:val="14161B"/>
-                <w:sz w:val="19"/>
-                <w:u w:val="none"/>
-              </w:rPr>
-              <w:t xml:space="preserve"> ______ </w:t>
-            </w:r>
-            <w:r>
-              <w:rPr>
-                <w:rFonts w:ascii="Trade Gothic Next" w:hAnsi="Trade Gothic Next"/>
-                <w:b w:val="0"/>
-                <w:color w:val="14161B"/>
-                <w:sz w:val="19"/>
-                <w:u w:val="none"/>
-              </w:rPr>
-              <w:t xml:space="preserve"> between the two levels.</w:t>
-            </w:r>
-          </w:p>
-          <w:p>
-            <w:pPr>
-              <w:spacing w:after="100" w:before="0"/>
-            </w:pPr>
-            <w:r>
-              <w:rPr>
-                <w:rFonts w:ascii="Trade Gothic Next" w:hAnsi="Trade Gothic Next"/>
-                <w:b w:val="0"/>
-                <w:color w:val="14161B"/>
-                <w:sz w:val="19"/>
-                <w:u w:val="none"/>
-              </w:rPr>
-              <w:t xml:space="preserve">•  Shorter wavelength means </w:t>
-            </w:r>
-            <w:r>
-              <w:rPr>
-                <w:rFonts w:ascii="Trade Gothic Next" w:hAnsi="Trade Gothic Next"/>
-                <w:b w:val="0"/>
-                <w:color w:val="14161B"/>
-                <w:sz w:val="19"/>
-                <w:u w:val="none"/>
-              </w:rPr>
-              <w:t xml:space="preserve"> ________ </w:t>
-            </w:r>
-            <w:r>
-              <w:rPr>
-                <w:rFonts w:ascii="Trade Gothic Next" w:hAnsi="Trade Gothic Next"/>
-                <w:b w:val="0"/>
-                <w:color w:val="14161B"/>
-                <w:sz w:val="19"/>
-                <w:u w:val="none"/>
-              </w:rPr>
               <w:t xml:space="preserve"> energy, so violet has more energy than </w:t>
             </w:r>
             <w:r>
@@ -20106,7 +20335,7 @@
                 <w:sz w:val="19"/>
                 <w:u w:val="none"/>
               </w:rPr>
-              <w:t xml:space="preserve"> ______ </w:t>
+              <w:t xml:space="preserve"> ______</w:t>
             </w:r>
             <w:r>
               <w:rPr>
@@ -20462,7 +20691,7 @@
                 <w:sz w:val="17"/>
                 <w:u w:val="none"/>
               </w:rPr>
-              <w:t>S2.1</w:t>
+              <w:t>S02.1</w:t>
             </w:r>
           </w:p>
         </w:tc>
@@ -20538,7 +20767,7 @@
                 <w:sz w:val="19"/>
                 <w:u w:val="none"/>
               </w:rPr>
-              <w:t xml:space="preserve"> _____________ </w:t>
+              <w:t xml:space="preserve"> _____________</w:t>
             </w:r>
             <w:r>
               <w:rPr>
@@ -20607,7 +20836,7 @@
                 <w:sz w:val="17"/>
                 <w:u w:val="none"/>
               </w:rPr>
-              <w:t>S2.1</w:t>
+              <w:t>S02.1</w:t>
             </w:r>
           </w:p>
         </w:tc>
@@ -20683,7 +20912,7 @@
                 <w:sz w:val="19"/>
                 <w:u w:val="none"/>
               </w:rPr>
-              <w:t xml:space="preserve"> ______ </w:t>
+              <w:t xml:space="preserve"> ______</w:t>
             </w:r>
             <w:r>
               <w:rPr>
@@ -20752,7 +20981,7 @@
                 <w:sz w:val="17"/>
                 <w:u w:val="none"/>
               </w:rPr>
-              <w:t>S2.2</w:t>
+              <w:t>S02.2</w:t>
             </w:r>
           </w:p>
         </w:tc>
@@ -20828,7 +21057,7 @@
                 <w:sz w:val="19"/>
                 <w:u w:val="none"/>
               </w:rPr>
-              <w:t xml:space="preserve"> ______ </w:t>
+              <w:t xml:space="preserve"> ______</w:t>
             </w:r>
             <w:r>
               <w:rPr>
@@ -20848,7 +21077,7 @@
                 <w:sz w:val="19"/>
                 <w:u w:val="none"/>
               </w:rPr>
-              <w:t xml:space="preserve"> ______ </w:t>
+              <w:t xml:space="preserve"> ______</w:t>
             </w:r>
             <w:r>
               <w:rPr>
@@ -20868,7 +21097,7 @@
                 <w:sz w:val="19"/>
                 <w:u w:val="none"/>
               </w:rPr>
-              <w:t xml:space="preserve"> ______ </w:t>
+              <w:t xml:space="preserve"> ______</w:t>
             </w:r>
             <w:r>
               <w:rPr>
@@ -20888,7 +21117,7 @@
                 <w:sz w:val="19"/>
                 <w:u w:val="none"/>
               </w:rPr>
-              <w:t xml:space="preserve"> ______ </w:t>
+              <w:t xml:space="preserve"> ______</w:t>
             </w:r>
           </w:p>
         </w:tc>
@@ -20927,7 +21156,7 @@
                 <w:sz w:val="17"/>
                 <w:u w:val="none"/>
               </w:rPr>
-              <w:t>S2.2</w:t>
+              <w:t>S02.2</w:t>
             </w:r>
           </w:p>
         </w:tc>
@@ -21062,7 +21291,7 @@
                 <w:sz w:val="17"/>
                 <w:u w:val="none"/>
               </w:rPr>
-              <w:t>S2.3</w:t>
+              <w:t>S02.3</w:t>
             </w:r>
           </w:p>
         </w:tc>
@@ -21128,7 +21357,7 @@
                 <w:sz w:val="19"/>
                 <w:u w:val="none"/>
               </w:rPr>
-              <w:t xml:space="preserve"> ________ </w:t>
+              <w:t xml:space="preserve"> ________</w:t>
             </w:r>
             <w:r>
               <w:rPr>
@@ -21168,7 +21397,7 @@
                 <w:sz w:val="19"/>
                 <w:u w:val="none"/>
               </w:rPr>
-              <w:t xml:space="preserve"> ______ </w:t>
+              <w:t xml:space="preserve"> ______</w:t>
             </w:r>
           </w:p>
         </w:tc>
@@ -21207,7 +21436,7 @@
                 <w:sz w:val="17"/>
                 <w:u w:val="none"/>
               </w:rPr>
-              <w:t>S2.3</w:t>
+              <w:t>S02.3</w:t>
             </w:r>
           </w:p>
         </w:tc>
@@ -21283,7 +21512,7 @@
                 <w:sz w:val="19"/>
                 <w:u w:val="none"/>
               </w:rPr>
-              <w:t xml:space="preserve"> ______ </w:t>
+              <w:t xml:space="preserve"> ______</w:t>
             </w:r>
             <w:r>
               <w:rPr>
@@ -21303,7 +21532,7 @@
                 <w:sz w:val="19"/>
                 <w:u w:val="none"/>
               </w:rPr>
-              <w:t xml:space="preserve"> ______ </w:t>
+              <w:t xml:space="preserve"> ______</w:t>
             </w:r>
             <w:r>
               <w:rPr>
@@ -21323,7 +21552,7 @@
                 <w:sz w:val="19"/>
                 <w:u w:val="none"/>
               </w:rPr>
-              <w:t xml:space="preserve"> ______ </w:t>
+              <w:t xml:space="preserve"> ______</w:t>
             </w:r>
             <w:r>
               <w:rPr>
@@ -21343,7 +21572,7 @@
                 <w:sz w:val="19"/>
                 <w:u w:val="none"/>
               </w:rPr>
-              <w:t xml:space="preserve"> ______ </w:t>
+              <w:t xml:space="preserve"> ______</w:t>
             </w:r>
             <w:r>
               <w:rPr>
@@ -21363,7 +21592,7 @@
                 <w:sz w:val="19"/>
                 <w:u w:val="none"/>
               </w:rPr>
-              <w:t xml:space="preserve"> ______ </w:t>
+              <w:t xml:space="preserve"> ______</w:t>
             </w:r>
             <w:r>
               <w:rPr>
@@ -21383,7 +21612,7 @@
                 <w:sz w:val="19"/>
                 <w:u w:val="none"/>
               </w:rPr>
-              <w:t xml:space="preserve"> ______ </w:t>
+              <w:t xml:space="preserve"> ______</w:t>
             </w:r>
           </w:p>
         </w:tc>
@@ -21422,7 +21651,7 @@
                 <w:sz w:val="17"/>
                 <w:u w:val="none"/>
               </w:rPr>
-              <w:t>S2.3</w:t>
+              <w:t>S02.3</w:t>
             </w:r>
           </w:p>
         </w:tc>
@@ -21498,7 +21727,7 @@
                 <w:sz w:val="19"/>
                 <w:u w:val="none"/>
               </w:rPr>
-              <w:t xml:space="preserve"> ______________ </w:t>
+              <w:t xml:space="preserve"> ______________</w:t>
             </w:r>
             <w:r>
               <w:rPr>
@@ -21518,7 +21747,7 @@
                 <w:sz w:val="19"/>
                 <w:u w:val="none"/>
               </w:rPr>
-              <w:t xml:space="preserve"> _______________ </w:t>
+              <w:t xml:space="preserve"> _______________</w:t>
             </w:r>
           </w:p>
         </w:tc>
@@ -21557,7 +21786,7 @@
                 <w:sz w:val="17"/>
                 <w:u w:val="none"/>
               </w:rPr>
-              <w:t>S2.4</w:t>
+              <w:t>S02.4</w:t>
             </w:r>
           </w:p>
         </w:tc>
@@ -21653,7 +21882,7 @@
                 <w:sz w:val="19"/>
                 <w:u w:val="none"/>
               </w:rPr>
-              <w:t xml:space="preserve"> ______ </w:t>
+              <w:t xml:space="preserve"> ______</w:t>
             </w:r>
             <w:r>
               <w:rPr>
@@ -21702,7 +21931,7 @@
                 <w:sz w:val="17"/>
                 <w:u w:val="none"/>
               </w:rPr>
-              <w:t>S2.4</w:t>
+              <w:t>S02.4</w:t>
             </w:r>
           </w:p>
         </w:tc>
@@ -21768,7 +21997,7 @@
                 <w:sz w:val="19"/>
                 <w:u w:val="none"/>
               </w:rPr>
-              <w:t xml:space="preserve"> _________________________ </w:t>
+              <w:t xml:space="preserve"> _________________________</w:t>
             </w:r>
           </w:p>
         </w:tc>
@@ -21807,7 +22036,7 @@
                 <w:sz w:val="17"/>
                 <w:u w:val="none"/>
               </w:rPr>
-              <w:t>S2.4</w:t>
+              <w:t>S02.4</w:t>
             </w:r>
           </w:p>
         </w:tc>
@@ -21883,7 +22112,7 @@
                 <w:sz w:val="19"/>
                 <w:u w:val="none"/>
               </w:rPr>
-              <w:t xml:space="preserve"> ______ </w:t>
+              <w:t xml:space="preserve"> ______</w:t>
             </w:r>
             <w:r>
               <w:rPr>
@@ -21903,7 +22132,7 @@
                 <w:sz w:val="19"/>
                 <w:u w:val="none"/>
               </w:rPr>
-              <w:t xml:space="preserve"> ______ </w:t>
+              <w:t xml:space="preserve"> ______</w:t>
             </w:r>
             <w:r>
               <w:rPr>
@@ -21923,7 +22152,7 @@
                 <w:sz w:val="19"/>
                 <w:u w:val="none"/>
               </w:rPr>
-              <w:t xml:space="preserve"> ______ </w:t>
+              <w:t xml:space="preserve"> ______</w:t>
             </w:r>
             <w:r>
               <w:rPr>
@@ -21943,7 +22172,7 @@
                 <w:sz w:val="19"/>
                 <w:u w:val="none"/>
               </w:rPr>
-              <w:t xml:space="preserve"> ______ </w:t>
+              <w:t xml:space="preserve"> ______</w:t>
             </w:r>
             <w:r>
               <w:rPr>
@@ -21963,7 +22192,7 @@
                 <w:sz w:val="19"/>
                 <w:u w:val="none"/>
               </w:rPr>
-              <w:t xml:space="preserve"> ______ </w:t>
+              <w:t xml:space="preserve"> ______</w:t>
             </w:r>
             <w:r>
               <w:rPr>
@@ -21983,7 +22212,7 @@
                 <w:sz w:val="19"/>
                 <w:u w:val="none"/>
               </w:rPr>
-              <w:t xml:space="preserve"> ______ </w:t>
+              <w:t xml:space="preserve"> ______</w:t>
             </w:r>
             <w:r>
               <w:rPr>
@@ -22032,7 +22261,7 @@
                 <w:sz w:val="17"/>
                 <w:u w:val="none"/>
               </w:rPr>
-              <w:t>S2.4</w:t>
+              <w:t>S02.4</w:t>
             </w:r>
           </w:p>
         </w:tc>
@@ -22128,7 +22357,7 @@
                 <w:sz w:val="19"/>
                 <w:u w:val="none"/>
               </w:rPr>
-              <w:t xml:space="preserve"> ______ </w:t>
+              <w:t xml:space="preserve"> ______</w:t>
             </w:r>
             <w:r>
               <w:rPr>
@@ -22177,7 +22406,7 @@
                 <w:sz w:val="17"/>
                 <w:u w:val="none"/>
               </w:rPr>
-              <w:t>S2.5</w:t>
+              <w:t>S02.5</w:t>
             </w:r>
           </w:p>
         </w:tc>
@@ -22253,7 +22482,7 @@
                 <w:sz w:val="19"/>
                 <w:u w:val="none"/>
               </w:rPr>
-              <w:t xml:space="preserve"> ______ </w:t>
+              <w:t xml:space="preserve"> ______</w:t>
             </w:r>
             <w:r>
               <w:rPr>
@@ -22293,7 +22522,7 @@
                 <w:sz w:val="19"/>
                 <w:u w:val="none"/>
               </w:rPr>
-              <w:t xml:space="preserve"> ________ </w:t>
+              <w:t xml:space="preserve"> ________</w:t>
             </w:r>
             <w:r>
               <w:rPr>
@@ -22342,7 +22571,7 @@
                 <w:sz w:val="17"/>
                 <w:u w:val="none"/>
               </w:rPr>
-              <w:t>S2.5</w:t>
+              <w:t>S02.5</w:t>
             </w:r>
           </w:p>
         </w:tc>
@@ -22487,7 +22716,7 @@
                 <w:sz w:val="17"/>
                 <w:u w:val="none"/>
               </w:rPr>
-              <w:t>S2.5</w:t>
+              <w:t>S02.5</w:t>
             </w:r>
           </w:p>
         </w:tc>
@@ -22563,7 +22792,7 @@
                 <w:sz w:val="19"/>
                 <w:u w:val="none"/>
               </w:rPr>
-              <w:t xml:space="preserve"> ______ </w:t>
+              <w:t xml:space="preserve"> ______</w:t>
             </w:r>
             <w:r>
               <w:rPr>
@@ -22583,7 +22812,7 @@
                 <w:sz w:val="19"/>
                 <w:u w:val="none"/>
               </w:rPr>
-              <w:t xml:space="preserve"> ____________ </w:t>
+              <w:t xml:space="preserve"> ____________</w:t>
             </w:r>
             <w:r>
               <w:rPr>
@@ -22603,7 +22832,7 @@
                 <w:sz w:val="19"/>
                 <w:u w:val="none"/>
               </w:rPr>
-              <w:t xml:space="preserve"> _____________ </w:t>
+              <w:t xml:space="preserve"> _____________</w:t>
             </w:r>
             <w:r>
               <w:rPr>
@@ -22623,7 +22852,7 @@
                 <w:sz w:val="19"/>
                 <w:u w:val="none"/>
               </w:rPr>
-              <w:t xml:space="preserve"> ________ </w:t>
+              <w:t xml:space="preserve"> ________</w:t>
             </w:r>
           </w:p>
         </w:tc>
@@ -22697,7 +22926,7 @@
                 <w:color w:val="14161B"/>
                 <w:sz w:val="18"/>
               </w:rPr>
-              <w:t xml:space="preserve">   S2.1  I can define quantized and name ground and excited states.</w:t>
+              <w:t xml:space="preserve">   S02.1  I can define quantized and name ground and excited states.</w:t>
             </w:r>
           </w:p>
           <w:p>
@@ -22720,7 +22949,7 @@
                 <w:color w:val="14161B"/>
                 <w:sz w:val="18"/>
               </w:rPr>
-              <w:t xml:space="preserve">   S2.2  I can give the capacity of s, p, d and f and count orbitals in a level.</w:t>
+              <w:t xml:space="preserve">   S02.2  I can give the capacity of s, p, d and f and count orbitals in a level.</w:t>
             </w:r>
           </w:p>
           <w:p>
@@ -22743,7 +22972,7 @@
                 <w:color w:val="14161B"/>
                 <w:sz w:val="18"/>
               </w:rPr>
-              <w:t xml:space="preserve">   S2.3  I can write a configuration, shorthand and orbital diagram.</w:t>
+              <w:t xml:space="preserve">   S02.3  I can write a configuration, shorthand and orbital diagram.</w:t>
             </w:r>
           </w:p>
           <w:p>
@@ -22766,7 +22995,7 @@
                 <w:color w:val="14161B"/>
                 <w:sz w:val="18"/>
               </w:rPr>
-              <w:t xml:space="preserve">   S2.4  I can predict the ion an atom forms from its group.</w:t>
+              <w:t xml:space="preserve">   S02.4  I can predict the ion an atom forms from its group.</w:t>
             </w:r>
           </w:p>
           <w:p>
@@ -22789,7 +23018,7 @@
                 <w:color w:val="14161B"/>
                 <w:sz w:val="18"/>
               </w:rPr>
-              <w:t xml:space="preserve">   S2.5  I can link electron drops to the light atoms give off.</w:t>
+              <w:t xml:space="preserve">   S02.5  I can link electron drops to the light atoms give off.</w:t>
             </w:r>
           </w:p>
           <w:p>

--- a/output/chem-u02/SHULL_CHEM_Guided_Notes_U02_S02.1-S02.5.docx
+++ b/output/chem-u02/SHULL_CHEM_Guided_Notes_U02_S02.1-S02.5.docx
@@ -1498,10 +1498,12 @@
                     <w:bottom w:w="40" w:type="dxa"/>
                     <w:right w:w="70" w:type="dxa"/>
                   </w:tcMar>
+                  <w:vAlign w:val="center"/>
                 </w:tcPr>
                 <w:p>
                   <w:pPr>
                     <w:spacing w:after="0"/>
+                    <w:jc w:val="left"/>
                   </w:pPr>
                   <w:r>
                     <w:rPr>
@@ -1527,10 +1529,12 @@
                     <w:bottom w:w="40" w:type="dxa"/>
                     <w:right w:w="70" w:type="dxa"/>
                   </w:tcMar>
+                  <w:vAlign w:val="center"/>
                 </w:tcPr>
                 <w:p>
                   <w:pPr>
                     <w:spacing w:after="0"/>
+                    <w:jc w:val="left"/>
                   </w:pPr>
                   <w:r>
                     <w:rPr>
@@ -1565,10 +1569,12 @@
                     <w:bottom w:w="30" w:type="dxa"/>
                     <w:right w:w="70" w:type="dxa"/>
                   </w:tcMar>
+                  <w:vAlign w:val="center"/>
                 </w:tcPr>
                 <w:p>
                   <w:pPr>
                     <w:spacing w:after="0"/>
+                    <w:jc w:val="left"/>
                   </w:pPr>
                   <w:r>
                     <w:rPr>
@@ -1597,10 +1603,12 @@
                     <w:bottom w:w="30" w:type="dxa"/>
                     <w:right w:w="70" w:type="dxa"/>
                   </w:tcMar>
+                  <w:vAlign w:val="center"/>
                 </w:tcPr>
                 <w:p>
                   <w:pPr>
                     <w:spacing w:after="0"/>
+                    <w:jc w:val="left"/>
                   </w:pPr>
                 </w:p>
               </w:tc>
@@ -1625,10 +1633,12 @@
                     <w:bottom w:w="30" w:type="dxa"/>
                     <w:right w:w="70" w:type="dxa"/>
                   </w:tcMar>
+                  <w:vAlign w:val="center"/>
                 </w:tcPr>
                 <w:p>
                   <w:pPr>
                     <w:spacing w:after="0"/>
+                    <w:jc w:val="left"/>
                   </w:pPr>
                   <w:r>
                     <w:rPr>
@@ -1657,10 +1667,12 @@
                     <w:bottom w:w="30" w:type="dxa"/>
                     <w:right w:w="70" w:type="dxa"/>
                   </w:tcMar>
+                  <w:vAlign w:val="center"/>
                 </w:tcPr>
                 <w:p>
                   <w:pPr>
                     <w:spacing w:after="0"/>
+                    <w:jc w:val="left"/>
                   </w:pPr>
                 </w:p>
               </w:tc>
@@ -1685,10 +1697,12 @@
                     <w:bottom w:w="30" w:type="dxa"/>
                     <w:right w:w="70" w:type="dxa"/>
                   </w:tcMar>
+                  <w:vAlign w:val="center"/>
                 </w:tcPr>
                 <w:p>
                   <w:pPr>
                     <w:spacing w:after="0"/>
+                    <w:jc w:val="left"/>
                   </w:pPr>
                   <w:r>
                     <w:rPr>
@@ -1717,10 +1731,12 @@
                     <w:bottom w:w="30" w:type="dxa"/>
                     <w:right w:w="70" w:type="dxa"/>
                   </w:tcMar>
+                  <w:vAlign w:val="center"/>
                 </w:tcPr>
                 <w:p>
                   <w:pPr>
                     <w:spacing w:after="0"/>
+                    <w:jc w:val="left"/>
                   </w:pPr>
                 </w:p>
               </w:tc>
@@ -2219,10 +2235,12 @@
                     <w:bottom w:w="40" w:type="dxa"/>
                     <w:right w:w="70" w:type="dxa"/>
                   </w:tcMar>
+                  <w:vAlign w:val="center"/>
                 </w:tcPr>
                 <w:p>
                   <w:pPr>
                     <w:spacing w:after="0"/>
+                    <w:jc w:val="left"/>
                   </w:pPr>
                   <w:r>
                     <w:rPr>
@@ -2248,10 +2266,12 @@
                     <w:bottom w:w="40" w:type="dxa"/>
                     <w:right w:w="70" w:type="dxa"/>
                   </w:tcMar>
+                  <w:vAlign w:val="center"/>
                 </w:tcPr>
                 <w:p>
                   <w:pPr>
                     <w:spacing w:after="0"/>
+                    <w:jc w:val="left"/>
                   </w:pPr>
                   <w:r>
                     <w:rPr>
@@ -2277,10 +2297,12 @@
                     <w:bottom w:w="40" w:type="dxa"/>
                     <w:right w:w="70" w:type="dxa"/>
                   </w:tcMar>
+                  <w:vAlign w:val="center"/>
                 </w:tcPr>
                 <w:p>
                   <w:pPr>
                     <w:spacing w:after="0"/>
+                    <w:jc w:val="left"/>
                   </w:pPr>
                   <w:r>
                     <w:rPr>
@@ -2315,10 +2337,12 @@
                     <w:bottom w:w="30" w:type="dxa"/>
                     <w:right w:w="70" w:type="dxa"/>
                   </w:tcMar>
+                  <w:vAlign w:val="center"/>
                 </w:tcPr>
                 <w:p>
                   <w:pPr>
                     <w:spacing w:after="0"/>
+                    <w:jc w:val="left"/>
                   </w:pPr>
                   <w:r>
                     <w:rPr>
@@ -2347,10 +2371,12 @@
                     <w:bottom w:w="30" w:type="dxa"/>
                     <w:right w:w="70" w:type="dxa"/>
                   </w:tcMar>
+                  <w:vAlign w:val="center"/>
                 </w:tcPr>
                 <w:p>
                   <w:pPr>
                     <w:spacing w:after="0"/>
+                    <w:jc w:val="left"/>
                   </w:pPr>
                 </w:p>
               </w:tc>
@@ -2369,10 +2395,12 @@
                     <w:bottom w:w="30" w:type="dxa"/>
                     <w:right w:w="70" w:type="dxa"/>
                   </w:tcMar>
+                  <w:vAlign w:val="center"/>
                 </w:tcPr>
                 <w:p>
                   <w:pPr>
                     <w:spacing w:after="0"/>
+                    <w:jc w:val="left"/>
                   </w:pPr>
                 </w:p>
               </w:tc>
@@ -2397,10 +2425,12 @@
                     <w:bottom w:w="30" w:type="dxa"/>
                     <w:right w:w="70" w:type="dxa"/>
                   </w:tcMar>
+                  <w:vAlign w:val="center"/>
                 </w:tcPr>
                 <w:p>
                   <w:pPr>
                     <w:spacing w:after="0"/>
+                    <w:jc w:val="left"/>
                   </w:pPr>
                   <w:r>
                     <w:rPr>
@@ -2429,10 +2459,12 @@
                     <w:bottom w:w="30" w:type="dxa"/>
                     <w:right w:w="70" w:type="dxa"/>
                   </w:tcMar>
+                  <w:vAlign w:val="center"/>
                 </w:tcPr>
                 <w:p>
                   <w:pPr>
                     <w:spacing w:after="0"/>
+                    <w:jc w:val="left"/>
                   </w:pPr>
                 </w:p>
               </w:tc>
@@ -2451,10 +2483,12 @@
                     <w:bottom w:w="30" w:type="dxa"/>
                     <w:right w:w="70" w:type="dxa"/>
                   </w:tcMar>
+                  <w:vAlign w:val="center"/>
                 </w:tcPr>
                 <w:p>
                   <w:pPr>
                     <w:spacing w:after="0"/>
+                    <w:jc w:val="left"/>
                   </w:pPr>
                 </w:p>
               </w:tc>
@@ -2479,10 +2513,12 @@
                     <w:bottom w:w="30" w:type="dxa"/>
                     <w:right w:w="70" w:type="dxa"/>
                   </w:tcMar>
+                  <w:vAlign w:val="center"/>
                 </w:tcPr>
                 <w:p>
                   <w:pPr>
                     <w:spacing w:after="0"/>
+                    <w:jc w:val="left"/>
                   </w:pPr>
                   <w:r>
                     <w:rPr>
@@ -2511,10 +2547,12 @@
                     <w:bottom w:w="30" w:type="dxa"/>
                     <w:right w:w="70" w:type="dxa"/>
                   </w:tcMar>
+                  <w:vAlign w:val="center"/>
                 </w:tcPr>
                 <w:p>
                   <w:pPr>
                     <w:spacing w:after="0"/>
+                    <w:jc w:val="left"/>
                   </w:pPr>
                 </w:p>
               </w:tc>
@@ -2533,10 +2571,12 @@
                     <w:bottom w:w="30" w:type="dxa"/>
                     <w:right w:w="70" w:type="dxa"/>
                   </w:tcMar>
+                  <w:vAlign w:val="center"/>
                 </w:tcPr>
                 <w:p>
                   <w:pPr>
                     <w:spacing w:after="0"/>
+                    <w:jc w:val="left"/>
                   </w:pPr>
                 </w:p>
               </w:tc>
@@ -2561,10 +2601,12 @@
                     <w:bottom w:w="30" w:type="dxa"/>
                     <w:right w:w="70" w:type="dxa"/>
                   </w:tcMar>
+                  <w:vAlign w:val="center"/>
                 </w:tcPr>
                 <w:p>
                   <w:pPr>
                     <w:spacing w:after="0"/>
+                    <w:jc w:val="left"/>
                   </w:pPr>
                   <w:r>
                     <w:rPr>
@@ -2593,10 +2635,12 @@
                     <w:bottom w:w="30" w:type="dxa"/>
                     <w:right w:w="70" w:type="dxa"/>
                   </w:tcMar>
+                  <w:vAlign w:val="center"/>
                 </w:tcPr>
                 <w:p>
                   <w:pPr>
                     <w:spacing w:after="0"/>
+                    <w:jc w:val="left"/>
                   </w:pPr>
                 </w:p>
               </w:tc>
@@ -2615,10 +2659,12 @@
                     <w:bottom w:w="30" w:type="dxa"/>
                     <w:right w:w="70" w:type="dxa"/>
                   </w:tcMar>
+                  <w:vAlign w:val="center"/>
                 </w:tcPr>
                 <w:p>
                   <w:pPr>
                     <w:spacing w:after="0"/>
+                    <w:jc w:val="left"/>
                   </w:pPr>
                 </w:p>
               </w:tc>
@@ -2742,10 +2788,12 @@
                     <w:bottom w:w="40" w:type="dxa"/>
                     <w:right w:w="70" w:type="dxa"/>
                   </w:tcMar>
+                  <w:vAlign w:val="center"/>
                 </w:tcPr>
                 <w:p>
                   <w:pPr>
                     <w:spacing w:after="0"/>
+                    <w:jc w:val="left"/>
                   </w:pPr>
                   <w:r>
                     <w:rPr>
@@ -2771,10 +2819,12 @@
                     <w:bottom w:w="40" w:type="dxa"/>
                     <w:right w:w="70" w:type="dxa"/>
                   </w:tcMar>
+                  <w:vAlign w:val="center"/>
                 </w:tcPr>
                 <w:p>
                   <w:pPr>
                     <w:spacing w:after="0"/>
+                    <w:jc w:val="left"/>
                   </w:pPr>
                   <w:r>
                     <w:rPr>
@@ -2800,10 +2850,12 @@
                     <w:bottom w:w="40" w:type="dxa"/>
                     <w:right w:w="70" w:type="dxa"/>
                   </w:tcMar>
+                  <w:vAlign w:val="center"/>
                 </w:tcPr>
                 <w:p>
                   <w:pPr>
                     <w:spacing w:after="0"/>
+                    <w:jc w:val="left"/>
                   </w:pPr>
                   <w:r>
                     <w:rPr>
@@ -2838,10 +2890,12 @@
                     <w:bottom w:w="30" w:type="dxa"/>
                     <w:right w:w="70" w:type="dxa"/>
                   </w:tcMar>
+                  <w:vAlign w:val="center"/>
                 </w:tcPr>
                 <w:p>
                   <w:pPr>
                     <w:spacing w:after="0"/>
+                    <w:jc w:val="left"/>
                   </w:pPr>
                   <w:r>
                     <w:rPr>
@@ -2870,10 +2924,12 @@
                     <w:bottom w:w="30" w:type="dxa"/>
                     <w:right w:w="70" w:type="dxa"/>
                   </w:tcMar>
+                  <w:vAlign w:val="center"/>
                 </w:tcPr>
                 <w:p>
                   <w:pPr>
                     <w:spacing w:after="0"/>
+                    <w:jc w:val="left"/>
                   </w:pPr>
                 </w:p>
               </w:tc>
@@ -2892,10 +2948,12 @@
                     <w:bottom w:w="30" w:type="dxa"/>
                     <w:right w:w="70" w:type="dxa"/>
                   </w:tcMar>
+                  <w:vAlign w:val="center"/>
                 </w:tcPr>
                 <w:p>
                   <w:pPr>
                     <w:spacing w:after="0"/>
+                    <w:jc w:val="left"/>
                   </w:pPr>
                 </w:p>
               </w:tc>
@@ -2920,10 +2978,12 @@
                     <w:bottom w:w="30" w:type="dxa"/>
                     <w:right w:w="70" w:type="dxa"/>
                   </w:tcMar>
+                  <w:vAlign w:val="center"/>
                 </w:tcPr>
                 <w:p>
                   <w:pPr>
                     <w:spacing w:after="0"/>
+                    <w:jc w:val="left"/>
                   </w:pPr>
                   <w:r>
                     <w:rPr>
@@ -2952,10 +3012,12 @@
                     <w:bottom w:w="30" w:type="dxa"/>
                     <w:right w:w="70" w:type="dxa"/>
                   </w:tcMar>
+                  <w:vAlign w:val="center"/>
                 </w:tcPr>
                 <w:p>
                   <w:pPr>
                     <w:spacing w:after="0"/>
+                    <w:jc w:val="left"/>
                   </w:pPr>
                 </w:p>
               </w:tc>
@@ -2974,10 +3036,12 @@
                     <w:bottom w:w="30" w:type="dxa"/>
                     <w:right w:w="70" w:type="dxa"/>
                   </w:tcMar>
+                  <w:vAlign w:val="center"/>
                 </w:tcPr>
                 <w:p>
                   <w:pPr>
                     <w:spacing w:after="0"/>
+                    <w:jc w:val="left"/>
                   </w:pPr>
                 </w:p>
               </w:tc>
@@ -3002,10 +3066,12 @@
                     <w:bottom w:w="30" w:type="dxa"/>
                     <w:right w:w="70" w:type="dxa"/>
                   </w:tcMar>
+                  <w:vAlign w:val="center"/>
                 </w:tcPr>
                 <w:p>
                   <w:pPr>
                     <w:spacing w:after="0"/>
+                    <w:jc w:val="left"/>
                   </w:pPr>
                   <w:r>
                     <w:rPr>
@@ -3034,10 +3100,12 @@
                     <w:bottom w:w="30" w:type="dxa"/>
                     <w:right w:w="70" w:type="dxa"/>
                   </w:tcMar>
+                  <w:vAlign w:val="center"/>
                 </w:tcPr>
                 <w:p>
                   <w:pPr>
                     <w:spacing w:after="0"/>
+                    <w:jc w:val="left"/>
                   </w:pPr>
                 </w:p>
               </w:tc>
@@ -3056,10 +3124,12 @@
                     <w:bottom w:w="30" w:type="dxa"/>
                     <w:right w:w="70" w:type="dxa"/>
                   </w:tcMar>
+                  <w:vAlign w:val="center"/>
                 </w:tcPr>
                 <w:p>
                   <w:pPr>
                     <w:spacing w:after="0"/>
+                    <w:jc w:val="left"/>
                   </w:pPr>
                 </w:p>
               </w:tc>
@@ -3084,10 +3154,12 @@
                     <w:bottom w:w="30" w:type="dxa"/>
                     <w:right w:w="70" w:type="dxa"/>
                   </w:tcMar>
+                  <w:vAlign w:val="center"/>
                 </w:tcPr>
                 <w:p>
                   <w:pPr>
                     <w:spacing w:after="0"/>
+                    <w:jc w:val="left"/>
                   </w:pPr>
                   <w:r>
                     <w:rPr>
@@ -3116,10 +3188,12 @@
                     <w:bottom w:w="30" w:type="dxa"/>
                     <w:right w:w="70" w:type="dxa"/>
                   </w:tcMar>
+                  <w:vAlign w:val="center"/>
                 </w:tcPr>
                 <w:p>
                   <w:pPr>
                     <w:spacing w:after="0"/>
+                    <w:jc w:val="left"/>
                   </w:pPr>
                 </w:p>
               </w:tc>
@@ -3138,10 +3212,12 @@
                     <w:bottom w:w="30" w:type="dxa"/>
                     <w:right w:w="70" w:type="dxa"/>
                   </w:tcMar>
+                  <w:vAlign w:val="center"/>
                 </w:tcPr>
                 <w:p>
                   <w:pPr>
                     <w:spacing w:after="0"/>
+                    <w:jc w:val="left"/>
                   </w:pPr>
                 </w:p>
               </w:tc>
@@ -3272,10 +3348,12 @@
                     <w:bottom w:w="40" w:type="dxa"/>
                     <w:right w:w="70" w:type="dxa"/>
                   </w:tcMar>
+                  <w:vAlign w:val="center"/>
                 </w:tcPr>
                 <w:p>
                   <w:pPr>
                     <w:spacing w:after="0"/>
+                    <w:jc w:val="left"/>
                   </w:pPr>
                   <w:r>
                     <w:rPr>
@@ -3301,10 +3379,12 @@
                     <w:bottom w:w="40" w:type="dxa"/>
                     <w:right w:w="70" w:type="dxa"/>
                   </w:tcMar>
+                  <w:vAlign w:val="center"/>
                 </w:tcPr>
                 <w:p>
                   <w:pPr>
                     <w:spacing w:after="0"/>
+                    <w:jc w:val="left"/>
                   </w:pPr>
                   <w:r>
                     <w:rPr>
@@ -3339,10 +3419,12 @@
                     <w:bottom w:w="30" w:type="dxa"/>
                     <w:right w:w="70" w:type="dxa"/>
                   </w:tcMar>
+                  <w:vAlign w:val="center"/>
                 </w:tcPr>
                 <w:p>
                   <w:pPr>
                     <w:spacing w:after="0"/>
+                    <w:jc w:val="left"/>
                   </w:pPr>
                   <w:r>
                     <w:rPr>
@@ -3371,10 +3453,12 @@
                     <w:bottom w:w="30" w:type="dxa"/>
                     <w:right w:w="70" w:type="dxa"/>
                   </w:tcMar>
+                  <w:vAlign w:val="center"/>
                 </w:tcPr>
                 <w:p>
                   <w:pPr>
                     <w:spacing w:after="0"/>
+                    <w:jc w:val="left"/>
                   </w:pPr>
                 </w:p>
               </w:tc>
@@ -3399,10 +3483,12 @@
                     <w:bottom w:w="30" w:type="dxa"/>
                     <w:right w:w="70" w:type="dxa"/>
                   </w:tcMar>
+                  <w:vAlign w:val="center"/>
                 </w:tcPr>
                 <w:p>
                   <w:pPr>
                     <w:spacing w:after="0"/>
+                    <w:jc w:val="left"/>
                   </w:pPr>
                   <w:r>
                     <w:rPr>
@@ -3431,10 +3517,12 @@
                     <w:bottom w:w="30" w:type="dxa"/>
                     <w:right w:w="70" w:type="dxa"/>
                   </w:tcMar>
+                  <w:vAlign w:val="center"/>
                 </w:tcPr>
                 <w:p>
                   <w:pPr>
                     <w:spacing w:after="0"/>
+                    <w:jc w:val="left"/>
                   </w:pPr>
                 </w:p>
               </w:tc>
@@ -3459,10 +3547,12 @@
                     <w:bottom w:w="30" w:type="dxa"/>
                     <w:right w:w="70" w:type="dxa"/>
                   </w:tcMar>
+                  <w:vAlign w:val="center"/>
                 </w:tcPr>
                 <w:p>
                   <w:pPr>
                     <w:spacing w:after="0"/>
+                    <w:jc w:val="left"/>
                   </w:pPr>
                   <w:r>
                     <w:rPr>
@@ -3491,10 +3581,12 @@
                     <w:bottom w:w="30" w:type="dxa"/>
                     <w:right w:w="70" w:type="dxa"/>
                   </w:tcMar>
+                  <w:vAlign w:val="center"/>
                 </w:tcPr>
                 <w:p>
                   <w:pPr>
                     <w:spacing w:after="0"/>
+                    <w:jc w:val="left"/>
                   </w:pPr>
                 </w:p>
               </w:tc>
@@ -3519,10 +3611,12 @@
                     <w:bottom w:w="30" w:type="dxa"/>
                     <w:right w:w="70" w:type="dxa"/>
                   </w:tcMar>
+                  <w:vAlign w:val="center"/>
                 </w:tcPr>
                 <w:p>
                   <w:pPr>
                     <w:spacing w:after="0"/>
+                    <w:jc w:val="left"/>
                   </w:pPr>
                   <w:r>
                     <w:rPr>
@@ -3551,10 +3645,12 @@
                     <w:bottom w:w="30" w:type="dxa"/>
                     <w:right w:w="70" w:type="dxa"/>
                   </w:tcMar>
+                  <w:vAlign w:val="center"/>
                 </w:tcPr>
                 <w:p>
                   <w:pPr>
                     <w:spacing w:after="0"/>
+                    <w:jc w:val="left"/>
                   </w:pPr>
                 </w:p>
               </w:tc>
@@ -4099,10 +4195,12 @@
                     <w:bottom w:w="40" w:type="dxa"/>
                     <w:right w:w="70" w:type="dxa"/>
                   </w:tcMar>
+                  <w:vAlign w:val="center"/>
                 </w:tcPr>
                 <w:p>
                   <w:pPr>
                     <w:spacing w:after="0"/>
+                    <w:jc w:val="left"/>
                   </w:pPr>
                   <w:r>
                     <w:rPr>
@@ -4128,10 +4226,12 @@
                     <w:bottom w:w="40" w:type="dxa"/>
                     <w:right w:w="70" w:type="dxa"/>
                   </w:tcMar>
+                  <w:vAlign w:val="center"/>
                 </w:tcPr>
                 <w:p>
                   <w:pPr>
                     <w:spacing w:after="0"/>
+                    <w:jc w:val="left"/>
                   </w:pPr>
                   <w:r>
                     <w:rPr>
@@ -4166,10 +4266,12 @@
                     <w:bottom w:w="30" w:type="dxa"/>
                     <w:right w:w="70" w:type="dxa"/>
                   </w:tcMar>
+                  <w:vAlign w:val="center"/>
                 </w:tcPr>
                 <w:p>
                   <w:pPr>
                     <w:spacing w:after="0"/>
+                    <w:jc w:val="left"/>
                   </w:pPr>
                   <w:r>
                     <w:rPr>
@@ -4198,10 +4300,12 @@
                     <w:bottom w:w="30" w:type="dxa"/>
                     <w:right w:w="70" w:type="dxa"/>
                   </w:tcMar>
+                  <w:vAlign w:val="center"/>
                 </w:tcPr>
                 <w:p>
                   <w:pPr>
                     <w:spacing w:after="0"/>
+                    <w:jc w:val="left"/>
                   </w:pPr>
                 </w:p>
               </w:tc>
@@ -4226,10 +4330,12 @@
                     <w:bottom w:w="30" w:type="dxa"/>
                     <w:right w:w="70" w:type="dxa"/>
                   </w:tcMar>
+                  <w:vAlign w:val="center"/>
                 </w:tcPr>
                 <w:p>
                   <w:pPr>
                     <w:spacing w:after="0"/>
+                    <w:jc w:val="left"/>
                   </w:pPr>
                   <w:r>
                     <w:rPr>
@@ -4258,10 +4364,12 @@
                     <w:bottom w:w="30" w:type="dxa"/>
                     <w:right w:w="70" w:type="dxa"/>
                   </w:tcMar>
+                  <w:vAlign w:val="center"/>
                 </w:tcPr>
                 <w:p>
                   <w:pPr>
                     <w:spacing w:after="0"/>
+                    <w:jc w:val="left"/>
                   </w:pPr>
                 </w:p>
               </w:tc>
@@ -4286,10 +4394,12 @@
                     <w:bottom w:w="30" w:type="dxa"/>
                     <w:right w:w="70" w:type="dxa"/>
                   </w:tcMar>
+                  <w:vAlign w:val="center"/>
                 </w:tcPr>
                 <w:p>
                   <w:pPr>
                     <w:spacing w:after="0"/>
+                    <w:jc w:val="left"/>
                   </w:pPr>
                   <w:r>
                     <w:rPr>
@@ -4318,10 +4428,12 @@
                     <w:bottom w:w="30" w:type="dxa"/>
                     <w:right w:w="70" w:type="dxa"/>
                   </w:tcMar>
+                  <w:vAlign w:val="center"/>
                 </w:tcPr>
                 <w:p>
                   <w:pPr>
                     <w:spacing w:after="0"/>
+                    <w:jc w:val="left"/>
                   </w:pPr>
                 </w:p>
               </w:tc>
@@ -5917,10 +6029,12 @@
                     <w:bottom w:w="40" w:type="dxa"/>
                     <w:right w:w="70" w:type="dxa"/>
                   </w:tcMar>
+                  <w:vAlign w:val="center"/>
                 </w:tcPr>
                 <w:p>
                   <w:pPr>
                     <w:spacing w:after="0"/>
+                    <w:jc w:val="left"/>
                   </w:pPr>
                   <w:r>
                     <w:rPr>
@@ -5946,10 +6060,12 @@
                     <w:bottom w:w="40" w:type="dxa"/>
                     <w:right w:w="70" w:type="dxa"/>
                   </w:tcMar>
+                  <w:vAlign w:val="center"/>
                 </w:tcPr>
                 <w:p>
                   <w:pPr>
                     <w:spacing w:after="0"/>
+                    <w:jc w:val="left"/>
                   </w:pPr>
                   <w:r>
                     <w:rPr>
@@ -5975,10 +6091,12 @@
                     <w:bottom w:w="40" w:type="dxa"/>
                     <w:right w:w="70" w:type="dxa"/>
                   </w:tcMar>
+                  <w:vAlign w:val="center"/>
                 </w:tcPr>
                 <w:p>
                   <w:pPr>
                     <w:spacing w:after="0"/>
+                    <w:jc w:val="left"/>
                   </w:pPr>
                   <w:r>
                     <w:rPr>
@@ -6013,10 +6131,12 @@
                     <w:bottom w:w="30" w:type="dxa"/>
                     <w:right w:w="70" w:type="dxa"/>
                   </w:tcMar>
+                  <w:vAlign w:val="center"/>
                 </w:tcPr>
                 <w:p>
                   <w:pPr>
                     <w:spacing w:after="0"/>
+                    <w:jc w:val="left"/>
                   </w:pPr>
                   <w:r>
                     <w:rPr>
@@ -6045,10 +6165,12 @@
                     <w:bottom w:w="30" w:type="dxa"/>
                     <w:right w:w="70" w:type="dxa"/>
                   </w:tcMar>
+                  <w:vAlign w:val="center"/>
                 </w:tcPr>
                 <w:p>
                   <w:pPr>
                     <w:spacing w:after="0"/>
+                    <w:jc w:val="left"/>
                   </w:pPr>
                   <w:r>
                     <w:rPr>
@@ -6077,10 +6199,12 @@
                     <w:bottom w:w="30" w:type="dxa"/>
                     <w:right w:w="70" w:type="dxa"/>
                   </w:tcMar>
+                  <w:vAlign w:val="center"/>
                 </w:tcPr>
                 <w:p>
                   <w:pPr>
                     <w:spacing w:after="0"/>
+                    <w:jc w:val="left"/>
                   </w:pPr>
                 </w:p>
               </w:tc>
@@ -6105,10 +6229,12 @@
                     <w:bottom w:w="30" w:type="dxa"/>
                     <w:right w:w="70" w:type="dxa"/>
                   </w:tcMar>
+                  <w:vAlign w:val="center"/>
                 </w:tcPr>
                 <w:p>
                   <w:pPr>
                     <w:spacing w:after="0"/>
+                    <w:jc w:val="left"/>
                   </w:pPr>
                   <w:r>
                     <w:rPr>
@@ -6137,10 +6263,12 @@
                     <w:bottom w:w="30" w:type="dxa"/>
                     <w:right w:w="70" w:type="dxa"/>
                   </w:tcMar>
+                  <w:vAlign w:val="center"/>
                 </w:tcPr>
                 <w:p>
                   <w:pPr>
                     <w:spacing w:after="0"/>
+                    <w:jc w:val="left"/>
                   </w:pPr>
                   <w:r>
                     <w:rPr>
@@ -6169,10 +6297,12 @@
                     <w:bottom w:w="30" w:type="dxa"/>
                     <w:right w:w="70" w:type="dxa"/>
                   </w:tcMar>
+                  <w:vAlign w:val="center"/>
                 </w:tcPr>
                 <w:p>
                   <w:pPr>
                     <w:spacing w:after="0"/>
+                    <w:jc w:val="left"/>
                   </w:pPr>
                 </w:p>
               </w:tc>
@@ -6296,10 +6426,12 @@
                     <w:bottom w:w="40" w:type="dxa"/>
                     <w:right w:w="70" w:type="dxa"/>
                   </w:tcMar>
+                  <w:vAlign w:val="center"/>
                 </w:tcPr>
                 <w:p>
                   <w:pPr>
                     <w:spacing w:after="0"/>
+                    <w:jc w:val="left"/>
                   </w:pPr>
                   <w:r>
                     <w:rPr>
@@ -6325,10 +6457,12 @@
                     <w:bottom w:w="40" w:type="dxa"/>
                     <w:right w:w="70" w:type="dxa"/>
                   </w:tcMar>
+                  <w:vAlign w:val="center"/>
                 </w:tcPr>
                 <w:p>
                   <w:pPr>
                     <w:spacing w:after="0"/>
+                    <w:jc w:val="left"/>
                   </w:pPr>
                   <w:r>
                     <w:rPr>
@@ -6354,10 +6488,12 @@
                     <w:bottom w:w="40" w:type="dxa"/>
                     <w:right w:w="70" w:type="dxa"/>
                   </w:tcMar>
+                  <w:vAlign w:val="center"/>
                 </w:tcPr>
                 <w:p>
                   <w:pPr>
                     <w:spacing w:after="0"/>
+                    <w:jc w:val="left"/>
                   </w:pPr>
                   <w:r>
                     <w:rPr>
@@ -6392,10 +6528,12 @@
                     <w:bottom w:w="30" w:type="dxa"/>
                     <w:right w:w="70" w:type="dxa"/>
                   </w:tcMar>
+                  <w:vAlign w:val="center"/>
                 </w:tcPr>
                 <w:p>
                   <w:pPr>
                     <w:spacing w:after="0"/>
+                    <w:jc w:val="left"/>
                   </w:pPr>
                   <w:r>
                     <w:rPr>
@@ -6424,10 +6562,12 @@
                     <w:bottom w:w="30" w:type="dxa"/>
                     <w:right w:w="70" w:type="dxa"/>
                   </w:tcMar>
+                  <w:vAlign w:val="center"/>
                 </w:tcPr>
                 <w:p>
                   <w:pPr>
                     <w:spacing w:after="0"/>
+                    <w:jc w:val="left"/>
                   </w:pPr>
                   <w:r>
                     <w:rPr>
@@ -6456,10 +6596,12 @@
                     <w:bottom w:w="30" w:type="dxa"/>
                     <w:right w:w="70" w:type="dxa"/>
                   </w:tcMar>
+                  <w:vAlign w:val="center"/>
                 </w:tcPr>
                 <w:p>
                   <w:pPr>
                     <w:spacing w:after="0"/>
+                    <w:jc w:val="left"/>
                   </w:pPr>
                 </w:p>
               </w:tc>
@@ -6484,10 +6626,12 @@
                     <w:bottom w:w="30" w:type="dxa"/>
                     <w:right w:w="70" w:type="dxa"/>
                   </w:tcMar>
+                  <w:vAlign w:val="center"/>
                 </w:tcPr>
                 <w:p>
                   <w:pPr>
                     <w:spacing w:after="0"/>
+                    <w:jc w:val="left"/>
                   </w:pPr>
                   <w:r>
                     <w:rPr>
@@ -6516,10 +6660,12 @@
                     <w:bottom w:w="30" w:type="dxa"/>
                     <w:right w:w="70" w:type="dxa"/>
                   </w:tcMar>
+                  <w:vAlign w:val="center"/>
                 </w:tcPr>
                 <w:p>
                   <w:pPr>
                     <w:spacing w:after="0"/>
+                    <w:jc w:val="left"/>
                   </w:pPr>
                   <w:r>
                     <w:rPr>
@@ -6548,10 +6694,12 @@
                     <w:bottom w:w="30" w:type="dxa"/>
                     <w:right w:w="70" w:type="dxa"/>
                   </w:tcMar>
+                  <w:vAlign w:val="center"/>
                 </w:tcPr>
                 <w:p>
                   <w:pPr>
                     <w:spacing w:after="0"/>
+                    <w:jc w:val="left"/>
                   </w:pPr>
                 </w:p>
               </w:tc>
@@ -6667,10 +6815,12 @@
                     <w:bottom w:w="40" w:type="dxa"/>
                     <w:right w:w="70" w:type="dxa"/>
                   </w:tcMar>
+                  <w:vAlign w:val="center"/>
                 </w:tcPr>
                 <w:p>
                   <w:pPr>
                     <w:spacing w:after="0"/>
+                    <w:jc w:val="left"/>
                   </w:pPr>
                   <w:r>
                     <w:rPr>
@@ -6696,10 +6846,12 @@
                     <w:bottom w:w="40" w:type="dxa"/>
                     <w:right w:w="70" w:type="dxa"/>
                   </w:tcMar>
+                  <w:vAlign w:val="center"/>
                 </w:tcPr>
                 <w:p>
                   <w:pPr>
                     <w:spacing w:after="0"/>
+                    <w:jc w:val="left"/>
                   </w:pPr>
                   <w:r>
                     <w:rPr>
@@ -6725,10 +6877,12 @@
                     <w:bottom w:w="40" w:type="dxa"/>
                     <w:right w:w="70" w:type="dxa"/>
                   </w:tcMar>
+                  <w:vAlign w:val="center"/>
                 </w:tcPr>
                 <w:p>
                   <w:pPr>
                     <w:spacing w:after="0"/>
+                    <w:jc w:val="left"/>
                   </w:pPr>
                   <w:r>
                     <w:rPr>
@@ -6763,10 +6917,12 @@
                     <w:bottom w:w="30" w:type="dxa"/>
                     <w:right w:w="70" w:type="dxa"/>
                   </w:tcMar>
+                  <w:vAlign w:val="center"/>
                 </w:tcPr>
                 <w:p>
                   <w:pPr>
                     <w:spacing w:after="0"/>
+                    <w:jc w:val="left"/>
                   </w:pPr>
                   <w:r>
                     <w:rPr>
@@ -6795,10 +6951,12 @@
                     <w:bottom w:w="30" w:type="dxa"/>
                     <w:right w:w="70" w:type="dxa"/>
                   </w:tcMar>
+                  <w:vAlign w:val="center"/>
                 </w:tcPr>
                 <w:p>
                   <w:pPr>
                     <w:spacing w:after="0"/>
+                    <w:jc w:val="left"/>
                   </w:pPr>
                   <w:r>
                     <w:rPr>
@@ -6827,10 +6985,12 @@
                     <w:bottom w:w="30" w:type="dxa"/>
                     <w:right w:w="70" w:type="dxa"/>
                   </w:tcMar>
+                  <w:vAlign w:val="center"/>
                 </w:tcPr>
                 <w:p>
                   <w:pPr>
                     <w:spacing w:after="0"/>
+                    <w:jc w:val="left"/>
                   </w:pPr>
                 </w:p>
               </w:tc>
@@ -6855,10 +7015,12 @@
                     <w:bottom w:w="30" w:type="dxa"/>
                     <w:right w:w="70" w:type="dxa"/>
                   </w:tcMar>
+                  <w:vAlign w:val="center"/>
                 </w:tcPr>
                 <w:p>
                   <w:pPr>
                     <w:spacing w:after="0"/>
+                    <w:jc w:val="left"/>
                   </w:pPr>
                   <w:r>
                     <w:rPr>
@@ -6887,10 +7049,12 @@
                     <w:bottom w:w="30" w:type="dxa"/>
                     <w:right w:w="70" w:type="dxa"/>
                   </w:tcMar>
+                  <w:vAlign w:val="center"/>
                 </w:tcPr>
                 <w:p>
                   <w:pPr>
                     <w:spacing w:after="0"/>
+                    <w:jc w:val="left"/>
                   </w:pPr>
                   <w:r>
                     <w:rPr>
@@ -6919,10 +7083,12 @@
                     <w:bottom w:w="30" w:type="dxa"/>
                     <w:right w:w="70" w:type="dxa"/>
                   </w:tcMar>
+                  <w:vAlign w:val="center"/>
                 </w:tcPr>
                 <w:p>
                   <w:pPr>
                     <w:spacing w:after="0"/>
+                    <w:jc w:val="left"/>
                   </w:pPr>
                 </w:p>
               </w:tc>
@@ -6947,10 +7113,12 @@
                     <w:bottom w:w="30" w:type="dxa"/>
                     <w:right w:w="70" w:type="dxa"/>
                   </w:tcMar>
+                  <w:vAlign w:val="center"/>
                 </w:tcPr>
                 <w:p>
                   <w:pPr>
                     <w:spacing w:after="0"/>
+                    <w:jc w:val="left"/>
                   </w:pPr>
                   <w:r>
                     <w:rPr>
@@ -6979,10 +7147,12 @@
                     <w:bottom w:w="30" w:type="dxa"/>
                     <w:right w:w="70" w:type="dxa"/>
                   </w:tcMar>
+                  <w:vAlign w:val="center"/>
                 </w:tcPr>
                 <w:p>
                   <w:pPr>
                     <w:spacing w:after="0"/>
+                    <w:jc w:val="left"/>
                   </w:pPr>
                   <w:r>
                     <w:rPr>
@@ -7011,10 +7181,12 @@
                     <w:bottom w:w="30" w:type="dxa"/>
                     <w:right w:w="70" w:type="dxa"/>
                   </w:tcMar>
+                  <w:vAlign w:val="center"/>
                 </w:tcPr>
                 <w:p>
                   <w:pPr>
                     <w:spacing w:after="0"/>
+                    <w:jc w:val="left"/>
                   </w:pPr>
                 </w:p>
               </w:tc>
@@ -7130,10 +7302,12 @@
                     <w:bottom w:w="40" w:type="dxa"/>
                     <w:right w:w="70" w:type="dxa"/>
                   </w:tcMar>
+                  <w:vAlign w:val="center"/>
                 </w:tcPr>
                 <w:p>
                   <w:pPr>
                     <w:spacing w:after="0"/>
+                    <w:jc w:val="left"/>
                   </w:pPr>
                   <w:r>
                     <w:rPr>
@@ -7159,10 +7333,12 @@
                     <w:bottom w:w="40" w:type="dxa"/>
                     <w:right w:w="70" w:type="dxa"/>
                   </w:tcMar>
+                  <w:vAlign w:val="center"/>
                 </w:tcPr>
                 <w:p>
                   <w:pPr>
                     <w:spacing w:after="0"/>
+                    <w:jc w:val="left"/>
                   </w:pPr>
                   <w:r>
                     <w:rPr>
@@ -7188,10 +7364,12 @@
                     <w:bottom w:w="40" w:type="dxa"/>
                     <w:right w:w="70" w:type="dxa"/>
                   </w:tcMar>
+                  <w:vAlign w:val="center"/>
                 </w:tcPr>
                 <w:p>
                   <w:pPr>
                     <w:spacing w:after="0"/>
+                    <w:jc w:val="left"/>
                   </w:pPr>
                   <w:r>
                     <w:rPr>
@@ -7226,10 +7404,12 @@
                     <w:bottom w:w="30" w:type="dxa"/>
                     <w:right w:w="70" w:type="dxa"/>
                   </w:tcMar>
+                  <w:vAlign w:val="center"/>
                 </w:tcPr>
                 <w:p>
                   <w:pPr>
                     <w:spacing w:after="0"/>
+                    <w:jc w:val="left"/>
                   </w:pPr>
                   <w:r>
                     <w:rPr>
@@ -7258,10 +7438,12 @@
                     <w:bottom w:w="30" w:type="dxa"/>
                     <w:right w:w="70" w:type="dxa"/>
                   </w:tcMar>
+                  <w:vAlign w:val="center"/>
                 </w:tcPr>
                 <w:p>
                   <w:pPr>
                     <w:spacing w:after="0"/>
+                    <w:jc w:val="left"/>
                   </w:pPr>
                 </w:p>
               </w:tc>
@@ -7280,10 +7462,12 @@
                     <w:bottom w:w="30" w:type="dxa"/>
                     <w:right w:w="70" w:type="dxa"/>
                   </w:tcMar>
+                  <w:vAlign w:val="center"/>
                 </w:tcPr>
                 <w:p>
                   <w:pPr>
                     <w:spacing w:after="0"/>
+                    <w:jc w:val="left"/>
                   </w:pPr>
                 </w:p>
               </w:tc>
@@ -7308,10 +7492,12 @@
                     <w:bottom w:w="30" w:type="dxa"/>
                     <w:right w:w="70" w:type="dxa"/>
                   </w:tcMar>
+                  <w:vAlign w:val="center"/>
                 </w:tcPr>
                 <w:p>
                   <w:pPr>
                     <w:spacing w:after="0"/>
+                    <w:jc w:val="left"/>
                   </w:pPr>
                   <w:r>
                     <w:rPr>
@@ -7340,10 +7526,12 @@
                     <w:bottom w:w="30" w:type="dxa"/>
                     <w:right w:w="70" w:type="dxa"/>
                   </w:tcMar>
+                  <w:vAlign w:val="center"/>
                 </w:tcPr>
                 <w:p>
                   <w:pPr>
                     <w:spacing w:after="0"/>
+                    <w:jc w:val="left"/>
                   </w:pPr>
                 </w:p>
               </w:tc>
@@ -7362,10 +7550,12 @@
                     <w:bottom w:w="30" w:type="dxa"/>
                     <w:right w:w="70" w:type="dxa"/>
                   </w:tcMar>
+                  <w:vAlign w:val="center"/>
                 </w:tcPr>
                 <w:p>
                   <w:pPr>
                     <w:spacing w:after="0"/>
+                    <w:jc w:val="left"/>
                   </w:pPr>
                 </w:p>
               </w:tc>
@@ -7807,10 +7997,12 @@
                     <w:bottom w:w="40" w:type="dxa"/>
                     <w:right w:w="70" w:type="dxa"/>
                   </w:tcMar>
+                  <w:vAlign w:val="center"/>
                 </w:tcPr>
                 <w:p>
                   <w:pPr>
                     <w:spacing w:after="0"/>
+                    <w:jc w:val="left"/>
                   </w:pPr>
                   <w:r>
                     <w:rPr>
@@ -7836,10 +8028,12 @@
                     <w:bottom w:w="40" w:type="dxa"/>
                     <w:right w:w="70" w:type="dxa"/>
                   </w:tcMar>
+                  <w:vAlign w:val="center"/>
                 </w:tcPr>
                 <w:p>
                   <w:pPr>
                     <w:spacing w:after="0"/>
+                    <w:jc w:val="left"/>
                   </w:pPr>
                   <w:r>
                     <w:rPr>
@@ -7865,10 +8059,12 @@
                     <w:bottom w:w="40" w:type="dxa"/>
                     <w:right w:w="70" w:type="dxa"/>
                   </w:tcMar>
+                  <w:vAlign w:val="center"/>
                 </w:tcPr>
                 <w:p>
                   <w:pPr>
                     <w:spacing w:after="0"/>
+                    <w:jc w:val="left"/>
                   </w:pPr>
                   <w:r>
                     <w:rPr>
@@ -7894,10 +8090,12 @@
                     <w:bottom w:w="40" w:type="dxa"/>
                     <w:right w:w="70" w:type="dxa"/>
                   </w:tcMar>
+                  <w:vAlign w:val="center"/>
                 </w:tcPr>
                 <w:p>
                   <w:pPr>
                     <w:spacing w:after="0"/>
+                    <w:jc w:val="left"/>
                   </w:pPr>
                   <w:r>
                     <w:rPr>
@@ -7923,10 +8121,12 @@
                     <w:bottom w:w="40" w:type="dxa"/>
                     <w:right w:w="70" w:type="dxa"/>
                   </w:tcMar>
+                  <w:vAlign w:val="center"/>
                 </w:tcPr>
                 <w:p>
                   <w:pPr>
                     <w:spacing w:after="0"/>
+                    <w:jc w:val="left"/>
                   </w:pPr>
                   <w:r>
                     <w:rPr>
@@ -7952,10 +8152,12 @@
                     <w:bottom w:w="40" w:type="dxa"/>
                     <w:right w:w="70" w:type="dxa"/>
                   </w:tcMar>
+                  <w:vAlign w:val="center"/>
                 </w:tcPr>
                 <w:p>
                   <w:pPr>
                     <w:spacing w:after="0"/>
+                    <w:jc w:val="left"/>
                   </w:pPr>
                   <w:r>
                     <w:rPr>
@@ -7981,10 +8183,12 @@
                     <w:bottom w:w="40" w:type="dxa"/>
                     <w:right w:w="70" w:type="dxa"/>
                   </w:tcMar>
+                  <w:vAlign w:val="center"/>
                 </w:tcPr>
                 <w:p>
                   <w:pPr>
                     <w:spacing w:after="0"/>
+                    <w:jc w:val="left"/>
                   </w:pPr>
                   <w:r>
                     <w:rPr>
@@ -8010,10 +8214,12 @@
                     <w:bottom w:w="40" w:type="dxa"/>
                     <w:right w:w="70" w:type="dxa"/>
                   </w:tcMar>
+                  <w:vAlign w:val="center"/>
                 </w:tcPr>
                 <w:p>
                   <w:pPr>
                     <w:spacing w:after="0"/>
+                    <w:jc w:val="left"/>
                   </w:pPr>
                   <w:r>
                     <w:rPr>
@@ -8039,10 +8245,12 @@
                     <w:bottom w:w="40" w:type="dxa"/>
                     <w:right w:w="70" w:type="dxa"/>
                   </w:tcMar>
+                  <w:vAlign w:val="center"/>
                 </w:tcPr>
                 <w:p>
                   <w:pPr>
                     <w:spacing w:after="0"/>
+                    <w:jc w:val="left"/>
                   </w:pPr>
                   <w:r>
                     <w:rPr>
@@ -8077,10 +8285,12 @@
                     <w:bottom w:w="30" w:type="dxa"/>
                     <w:right w:w="70" w:type="dxa"/>
                   </w:tcMar>
+                  <w:vAlign w:val="center"/>
                 </w:tcPr>
                 <w:p>
                   <w:pPr>
                     <w:spacing w:after="0"/>
+                    <w:jc w:val="left"/>
                   </w:pPr>
                   <w:r>
                     <w:rPr>
@@ -8120,10 +8330,12 @@
                     <w:bottom w:w="30" w:type="dxa"/>
                     <w:right w:w="70" w:type="dxa"/>
                   </w:tcMar>
+                  <w:vAlign w:val="center"/>
                 </w:tcPr>
                 <w:p>
                   <w:pPr>
                     <w:spacing w:after="0"/>
+                    <w:jc w:val="left"/>
                   </w:pPr>
                 </w:p>
               </w:tc>
@@ -8142,10 +8354,12 @@
                     <w:bottom w:w="30" w:type="dxa"/>
                     <w:right w:w="70" w:type="dxa"/>
                   </w:tcMar>
+                  <w:vAlign w:val="center"/>
                 </w:tcPr>
                 <w:p>
                   <w:pPr>
                     <w:spacing w:after="0"/>
+                    <w:jc w:val="left"/>
                   </w:pPr>
                 </w:p>
               </w:tc>
@@ -8164,10 +8378,12 @@
                     <w:bottom w:w="30" w:type="dxa"/>
                     <w:right w:w="70" w:type="dxa"/>
                   </w:tcMar>
+                  <w:vAlign w:val="center"/>
                 </w:tcPr>
                 <w:p>
                   <w:pPr>
                     <w:spacing w:after="0"/>
+                    <w:jc w:val="left"/>
                   </w:pPr>
                 </w:p>
               </w:tc>
@@ -8186,10 +8402,12 @@
                     <w:bottom w:w="30" w:type="dxa"/>
                     <w:right w:w="70" w:type="dxa"/>
                   </w:tcMar>
+                  <w:vAlign w:val="center"/>
                 </w:tcPr>
                 <w:p>
                   <w:pPr>
                     <w:spacing w:after="0"/>
+                    <w:jc w:val="left"/>
                   </w:pPr>
                 </w:p>
               </w:tc>
@@ -8208,10 +8426,12 @@
                     <w:bottom w:w="30" w:type="dxa"/>
                     <w:right w:w="70" w:type="dxa"/>
                   </w:tcMar>
+                  <w:vAlign w:val="center"/>
                 </w:tcPr>
                 <w:p>
                   <w:pPr>
                     <w:spacing w:after="0"/>
+                    <w:jc w:val="left"/>
                   </w:pPr>
                 </w:p>
               </w:tc>
@@ -8230,10 +8450,12 @@
                     <w:bottom w:w="30" w:type="dxa"/>
                     <w:right w:w="70" w:type="dxa"/>
                   </w:tcMar>
+                  <w:vAlign w:val="center"/>
                 </w:tcPr>
                 <w:p>
                   <w:pPr>
                     <w:spacing w:after="0"/>
+                    <w:jc w:val="left"/>
                   </w:pPr>
                 </w:p>
               </w:tc>
@@ -8252,10 +8474,12 @@
                     <w:bottom w:w="30" w:type="dxa"/>
                     <w:right w:w="70" w:type="dxa"/>
                   </w:tcMar>
+                  <w:vAlign w:val="center"/>
                 </w:tcPr>
                 <w:p>
                   <w:pPr>
                     <w:spacing w:after="0"/>
+                    <w:jc w:val="left"/>
                   </w:pPr>
                 </w:p>
               </w:tc>
@@ -8274,10 +8498,12 @@
                     <w:bottom w:w="30" w:type="dxa"/>
                     <w:right w:w="70" w:type="dxa"/>
                   </w:tcMar>
+                  <w:vAlign w:val="center"/>
                 </w:tcPr>
                 <w:p>
                   <w:pPr>
                     <w:spacing w:after="0"/>
+                    <w:jc w:val="left"/>
                   </w:pPr>
                 </w:p>
               </w:tc>
@@ -8491,10 +8717,12 @@
                     <w:bottom w:w="40" w:type="dxa"/>
                     <w:right w:w="70" w:type="dxa"/>
                   </w:tcMar>
+                  <w:vAlign w:val="center"/>
                 </w:tcPr>
                 <w:p>
                   <w:pPr>
                     <w:spacing w:after="0"/>
+                    <w:jc w:val="left"/>
                   </w:pPr>
                   <w:r>
                     <w:rPr>
@@ -8520,10 +8748,12 @@
                     <w:bottom w:w="40" w:type="dxa"/>
                     <w:right w:w="70" w:type="dxa"/>
                   </w:tcMar>
+                  <w:vAlign w:val="center"/>
                 </w:tcPr>
                 <w:p>
                   <w:pPr>
                     <w:spacing w:after="0"/>
+                    <w:jc w:val="left"/>
                   </w:pPr>
                   <w:r>
                     <w:rPr>
@@ -8549,10 +8779,12 @@
                     <w:bottom w:w="40" w:type="dxa"/>
                     <w:right w:w="70" w:type="dxa"/>
                   </w:tcMar>
+                  <w:vAlign w:val="center"/>
                 </w:tcPr>
                 <w:p>
                   <w:pPr>
                     <w:spacing w:after="0"/>
+                    <w:jc w:val="left"/>
                   </w:pPr>
                   <w:r>
                     <w:rPr>
@@ -8578,10 +8810,12 @@
                     <w:bottom w:w="40" w:type="dxa"/>
                     <w:right w:w="70" w:type="dxa"/>
                   </w:tcMar>
+                  <w:vAlign w:val="center"/>
                 </w:tcPr>
                 <w:p>
                   <w:pPr>
                     <w:spacing w:after="0"/>
+                    <w:jc w:val="left"/>
                   </w:pPr>
                   <w:r>
                     <w:rPr>
@@ -8607,10 +8841,12 @@
                     <w:bottom w:w="40" w:type="dxa"/>
                     <w:right w:w="70" w:type="dxa"/>
                   </w:tcMar>
+                  <w:vAlign w:val="center"/>
                 </w:tcPr>
                 <w:p>
                   <w:pPr>
                     <w:spacing w:after="0"/>
+                    <w:jc w:val="left"/>
                   </w:pPr>
                   <w:r>
                     <w:rPr>
@@ -8636,10 +8872,12 @@
                     <w:bottom w:w="40" w:type="dxa"/>
                     <w:right w:w="70" w:type="dxa"/>
                   </w:tcMar>
+                  <w:vAlign w:val="center"/>
                 </w:tcPr>
                 <w:p>
                   <w:pPr>
                     <w:spacing w:after="0"/>
+                    <w:jc w:val="left"/>
                   </w:pPr>
                   <w:r>
                     <w:rPr>
@@ -8665,10 +8903,12 @@
                     <w:bottom w:w="40" w:type="dxa"/>
                     <w:right w:w="70" w:type="dxa"/>
                   </w:tcMar>
+                  <w:vAlign w:val="center"/>
                 </w:tcPr>
                 <w:p>
                   <w:pPr>
                     <w:spacing w:after="0"/>
+                    <w:jc w:val="left"/>
                   </w:pPr>
                   <w:r>
                     <w:rPr>
@@ -8703,10 +8943,12 @@
                     <w:bottom w:w="30" w:type="dxa"/>
                     <w:right w:w="70" w:type="dxa"/>
                   </w:tcMar>
+                  <w:vAlign w:val="center"/>
                 </w:tcPr>
                 <w:p>
                   <w:pPr>
                     <w:spacing w:after="0"/>
+                    <w:jc w:val="left"/>
                   </w:pPr>
                   <w:r>
                     <w:rPr>
@@ -8735,10 +8977,12 @@
                     <w:bottom w:w="30" w:type="dxa"/>
                     <w:right w:w="70" w:type="dxa"/>
                   </w:tcMar>
+                  <w:vAlign w:val="center"/>
                 </w:tcPr>
                 <w:p>
                   <w:pPr>
                     <w:spacing w:after="0"/>
+                    <w:jc w:val="left"/>
                   </w:pPr>
                 </w:p>
               </w:tc>
@@ -8757,10 +9001,12 @@
                     <w:bottom w:w="30" w:type="dxa"/>
                     <w:right w:w="70" w:type="dxa"/>
                   </w:tcMar>
+                  <w:vAlign w:val="center"/>
                 </w:tcPr>
                 <w:p>
                   <w:pPr>
                     <w:spacing w:after="0"/>
+                    <w:jc w:val="left"/>
                   </w:pPr>
                 </w:p>
               </w:tc>
@@ -8779,10 +9025,12 @@
                     <w:bottom w:w="30" w:type="dxa"/>
                     <w:right w:w="70" w:type="dxa"/>
                   </w:tcMar>
+                  <w:vAlign w:val="center"/>
                 </w:tcPr>
                 <w:p>
                   <w:pPr>
                     <w:spacing w:after="0"/>
+                    <w:jc w:val="left"/>
                   </w:pPr>
                 </w:p>
               </w:tc>
@@ -8801,10 +9049,12 @@
                     <w:bottom w:w="30" w:type="dxa"/>
                     <w:right w:w="70" w:type="dxa"/>
                   </w:tcMar>
+                  <w:vAlign w:val="center"/>
                 </w:tcPr>
                 <w:p>
                   <w:pPr>
                     <w:spacing w:after="0"/>
+                    <w:jc w:val="left"/>
                   </w:pPr>
                 </w:p>
               </w:tc>
@@ -8823,10 +9073,12 @@
                     <w:bottom w:w="30" w:type="dxa"/>
                     <w:right w:w="70" w:type="dxa"/>
                   </w:tcMar>
+                  <w:vAlign w:val="center"/>
                 </w:tcPr>
                 <w:p>
                   <w:pPr>
                     <w:spacing w:after="0"/>
+                    <w:jc w:val="left"/>
                   </w:pPr>
                 </w:p>
               </w:tc>
@@ -8845,10 +9097,12 @@
                     <w:bottom w:w="30" w:type="dxa"/>
                     <w:right w:w="70" w:type="dxa"/>
                   </w:tcMar>
+                  <w:vAlign w:val="center"/>
                 </w:tcPr>
                 <w:p>
                   <w:pPr>
                     <w:spacing w:after="0"/>
+                    <w:jc w:val="left"/>
                   </w:pPr>
                 </w:p>
               </w:tc>
@@ -8967,10 +9221,12 @@
                     <w:bottom w:w="40" w:type="dxa"/>
                     <w:right w:w="70" w:type="dxa"/>
                   </w:tcMar>
+                  <w:vAlign w:val="center"/>
                 </w:tcPr>
                 <w:p>
                   <w:pPr>
                     <w:spacing w:after="0"/>
+                    <w:jc w:val="left"/>
                   </w:pPr>
                   <w:r>
                     <w:rPr>
@@ -8996,10 +9252,12 @@
                     <w:bottom w:w="40" w:type="dxa"/>
                     <w:right w:w="70" w:type="dxa"/>
                   </w:tcMar>
+                  <w:vAlign w:val="center"/>
                 </w:tcPr>
                 <w:p>
                   <w:pPr>
                     <w:spacing w:after="0"/>
+                    <w:jc w:val="left"/>
                   </w:pPr>
                   <w:r>
                     <w:rPr>
@@ -9025,10 +9283,12 @@
                     <w:bottom w:w="40" w:type="dxa"/>
                     <w:right w:w="70" w:type="dxa"/>
                   </w:tcMar>
+                  <w:vAlign w:val="center"/>
                 </w:tcPr>
                 <w:p>
                   <w:pPr>
                     <w:spacing w:after="0"/>
+                    <w:jc w:val="left"/>
                   </w:pPr>
                   <w:r>
                     <w:rPr>
@@ -9065,10 +9325,12 @@
                     <w:bottom w:w="40" w:type="dxa"/>
                     <w:right w:w="70" w:type="dxa"/>
                   </w:tcMar>
+                  <w:vAlign w:val="center"/>
                 </w:tcPr>
                 <w:p>
                   <w:pPr>
                     <w:spacing w:after="0"/>
+                    <w:jc w:val="left"/>
                   </w:pPr>
                   <w:r>
                     <w:rPr>
@@ -9094,10 +9356,12 @@
                     <w:bottom w:w="40" w:type="dxa"/>
                     <w:right w:w="70" w:type="dxa"/>
                   </w:tcMar>
+                  <w:vAlign w:val="center"/>
                 </w:tcPr>
                 <w:p>
                   <w:pPr>
                     <w:spacing w:after="0"/>
+                    <w:jc w:val="left"/>
                   </w:pPr>
                   <w:r>
                     <w:rPr>
@@ -9123,10 +9387,12 @@
                     <w:bottom w:w="40" w:type="dxa"/>
                     <w:right w:w="70" w:type="dxa"/>
                   </w:tcMar>
+                  <w:vAlign w:val="center"/>
                 </w:tcPr>
                 <w:p>
                   <w:pPr>
                     <w:spacing w:after="0"/>
+                    <w:jc w:val="left"/>
                   </w:pPr>
                   <w:r>
                     <w:rPr>
@@ -9161,10 +9427,12 @@
                     <w:bottom w:w="30" w:type="dxa"/>
                     <w:right w:w="70" w:type="dxa"/>
                   </w:tcMar>
+                  <w:vAlign w:val="center"/>
                 </w:tcPr>
                 <w:p>
                   <w:pPr>
                     <w:spacing w:after="0"/>
+                    <w:jc w:val="left"/>
                   </w:pPr>
                   <w:r>
                     <w:rPr>
@@ -9193,10 +9461,12 @@
                     <w:bottom w:w="30" w:type="dxa"/>
                     <w:right w:w="70" w:type="dxa"/>
                   </w:tcMar>
+                  <w:vAlign w:val="center"/>
                 </w:tcPr>
                 <w:p>
                   <w:pPr>
                     <w:spacing w:after="0"/>
+                    <w:jc w:val="left"/>
                   </w:pPr>
                   <w:r>
                     <w:rPr>
@@ -9225,10 +9495,12 @@
                     <w:bottom w:w="30" w:type="dxa"/>
                     <w:right w:w="70" w:type="dxa"/>
                   </w:tcMar>
+                  <w:vAlign w:val="center"/>
                 </w:tcPr>
                 <w:p>
                   <w:pPr>
                     <w:spacing w:after="0"/>
+                    <w:jc w:val="left"/>
                   </w:pPr>
                 </w:p>
               </w:tc>
@@ -9247,10 +9519,12 @@
                     <w:bottom w:w="30" w:type="dxa"/>
                     <w:right w:w="70" w:type="dxa"/>
                   </w:tcMar>
+                  <w:vAlign w:val="center"/>
                 </w:tcPr>
                 <w:p>
                   <w:pPr>
                     <w:spacing w:after="0"/>
+                    <w:jc w:val="left"/>
                   </w:pPr>
                 </w:p>
               </w:tc>
@@ -9269,10 +9543,12 @@
                     <w:bottom w:w="30" w:type="dxa"/>
                     <w:right w:w="70" w:type="dxa"/>
                   </w:tcMar>
+                  <w:vAlign w:val="center"/>
                 </w:tcPr>
                 <w:p>
                   <w:pPr>
                     <w:spacing w:after="0"/>
+                    <w:jc w:val="left"/>
                   </w:pPr>
                 </w:p>
               </w:tc>
@@ -9291,10 +9567,12 @@
                     <w:bottom w:w="30" w:type="dxa"/>
                     <w:right w:w="70" w:type="dxa"/>
                   </w:tcMar>
+                  <w:vAlign w:val="center"/>
                 </w:tcPr>
                 <w:p>
                   <w:pPr>
                     <w:spacing w:after="0"/>
+                    <w:jc w:val="left"/>
                   </w:pPr>
                 </w:p>
               </w:tc>
@@ -9319,10 +9597,12 @@
                     <w:bottom w:w="30" w:type="dxa"/>
                     <w:right w:w="70" w:type="dxa"/>
                   </w:tcMar>
+                  <w:vAlign w:val="center"/>
                 </w:tcPr>
                 <w:p>
                   <w:pPr>
                     <w:spacing w:after="0"/>
+                    <w:jc w:val="left"/>
                   </w:pPr>
                   <w:r>
                     <w:rPr>
@@ -9351,10 +9631,12 @@
                     <w:bottom w:w="30" w:type="dxa"/>
                     <w:right w:w="70" w:type="dxa"/>
                   </w:tcMar>
+                  <w:vAlign w:val="center"/>
                 </w:tcPr>
                 <w:p>
                   <w:pPr>
                     <w:spacing w:after="0"/>
+                    <w:jc w:val="left"/>
                   </w:pPr>
                   <w:r>
                     <w:rPr>
@@ -9383,10 +9665,12 @@
                     <w:bottom w:w="30" w:type="dxa"/>
                     <w:right w:w="70" w:type="dxa"/>
                   </w:tcMar>
+                  <w:vAlign w:val="center"/>
                 </w:tcPr>
                 <w:p>
                   <w:pPr>
                     <w:spacing w:after="0"/>
+                    <w:jc w:val="left"/>
                   </w:pPr>
                 </w:p>
               </w:tc>
@@ -9405,10 +9689,12 @@
                     <w:bottom w:w="30" w:type="dxa"/>
                     <w:right w:w="70" w:type="dxa"/>
                   </w:tcMar>
+                  <w:vAlign w:val="center"/>
                 </w:tcPr>
                 <w:p>
                   <w:pPr>
                     <w:spacing w:after="0"/>
+                    <w:jc w:val="left"/>
                   </w:pPr>
                 </w:p>
               </w:tc>
@@ -9427,10 +9713,12 @@
                     <w:bottom w:w="30" w:type="dxa"/>
                     <w:right w:w="70" w:type="dxa"/>
                   </w:tcMar>
+                  <w:vAlign w:val="center"/>
                 </w:tcPr>
                 <w:p>
                   <w:pPr>
                     <w:spacing w:after="0"/>
+                    <w:jc w:val="left"/>
                   </w:pPr>
                 </w:p>
               </w:tc>
@@ -9449,10 +9737,12 @@
                     <w:bottom w:w="30" w:type="dxa"/>
                     <w:right w:w="70" w:type="dxa"/>
                   </w:tcMar>
+                  <w:vAlign w:val="center"/>
                 </w:tcPr>
                 <w:p>
                   <w:pPr>
                     <w:spacing w:after="0"/>
+                    <w:jc w:val="left"/>
                   </w:pPr>
                 </w:p>
               </w:tc>
@@ -9477,10 +9767,12 @@
                     <w:bottom w:w="30" w:type="dxa"/>
                     <w:right w:w="70" w:type="dxa"/>
                   </w:tcMar>
+                  <w:vAlign w:val="center"/>
                 </w:tcPr>
                 <w:p>
                   <w:pPr>
                     <w:spacing w:after="0"/>
+                    <w:jc w:val="left"/>
                   </w:pPr>
                   <w:r>
                     <w:rPr>
@@ -9509,10 +9801,12 @@
                     <w:bottom w:w="30" w:type="dxa"/>
                     <w:right w:w="70" w:type="dxa"/>
                   </w:tcMar>
+                  <w:vAlign w:val="center"/>
                 </w:tcPr>
                 <w:p>
                   <w:pPr>
                     <w:spacing w:after="0"/>
+                    <w:jc w:val="left"/>
                   </w:pPr>
                   <w:r>
                     <w:rPr>
@@ -9541,10 +9835,12 @@
                     <w:bottom w:w="30" w:type="dxa"/>
                     <w:right w:w="70" w:type="dxa"/>
                   </w:tcMar>
+                  <w:vAlign w:val="center"/>
                 </w:tcPr>
                 <w:p>
                   <w:pPr>
                     <w:spacing w:after="0"/>
+                    <w:jc w:val="left"/>
                   </w:pPr>
                 </w:p>
               </w:tc>
@@ -9563,10 +9859,12 @@
                     <w:bottom w:w="30" w:type="dxa"/>
                     <w:right w:w="70" w:type="dxa"/>
                   </w:tcMar>
+                  <w:vAlign w:val="center"/>
                 </w:tcPr>
                 <w:p>
                   <w:pPr>
                     <w:spacing w:after="0"/>
+                    <w:jc w:val="left"/>
                   </w:pPr>
                 </w:p>
               </w:tc>
@@ -9585,10 +9883,12 @@
                     <w:bottom w:w="30" w:type="dxa"/>
                     <w:right w:w="70" w:type="dxa"/>
                   </w:tcMar>
+                  <w:vAlign w:val="center"/>
                 </w:tcPr>
                 <w:p>
                   <w:pPr>
                     <w:spacing w:after="0"/>
+                    <w:jc w:val="left"/>
                   </w:pPr>
                 </w:p>
               </w:tc>
@@ -9607,10 +9907,12 @@
                     <w:bottom w:w="30" w:type="dxa"/>
                     <w:right w:w="70" w:type="dxa"/>
                   </w:tcMar>
+                  <w:vAlign w:val="center"/>
                 </w:tcPr>
                 <w:p>
                   <w:pPr>
                     <w:spacing w:after="0"/>
+                    <w:jc w:val="left"/>
                   </w:pPr>
                 </w:p>
               </w:tc>
@@ -9635,10 +9937,12 @@
                     <w:bottom w:w="30" w:type="dxa"/>
                     <w:right w:w="70" w:type="dxa"/>
                   </w:tcMar>
+                  <w:vAlign w:val="center"/>
                 </w:tcPr>
                 <w:p>
                   <w:pPr>
                     <w:spacing w:after="0"/>
+                    <w:jc w:val="left"/>
                   </w:pPr>
                   <w:r>
                     <w:rPr>
@@ -9667,10 +9971,12 @@
                     <w:bottom w:w="30" w:type="dxa"/>
                     <w:right w:w="70" w:type="dxa"/>
                   </w:tcMar>
+                  <w:vAlign w:val="center"/>
                 </w:tcPr>
                 <w:p>
                   <w:pPr>
                     <w:spacing w:after="0"/>
+                    <w:jc w:val="left"/>
                   </w:pPr>
                   <w:r>
                     <w:rPr>
@@ -9699,10 +10005,12 @@
                     <w:bottom w:w="30" w:type="dxa"/>
                     <w:right w:w="70" w:type="dxa"/>
                   </w:tcMar>
+                  <w:vAlign w:val="center"/>
                 </w:tcPr>
                 <w:p>
                   <w:pPr>
                     <w:spacing w:after="0"/>
+                    <w:jc w:val="left"/>
                   </w:pPr>
                 </w:p>
               </w:tc>
@@ -9721,10 +10029,12 @@
                     <w:bottom w:w="30" w:type="dxa"/>
                     <w:right w:w="70" w:type="dxa"/>
                   </w:tcMar>
+                  <w:vAlign w:val="center"/>
                 </w:tcPr>
                 <w:p>
                   <w:pPr>
                     <w:spacing w:after="0"/>
+                    <w:jc w:val="left"/>
                   </w:pPr>
                 </w:p>
               </w:tc>
@@ -9743,10 +10053,12 @@
                     <w:bottom w:w="30" w:type="dxa"/>
                     <w:right w:w="70" w:type="dxa"/>
                   </w:tcMar>
+                  <w:vAlign w:val="center"/>
                 </w:tcPr>
                 <w:p>
                   <w:pPr>
                     <w:spacing w:after="0"/>
+                    <w:jc w:val="left"/>
                   </w:pPr>
                 </w:p>
               </w:tc>
@@ -9765,10 +10077,12 @@
                     <w:bottom w:w="30" w:type="dxa"/>
                     <w:right w:w="70" w:type="dxa"/>
                   </w:tcMar>
+                  <w:vAlign w:val="center"/>
                 </w:tcPr>
                 <w:p>
                   <w:pPr>
                     <w:spacing w:after="0"/>
+                    <w:jc w:val="left"/>
                   </w:pPr>
                 </w:p>
               </w:tc>
@@ -9892,10 +10206,12 @@
                     <w:bottom w:w="40" w:type="dxa"/>
                     <w:right w:w="70" w:type="dxa"/>
                   </w:tcMar>
+                  <w:vAlign w:val="center"/>
                 </w:tcPr>
                 <w:p>
                   <w:pPr>
                     <w:spacing w:after="0"/>
+                    <w:jc w:val="left"/>
                   </w:pPr>
                   <w:r>
                     <w:rPr>
@@ -9921,10 +10237,12 @@
                     <w:bottom w:w="40" w:type="dxa"/>
                     <w:right w:w="70" w:type="dxa"/>
                   </w:tcMar>
+                  <w:vAlign w:val="center"/>
                 </w:tcPr>
                 <w:p>
                   <w:pPr>
                     <w:spacing w:after="0"/>
+                    <w:jc w:val="left"/>
                   </w:pPr>
                   <w:r>
                     <w:rPr>
@@ -9950,10 +10268,12 @@
                     <w:bottom w:w="40" w:type="dxa"/>
                     <w:right w:w="70" w:type="dxa"/>
                   </w:tcMar>
+                  <w:vAlign w:val="center"/>
                 </w:tcPr>
                 <w:p>
                   <w:pPr>
                     <w:spacing w:after="0"/>
+                    <w:jc w:val="left"/>
                   </w:pPr>
                   <w:r>
                     <w:rPr>
@@ -9988,10 +10308,12 @@
                     <w:bottom w:w="30" w:type="dxa"/>
                     <w:right w:w="70" w:type="dxa"/>
                   </w:tcMar>
+                  <w:vAlign w:val="center"/>
                 </w:tcPr>
                 <w:p>
                   <w:pPr>
                     <w:spacing w:after="0"/>
+                    <w:jc w:val="left"/>
                   </w:pPr>
                   <w:r>
                     <w:rPr>
@@ -10020,10 +10342,12 @@
                     <w:bottom w:w="30" w:type="dxa"/>
                     <w:right w:w="70" w:type="dxa"/>
                   </w:tcMar>
+                  <w:vAlign w:val="center"/>
                 </w:tcPr>
                 <w:p>
                   <w:pPr>
                     <w:spacing w:after="0"/>
+                    <w:jc w:val="left"/>
                   </w:pPr>
                   <w:r>
                     <w:rPr>
@@ -10084,10 +10408,12 @@
                     <w:bottom w:w="30" w:type="dxa"/>
                     <w:right w:w="70" w:type="dxa"/>
                   </w:tcMar>
+                  <w:vAlign w:val="center"/>
                 </w:tcPr>
                 <w:p>
                   <w:pPr>
                     <w:spacing w:after="0"/>
+                    <w:jc w:val="left"/>
                   </w:pPr>
                   <w:r>
                     <w:rPr>
@@ -10122,10 +10448,12 @@
                     <w:bottom w:w="30" w:type="dxa"/>
                     <w:right w:w="70" w:type="dxa"/>
                   </w:tcMar>
+                  <w:vAlign w:val="center"/>
                 </w:tcPr>
                 <w:p>
                   <w:pPr>
                     <w:spacing w:after="0"/>
+                    <w:jc w:val="left"/>
                   </w:pPr>
                   <w:r>
                     <w:rPr>
@@ -10154,10 +10482,12 @@
                     <w:bottom w:w="30" w:type="dxa"/>
                     <w:right w:w="70" w:type="dxa"/>
                   </w:tcMar>
+                  <w:vAlign w:val="center"/>
                 </w:tcPr>
                 <w:p>
                   <w:pPr>
                     <w:spacing w:after="0"/>
+                    <w:jc w:val="left"/>
                   </w:pPr>
                   <w:r>
                     <w:rPr>
@@ -10218,10 +10548,12 @@
                     <w:bottom w:w="30" w:type="dxa"/>
                     <w:right w:w="70" w:type="dxa"/>
                   </w:tcMar>
+                  <w:vAlign w:val="center"/>
                 </w:tcPr>
                 <w:p>
                   <w:pPr>
                     <w:spacing w:after="0"/>
+                    <w:jc w:val="left"/>
                   </w:pPr>
                   <w:r>
                     <w:rPr>
@@ -10256,10 +10588,12 @@
                     <w:bottom w:w="30" w:type="dxa"/>
                     <w:right w:w="70" w:type="dxa"/>
                   </w:tcMar>
+                  <w:vAlign w:val="center"/>
                 </w:tcPr>
                 <w:p>
                   <w:pPr>
                     <w:spacing w:after="0"/>
+                    <w:jc w:val="left"/>
                   </w:pPr>
                   <w:r>
                     <w:rPr>
@@ -10288,10 +10622,12 @@
                     <w:bottom w:w="30" w:type="dxa"/>
                     <w:right w:w="70" w:type="dxa"/>
                   </w:tcMar>
+                  <w:vAlign w:val="center"/>
                 </w:tcPr>
                 <w:p>
                   <w:pPr>
                     <w:spacing w:after="0"/>
+                    <w:jc w:val="left"/>
                   </w:pPr>
                   <w:r>
                     <w:rPr>
@@ -10331,10 +10667,12 @@
                     <w:bottom w:w="30" w:type="dxa"/>
                     <w:right w:w="70" w:type="dxa"/>
                   </w:tcMar>
+                  <w:vAlign w:val="center"/>
                 </w:tcPr>
                 <w:p>
                   <w:pPr>
                     <w:spacing w:after="0"/>
+                    <w:jc w:val="left"/>
                   </w:pPr>
                 </w:p>
               </w:tc>
@@ -10785,10 +11123,12 @@
                     <w:bottom w:w="40" w:type="dxa"/>
                     <w:right w:w="70" w:type="dxa"/>
                   </w:tcMar>
+                  <w:vAlign w:val="center"/>
                 </w:tcPr>
                 <w:p>
                   <w:pPr>
                     <w:spacing w:after="0"/>
+                    <w:jc w:val="left"/>
                   </w:pPr>
                   <w:r>
                     <w:rPr>
@@ -10814,10 +11154,12 @@
                     <w:bottom w:w="40" w:type="dxa"/>
                     <w:right w:w="70" w:type="dxa"/>
                   </w:tcMar>
+                  <w:vAlign w:val="center"/>
                 </w:tcPr>
                 <w:p>
                   <w:pPr>
                     <w:spacing w:after="0"/>
+                    <w:jc w:val="left"/>
                   </w:pPr>
                   <w:r>
                     <w:rPr>
@@ -10852,10 +11194,12 @@
                     <w:bottom w:w="30" w:type="dxa"/>
                     <w:right w:w="70" w:type="dxa"/>
                   </w:tcMar>
+                  <w:vAlign w:val="center"/>
                 </w:tcPr>
                 <w:p>
                   <w:pPr>
                     <w:spacing w:after="0"/>
+                    <w:jc w:val="left"/>
                   </w:pPr>
                   <w:r>
                     <w:rPr>
@@ -10884,10 +11228,12 @@
                     <w:bottom w:w="30" w:type="dxa"/>
                     <w:right w:w="70" w:type="dxa"/>
                   </w:tcMar>
+                  <w:vAlign w:val="center"/>
                 </w:tcPr>
                 <w:p>
                   <w:pPr>
                     <w:spacing w:after="0"/>
+                    <w:jc w:val="left"/>
                   </w:pPr>
                 </w:p>
               </w:tc>
@@ -10912,10 +11258,12 @@
                     <w:bottom w:w="30" w:type="dxa"/>
                     <w:right w:w="70" w:type="dxa"/>
                   </w:tcMar>
+                  <w:vAlign w:val="center"/>
                 </w:tcPr>
                 <w:p>
                   <w:pPr>
                     <w:spacing w:after="0"/>
+                    <w:jc w:val="left"/>
                   </w:pPr>
                   <w:r>
                     <w:rPr>
@@ -10944,10 +11292,12 @@
                     <w:bottom w:w="30" w:type="dxa"/>
                     <w:right w:w="70" w:type="dxa"/>
                   </w:tcMar>
+                  <w:vAlign w:val="center"/>
                 </w:tcPr>
                 <w:p>
                   <w:pPr>
                     <w:spacing w:after="0"/>
+                    <w:jc w:val="left"/>
                   </w:pPr>
                 </w:p>
               </w:tc>
@@ -11157,10 +11507,12 @@
                     <w:bottom w:w="40" w:type="dxa"/>
                     <w:right w:w="70" w:type="dxa"/>
                   </w:tcMar>
+                  <w:vAlign w:val="center"/>
                 </w:tcPr>
                 <w:p>
                   <w:pPr>
                     <w:spacing w:after="0"/>
+                    <w:jc w:val="left"/>
                   </w:pPr>
                   <w:r>
                     <w:rPr>
@@ -11186,10 +11538,12 @@
                     <w:bottom w:w="40" w:type="dxa"/>
                     <w:right w:w="70" w:type="dxa"/>
                   </w:tcMar>
+                  <w:vAlign w:val="center"/>
                 </w:tcPr>
                 <w:p>
                   <w:pPr>
                     <w:spacing w:after="0"/>
+                    <w:jc w:val="left"/>
                   </w:pPr>
                   <w:r>
                     <w:rPr>
@@ -11215,10 +11569,12 @@
                     <w:bottom w:w="40" w:type="dxa"/>
                     <w:right w:w="70" w:type="dxa"/>
                   </w:tcMar>
+                  <w:vAlign w:val="center"/>
                 </w:tcPr>
                 <w:p>
                   <w:pPr>
                     <w:spacing w:after="0"/>
+                    <w:jc w:val="left"/>
                   </w:pPr>
                   <w:r>
                     <w:rPr>
@@ -11253,10 +11609,12 @@
                     <w:bottom w:w="30" w:type="dxa"/>
                     <w:right w:w="70" w:type="dxa"/>
                   </w:tcMar>
+                  <w:vAlign w:val="center"/>
                 </w:tcPr>
                 <w:p>
                   <w:pPr>
                     <w:spacing w:after="0"/>
+                    <w:jc w:val="left"/>
                   </w:pPr>
                   <w:r>
                     <w:rPr>
@@ -11285,10 +11643,12 @@
                     <w:bottom w:w="30" w:type="dxa"/>
                     <w:right w:w="70" w:type="dxa"/>
                   </w:tcMar>
+                  <w:vAlign w:val="center"/>
                 </w:tcPr>
                 <w:p>
                   <w:pPr>
                     <w:spacing w:after="0"/>
+                    <w:jc w:val="left"/>
                   </w:pPr>
                 </w:p>
               </w:tc>
@@ -11307,10 +11667,12 @@
                     <w:bottom w:w="30" w:type="dxa"/>
                     <w:right w:w="70" w:type="dxa"/>
                   </w:tcMar>
+                  <w:vAlign w:val="center"/>
                 </w:tcPr>
                 <w:p>
                   <w:pPr>
                     <w:spacing w:after="0"/>
+                    <w:jc w:val="left"/>
                   </w:pPr>
                 </w:p>
               </w:tc>
@@ -11335,10 +11697,12 @@
                     <w:bottom w:w="30" w:type="dxa"/>
                     <w:right w:w="70" w:type="dxa"/>
                   </w:tcMar>
+                  <w:vAlign w:val="center"/>
                 </w:tcPr>
                 <w:p>
                   <w:pPr>
                     <w:spacing w:after="0"/>
+                    <w:jc w:val="left"/>
                   </w:pPr>
                   <w:r>
                     <w:rPr>
@@ -11367,10 +11731,12 @@
                     <w:bottom w:w="30" w:type="dxa"/>
                     <w:right w:w="70" w:type="dxa"/>
                   </w:tcMar>
+                  <w:vAlign w:val="center"/>
                 </w:tcPr>
                 <w:p>
                   <w:pPr>
                     <w:spacing w:after="0"/>
+                    <w:jc w:val="left"/>
                   </w:pPr>
                 </w:p>
               </w:tc>
@@ -11389,10 +11755,12 @@
                     <w:bottom w:w="30" w:type="dxa"/>
                     <w:right w:w="70" w:type="dxa"/>
                   </w:tcMar>
+                  <w:vAlign w:val="center"/>
                 </w:tcPr>
                 <w:p>
                   <w:pPr>
                     <w:spacing w:after="0"/>
+                    <w:jc w:val="left"/>
                   </w:pPr>
                 </w:p>
               </w:tc>
@@ -11507,10 +11875,12 @@
                     <w:bottom w:w="40" w:type="dxa"/>
                     <w:right w:w="70" w:type="dxa"/>
                   </w:tcMar>
+                  <w:vAlign w:val="center"/>
                 </w:tcPr>
                 <w:p>
                   <w:pPr>
                     <w:spacing w:after="0"/>
+                    <w:jc w:val="left"/>
                   </w:pPr>
                   <w:r>
                     <w:rPr>
@@ -11536,10 +11906,12 @@
                     <w:bottom w:w="40" w:type="dxa"/>
                     <w:right w:w="70" w:type="dxa"/>
                   </w:tcMar>
+                  <w:vAlign w:val="center"/>
                 </w:tcPr>
                 <w:p>
                   <w:pPr>
                     <w:spacing w:after="0"/>
+                    <w:jc w:val="left"/>
                   </w:pPr>
                   <w:r>
                     <w:rPr>
@@ -11574,10 +11946,12 @@
                     <w:bottom w:w="30" w:type="dxa"/>
                     <w:right w:w="70" w:type="dxa"/>
                   </w:tcMar>
+                  <w:vAlign w:val="center"/>
                 </w:tcPr>
                 <w:p>
                   <w:pPr>
                     <w:spacing w:after="0"/>
+                    <w:jc w:val="left"/>
                   </w:pPr>
                   <w:r>
                     <w:rPr>
@@ -11606,10 +11980,12 @@
                     <w:bottom w:w="30" w:type="dxa"/>
                     <w:right w:w="70" w:type="dxa"/>
                   </w:tcMar>
+                  <w:vAlign w:val="center"/>
                 </w:tcPr>
                 <w:p>
                   <w:pPr>
                     <w:spacing w:after="0"/>
+                    <w:jc w:val="left"/>
                   </w:pPr>
                 </w:p>
               </w:tc>
@@ -11634,10 +12010,12 @@
                     <w:bottom w:w="30" w:type="dxa"/>
                     <w:right w:w="70" w:type="dxa"/>
                   </w:tcMar>
+                  <w:vAlign w:val="center"/>
                 </w:tcPr>
                 <w:p>
                   <w:pPr>
                     <w:spacing w:after="0"/>
+                    <w:jc w:val="left"/>
                   </w:pPr>
                   <w:r>
                     <w:rPr>
@@ -11666,10 +12044,12 @@
                     <w:bottom w:w="30" w:type="dxa"/>
                     <w:right w:w="70" w:type="dxa"/>
                   </w:tcMar>
+                  <w:vAlign w:val="center"/>
                 </w:tcPr>
                 <w:p>
                   <w:pPr>
                     <w:spacing w:after="0"/>
+                    <w:jc w:val="left"/>
                   </w:pPr>
                 </w:p>
               </w:tc>
@@ -11694,10 +12074,12 @@
                     <w:bottom w:w="30" w:type="dxa"/>
                     <w:right w:w="70" w:type="dxa"/>
                   </w:tcMar>
+                  <w:vAlign w:val="center"/>
                 </w:tcPr>
                 <w:p>
                   <w:pPr>
                     <w:spacing w:after="0"/>
+                    <w:jc w:val="left"/>
                   </w:pPr>
                   <w:r>
                     <w:rPr>
@@ -11726,10 +12108,12 @@
                     <w:bottom w:w="30" w:type="dxa"/>
                     <w:right w:w="70" w:type="dxa"/>
                   </w:tcMar>
+                  <w:vAlign w:val="center"/>
                 </w:tcPr>
                 <w:p>
                   <w:pPr>
                     <w:spacing w:after="0"/>
+                    <w:jc w:val="left"/>
                   </w:pPr>
                 </w:p>
               </w:tc>
@@ -11947,10 +12331,12 @@
                     <w:bottom w:w="40" w:type="dxa"/>
                     <w:right w:w="70" w:type="dxa"/>
                   </w:tcMar>
+                  <w:vAlign w:val="center"/>
                 </w:tcPr>
                 <w:p>
                   <w:pPr>
                     <w:spacing w:after="0"/>
+                    <w:jc w:val="left"/>
                   </w:pPr>
                   <w:r>
                     <w:rPr>
@@ -11976,10 +12362,12 @@
                     <w:bottom w:w="40" w:type="dxa"/>
                     <w:right w:w="70" w:type="dxa"/>
                   </w:tcMar>
+                  <w:vAlign w:val="center"/>
                 </w:tcPr>
                 <w:p>
                   <w:pPr>
                     <w:spacing w:after="0"/>
+                    <w:jc w:val="left"/>
                   </w:pPr>
                   <w:r>
                     <w:rPr>
@@ -12005,10 +12393,12 @@
                     <w:bottom w:w="40" w:type="dxa"/>
                     <w:right w:w="70" w:type="dxa"/>
                   </w:tcMar>
+                  <w:vAlign w:val="center"/>
                 </w:tcPr>
                 <w:p>
                   <w:pPr>
                     <w:spacing w:after="0"/>
+                    <w:jc w:val="left"/>
                   </w:pPr>
                   <w:r>
                     <w:rPr>
@@ -12043,10 +12433,12 @@
                     <w:bottom w:w="30" w:type="dxa"/>
                     <w:right w:w="70" w:type="dxa"/>
                   </w:tcMar>
+                  <w:vAlign w:val="center"/>
                 </w:tcPr>
                 <w:p>
                   <w:pPr>
                     <w:spacing w:after="0"/>
+                    <w:jc w:val="left"/>
                   </w:pPr>
                   <w:r>
                     <w:rPr>
@@ -12075,10 +12467,12 @@
                     <w:bottom w:w="30" w:type="dxa"/>
                     <w:right w:w="70" w:type="dxa"/>
                   </w:tcMar>
+                  <w:vAlign w:val="center"/>
                 </w:tcPr>
                 <w:p>
                   <w:pPr>
                     <w:spacing w:after="0"/>
+                    <w:jc w:val="left"/>
                   </w:pPr>
                 </w:p>
               </w:tc>
@@ -12097,10 +12491,12 @@
                     <w:bottom w:w="30" w:type="dxa"/>
                     <w:right w:w="70" w:type="dxa"/>
                   </w:tcMar>
+                  <w:vAlign w:val="center"/>
                 </w:tcPr>
                 <w:p>
                   <w:pPr>
                     <w:spacing w:after="0"/>
+                    <w:jc w:val="left"/>
                   </w:pPr>
                 </w:p>
               </w:tc>
@@ -12125,10 +12521,12 @@
                     <w:bottom w:w="30" w:type="dxa"/>
                     <w:right w:w="70" w:type="dxa"/>
                   </w:tcMar>
+                  <w:vAlign w:val="center"/>
                 </w:tcPr>
                 <w:p>
                   <w:pPr>
                     <w:spacing w:after="0"/>
+                    <w:jc w:val="left"/>
                   </w:pPr>
                   <w:r>
                     <w:rPr>
@@ -12157,10 +12555,12 @@
                     <w:bottom w:w="30" w:type="dxa"/>
                     <w:right w:w="70" w:type="dxa"/>
                   </w:tcMar>
+                  <w:vAlign w:val="center"/>
                 </w:tcPr>
                 <w:p>
                   <w:pPr>
                     <w:spacing w:after="0"/>
+                    <w:jc w:val="left"/>
                   </w:pPr>
                 </w:p>
               </w:tc>
@@ -12179,10 +12579,12 @@
                     <w:bottom w:w="30" w:type="dxa"/>
                     <w:right w:w="70" w:type="dxa"/>
                   </w:tcMar>
+                  <w:vAlign w:val="center"/>
                 </w:tcPr>
                 <w:p>
                   <w:pPr>
                     <w:spacing w:after="0"/>
+                    <w:jc w:val="left"/>
                   </w:pPr>
                 </w:p>
               </w:tc>
@@ -12207,10 +12609,12 @@
                     <w:bottom w:w="30" w:type="dxa"/>
                     <w:right w:w="70" w:type="dxa"/>
                   </w:tcMar>
+                  <w:vAlign w:val="center"/>
                 </w:tcPr>
                 <w:p>
                   <w:pPr>
                     <w:spacing w:after="0"/>
+                    <w:jc w:val="left"/>
                   </w:pPr>
                   <w:r>
                     <w:rPr>
@@ -12239,10 +12643,12 @@
                     <w:bottom w:w="30" w:type="dxa"/>
                     <w:right w:w="70" w:type="dxa"/>
                   </w:tcMar>
+                  <w:vAlign w:val="center"/>
                 </w:tcPr>
                 <w:p>
                   <w:pPr>
                     <w:spacing w:after="0"/>
+                    <w:jc w:val="left"/>
                   </w:pPr>
                 </w:p>
               </w:tc>
@@ -12261,10 +12667,12 @@
                     <w:bottom w:w="30" w:type="dxa"/>
                     <w:right w:w="70" w:type="dxa"/>
                   </w:tcMar>
+                  <w:vAlign w:val="center"/>
                 </w:tcPr>
                 <w:p>
                   <w:pPr>
                     <w:spacing w:after="0"/>
+                    <w:jc w:val="left"/>
                   </w:pPr>
                 </w:p>
               </w:tc>
@@ -12289,10 +12697,12 @@
                     <w:bottom w:w="30" w:type="dxa"/>
                     <w:right w:w="70" w:type="dxa"/>
                   </w:tcMar>
+                  <w:vAlign w:val="center"/>
                 </w:tcPr>
                 <w:p>
                   <w:pPr>
                     <w:spacing w:after="0"/>
+                    <w:jc w:val="left"/>
                   </w:pPr>
                   <w:r>
                     <w:rPr>
@@ -12321,10 +12731,12 @@
                     <w:bottom w:w="30" w:type="dxa"/>
                     <w:right w:w="70" w:type="dxa"/>
                   </w:tcMar>
+                  <w:vAlign w:val="center"/>
                 </w:tcPr>
                 <w:p>
                   <w:pPr>
                     <w:spacing w:after="0"/>
+                    <w:jc w:val="left"/>
                   </w:pPr>
                 </w:p>
               </w:tc>
@@ -12343,10 +12755,12 @@
                     <w:bottom w:w="30" w:type="dxa"/>
                     <w:right w:w="70" w:type="dxa"/>
                   </w:tcMar>
+                  <w:vAlign w:val="center"/>
                 </w:tcPr>
                 <w:p>
                   <w:pPr>
                     <w:spacing w:after="0"/>
+                    <w:jc w:val="left"/>
                   </w:pPr>
                 </w:p>
               </w:tc>
@@ -12469,10 +12883,12 @@
                     <w:bottom w:w="40" w:type="dxa"/>
                     <w:right w:w="70" w:type="dxa"/>
                   </w:tcMar>
+                  <w:vAlign w:val="center"/>
                 </w:tcPr>
                 <w:p>
                   <w:pPr>
                     <w:spacing w:after="0"/>
+                    <w:jc w:val="left"/>
                   </w:pPr>
                   <w:r>
                     <w:rPr>
@@ -12498,10 +12914,12 @@
                     <w:bottom w:w="40" w:type="dxa"/>
                     <w:right w:w="70" w:type="dxa"/>
                   </w:tcMar>
+                  <w:vAlign w:val="center"/>
                 </w:tcPr>
                 <w:p>
                   <w:pPr>
                     <w:spacing w:after="0"/>
+                    <w:jc w:val="left"/>
                   </w:pPr>
                   <w:r>
                     <w:rPr>
@@ -12536,10 +12954,12 @@
                     <w:bottom w:w="30" w:type="dxa"/>
                     <w:right w:w="70" w:type="dxa"/>
                   </w:tcMar>
+                  <w:vAlign w:val="center"/>
                 </w:tcPr>
                 <w:p>
                   <w:pPr>
                     <w:spacing w:after="0"/>
+                    <w:jc w:val="left"/>
                   </w:pPr>
                   <w:r>
                     <w:rPr>
@@ -12579,10 +12999,12 @@
                     <w:bottom w:w="30" w:type="dxa"/>
                     <w:right w:w="70" w:type="dxa"/>
                   </w:tcMar>
+                  <w:vAlign w:val="center"/>
                 </w:tcPr>
                 <w:p>
                   <w:pPr>
                     <w:spacing w:after="0"/>
+                    <w:jc w:val="left"/>
                   </w:pPr>
                 </w:p>
               </w:tc>
@@ -12607,10 +13029,12 @@
                     <w:bottom w:w="30" w:type="dxa"/>
                     <w:right w:w="70" w:type="dxa"/>
                   </w:tcMar>
+                  <w:vAlign w:val="center"/>
                 </w:tcPr>
                 <w:p>
                   <w:pPr>
                     <w:spacing w:after="0"/>
+                    <w:jc w:val="left"/>
                   </w:pPr>
                   <w:r>
                     <w:rPr>
@@ -12650,10 +13074,12 @@
                     <w:bottom w:w="30" w:type="dxa"/>
                     <w:right w:w="70" w:type="dxa"/>
                   </w:tcMar>
+                  <w:vAlign w:val="center"/>
                 </w:tcPr>
                 <w:p>
                   <w:pPr>
                     <w:spacing w:after="0"/>
+                    <w:jc w:val="left"/>
                   </w:pPr>
                 </w:p>
               </w:tc>
@@ -12678,10 +13104,12 @@
                     <w:bottom w:w="30" w:type="dxa"/>
                     <w:right w:w="70" w:type="dxa"/>
                   </w:tcMar>
+                  <w:vAlign w:val="center"/>
                 </w:tcPr>
                 <w:p>
                   <w:pPr>
                     <w:spacing w:after="0"/>
+                    <w:jc w:val="left"/>
                   </w:pPr>
                   <w:r>
                     <w:rPr>
@@ -12721,10 +13149,12 @@
                     <w:bottom w:w="30" w:type="dxa"/>
                     <w:right w:w="70" w:type="dxa"/>
                   </w:tcMar>
+                  <w:vAlign w:val="center"/>
                 </w:tcPr>
                 <w:p>
                   <w:pPr>
                     <w:spacing w:after="0"/>
+                    <w:jc w:val="left"/>
                   </w:pPr>
                 </w:p>
               </w:tc>
@@ -12749,10 +13179,12 @@
                     <w:bottom w:w="30" w:type="dxa"/>
                     <w:right w:w="70" w:type="dxa"/>
                   </w:tcMar>
+                  <w:vAlign w:val="center"/>
                 </w:tcPr>
                 <w:p>
                   <w:pPr>
                     <w:spacing w:after="0"/>
+                    <w:jc w:val="left"/>
                   </w:pPr>
                   <w:r>
                     <w:rPr>
@@ -12792,10 +13224,12 @@
                     <w:bottom w:w="30" w:type="dxa"/>
                     <w:right w:w="70" w:type="dxa"/>
                   </w:tcMar>
+                  <w:vAlign w:val="center"/>
                 </w:tcPr>
                 <w:p>
                   <w:pPr>
                     <w:spacing w:after="0"/>
+                    <w:jc w:val="left"/>
                   </w:pPr>
                 </w:p>
               </w:tc>
@@ -12820,10 +13254,12 @@
                     <w:bottom w:w="30" w:type="dxa"/>
                     <w:right w:w="70" w:type="dxa"/>
                   </w:tcMar>
+                  <w:vAlign w:val="center"/>
                 </w:tcPr>
                 <w:p>
                   <w:pPr>
                     <w:spacing w:after="0"/>
+                    <w:jc w:val="left"/>
                   </w:pPr>
                   <w:r>
                     <w:rPr>
@@ -12863,10 +13299,12 @@
                     <w:bottom w:w="30" w:type="dxa"/>
                     <w:right w:w="70" w:type="dxa"/>
                   </w:tcMar>
+                  <w:vAlign w:val="center"/>
                 </w:tcPr>
                 <w:p>
                   <w:pPr>
                     <w:spacing w:after="0"/>
+                    <w:jc w:val="left"/>
                   </w:pPr>
                 </w:p>
               </w:tc>
@@ -12891,10 +13329,12 @@
                     <w:bottom w:w="30" w:type="dxa"/>
                     <w:right w:w="70" w:type="dxa"/>
                   </w:tcMar>
+                  <w:vAlign w:val="center"/>
                 </w:tcPr>
                 <w:p>
                   <w:pPr>
                     <w:spacing w:after="0"/>
+                    <w:jc w:val="left"/>
                   </w:pPr>
                   <w:r>
                     <w:rPr>
@@ -12934,10 +13374,12 @@
                     <w:bottom w:w="30" w:type="dxa"/>
                     <w:right w:w="70" w:type="dxa"/>
                   </w:tcMar>
+                  <w:vAlign w:val="center"/>
                 </w:tcPr>
                 <w:p>
                   <w:pPr>
                     <w:spacing w:after="0"/>
+                    <w:jc w:val="left"/>
                   </w:pPr>
                 </w:p>
               </w:tc>
@@ -12962,10 +13404,12 @@
                     <w:bottom w:w="30" w:type="dxa"/>
                     <w:right w:w="70" w:type="dxa"/>
                   </w:tcMar>
+                  <w:vAlign w:val="center"/>
                 </w:tcPr>
                 <w:p>
                   <w:pPr>
                     <w:spacing w:after="0"/>
+                    <w:jc w:val="left"/>
                   </w:pPr>
                   <w:r>
                     <w:rPr>
@@ -13005,10 +13449,12 @@
                     <w:bottom w:w="30" w:type="dxa"/>
                     <w:right w:w="70" w:type="dxa"/>
                   </w:tcMar>
+                  <w:vAlign w:val="center"/>
                 </w:tcPr>
                 <w:p>
                   <w:pPr>
                     <w:spacing w:after="0"/>
+                    <w:jc w:val="left"/>
                   </w:pPr>
                 </w:p>
               </w:tc>

--- a/output/chem-u02/SHULL_CHEM_Guided_Notes_U02_S02.1-S02.5.docx
+++ b/output/chem-u02/SHULL_CHEM_Guided_Notes_U02_S02.1-S02.5.docx
@@ -1343,6 +1343,21 @@
               <w:t>BOHR MODEL</w:t>
             </w:r>
           </w:p>
+          <w:p>
+            <w:pPr>
+              <w:spacing w:after="40" w:before="0"/>
+            </w:pPr>
+            <w:r>
+              <w:rPr>
+                <w:rFonts w:ascii="Trade Gothic Next" w:hAnsi="Trade Gothic Next"/>
+                <w:b w:val="0"/>
+                <w:color w:val="14161B"/>
+                <w:sz w:val="17"/>
+                <w:u w:val="none"/>
+              </w:rPr>
+              <w:t>Definition — quantized</w:t>
+            </w:r>
+          </w:p>
         </w:tc>
         <w:tc>
           <w:tcPr>
@@ -1371,19 +1386,79 @@
           </w:p>
           <w:p>
             <w:pPr>
-              <w:spacing w:after="120"/>
               <w:pBdr>
-                <w:bottom w:val="single" w:sz="4" w:color="C8CDC2"/>
+                <w:left w:val="single" w:sz="18" w:space="6" w:color="A3E635"/>
               </w:pBdr>
+              <w:spacing w:after="40" w:before="0"/>
             </w:pPr>
+            <w:r>
+              <w:rPr>
+                <w:rFonts w:ascii="Trade Gothic Next" w:hAnsi="Trade Gothic Next"/>
+                <w:b/>
+                <w:color w:val="14161B"/>
+                <w:sz w:val="19"/>
+                <w:u w:val="none"/>
+              </w:rPr>
+              <w:t xml:space="preserve">Electrons stay in set energy levels, labeled </w:t>
+            </w:r>
+            <w:r>
+              <w:rPr>
+                <w:rFonts w:ascii="Trade Gothic Next" w:hAnsi="Trade Gothic Next"/>
+                <w:b w:val="0"/>
+                <w:color w:val="14161B"/>
+                <w:sz w:val="19"/>
+                <w:u w:val="none"/>
+              </w:rPr>
+              <w:t xml:space="preserve"> ______</w:t>
+            </w:r>
+            <w:r>
+              <w:rPr>
+                <w:rFonts w:ascii="Trade Gothic Next" w:hAnsi="Trade Gothic Next"/>
+                <w:b/>
+                <w:color w:val="14161B"/>
+                <w:sz w:val="19"/>
+                <w:u w:val="none"/>
+              </w:rPr>
+              <w:t>.</w:t>
+            </w:r>
           </w:p>
           <w:p>
             <w:pPr>
-              <w:spacing w:after="120"/>
               <w:pBdr>
-                <w:bottom w:val="single" w:sz="4" w:color="C8CDC2"/>
+                <w:left w:val="single" w:sz="18" w:space="6" w:color="A3E635"/>
               </w:pBdr>
+              <w:spacing w:after="40" w:before="0"/>
             </w:pPr>
+            <w:r>
+              <w:rPr>
+                <w:rFonts w:ascii="Trade Gothic Next" w:hAnsi="Trade Gothic Next"/>
+                <w:b/>
+                <w:color w:val="14161B"/>
+                <w:sz w:val="19"/>
+                <w:u w:val="none"/>
+              </w:rPr>
+              <w:t xml:space="preserve">Quantized means </w:t>
+            </w:r>
+            <w:r>
+              <w:rPr>
+                <w:rFonts w:ascii="Trade Gothic Next" w:hAnsi="Trade Gothic Next"/>
+                <w:b w:val="0"/>
+                <w:color w:val="14161B"/>
+                <w:sz w:val="19"/>
+                <w:u w:val="none"/>
+              </w:rPr>
+              <w:t xml:space="preserve"> _____________</w:t>
+            </w:r>
+            <w:r>
+              <w:rPr>
+                <w:rFonts w:ascii="Trade Gothic Next" w:hAnsi="Trade Gothic Next"/>
+                <w:b/>
+                <w:color w:val="14161B"/>
+                <w:sz w:val="19"/>
+                <w:u w:val="none"/>
+              </w:rPr>
+              <w:t>.</w:t>
+            </w:r>
           </w:p>
           <w:p>
             <w:pPr>
@@ -1552,7 +1627,7 @@
             <w:tr>
               <w:trPr>
                 <w:cantSplit/>
-                <w:trHeight w:val="360" w:hRule="atLeast"/>
+                <w:trHeight w:val="316" w:hRule="atLeast"/>
               </w:trPr>
               <w:tc>
                 <w:tcPr>
@@ -1564,9 +1639,9 @@
                     <w:right w:val="single" w:sz="4" w:color="C8CDC2"/>
                   </w:tcBorders>
                   <w:tcMar>
-                    <w:top w:w="30" w:type="dxa"/>
+                    <w:top w:w="20" w:type="dxa"/>
                     <w:left w:w="70" w:type="dxa"/>
-                    <w:bottom w:w="30" w:type="dxa"/>
+                    <w:bottom w:w="20" w:type="dxa"/>
                     <w:right w:w="70" w:type="dxa"/>
                   </w:tcMar>
                   <w:vAlign w:val="center"/>
@@ -1598,9 +1673,9 @@
                     <w:right w:val="single" w:sz="4" w:color="C8CDC2"/>
                   </w:tcBorders>
                   <w:tcMar>
-                    <w:top w:w="30" w:type="dxa"/>
+                    <w:top w:w="20" w:type="dxa"/>
                     <w:left w:w="70" w:type="dxa"/>
-                    <w:bottom w:w="30" w:type="dxa"/>
+                    <w:bottom w:w="20" w:type="dxa"/>
                     <w:right w:w="70" w:type="dxa"/>
                   </w:tcMar>
                   <w:vAlign w:val="center"/>
@@ -1616,7 +1691,7 @@
             <w:tr>
               <w:trPr>
                 <w:cantSplit/>
-                <w:trHeight w:val="360" w:hRule="atLeast"/>
+                <w:trHeight w:val="316" w:hRule="atLeast"/>
               </w:trPr>
               <w:tc>
                 <w:tcPr>
@@ -1628,9 +1703,9 @@
                     <w:right w:val="single" w:sz="4" w:color="C8CDC2"/>
                   </w:tcBorders>
                   <w:tcMar>
-                    <w:top w:w="30" w:type="dxa"/>
+                    <w:top w:w="20" w:type="dxa"/>
                     <w:left w:w="70" w:type="dxa"/>
-                    <w:bottom w:w="30" w:type="dxa"/>
+                    <w:bottom w:w="20" w:type="dxa"/>
                     <w:right w:w="70" w:type="dxa"/>
                   </w:tcMar>
                   <w:vAlign w:val="center"/>
@@ -1662,9 +1737,9 @@
                     <w:right w:val="single" w:sz="4" w:color="C8CDC2"/>
                   </w:tcBorders>
                   <w:tcMar>
-                    <w:top w:w="30" w:type="dxa"/>
+                    <w:top w:w="20" w:type="dxa"/>
                     <w:left w:w="70" w:type="dxa"/>
-                    <w:bottom w:w="30" w:type="dxa"/>
+                    <w:bottom w:w="20" w:type="dxa"/>
                     <w:right w:w="70" w:type="dxa"/>
                   </w:tcMar>
                   <w:vAlign w:val="center"/>
@@ -1680,7 +1755,7 @@
             <w:tr>
               <w:trPr>
                 <w:cantSplit/>
-                <w:trHeight w:val="360" w:hRule="atLeast"/>
+                <w:trHeight w:val="316" w:hRule="atLeast"/>
               </w:trPr>
               <w:tc>
                 <w:tcPr>
@@ -1692,9 +1767,9 @@
                     <w:right w:val="single" w:sz="4" w:color="C8CDC2"/>
                   </w:tcBorders>
                   <w:tcMar>
-                    <w:top w:w="30" w:type="dxa"/>
+                    <w:top w:w="20" w:type="dxa"/>
                     <w:left w:w="70" w:type="dxa"/>
-                    <w:bottom w:w="30" w:type="dxa"/>
+                    <w:bottom w:w="20" w:type="dxa"/>
                     <w:right w:w="70" w:type="dxa"/>
                   </w:tcMar>
                   <w:vAlign w:val="center"/>
@@ -1726,9 +1801,9 @@
                     <w:right w:val="single" w:sz="4" w:color="C8CDC2"/>
                   </w:tcBorders>
                   <w:tcMar>
-                    <w:top w:w="30" w:type="dxa"/>
+                    <w:top w:w="20" w:type="dxa"/>
                     <w:left w:w="70" w:type="dxa"/>
-                    <w:bottom w:w="30" w:type="dxa"/>
+                    <w:bottom w:w="20" w:type="dxa"/>
                     <w:right w:w="70" w:type="dxa"/>
                   </w:tcMar>
                   <w:vAlign w:val="center"/>
@@ -2009,6 +2084,21 @@
               <w:t>ORGANIZATION</w:t>
             </w:r>
           </w:p>
+          <w:p>
+            <w:pPr>
+              <w:spacing w:after="40" w:before="0"/>
+            </w:pPr>
+            <w:r>
+              <w:rPr>
+                <w:rFonts w:ascii="Trade Gothic Next" w:hAnsi="Trade Gothic Next"/>
+                <w:b w:val="0"/>
+                <w:color w:val="14161B"/>
+                <w:sz w:val="17"/>
+                <w:u w:val="none"/>
+              </w:rPr>
+              <w:t>Chain, level to electron</w:t>
+            </w:r>
+          </w:p>
         </w:tc>
         <w:tc>
           <w:tcPr>
@@ -2037,19 +2127,71 @@
           </w:p>
           <w:p>
             <w:pPr>
-              <w:spacing w:after="120"/>
               <w:pBdr>
-                <w:bottom w:val="single" w:sz="4" w:color="C8CDC2"/>
+                <w:left w:val="single" w:sz="18" w:space="6" w:color="A3E635"/>
               </w:pBdr>
+              <w:spacing w:after="40" w:before="0"/>
             </w:pPr>
-          </w:p>
-          <w:p>
-            <w:pPr>
-              <w:spacing w:after="120"/>
-              <w:pBdr>
-                <w:bottom w:val="single" w:sz="4" w:color="C8CDC2"/>
-              </w:pBdr>
-            </w:pPr>
+            <w:r>
+              <w:rPr>
+                <w:rFonts w:ascii="Trade Gothic Next" w:hAnsi="Trade Gothic Next"/>
+                <w:b/>
+                <w:color w:val="14161B"/>
+                <w:sz w:val="19"/>
+                <w:u w:val="none"/>
+              </w:rPr>
+              <w:t xml:space="preserve">Level → </w:t>
+            </w:r>
+            <w:r>
+              <w:rPr>
+                <w:rFonts w:ascii="Trade Gothic Next" w:hAnsi="Trade Gothic Next"/>
+                <w:b w:val="0"/>
+                <w:color w:val="14161B"/>
+                <w:sz w:val="19"/>
+                <w:u w:val="none"/>
+              </w:rPr>
+              <w:t xml:space="preserve"> __________ </w:t>
+            </w:r>
+            <w:r>
+              <w:rPr>
+                <w:rFonts w:ascii="Trade Gothic Next" w:hAnsi="Trade Gothic Next"/>
+                <w:b/>
+                <w:color w:val="14161B"/>
+                <w:sz w:val="19"/>
+                <w:u w:val="none"/>
+              </w:rPr>
+              <w:t xml:space="preserve"> → </w:t>
+            </w:r>
+            <w:r>
+              <w:rPr>
+                <w:rFonts w:ascii="Trade Gothic Next" w:hAnsi="Trade Gothic Next"/>
+                <w:b w:val="0"/>
+                <w:color w:val="14161B"/>
+                <w:sz w:val="19"/>
+                <w:u w:val="none"/>
+              </w:rPr>
+              <w:t xml:space="preserve"> _________ </w:t>
+            </w:r>
+            <w:r>
+              <w:rPr>
+                <w:rFonts w:ascii="Trade Gothic Next" w:hAnsi="Trade Gothic Next"/>
+                <w:b/>
+                <w:color w:val="14161B"/>
+                <w:sz w:val="19"/>
+                <w:u w:val="none"/>
+              </w:rPr>
+              <w:t xml:space="preserve"> → </w:t>
+            </w:r>
+            <w:r>
+              <w:rPr>
+                <w:rFonts w:ascii="Trade Gothic Next" w:hAnsi="Trade Gothic Next"/>
+                <w:b w:val="0"/>
+                <w:color w:val="14161B"/>
+                <w:sz w:val="19"/>
+                <w:u w:val="none"/>
+              </w:rPr>
+              <w:t xml:space="preserve"> ___________</w:t>
+            </w:r>
           </w:p>
         </w:tc>
       </w:tr>
@@ -2095,6 +2237,21 @@
               <w:t>ORBITAL</w:t>
             </w:r>
           </w:p>
+          <w:p>
+            <w:pPr>
+              <w:spacing w:after="40" w:before="0"/>
+            </w:pPr>
+            <w:r>
+              <w:rPr>
+                <w:rFonts w:ascii="Trade Gothic Next" w:hAnsi="Trade Gothic Next"/>
+                <w:b w:val="0"/>
+                <w:color w:val="14161B"/>
+                <w:sz w:val="17"/>
+                <w:u w:val="none"/>
+              </w:rPr>
+              <w:t>Definition — orbital</w:t>
+            </w:r>
+          </w:p>
         </w:tc>
         <w:tc>
           <w:tcPr>
@@ -2123,19 +2280,76 @@
           </w:p>
           <w:p>
             <w:pPr>
-              <w:spacing w:after="120"/>
               <w:pBdr>
-                <w:bottom w:val="single" w:sz="4" w:color="C8CDC2"/>
+                <w:left w:val="single" w:sz="18" w:space="6" w:color="A3E635"/>
               </w:pBdr>
+              <w:spacing w:after="40" w:before="0"/>
             </w:pPr>
+            <w:r>
+              <w:rPr>
+                <w:rFonts w:ascii="Trade Gothic Next" w:hAnsi="Trade Gothic Next"/>
+                <w:b/>
+                <w:color w:val="14161B"/>
+                <w:sz w:val="19"/>
+                <w:u w:val="none"/>
+              </w:rPr>
+              <w:t xml:space="preserve">An orbital is a region where an electron is </w:t>
+            </w:r>
+            <w:r>
+              <w:rPr>
+                <w:rFonts w:ascii="Trade Gothic Next" w:hAnsi="Trade Gothic Next"/>
+                <w:b w:val="0"/>
+                <w:color w:val="14161B"/>
+                <w:sz w:val="19"/>
+                <w:u w:val="none"/>
+              </w:rPr>
+              <w:t xml:space="preserve"> ________ </w:t>
+            </w:r>
+            <w:r>
+              <w:rPr>
+                <w:rFonts w:ascii="Trade Gothic Next" w:hAnsi="Trade Gothic Next"/>
+                <w:b/>
+                <w:color w:val="14161B"/>
+                <w:sz w:val="19"/>
+                <w:u w:val="none"/>
+              </w:rPr>
+              <w:t xml:space="preserve"> to be.</w:t>
+            </w:r>
           </w:p>
           <w:p>
             <w:pPr>
-              <w:spacing w:after="120"/>
-              <w:pBdr>
-                <w:bottom w:val="single" w:sz="4" w:color="C8CDC2"/>
-              </w:pBdr>
+              <w:spacing w:after="40" w:before="0"/>
             </w:pPr>
+            <w:r>
+              <w:rPr>
+                <w:rFonts w:ascii="Trade Gothic Next" w:hAnsi="Trade Gothic Next"/>
+                <w:b w:val="0"/>
+                <w:color w:val="14161B"/>
+                <w:sz w:val="19"/>
+                <w:u w:val="none"/>
+              </w:rPr>
+              <w:t xml:space="preserve">Each orbital holds up to </w:t>
+            </w:r>
+            <w:r>
+              <w:rPr>
+                <w:rFonts w:ascii="Trade Gothic Next" w:hAnsi="Trade Gothic Next"/>
+                <w:b w:val="0"/>
+                <w:color w:val="14161B"/>
+                <w:sz w:val="19"/>
+                <w:u w:val="none"/>
+              </w:rPr>
+              <w:t xml:space="preserve"> ______ </w:t>
+            </w:r>
+            <w:r>
+              <w:rPr>
+                <w:rFonts w:ascii="Trade Gothic Next" w:hAnsi="Trade Gothic Next"/>
+                <w:b w:val="0"/>
+                <w:color w:val="14161B"/>
+                <w:sz w:val="19"/>
+                <w:u w:val="none"/>
+              </w:rPr>
+              <w:t xml:space="preserve"> electrons.</w:t>
+            </w:r>
           </w:p>
         </w:tc>
       </w:tr>
@@ -2320,7 +2534,7 @@
             <w:tr>
               <w:trPr>
                 <w:cantSplit/>
-                <w:trHeight w:val="360" w:hRule="atLeast"/>
+                <w:trHeight w:val="316" w:hRule="atLeast"/>
               </w:trPr>
               <w:tc>
                 <w:tcPr>
@@ -2332,9 +2546,9 @@
                     <w:right w:val="single" w:sz="4" w:color="C8CDC2"/>
                   </w:tcBorders>
                   <w:tcMar>
-                    <w:top w:w="30" w:type="dxa"/>
+                    <w:top w:w="20" w:type="dxa"/>
                     <w:left w:w="70" w:type="dxa"/>
-                    <w:bottom w:w="30" w:type="dxa"/>
+                    <w:bottom w:w="20" w:type="dxa"/>
                     <w:right w:w="70" w:type="dxa"/>
                   </w:tcMar>
                   <w:vAlign w:val="center"/>
@@ -2366,9 +2580,9 @@
                     <w:right w:val="single" w:sz="4" w:color="C8CDC2"/>
                   </w:tcBorders>
                   <w:tcMar>
-                    <w:top w:w="30" w:type="dxa"/>
+                    <w:top w:w="20" w:type="dxa"/>
                     <w:left w:w="70" w:type="dxa"/>
-                    <w:bottom w:w="30" w:type="dxa"/>
+                    <w:bottom w:w="20" w:type="dxa"/>
                     <w:right w:w="70" w:type="dxa"/>
                   </w:tcMar>
                   <w:vAlign w:val="center"/>
@@ -2390,9 +2604,9 @@
                     <w:right w:val="single" w:sz="4" w:color="C8CDC2"/>
                   </w:tcBorders>
                   <w:tcMar>
-                    <w:top w:w="30" w:type="dxa"/>
+                    <w:top w:w="20" w:type="dxa"/>
                     <w:left w:w="70" w:type="dxa"/>
-                    <w:bottom w:w="30" w:type="dxa"/>
+                    <w:bottom w:w="20" w:type="dxa"/>
                     <w:right w:w="70" w:type="dxa"/>
                   </w:tcMar>
                   <w:vAlign w:val="center"/>
@@ -2408,7 +2622,7 @@
             <w:tr>
               <w:trPr>
                 <w:cantSplit/>
-                <w:trHeight w:val="360" w:hRule="atLeast"/>
+                <w:trHeight w:val="316" w:hRule="atLeast"/>
               </w:trPr>
               <w:tc>
                 <w:tcPr>
@@ -2420,9 +2634,9 @@
                     <w:right w:val="single" w:sz="4" w:color="C8CDC2"/>
                   </w:tcBorders>
                   <w:tcMar>
-                    <w:top w:w="30" w:type="dxa"/>
+                    <w:top w:w="20" w:type="dxa"/>
                     <w:left w:w="70" w:type="dxa"/>
-                    <w:bottom w:w="30" w:type="dxa"/>
+                    <w:bottom w:w="20" w:type="dxa"/>
                     <w:right w:w="70" w:type="dxa"/>
                   </w:tcMar>
                   <w:vAlign w:val="center"/>
@@ -2454,9 +2668,9 @@
                     <w:right w:val="single" w:sz="4" w:color="C8CDC2"/>
                   </w:tcBorders>
                   <w:tcMar>
-                    <w:top w:w="30" w:type="dxa"/>
+                    <w:top w:w="20" w:type="dxa"/>
                     <w:left w:w="70" w:type="dxa"/>
-                    <w:bottom w:w="30" w:type="dxa"/>
+                    <w:bottom w:w="20" w:type="dxa"/>
                     <w:right w:w="70" w:type="dxa"/>
                   </w:tcMar>
                   <w:vAlign w:val="center"/>
@@ -2478,9 +2692,9 @@
                     <w:right w:val="single" w:sz="4" w:color="C8CDC2"/>
                   </w:tcBorders>
                   <w:tcMar>
-                    <w:top w:w="30" w:type="dxa"/>
+                    <w:top w:w="20" w:type="dxa"/>
                     <w:left w:w="70" w:type="dxa"/>
-                    <w:bottom w:w="30" w:type="dxa"/>
+                    <w:bottom w:w="20" w:type="dxa"/>
                     <w:right w:w="70" w:type="dxa"/>
                   </w:tcMar>
                   <w:vAlign w:val="center"/>
@@ -2496,7 +2710,7 @@
             <w:tr>
               <w:trPr>
                 <w:cantSplit/>
-                <w:trHeight w:val="360" w:hRule="atLeast"/>
+                <w:trHeight w:val="316" w:hRule="atLeast"/>
               </w:trPr>
               <w:tc>
                 <w:tcPr>
@@ -2508,9 +2722,9 @@
                     <w:right w:val="single" w:sz="4" w:color="C8CDC2"/>
                   </w:tcBorders>
                   <w:tcMar>
-                    <w:top w:w="30" w:type="dxa"/>
+                    <w:top w:w="20" w:type="dxa"/>
                     <w:left w:w="70" w:type="dxa"/>
-                    <w:bottom w:w="30" w:type="dxa"/>
+                    <w:bottom w:w="20" w:type="dxa"/>
                     <w:right w:w="70" w:type="dxa"/>
                   </w:tcMar>
                   <w:vAlign w:val="center"/>
@@ -2542,9 +2756,9 @@
                     <w:right w:val="single" w:sz="4" w:color="C8CDC2"/>
                   </w:tcBorders>
                   <w:tcMar>
-                    <w:top w:w="30" w:type="dxa"/>
+                    <w:top w:w="20" w:type="dxa"/>
                     <w:left w:w="70" w:type="dxa"/>
-                    <w:bottom w:w="30" w:type="dxa"/>
+                    <w:bottom w:w="20" w:type="dxa"/>
                     <w:right w:w="70" w:type="dxa"/>
                   </w:tcMar>
                   <w:vAlign w:val="center"/>
@@ -2566,9 +2780,9 @@
                     <w:right w:val="single" w:sz="4" w:color="C8CDC2"/>
                   </w:tcBorders>
                   <w:tcMar>
-                    <w:top w:w="30" w:type="dxa"/>
+                    <w:top w:w="20" w:type="dxa"/>
                     <w:left w:w="70" w:type="dxa"/>
-                    <w:bottom w:w="30" w:type="dxa"/>
+                    <w:bottom w:w="20" w:type="dxa"/>
                     <w:right w:w="70" w:type="dxa"/>
                   </w:tcMar>
                   <w:vAlign w:val="center"/>
@@ -2584,7 +2798,7 @@
             <w:tr>
               <w:trPr>
                 <w:cantSplit/>
-                <w:trHeight w:val="360" w:hRule="atLeast"/>
+                <w:trHeight w:val="316" w:hRule="atLeast"/>
               </w:trPr>
               <w:tc>
                 <w:tcPr>
@@ -2596,9 +2810,9 @@
                     <w:right w:val="single" w:sz="4" w:color="C8CDC2"/>
                   </w:tcBorders>
                   <w:tcMar>
-                    <w:top w:w="30" w:type="dxa"/>
+                    <w:top w:w="20" w:type="dxa"/>
                     <w:left w:w="70" w:type="dxa"/>
-                    <w:bottom w:w="30" w:type="dxa"/>
+                    <w:bottom w:w="20" w:type="dxa"/>
                     <w:right w:w="70" w:type="dxa"/>
                   </w:tcMar>
                   <w:vAlign w:val="center"/>
@@ -2630,9 +2844,9 @@
                     <w:right w:val="single" w:sz="4" w:color="C8CDC2"/>
                   </w:tcBorders>
                   <w:tcMar>
-                    <w:top w:w="30" w:type="dxa"/>
+                    <w:top w:w="20" w:type="dxa"/>
                     <w:left w:w="70" w:type="dxa"/>
-                    <w:bottom w:w="30" w:type="dxa"/>
+                    <w:bottom w:w="20" w:type="dxa"/>
                     <w:right w:w="70" w:type="dxa"/>
                   </w:tcMar>
                   <w:vAlign w:val="center"/>
@@ -2654,9 +2868,9 @@
                     <w:right w:val="single" w:sz="4" w:color="C8CDC2"/>
                   </w:tcBorders>
                   <w:tcMar>
-                    <w:top w:w="30" w:type="dxa"/>
+                    <w:top w:w="20" w:type="dxa"/>
                     <w:left w:w="70" w:type="dxa"/>
-                    <w:bottom w:w="30" w:type="dxa"/>
+                    <w:bottom w:w="20" w:type="dxa"/>
                     <w:right w:w="70" w:type="dxa"/>
                   </w:tcMar>
                   <w:vAlign w:val="center"/>
@@ -2726,6 +2940,21 @@
               <w:t>ELECTRON CAPACITY</w:t>
             </w:r>
           </w:p>
+          <w:p>
+            <w:pPr>
+              <w:spacing w:after="40" w:before="0"/>
+            </w:pPr>
+            <w:r>
+              <w:rPr>
+                <w:rFonts w:ascii="Trade Gothic Next" w:hAnsi="Trade Gothic Next"/>
+                <w:b w:val="0"/>
+                <w:color w:val="14161B"/>
+                <w:sz w:val="17"/>
+                <w:u w:val="none"/>
+              </w:rPr>
+              <w:t>Whole-level formulas</w:t>
+            </w:r>
+          </w:p>
         </w:tc>
         <w:tc>
           <w:tcPr>
@@ -2754,11 +2983,58 @@
           </w:p>
           <w:p>
             <w:pPr>
-              <w:spacing w:after="120"/>
-              <w:pBdr>
-                <w:bottom w:val="single" w:sz="4" w:color="C8CDC2"/>
-              </w:pBdr>
+              <w:spacing w:after="40" w:before="0"/>
             </w:pPr>
+            <w:r>
+              <w:rPr>
+                <w:rFonts w:ascii="Trade Gothic Next" w:hAnsi="Trade Gothic Next"/>
+                <w:b w:val="0"/>
+                <w:color w:val="14161B"/>
+                <w:sz w:val="19"/>
+                <w:u w:val="none"/>
+              </w:rPr>
+              <w:t xml:space="preserve">A whole level has </w:t>
+            </w:r>
+            <w:r>
+              <w:rPr>
+                <w:rFonts w:ascii="Trade Gothic Next" w:hAnsi="Trade Gothic Next"/>
+                <w:b w:val="0"/>
+                <w:color w:val="14161B"/>
+                <w:sz w:val="19"/>
+                <w:u w:val="none"/>
+              </w:rPr>
+              <w:t xml:space="preserve"> ______ </w:t>
+            </w:r>
+            <w:r>
+              <w:rPr>
+                <w:rFonts w:ascii="Trade Gothic Next" w:hAnsi="Trade Gothic Next"/>
+                <w:b w:val="0"/>
+                <w:color w:val="14161B"/>
+                <w:sz w:val="19"/>
+                <w:u w:val="none"/>
+              </w:rPr>
+              <w:t xml:space="preserve"> orbitals and holds up to </w:t>
+            </w:r>
+            <w:r>
+              <w:rPr>
+                <w:rFonts w:ascii="Trade Gothic Next" w:hAnsi="Trade Gothic Next"/>
+                <w:b w:val="0"/>
+                <w:color w:val="14161B"/>
+                <w:sz w:val="19"/>
+                <w:u w:val="none"/>
+              </w:rPr>
+              <w:t xml:space="preserve"> ______ </w:t>
+            </w:r>
+            <w:r>
+              <w:rPr>
+                <w:rFonts w:ascii="Trade Gothic Next" w:hAnsi="Trade Gothic Next"/>
+                <w:b w:val="0"/>
+                <w:color w:val="14161B"/>
+                <w:sz w:val="19"/>
+                <w:u w:val="none"/>
+              </w:rPr>
+              <w:t xml:space="preserve"> electrons.</w:t>
+            </w:r>
           </w:p>
           <w:tbl>
             <w:tblPr>
@@ -2873,7 +3149,7 @@
             <w:tr>
               <w:trPr>
                 <w:cantSplit/>
-                <w:trHeight w:val="360" w:hRule="atLeast"/>
+                <w:trHeight w:val="316" w:hRule="atLeast"/>
               </w:trPr>
               <w:tc>
                 <w:tcPr>
@@ -2885,9 +3161,9 @@
                     <w:right w:val="single" w:sz="4" w:color="C8CDC2"/>
                   </w:tcBorders>
                   <w:tcMar>
-                    <w:top w:w="30" w:type="dxa"/>
+                    <w:top w:w="20" w:type="dxa"/>
                     <w:left w:w="70" w:type="dxa"/>
-                    <w:bottom w:w="30" w:type="dxa"/>
+                    <w:bottom w:w="20" w:type="dxa"/>
                     <w:right w:w="70" w:type="dxa"/>
                   </w:tcMar>
                   <w:vAlign w:val="center"/>
@@ -2919,9 +3195,9 @@
                     <w:right w:val="single" w:sz="4" w:color="C8CDC2"/>
                   </w:tcBorders>
                   <w:tcMar>
-                    <w:top w:w="30" w:type="dxa"/>
+                    <w:top w:w="20" w:type="dxa"/>
                     <w:left w:w="70" w:type="dxa"/>
-                    <w:bottom w:w="30" w:type="dxa"/>
+                    <w:bottom w:w="20" w:type="dxa"/>
                     <w:right w:w="70" w:type="dxa"/>
                   </w:tcMar>
                   <w:vAlign w:val="center"/>
@@ -2943,9 +3219,9 @@
                     <w:right w:val="single" w:sz="4" w:color="C8CDC2"/>
                   </w:tcBorders>
                   <w:tcMar>
-                    <w:top w:w="30" w:type="dxa"/>
+                    <w:top w:w="20" w:type="dxa"/>
                     <w:left w:w="70" w:type="dxa"/>
-                    <w:bottom w:w="30" w:type="dxa"/>
+                    <w:bottom w:w="20" w:type="dxa"/>
                     <w:right w:w="70" w:type="dxa"/>
                   </w:tcMar>
                   <w:vAlign w:val="center"/>
@@ -2961,7 +3237,7 @@
             <w:tr>
               <w:trPr>
                 <w:cantSplit/>
-                <w:trHeight w:val="360" w:hRule="atLeast"/>
+                <w:trHeight w:val="316" w:hRule="atLeast"/>
               </w:trPr>
               <w:tc>
                 <w:tcPr>
@@ -2973,9 +3249,9 @@
                     <w:right w:val="single" w:sz="4" w:color="C8CDC2"/>
                   </w:tcBorders>
                   <w:tcMar>
-                    <w:top w:w="30" w:type="dxa"/>
+                    <w:top w:w="20" w:type="dxa"/>
                     <w:left w:w="70" w:type="dxa"/>
-                    <w:bottom w:w="30" w:type="dxa"/>
+                    <w:bottom w:w="20" w:type="dxa"/>
                     <w:right w:w="70" w:type="dxa"/>
                   </w:tcMar>
                   <w:vAlign w:val="center"/>
@@ -3007,9 +3283,9 @@
                     <w:right w:val="single" w:sz="4" w:color="C8CDC2"/>
                   </w:tcBorders>
                   <w:tcMar>
-                    <w:top w:w="30" w:type="dxa"/>
+                    <w:top w:w="20" w:type="dxa"/>
                     <w:left w:w="70" w:type="dxa"/>
-                    <w:bottom w:w="30" w:type="dxa"/>
+                    <w:bottom w:w="20" w:type="dxa"/>
                     <w:right w:w="70" w:type="dxa"/>
                   </w:tcMar>
                   <w:vAlign w:val="center"/>
@@ -3031,9 +3307,9 @@
                     <w:right w:val="single" w:sz="4" w:color="C8CDC2"/>
                   </w:tcBorders>
                   <w:tcMar>
-                    <w:top w:w="30" w:type="dxa"/>
+                    <w:top w:w="20" w:type="dxa"/>
                     <w:left w:w="70" w:type="dxa"/>
-                    <w:bottom w:w="30" w:type="dxa"/>
+                    <w:bottom w:w="20" w:type="dxa"/>
                     <w:right w:w="70" w:type="dxa"/>
                   </w:tcMar>
                   <w:vAlign w:val="center"/>
@@ -3049,7 +3325,7 @@
             <w:tr>
               <w:trPr>
                 <w:cantSplit/>
-                <w:trHeight w:val="360" w:hRule="atLeast"/>
+                <w:trHeight w:val="316" w:hRule="atLeast"/>
               </w:trPr>
               <w:tc>
                 <w:tcPr>
@@ -3061,9 +3337,9 @@
                     <w:right w:val="single" w:sz="4" w:color="C8CDC2"/>
                   </w:tcBorders>
                   <w:tcMar>
-                    <w:top w:w="30" w:type="dxa"/>
+                    <w:top w:w="20" w:type="dxa"/>
                     <w:left w:w="70" w:type="dxa"/>
-                    <w:bottom w:w="30" w:type="dxa"/>
+                    <w:bottom w:w="20" w:type="dxa"/>
                     <w:right w:w="70" w:type="dxa"/>
                   </w:tcMar>
                   <w:vAlign w:val="center"/>
@@ -3095,9 +3371,9 @@
                     <w:right w:val="single" w:sz="4" w:color="C8CDC2"/>
                   </w:tcBorders>
                   <w:tcMar>
-                    <w:top w:w="30" w:type="dxa"/>
+                    <w:top w:w="20" w:type="dxa"/>
                     <w:left w:w="70" w:type="dxa"/>
-                    <w:bottom w:w="30" w:type="dxa"/>
+                    <w:bottom w:w="20" w:type="dxa"/>
                     <w:right w:w="70" w:type="dxa"/>
                   </w:tcMar>
                   <w:vAlign w:val="center"/>
@@ -3119,9 +3395,9 @@
                     <w:right w:val="single" w:sz="4" w:color="C8CDC2"/>
                   </w:tcBorders>
                   <w:tcMar>
-                    <w:top w:w="30" w:type="dxa"/>
+                    <w:top w:w="20" w:type="dxa"/>
                     <w:left w:w="70" w:type="dxa"/>
-                    <w:bottom w:w="30" w:type="dxa"/>
+                    <w:bottom w:w="20" w:type="dxa"/>
                     <w:right w:w="70" w:type="dxa"/>
                   </w:tcMar>
                   <w:vAlign w:val="center"/>
@@ -3137,7 +3413,7 @@
             <w:tr>
               <w:trPr>
                 <w:cantSplit/>
-                <w:trHeight w:val="360" w:hRule="atLeast"/>
+                <w:trHeight w:val="316" w:hRule="atLeast"/>
               </w:trPr>
               <w:tc>
                 <w:tcPr>
@@ -3149,9 +3425,9 @@
                     <w:right w:val="single" w:sz="4" w:color="C8CDC2"/>
                   </w:tcBorders>
                   <w:tcMar>
-                    <w:top w:w="30" w:type="dxa"/>
+                    <w:top w:w="20" w:type="dxa"/>
                     <w:left w:w="70" w:type="dxa"/>
-                    <w:bottom w:w="30" w:type="dxa"/>
+                    <w:bottom w:w="20" w:type="dxa"/>
                     <w:right w:w="70" w:type="dxa"/>
                   </w:tcMar>
                   <w:vAlign w:val="center"/>
@@ -3183,9 +3459,9 @@
                     <w:right w:val="single" w:sz="4" w:color="C8CDC2"/>
                   </w:tcBorders>
                   <w:tcMar>
-                    <w:top w:w="30" w:type="dxa"/>
+                    <w:top w:w="20" w:type="dxa"/>
                     <w:left w:w="70" w:type="dxa"/>
-                    <w:bottom w:w="30" w:type="dxa"/>
+                    <w:bottom w:w="20" w:type="dxa"/>
                     <w:right w:w="70" w:type="dxa"/>
                   </w:tcMar>
                   <w:vAlign w:val="center"/>
@@ -3207,9 +3483,9 @@
                     <w:right w:val="single" w:sz="4" w:color="C8CDC2"/>
                   </w:tcBorders>
                   <w:tcMar>
-                    <w:top w:w="30" w:type="dxa"/>
+                    <w:top w:w="20" w:type="dxa"/>
                     <w:left w:w="70" w:type="dxa"/>
-                    <w:bottom w:w="30" w:type="dxa"/>
+                    <w:bottom w:w="20" w:type="dxa"/>
                     <w:right w:w="70" w:type="dxa"/>
                   </w:tcMar>
                   <w:vAlign w:val="center"/>
@@ -3402,7 +3678,7 @@
             <w:tr>
               <w:trPr>
                 <w:cantSplit/>
-                <w:trHeight w:val="360" w:hRule="atLeast"/>
+                <w:trHeight w:val="316" w:hRule="atLeast"/>
               </w:trPr>
               <w:tc>
                 <w:tcPr>
@@ -3414,9 +3690,9 @@
                     <w:right w:val="single" w:sz="4" w:color="C8CDC2"/>
                   </w:tcBorders>
                   <w:tcMar>
-                    <w:top w:w="30" w:type="dxa"/>
+                    <w:top w:w="20" w:type="dxa"/>
                     <w:left w:w="70" w:type="dxa"/>
-                    <w:bottom w:w="30" w:type="dxa"/>
+                    <w:bottom w:w="20" w:type="dxa"/>
                     <w:right w:w="70" w:type="dxa"/>
                   </w:tcMar>
                   <w:vAlign w:val="center"/>
@@ -3448,9 +3724,9 @@
                     <w:right w:val="single" w:sz="4" w:color="C8CDC2"/>
                   </w:tcBorders>
                   <w:tcMar>
-                    <w:top w:w="30" w:type="dxa"/>
+                    <w:top w:w="20" w:type="dxa"/>
                     <w:left w:w="70" w:type="dxa"/>
-                    <w:bottom w:w="30" w:type="dxa"/>
+                    <w:bottom w:w="20" w:type="dxa"/>
                     <w:right w:w="70" w:type="dxa"/>
                   </w:tcMar>
                   <w:vAlign w:val="center"/>
@@ -3466,7 +3742,7 @@
             <w:tr>
               <w:trPr>
                 <w:cantSplit/>
-                <w:trHeight w:val="360" w:hRule="atLeast"/>
+                <w:trHeight w:val="316" w:hRule="atLeast"/>
               </w:trPr>
               <w:tc>
                 <w:tcPr>
@@ -3478,9 +3754,9 @@
                     <w:right w:val="single" w:sz="4" w:color="C8CDC2"/>
                   </w:tcBorders>
                   <w:tcMar>
-                    <w:top w:w="30" w:type="dxa"/>
+                    <w:top w:w="20" w:type="dxa"/>
                     <w:left w:w="70" w:type="dxa"/>
-                    <w:bottom w:w="30" w:type="dxa"/>
+                    <w:bottom w:w="20" w:type="dxa"/>
                     <w:right w:w="70" w:type="dxa"/>
                   </w:tcMar>
                   <w:vAlign w:val="center"/>
@@ -3512,9 +3788,9 @@
                     <w:right w:val="single" w:sz="4" w:color="C8CDC2"/>
                   </w:tcBorders>
                   <w:tcMar>
-                    <w:top w:w="30" w:type="dxa"/>
+                    <w:top w:w="20" w:type="dxa"/>
                     <w:left w:w="70" w:type="dxa"/>
-                    <w:bottom w:w="30" w:type="dxa"/>
+                    <w:bottom w:w="20" w:type="dxa"/>
                     <w:right w:w="70" w:type="dxa"/>
                   </w:tcMar>
                   <w:vAlign w:val="center"/>
@@ -3530,7 +3806,7 @@
             <w:tr>
               <w:trPr>
                 <w:cantSplit/>
-                <w:trHeight w:val="360" w:hRule="atLeast"/>
+                <w:trHeight w:val="316" w:hRule="atLeast"/>
               </w:trPr>
               <w:tc>
                 <w:tcPr>
@@ -3542,9 +3818,9 @@
                     <w:right w:val="single" w:sz="4" w:color="C8CDC2"/>
                   </w:tcBorders>
                   <w:tcMar>
-                    <w:top w:w="30" w:type="dxa"/>
+                    <w:top w:w="20" w:type="dxa"/>
                     <w:left w:w="70" w:type="dxa"/>
-                    <w:bottom w:w="30" w:type="dxa"/>
+                    <w:bottom w:w="20" w:type="dxa"/>
                     <w:right w:w="70" w:type="dxa"/>
                   </w:tcMar>
                   <w:vAlign w:val="center"/>
@@ -3576,9 +3852,9 @@
                     <w:right w:val="single" w:sz="4" w:color="C8CDC2"/>
                   </w:tcBorders>
                   <w:tcMar>
-                    <w:top w:w="30" w:type="dxa"/>
+                    <w:top w:w="20" w:type="dxa"/>
                     <w:left w:w="70" w:type="dxa"/>
-                    <w:bottom w:w="30" w:type="dxa"/>
+                    <w:bottom w:w="20" w:type="dxa"/>
                     <w:right w:w="70" w:type="dxa"/>
                   </w:tcMar>
                   <w:vAlign w:val="center"/>
@@ -3594,7 +3870,7 @@
             <w:tr>
               <w:trPr>
                 <w:cantSplit/>
-                <w:trHeight w:val="360" w:hRule="atLeast"/>
+                <w:trHeight w:val="316" w:hRule="atLeast"/>
               </w:trPr>
               <w:tc>
                 <w:tcPr>
@@ -3606,9 +3882,9 @@
                     <w:right w:val="single" w:sz="4" w:color="C8CDC2"/>
                   </w:tcBorders>
                   <w:tcMar>
-                    <w:top w:w="30" w:type="dxa"/>
+                    <w:top w:w="20" w:type="dxa"/>
                     <w:left w:w="70" w:type="dxa"/>
-                    <w:bottom w:w="30" w:type="dxa"/>
+                    <w:bottom w:w="20" w:type="dxa"/>
                     <w:right w:w="70" w:type="dxa"/>
                   </w:tcMar>
                   <w:vAlign w:val="center"/>
@@ -3640,9 +3916,9 @@
                     <w:right w:val="single" w:sz="4" w:color="C8CDC2"/>
                   </w:tcBorders>
                   <w:tcMar>
-                    <w:top w:w="30" w:type="dxa"/>
+                    <w:top w:w="20" w:type="dxa"/>
                     <w:left w:w="70" w:type="dxa"/>
-                    <w:bottom w:w="30" w:type="dxa"/>
+                    <w:bottom w:w="20" w:type="dxa"/>
                     <w:right w:w="70" w:type="dxa"/>
                   </w:tcMar>
                   <w:vAlign w:val="center"/>
@@ -3710,6 +3986,21 @@
                 <w:sz w:val="14"/>
               </w:rPr>
               <w:t>WORKED CHECKS</w:t>
+            </w:r>
+          </w:p>
+          <w:p>
+            <w:pPr>
+              <w:spacing w:after="40" w:before="0"/>
+            </w:pPr>
+            <w:r>
+              <w:rPr>
+                <w:rFonts w:ascii="Trade Gothic Next" w:hAnsi="Trade Gothic Next"/>
+                <w:b w:val="0"/>
+                <w:color w:val="14161B"/>
+                <w:sz w:val="17"/>
+                <w:u w:val="none"/>
+              </w:rPr>
+              <w:t>Worked examples</w:t>
             </w:r>
           </w:p>
         </w:tc>
@@ -4048,6 +4339,21 @@
               <w:t>CONFIGURATION</w:t>
             </w:r>
           </w:p>
+          <w:p>
+            <w:pPr>
+              <w:spacing w:after="40" w:before="0"/>
+            </w:pPr>
+            <w:r>
+              <w:rPr>
+                <w:rFonts w:ascii="Trade Gothic Next" w:hAnsi="Trade Gothic Next"/>
+                <w:b w:val="0"/>
+                <w:color w:val="14161B"/>
+                <w:sz w:val="17"/>
+                <w:u w:val="none"/>
+              </w:rPr>
+              <w:t>Definition — configuration</w:t>
+            </w:r>
+          </w:p>
         </w:tc>
         <w:tc>
           <w:tcPr>
@@ -4076,19 +4382,116 @@
           </w:p>
           <w:p>
             <w:pPr>
-              <w:spacing w:after="120"/>
               <w:pBdr>
-                <w:bottom w:val="single" w:sz="4" w:color="C8CDC2"/>
+                <w:left w:val="single" w:sz="18" w:space="6" w:color="A3E635"/>
               </w:pBdr>
+              <w:spacing w:after="40" w:before="0"/>
             </w:pPr>
+            <w:r>
+              <w:rPr>
+                <w:rFonts w:ascii="Trade Gothic Next" w:hAnsi="Trade Gothic Next"/>
+                <w:b/>
+                <w:color w:val="14161B"/>
+                <w:sz w:val="19"/>
+                <w:u w:val="none"/>
+              </w:rPr>
+              <w:t xml:space="preserve">An electron configuration shows </w:t>
+            </w:r>
+            <w:r>
+              <w:rPr>
+                <w:rFonts w:ascii="Trade Gothic Next" w:hAnsi="Trade Gothic Next"/>
+                <w:b w:val="0"/>
+                <w:color w:val="14161B"/>
+                <w:sz w:val="19"/>
+                <w:u w:val="none"/>
+              </w:rPr>
+              <w:t xml:space="preserve"> _________________________</w:t>
+            </w:r>
+            <w:r>
+              <w:rPr>
+                <w:rFonts w:ascii="Trade Gothic Next" w:hAnsi="Trade Gothic Next"/>
+                <w:b/>
+                <w:color w:val="14161B"/>
+                <w:sz w:val="19"/>
+                <w:u w:val="none"/>
+              </w:rPr>
+              <w:t>.</w:t>
+            </w:r>
           </w:p>
           <w:p>
             <w:pPr>
-              <w:spacing w:after="120"/>
-              <w:pBdr>
-                <w:bottom w:val="single" w:sz="4" w:color="C8CDC2"/>
-              </w:pBdr>
+              <w:spacing w:after="40" w:before="0"/>
             </w:pPr>
+            <w:r>
+              <w:rPr>
+                <w:rFonts w:ascii="Trade Gothic Next" w:hAnsi="Trade Gothic Next"/>
+                <w:b w:val="0"/>
+                <w:color w:val="14161B"/>
+                <w:sz w:val="19"/>
+                <w:u w:val="none"/>
+              </w:rPr>
+              <w:t xml:space="preserve">The three rules: </w:t>
+            </w:r>
+            <w:r>
+              <w:rPr>
+                <w:rFonts w:ascii="Trade Gothic Next" w:hAnsi="Trade Gothic Next"/>
+                <w:b w:val="0"/>
+                <w:color w:val="14161B"/>
+                <w:sz w:val="19"/>
+                <w:u w:val="none"/>
+              </w:rPr>
+              <w:t xml:space="preserve"> ________</w:t>
+            </w:r>
+            <w:r>
+              <w:rPr>
+                <w:rFonts w:ascii="Trade Gothic Next" w:hAnsi="Trade Gothic Next"/>
+                <w:b w:val="0"/>
+                <w:color w:val="14161B"/>
+                <w:sz w:val="19"/>
+                <w:u w:val="none"/>
+              </w:rPr>
+              <w:t xml:space="preserve">, </w:t>
+            </w:r>
+            <w:r>
+              <w:rPr>
+                <w:rFonts w:ascii="Trade Gothic Next" w:hAnsi="Trade Gothic Next"/>
+                <w:b w:val="0"/>
+                <w:color w:val="14161B"/>
+                <w:sz w:val="19"/>
+                <w:u w:val="none"/>
+              </w:rPr>
+              <w:t xml:space="preserve"> _______</w:t>
+            </w:r>
+            <w:r>
+              <w:rPr>
+                <w:rFonts w:ascii="Trade Gothic Next" w:hAnsi="Trade Gothic Next"/>
+                <w:b w:val="0"/>
+                <w:color w:val="14161B"/>
+                <w:sz w:val="19"/>
+                <w:u w:val="none"/>
+              </w:rPr>
+              <w:t xml:space="preserve">, </w:t>
+            </w:r>
+            <w:r>
+              <w:rPr>
+                <w:rFonts w:ascii="Trade Gothic Next" w:hAnsi="Trade Gothic Next"/>
+                <w:b w:val="0"/>
+                <w:color w:val="14161B"/>
+                <w:sz w:val="19"/>
+                <w:u w:val="none"/>
+              </w:rPr>
+              <w:t xml:space="preserve"> ______</w:t>
+            </w:r>
+            <w:r>
+              <w:rPr>
+                <w:rFonts w:ascii="Trade Gothic Next" w:hAnsi="Trade Gothic Next"/>
+                <w:b w:val="0"/>
+                <w:color w:val="14161B"/>
+                <w:sz w:val="19"/>
+                <w:u w:val="none"/>
+              </w:rPr>
+              <w:t>.</w:t>
+            </w:r>
           </w:p>
         </w:tc>
       </w:tr>
@@ -4162,11 +4565,38 @@
           </w:p>
           <w:p>
             <w:pPr>
-              <w:spacing w:after="120"/>
-              <w:pBdr>
-                <w:bottom w:val="single" w:sz="4" w:color="C8CDC2"/>
-              </w:pBdr>
+              <w:spacing w:after="40" w:before="0"/>
             </w:pPr>
+            <w:r>
+              <w:rPr>
+                <w:rFonts w:ascii="Trade Gothic Next" w:hAnsi="Trade Gothic Next"/>
+                <w:b w:val="0"/>
+                <w:color w:val="14161B"/>
+                <w:sz w:val="19"/>
+                <w:u w:val="none"/>
+              </w:rPr>
+              <w:t xml:space="preserve">For a neutral atom, the raised numbers add to the </w:t>
+            </w:r>
+            <w:r>
+              <w:rPr>
+                <w:rFonts w:ascii="Trade Gothic Next" w:hAnsi="Trade Gothic Next"/>
+                <w:b w:val="0"/>
+                <w:color w:val="14161B"/>
+                <w:sz w:val="19"/>
+                <w:u w:val="none"/>
+              </w:rPr>
+              <w:t xml:space="preserve"> _______________</w:t>
+            </w:r>
+            <w:r>
+              <w:rPr>
+                <w:rFonts w:ascii="Trade Gothic Next" w:hAnsi="Trade Gothic Next"/>
+                <w:b w:val="0"/>
+                <w:color w:val="14161B"/>
+                <w:sz w:val="19"/>
+                <w:u w:val="none"/>
+              </w:rPr>
+              <w:t>.</w:t>
+            </w:r>
           </w:p>
           <w:tbl>
             <w:tblPr>
@@ -4249,7 +4679,7 @@
             <w:tr>
               <w:trPr>
                 <w:cantSplit/>
-                <w:trHeight w:val="360" w:hRule="atLeast"/>
+                <w:trHeight w:val="316" w:hRule="atLeast"/>
               </w:trPr>
               <w:tc>
                 <w:tcPr>
@@ -4261,9 +4691,9 @@
                     <w:right w:val="single" w:sz="4" w:color="C8CDC2"/>
                   </w:tcBorders>
                   <w:tcMar>
-                    <w:top w:w="30" w:type="dxa"/>
+                    <w:top w:w="20" w:type="dxa"/>
                     <w:left w:w="70" w:type="dxa"/>
-                    <w:bottom w:w="30" w:type="dxa"/>
+                    <w:bottom w:w="20" w:type="dxa"/>
                     <w:right w:w="70" w:type="dxa"/>
                   </w:tcMar>
                   <w:vAlign w:val="center"/>
@@ -4295,9 +4725,9 @@
                     <w:right w:val="single" w:sz="4" w:color="C8CDC2"/>
                   </w:tcBorders>
                   <w:tcMar>
-                    <w:top w:w="30" w:type="dxa"/>
+                    <w:top w:w="20" w:type="dxa"/>
                     <w:left w:w="70" w:type="dxa"/>
-                    <w:bottom w:w="30" w:type="dxa"/>
+                    <w:bottom w:w="20" w:type="dxa"/>
                     <w:right w:w="70" w:type="dxa"/>
                   </w:tcMar>
                   <w:vAlign w:val="center"/>
@@ -4313,7 +4743,7 @@
             <w:tr>
               <w:trPr>
                 <w:cantSplit/>
-                <w:trHeight w:val="360" w:hRule="atLeast"/>
+                <w:trHeight w:val="316" w:hRule="atLeast"/>
               </w:trPr>
               <w:tc>
                 <w:tcPr>
@@ -4325,9 +4755,9 @@
                     <w:right w:val="single" w:sz="4" w:color="C8CDC2"/>
                   </w:tcBorders>
                   <w:tcMar>
-                    <w:top w:w="30" w:type="dxa"/>
+                    <w:top w:w="20" w:type="dxa"/>
                     <w:left w:w="70" w:type="dxa"/>
-                    <w:bottom w:w="30" w:type="dxa"/>
+                    <w:bottom w:w="20" w:type="dxa"/>
                     <w:right w:w="70" w:type="dxa"/>
                   </w:tcMar>
                   <w:vAlign w:val="center"/>
@@ -4359,9 +4789,9 @@
                     <w:right w:val="single" w:sz="4" w:color="C8CDC2"/>
                   </w:tcBorders>
                   <w:tcMar>
-                    <w:top w:w="30" w:type="dxa"/>
+                    <w:top w:w="20" w:type="dxa"/>
                     <w:left w:w="70" w:type="dxa"/>
-                    <w:bottom w:w="30" w:type="dxa"/>
+                    <w:bottom w:w="20" w:type="dxa"/>
                     <w:right w:w="70" w:type="dxa"/>
                   </w:tcMar>
                   <w:vAlign w:val="center"/>
@@ -4377,7 +4807,7 @@
             <w:tr>
               <w:trPr>
                 <w:cantSplit/>
-                <w:trHeight w:val="360" w:hRule="atLeast"/>
+                <w:trHeight w:val="316" w:hRule="atLeast"/>
               </w:trPr>
               <w:tc>
                 <w:tcPr>
@@ -4389,9 +4819,9 @@
                     <w:right w:val="single" w:sz="4" w:color="C8CDC2"/>
                   </w:tcBorders>
                   <w:tcMar>
-                    <w:top w:w="30" w:type="dxa"/>
+                    <w:top w:w="20" w:type="dxa"/>
                     <w:left w:w="70" w:type="dxa"/>
-                    <w:bottom w:w="30" w:type="dxa"/>
+                    <w:bottom w:w="20" w:type="dxa"/>
                     <w:right w:w="70" w:type="dxa"/>
                   </w:tcMar>
                   <w:vAlign w:val="center"/>
@@ -4423,9 +4853,9 @@
                     <w:right w:val="single" w:sz="4" w:color="C8CDC2"/>
                   </w:tcBorders>
                   <w:tcMar>
-                    <w:top w:w="30" w:type="dxa"/>
+                    <w:top w:w="20" w:type="dxa"/>
                     <w:left w:w="70" w:type="dxa"/>
-                    <w:bottom w:w="30" w:type="dxa"/>
+                    <w:bottom w:w="20" w:type="dxa"/>
                     <w:right w:w="70" w:type="dxa"/>
                   </w:tcMar>
                   <w:vAlign w:val="center"/>
@@ -4495,6 +4925,21 @@
               <w:t>AUFBAU</w:t>
             </w:r>
           </w:p>
+          <w:p>
+            <w:pPr>
+              <w:spacing w:after="40" w:before="0"/>
+            </w:pPr>
+            <w:r>
+              <w:rPr>
+                <w:rFonts w:ascii="Trade Gothic Next" w:hAnsi="Trade Gothic Next"/>
+                <w:b w:val="0"/>
+                <w:color w:val="14161B"/>
+                <w:sz w:val="17"/>
+                <w:u w:val="none"/>
+              </w:rPr>
+              <w:t>Definition — Aufbau</w:t>
+            </w:r>
+          </w:p>
         </w:tc>
         <w:tc>
           <w:tcPr>
@@ -4523,11 +4968,41 @@
           </w:p>
           <w:p>
             <w:pPr>
-              <w:spacing w:after="120"/>
               <w:pBdr>
-                <w:bottom w:val="single" w:sz="4" w:color="C8CDC2"/>
+                <w:left w:val="single" w:sz="18" w:space="6" w:color="A3E635"/>
               </w:pBdr>
+              <w:spacing w:after="40" w:before="0"/>
             </w:pPr>
+            <w:r>
+              <w:rPr>
+                <w:rFonts w:ascii="Trade Gothic Next" w:hAnsi="Trade Gothic Next"/>
+                <w:b/>
+                <w:color w:val="14161B"/>
+                <w:sz w:val="19"/>
+                <w:u w:val="none"/>
+              </w:rPr>
+              <w:t xml:space="preserve">Aufbau: fill the </w:t>
+            </w:r>
+            <w:r>
+              <w:rPr>
+                <w:rFonts w:ascii="Trade Gothic Next" w:hAnsi="Trade Gothic Next"/>
+                <w:b w:val="0"/>
+                <w:color w:val="14161B"/>
+                <w:sz w:val="19"/>
+                <w:u w:val="none"/>
+              </w:rPr>
+              <w:t xml:space="preserve"> ________</w:t>
+            </w:r>
+            <w:r>
+              <w:rPr>
+                <w:rFonts w:ascii="Trade Gothic Next" w:hAnsi="Trade Gothic Next"/>
+                <w:b/>
+                <w:color w:val="14161B"/>
+                <w:sz w:val="19"/>
+                <w:u w:val="none"/>
+              </w:rPr>
+              <w:t>-energy sublevel first.</w:t>
+            </w:r>
           </w:p>
           <w:p>
             <w:pPr>
@@ -4589,6 +5064,21 @@
               <w:t>PAULI</w:t>
             </w:r>
           </w:p>
+          <w:p>
+            <w:pPr>
+              <w:spacing w:after="40" w:before="0"/>
+            </w:pPr>
+            <w:r>
+              <w:rPr>
+                <w:rFonts w:ascii="Trade Gothic Next" w:hAnsi="Trade Gothic Next"/>
+                <w:b w:val="0"/>
+                <w:color w:val="14161B"/>
+                <w:sz w:val="17"/>
+                <w:u w:val="none"/>
+              </w:rPr>
+              <w:t>Definition — Pauli</w:t>
+            </w:r>
+          </w:p>
         </w:tc>
         <w:tc>
           <w:tcPr>
@@ -4617,11 +5107,61 @@
           </w:p>
           <w:p>
             <w:pPr>
-              <w:spacing w:after="120"/>
               <w:pBdr>
-                <w:bottom w:val="single" w:sz="4" w:color="C8CDC2"/>
+                <w:left w:val="single" w:sz="18" w:space="6" w:color="A3E635"/>
               </w:pBdr>
+              <w:spacing w:after="40" w:before="0"/>
             </w:pPr>
+            <w:r>
+              <w:rPr>
+                <w:rFonts w:ascii="Trade Gothic Next" w:hAnsi="Trade Gothic Next"/>
+                <w:b/>
+                <w:color w:val="14161B"/>
+                <w:sz w:val="19"/>
+                <w:u w:val="none"/>
+              </w:rPr>
+              <w:t xml:space="preserve">Pauli: </w:t>
+            </w:r>
+            <w:r>
+              <w:rPr>
+                <w:rFonts w:ascii="Trade Gothic Next" w:hAnsi="Trade Gothic Next"/>
+                <w:b w:val="0"/>
+                <w:color w:val="14161B"/>
+                <w:sz w:val="19"/>
+                <w:u w:val="none"/>
+              </w:rPr>
+              <w:t xml:space="preserve"> ______ </w:t>
+            </w:r>
+            <w:r>
+              <w:rPr>
+                <w:rFonts w:ascii="Trade Gothic Next" w:hAnsi="Trade Gothic Next"/>
+                <w:b/>
+                <w:color w:val="14161B"/>
+                <w:sz w:val="19"/>
+                <w:u w:val="none"/>
+              </w:rPr>
+              <w:t xml:space="preserve"> electrons per orbital, with </w:t>
+            </w:r>
+            <w:r>
+              <w:rPr>
+                <w:rFonts w:ascii="Trade Gothic Next" w:hAnsi="Trade Gothic Next"/>
+                <w:b w:val="0"/>
+                <w:color w:val="14161B"/>
+                <w:sz w:val="19"/>
+                <w:u w:val="none"/>
+              </w:rPr>
+              <w:t xml:space="preserve"> __________ </w:t>
+            </w:r>
+            <w:r>
+              <w:rPr>
+                <w:rFonts w:ascii="Trade Gothic Next" w:hAnsi="Trade Gothic Next"/>
+                <w:b/>
+                <w:color w:val="14161B"/>
+                <w:sz w:val="19"/>
+                <w:u w:val="none"/>
+              </w:rPr>
+              <w:t xml:space="preserve"> spins.</w:t>
+            </w:r>
           </w:p>
           <w:p>
             <w:pPr>
@@ -4652,7 +5192,7 @@
             <w:tr>
               <w:trPr>
                 <w:cantSplit/>
-                <w:trHeight w:val="518" w:hRule="atLeast"/>
+                <w:trHeight w:val="460" w:hRule="atLeast"/>
               </w:trPr>
               <w:tc>
                 <w:tcPr>
@@ -4697,7 +5237,7 @@
             <w:tr>
               <w:trPr>
                 <w:cantSplit/>
-                <w:trHeight w:val="518" w:hRule="atLeast"/>
+                <w:trHeight w:val="460" w:hRule="atLeast"/>
               </w:trPr>
               <w:tc>
                 <w:tcPr>
@@ -4796,6 +5336,21 @@
               <w:t>HUND</w:t>
             </w:r>
           </w:p>
+          <w:p>
+            <w:pPr>
+              <w:spacing w:after="40" w:before="0"/>
+            </w:pPr>
+            <w:r>
+              <w:rPr>
+                <w:rFonts w:ascii="Trade Gothic Next" w:hAnsi="Trade Gothic Next"/>
+                <w:b w:val="0"/>
+                <w:color w:val="14161B"/>
+                <w:sz w:val="17"/>
+                <w:u w:val="none"/>
+              </w:rPr>
+              <w:t>Definition — Hund</w:t>
+            </w:r>
+          </w:p>
         </w:tc>
         <w:tc>
           <w:tcPr>
@@ -4824,11 +5379,41 @@
           </w:p>
           <w:p>
             <w:pPr>
-              <w:spacing w:after="120"/>
               <w:pBdr>
-                <w:bottom w:val="single" w:sz="4" w:color="C8CDC2"/>
+                <w:left w:val="single" w:sz="18" w:space="6" w:color="A3E635"/>
               </w:pBdr>
+              <w:spacing w:after="40" w:before="0"/>
             </w:pPr>
+            <w:r>
+              <w:rPr>
+                <w:rFonts w:ascii="Trade Gothic Next" w:hAnsi="Trade Gothic Next"/>
+                <w:b/>
+                <w:color w:val="14161B"/>
+                <w:sz w:val="19"/>
+                <w:u w:val="none"/>
+              </w:rPr>
+              <w:t xml:space="preserve">Hund: one electron in </w:t>
+            </w:r>
+            <w:r>
+              <w:rPr>
+                <w:rFonts w:ascii="Trade Gothic Next" w:hAnsi="Trade Gothic Next"/>
+                <w:b w:val="0"/>
+                <w:color w:val="14161B"/>
+                <w:sz w:val="19"/>
+                <w:u w:val="none"/>
+              </w:rPr>
+              <w:t xml:space="preserve"> ______ </w:t>
+            </w:r>
+            <w:r>
+              <w:rPr>
+                <w:rFonts w:ascii="Trade Gothic Next" w:hAnsi="Trade Gothic Next"/>
+                <w:b/>
+                <w:color w:val="14161B"/>
+                <w:sz w:val="19"/>
+                <w:u w:val="none"/>
+              </w:rPr>
+              <w:t xml:space="preserve"> box before pairing.</w:t>
+            </w:r>
           </w:p>
           <w:p>
             <w:pPr>
@@ -4861,7 +5446,7 @@
             <w:tr>
               <w:trPr>
                 <w:cantSplit/>
-                <w:trHeight w:val="518" w:hRule="atLeast"/>
+                <w:trHeight w:val="460" w:hRule="atLeast"/>
               </w:trPr>
               <w:tc>
                 <w:tcPr>
@@ -4942,7 +5527,7 @@
             <w:tr>
               <w:trPr>
                 <w:cantSplit/>
-                <w:trHeight w:val="518" w:hRule="atLeast"/>
+                <w:trHeight w:val="460" w:hRule="atLeast"/>
               </w:trPr>
               <w:tc>
                 <w:tcPr>
@@ -5023,7 +5608,7 @@
             <w:tr>
               <w:trPr>
                 <w:cantSplit/>
-                <w:trHeight w:val="518" w:hRule="atLeast"/>
+                <w:trHeight w:val="460" w:hRule="atLeast"/>
               </w:trPr>
               <w:tc>
                 <w:tcPr>
@@ -5158,6 +5743,21 @@
               <w:t>OXYGEN</w:t>
             </w:r>
           </w:p>
+          <w:p>
+            <w:pPr>
+              <w:spacing w:after="40" w:before="0"/>
+            </w:pPr>
+            <w:r>
+              <w:rPr>
+                <w:rFonts w:ascii="Trade Gothic Next" w:hAnsi="Trade Gothic Next"/>
+                <w:b w:val="0"/>
+                <w:color w:val="14161B"/>
+                <w:sz w:val="17"/>
+                <w:u w:val="none"/>
+              </w:rPr>
+              <w:t>Example</w:t>
+            </w:r>
+          </w:p>
         </w:tc>
         <w:tc>
           <w:tcPr>
@@ -5231,7 +5831,7 @@
             <w:tr>
               <w:trPr>
                 <w:cantSplit/>
-                <w:trHeight w:val="518" w:hRule="atLeast"/>
+                <w:trHeight w:val="460" w:hRule="atLeast"/>
               </w:trPr>
               <w:tc>
                 <w:tcPr>
@@ -5288,7 +5888,7 @@
             <w:tr>
               <w:trPr>
                 <w:cantSplit/>
-                <w:trHeight w:val="518" w:hRule="atLeast"/>
+                <w:trHeight w:val="460" w:hRule="atLeast"/>
               </w:trPr>
               <w:tc>
                 <w:tcPr>
@@ -5345,7 +5945,7 @@
             <w:tr>
               <w:trPr>
                 <w:cantSplit/>
-                <w:trHeight w:val="518" w:hRule="atLeast"/>
+                <w:trHeight w:val="460" w:hRule="atLeast"/>
               </w:trPr>
               <w:tc>
                 <w:tcPr>
@@ -5480,6 +6080,21 @@
               <w:t>ARGON</w:t>
             </w:r>
           </w:p>
+          <w:p>
+            <w:pPr>
+              <w:spacing w:after="40" w:before="0"/>
+            </w:pPr>
+            <w:r>
+              <w:rPr>
+                <w:rFonts w:ascii="Trade Gothic Next" w:hAnsi="Trade Gothic Next"/>
+                <w:b w:val="0"/>
+                <w:color w:val="14161B"/>
+                <w:sz w:val="17"/>
+                <w:u w:val="none"/>
+              </w:rPr>
+              <w:t>Example</w:t>
+            </w:r>
+          </w:p>
         </w:tc>
         <w:tc>
           <w:tcPr>
@@ -5566,6 +6181,21 @@
               <w:t>NOBLE-GAS SHORTHAND</w:t>
             </w:r>
           </w:p>
+          <w:p>
+            <w:pPr>
+              <w:spacing w:after="40" w:before="0"/>
+            </w:pPr>
+            <w:r>
+              <w:rPr>
+                <w:rFonts w:ascii="Trade Gothic Next" w:hAnsi="Trade Gothic Next"/>
+                <w:b w:val="0"/>
+                <w:color w:val="14161B"/>
+                <w:sz w:val="17"/>
+                <w:u w:val="none"/>
+              </w:rPr>
+              <w:t>Steps — shorthand</w:t>
+            </w:r>
+          </w:p>
         </w:tc>
         <w:tc>
           <w:tcPr>
@@ -5594,11 +6224,41 @@
           </w:p>
           <w:p>
             <w:pPr>
-              <w:spacing w:after="120"/>
               <w:pBdr>
-                <w:bottom w:val="single" w:sz="4" w:color="C8CDC2"/>
+                <w:left w:val="single" w:sz="18" w:space="6" w:color="A3E635"/>
               </w:pBdr>
+              <w:spacing w:after="40" w:before="0"/>
             </w:pPr>
+            <w:r>
+              <w:rPr>
+                <w:rFonts w:ascii="Trade Gothic Next" w:hAnsi="Trade Gothic Next"/>
+                <w:b/>
+                <w:color w:val="14161B"/>
+                <w:sz w:val="19"/>
+                <w:u w:val="none"/>
+              </w:rPr>
+              <w:t xml:space="preserve">Replace the matching inner electrons with </w:t>
+            </w:r>
+            <w:r>
+              <w:rPr>
+                <w:rFonts w:ascii="Trade Gothic Next" w:hAnsi="Trade Gothic Next"/>
+                <w:b w:val="0"/>
+                <w:color w:val="14161B"/>
+                <w:sz w:val="19"/>
+                <w:u w:val="none"/>
+              </w:rPr>
+              <w:t xml:space="preserve"> ______</w:t>
+            </w:r>
+            <w:r>
+              <w:rPr>
+                <w:rFonts w:ascii="Trade Gothic Next" w:hAnsi="Trade Gothic Next"/>
+                <w:b/>
+                <w:color w:val="14161B"/>
+                <w:sz w:val="19"/>
+                <w:u w:val="none"/>
+              </w:rPr>
+              <w:t>.</w:t>
+            </w:r>
           </w:p>
           <w:p>
             <w:pPr>
@@ -5658,6 +6318,21 @@
                 <w:sz w:val="14"/>
               </w:rPr>
               <w:t>IRON</w:t>
+            </w:r>
+          </w:p>
+          <w:p>
+            <w:pPr>
+              <w:spacing w:after="40" w:before="0"/>
+            </w:pPr>
+            <w:r>
+              <w:rPr>
+                <w:rFonts w:ascii="Trade Gothic Next" w:hAnsi="Trade Gothic Next"/>
+                <w:b w:val="0"/>
+                <w:color w:val="14161B"/>
+                <w:sz w:val="17"/>
+                <w:u w:val="none"/>
+              </w:rPr>
+              <w:t>Example</w:t>
             </w:r>
           </w:p>
         </w:tc>
@@ -5735,7 +6410,7 @@
             <w:tr>
               <w:trPr>
                 <w:cantSplit/>
-                <w:trHeight w:val="518" w:hRule="atLeast"/>
+                <w:trHeight w:val="460" w:hRule="atLeast"/>
               </w:trPr>
               <w:tc>
                 <w:tcPr>
@@ -5804,7 +6479,7 @@
             <w:tr>
               <w:trPr>
                 <w:cantSplit/>
-                <w:trHeight w:val="518" w:hRule="atLeast"/>
+                <w:trHeight w:val="460" w:hRule="atLeast"/>
               </w:trPr>
               <w:tc>
                 <w:tcPr>
@@ -6114,7 +6789,7 @@
             <w:tr>
               <w:trPr>
                 <w:cantSplit/>
-                <w:trHeight w:val="360" w:hRule="atLeast"/>
+                <w:trHeight w:val="316" w:hRule="atLeast"/>
               </w:trPr>
               <w:tc>
                 <w:tcPr>
@@ -6126,9 +6801,9 @@
                     <w:right w:val="single" w:sz="4" w:color="C8CDC2"/>
                   </w:tcBorders>
                   <w:tcMar>
-                    <w:top w:w="30" w:type="dxa"/>
+                    <w:top w:w="20" w:type="dxa"/>
                     <w:left w:w="70" w:type="dxa"/>
-                    <w:bottom w:w="30" w:type="dxa"/>
+                    <w:bottom w:w="20" w:type="dxa"/>
                     <w:right w:w="70" w:type="dxa"/>
                   </w:tcMar>
                   <w:vAlign w:val="center"/>
@@ -6160,9 +6835,9 @@
                     <w:right w:val="single" w:sz="4" w:color="C8CDC2"/>
                   </w:tcBorders>
                   <w:tcMar>
-                    <w:top w:w="30" w:type="dxa"/>
+                    <w:top w:w="20" w:type="dxa"/>
                     <w:left w:w="70" w:type="dxa"/>
-                    <w:bottom w:w="30" w:type="dxa"/>
+                    <w:bottom w:w="20" w:type="dxa"/>
                     <w:right w:w="70" w:type="dxa"/>
                   </w:tcMar>
                   <w:vAlign w:val="center"/>
@@ -6194,9 +6869,9 @@
                     <w:right w:val="single" w:sz="4" w:color="C8CDC2"/>
                   </w:tcBorders>
                   <w:tcMar>
-                    <w:top w:w="30" w:type="dxa"/>
+                    <w:top w:w="20" w:type="dxa"/>
                     <w:left w:w="70" w:type="dxa"/>
-                    <w:bottom w:w="30" w:type="dxa"/>
+                    <w:bottom w:w="20" w:type="dxa"/>
                     <w:right w:w="70" w:type="dxa"/>
                   </w:tcMar>
                   <w:vAlign w:val="center"/>
@@ -6212,7 +6887,7 @@
             <w:tr>
               <w:trPr>
                 <w:cantSplit/>
-                <w:trHeight w:val="360" w:hRule="atLeast"/>
+                <w:trHeight w:val="316" w:hRule="atLeast"/>
               </w:trPr>
               <w:tc>
                 <w:tcPr>
@@ -6224,9 +6899,9 @@
                     <w:right w:val="single" w:sz="4" w:color="C8CDC2"/>
                   </w:tcBorders>
                   <w:tcMar>
-                    <w:top w:w="30" w:type="dxa"/>
+                    <w:top w:w="20" w:type="dxa"/>
                     <w:left w:w="70" w:type="dxa"/>
-                    <w:bottom w:w="30" w:type="dxa"/>
+                    <w:bottom w:w="20" w:type="dxa"/>
                     <w:right w:w="70" w:type="dxa"/>
                   </w:tcMar>
                   <w:vAlign w:val="center"/>
@@ -6258,9 +6933,9 @@
                     <w:right w:val="single" w:sz="4" w:color="C8CDC2"/>
                   </w:tcBorders>
                   <w:tcMar>
-                    <w:top w:w="30" w:type="dxa"/>
+                    <w:top w:w="20" w:type="dxa"/>
                     <w:left w:w="70" w:type="dxa"/>
-                    <w:bottom w:w="30" w:type="dxa"/>
+                    <w:bottom w:w="20" w:type="dxa"/>
                     <w:right w:w="70" w:type="dxa"/>
                   </w:tcMar>
                   <w:vAlign w:val="center"/>
@@ -6292,9 +6967,9 @@
                     <w:right w:val="single" w:sz="4" w:color="C8CDC2"/>
                   </w:tcBorders>
                   <w:tcMar>
-                    <w:top w:w="30" w:type="dxa"/>
+                    <w:top w:w="20" w:type="dxa"/>
                     <w:left w:w="70" w:type="dxa"/>
-                    <w:bottom w:w="30" w:type="dxa"/>
+                    <w:bottom w:w="20" w:type="dxa"/>
                     <w:right w:w="70" w:type="dxa"/>
                   </w:tcMar>
                   <w:vAlign w:val="center"/>
@@ -6392,11 +7067,58 @@
           </w:p>
           <w:p>
             <w:pPr>
-              <w:spacing w:after="120"/>
-              <w:pBdr>
-                <w:bottom w:val="single" w:sz="4" w:color="C8CDC2"/>
-              </w:pBdr>
+              <w:spacing w:after="40" w:before="0"/>
             </w:pPr>
+            <w:r>
+              <w:rPr>
+                <w:rFonts w:ascii="Trade Gothic Next" w:hAnsi="Trade Gothic Next"/>
+                <w:b w:val="0"/>
+                <w:color w:val="14161B"/>
+                <w:sz w:val="19"/>
+                <w:u w:val="none"/>
+              </w:rPr>
+              <w:t xml:space="preserve">4s and 3d energies are </w:t>
+            </w:r>
+            <w:r>
+              <w:rPr>
+                <w:rFonts w:ascii="Trade Gothic Next" w:hAnsi="Trade Gothic Next"/>
+                <w:b w:val="0"/>
+                <w:color w:val="14161B"/>
+                <w:sz w:val="19"/>
+                <w:u w:val="none"/>
+              </w:rPr>
+              <w:t xml:space="preserve"> _______</w:t>
+            </w:r>
+            <w:r>
+              <w:rPr>
+                <w:rFonts w:ascii="Trade Gothic Next" w:hAnsi="Trade Gothic Next"/>
+                <w:b w:val="0"/>
+                <w:color w:val="14161B"/>
+                <w:sz w:val="19"/>
+                <w:u w:val="none"/>
+              </w:rPr>
+              <w:t xml:space="preserve">, so the actual arrangement has </w:t>
+            </w:r>
+            <w:r>
+              <w:rPr>
+                <w:rFonts w:ascii="Trade Gothic Next" w:hAnsi="Trade Gothic Next"/>
+                <w:b w:val="0"/>
+                <w:color w:val="14161B"/>
+                <w:sz w:val="19"/>
+                <w:u w:val="none"/>
+              </w:rPr>
+              <w:t xml:space="preserve"> ______ </w:t>
+            </w:r>
+            <w:r>
+              <w:rPr>
+                <w:rFonts w:ascii="Trade Gothic Next" w:hAnsi="Trade Gothic Next"/>
+                <w:b w:val="0"/>
+                <w:color w:val="14161B"/>
+                <w:sz w:val="19"/>
+                <w:u w:val="none"/>
+              </w:rPr>
+              <w:t xml:space="preserve"> total energy.</w:t>
+            </w:r>
           </w:p>
           <w:tbl>
             <w:tblPr>
@@ -6511,7 +7233,7 @@
             <w:tr>
               <w:trPr>
                 <w:cantSplit/>
-                <w:trHeight w:val="360" w:hRule="atLeast"/>
+                <w:trHeight w:val="316" w:hRule="atLeast"/>
               </w:trPr>
               <w:tc>
                 <w:tcPr>
@@ -6523,9 +7245,9 @@
                     <w:right w:val="single" w:sz="4" w:color="C8CDC2"/>
                   </w:tcBorders>
                   <w:tcMar>
-                    <w:top w:w="30" w:type="dxa"/>
+                    <w:top w:w="20" w:type="dxa"/>
                     <w:left w:w="70" w:type="dxa"/>
-                    <w:bottom w:w="30" w:type="dxa"/>
+                    <w:bottom w:w="20" w:type="dxa"/>
                     <w:right w:w="70" w:type="dxa"/>
                   </w:tcMar>
                   <w:vAlign w:val="center"/>
@@ -6557,9 +7279,9 @@
                     <w:right w:val="single" w:sz="4" w:color="C8CDC2"/>
                   </w:tcBorders>
                   <w:tcMar>
-                    <w:top w:w="30" w:type="dxa"/>
+                    <w:top w:w="20" w:type="dxa"/>
                     <w:left w:w="70" w:type="dxa"/>
-                    <w:bottom w:w="30" w:type="dxa"/>
+                    <w:bottom w:w="20" w:type="dxa"/>
                     <w:right w:w="70" w:type="dxa"/>
                   </w:tcMar>
                   <w:vAlign w:val="center"/>
@@ -6591,9 +7313,9 @@
                     <w:right w:val="single" w:sz="4" w:color="C8CDC2"/>
                   </w:tcBorders>
                   <w:tcMar>
-                    <w:top w:w="30" w:type="dxa"/>
+                    <w:top w:w="20" w:type="dxa"/>
                     <w:left w:w="70" w:type="dxa"/>
-                    <w:bottom w:w="30" w:type="dxa"/>
+                    <w:bottom w:w="20" w:type="dxa"/>
                     <w:right w:w="70" w:type="dxa"/>
                   </w:tcMar>
                   <w:vAlign w:val="center"/>
@@ -6609,7 +7331,7 @@
             <w:tr>
               <w:trPr>
                 <w:cantSplit/>
-                <w:trHeight w:val="360" w:hRule="atLeast"/>
+                <w:trHeight w:val="316" w:hRule="atLeast"/>
               </w:trPr>
               <w:tc>
                 <w:tcPr>
@@ -6621,9 +7343,9 @@
                     <w:right w:val="single" w:sz="4" w:color="C8CDC2"/>
                   </w:tcBorders>
                   <w:tcMar>
-                    <w:top w:w="30" w:type="dxa"/>
+                    <w:top w:w="20" w:type="dxa"/>
                     <w:left w:w="70" w:type="dxa"/>
-                    <w:bottom w:w="30" w:type="dxa"/>
+                    <w:bottom w:w="20" w:type="dxa"/>
                     <w:right w:w="70" w:type="dxa"/>
                   </w:tcMar>
                   <w:vAlign w:val="center"/>
@@ -6655,9 +7377,9 @@
                     <w:right w:val="single" w:sz="4" w:color="C8CDC2"/>
                   </w:tcBorders>
                   <w:tcMar>
-                    <w:top w:w="30" w:type="dxa"/>
+                    <w:top w:w="20" w:type="dxa"/>
                     <w:left w:w="70" w:type="dxa"/>
-                    <w:bottom w:w="30" w:type="dxa"/>
+                    <w:bottom w:w="20" w:type="dxa"/>
                     <w:right w:w="70" w:type="dxa"/>
                   </w:tcMar>
                   <w:vAlign w:val="center"/>
@@ -6689,9 +7411,9 @@
                     <w:right w:val="single" w:sz="4" w:color="C8CDC2"/>
                   </w:tcBorders>
                   <w:tcMar>
-                    <w:top w:w="30" w:type="dxa"/>
+                    <w:top w:w="20" w:type="dxa"/>
                     <w:left w:w="70" w:type="dxa"/>
-                    <w:bottom w:w="30" w:type="dxa"/>
+                    <w:bottom w:w="20" w:type="dxa"/>
                     <w:right w:w="70" w:type="dxa"/>
                   </w:tcMar>
                   <w:vAlign w:val="center"/>
@@ -6900,7 +7622,7 @@
             <w:tr>
               <w:trPr>
                 <w:cantSplit/>
-                <w:trHeight w:val="360" w:hRule="atLeast"/>
+                <w:trHeight w:val="316" w:hRule="atLeast"/>
               </w:trPr>
               <w:tc>
                 <w:tcPr>
@@ -6912,9 +7634,9 @@
                     <w:right w:val="single" w:sz="4" w:color="C8CDC2"/>
                   </w:tcBorders>
                   <w:tcMar>
-                    <w:top w:w="30" w:type="dxa"/>
+                    <w:top w:w="20" w:type="dxa"/>
                     <w:left w:w="70" w:type="dxa"/>
-                    <w:bottom w:w="30" w:type="dxa"/>
+                    <w:bottom w:w="20" w:type="dxa"/>
                     <w:right w:w="70" w:type="dxa"/>
                   </w:tcMar>
                   <w:vAlign w:val="center"/>
@@ -6946,9 +7668,9 @@
                     <w:right w:val="single" w:sz="4" w:color="C8CDC2"/>
                   </w:tcBorders>
                   <w:tcMar>
-                    <w:top w:w="30" w:type="dxa"/>
+                    <w:top w:w="20" w:type="dxa"/>
                     <w:left w:w="70" w:type="dxa"/>
-                    <w:bottom w:w="30" w:type="dxa"/>
+                    <w:bottom w:w="20" w:type="dxa"/>
                     <w:right w:w="70" w:type="dxa"/>
                   </w:tcMar>
                   <w:vAlign w:val="center"/>
@@ -6980,9 +7702,9 @@
                     <w:right w:val="single" w:sz="4" w:color="C8CDC2"/>
                   </w:tcBorders>
                   <w:tcMar>
-                    <w:top w:w="30" w:type="dxa"/>
+                    <w:top w:w="20" w:type="dxa"/>
                     <w:left w:w="70" w:type="dxa"/>
-                    <w:bottom w:w="30" w:type="dxa"/>
+                    <w:bottom w:w="20" w:type="dxa"/>
                     <w:right w:w="70" w:type="dxa"/>
                   </w:tcMar>
                   <w:vAlign w:val="center"/>
@@ -6998,7 +7720,7 @@
             <w:tr>
               <w:trPr>
                 <w:cantSplit/>
-                <w:trHeight w:val="360" w:hRule="atLeast"/>
+                <w:trHeight w:val="316" w:hRule="atLeast"/>
               </w:trPr>
               <w:tc>
                 <w:tcPr>
@@ -7010,9 +7732,9 @@
                     <w:right w:val="single" w:sz="4" w:color="C8CDC2"/>
                   </w:tcBorders>
                   <w:tcMar>
-                    <w:top w:w="30" w:type="dxa"/>
+                    <w:top w:w="20" w:type="dxa"/>
                     <w:left w:w="70" w:type="dxa"/>
-                    <w:bottom w:w="30" w:type="dxa"/>
+                    <w:bottom w:w="20" w:type="dxa"/>
                     <w:right w:w="70" w:type="dxa"/>
                   </w:tcMar>
                   <w:vAlign w:val="center"/>
@@ -7044,9 +7766,9 @@
                     <w:right w:val="single" w:sz="4" w:color="C8CDC2"/>
                   </w:tcBorders>
                   <w:tcMar>
-                    <w:top w:w="30" w:type="dxa"/>
+                    <w:top w:w="20" w:type="dxa"/>
                     <w:left w:w="70" w:type="dxa"/>
-                    <w:bottom w:w="30" w:type="dxa"/>
+                    <w:bottom w:w="20" w:type="dxa"/>
                     <w:right w:w="70" w:type="dxa"/>
                   </w:tcMar>
                   <w:vAlign w:val="center"/>
@@ -7078,9 +7800,9 @@
                     <w:right w:val="single" w:sz="4" w:color="C8CDC2"/>
                   </w:tcBorders>
                   <w:tcMar>
-                    <w:top w:w="30" w:type="dxa"/>
+                    <w:top w:w="20" w:type="dxa"/>
                     <w:left w:w="70" w:type="dxa"/>
-                    <w:bottom w:w="30" w:type="dxa"/>
+                    <w:bottom w:w="20" w:type="dxa"/>
                     <w:right w:w="70" w:type="dxa"/>
                   </w:tcMar>
                   <w:vAlign w:val="center"/>
@@ -7096,7 +7818,7 @@
             <w:tr>
               <w:trPr>
                 <w:cantSplit/>
-                <w:trHeight w:val="360" w:hRule="atLeast"/>
+                <w:trHeight w:val="316" w:hRule="atLeast"/>
               </w:trPr>
               <w:tc>
                 <w:tcPr>
@@ -7108,9 +7830,9 @@
                     <w:right w:val="single" w:sz="4" w:color="C8CDC2"/>
                   </w:tcBorders>
                   <w:tcMar>
-                    <w:top w:w="30" w:type="dxa"/>
+                    <w:top w:w="20" w:type="dxa"/>
                     <w:left w:w="70" w:type="dxa"/>
-                    <w:bottom w:w="30" w:type="dxa"/>
+                    <w:bottom w:w="20" w:type="dxa"/>
                     <w:right w:w="70" w:type="dxa"/>
                   </w:tcMar>
                   <w:vAlign w:val="center"/>
@@ -7142,9 +7864,9 @@
                     <w:right w:val="single" w:sz="4" w:color="C8CDC2"/>
                   </w:tcBorders>
                   <w:tcMar>
-                    <w:top w:w="30" w:type="dxa"/>
+                    <w:top w:w="20" w:type="dxa"/>
                     <w:left w:w="70" w:type="dxa"/>
-                    <w:bottom w:w="30" w:type="dxa"/>
+                    <w:bottom w:w="20" w:type="dxa"/>
                     <w:right w:w="70" w:type="dxa"/>
                   </w:tcMar>
                   <w:vAlign w:val="center"/>
@@ -7176,9 +7898,9 @@
                     <w:right w:val="single" w:sz="4" w:color="C8CDC2"/>
                   </w:tcBorders>
                   <w:tcMar>
-                    <w:top w:w="30" w:type="dxa"/>
+                    <w:top w:w="20" w:type="dxa"/>
                     <w:left w:w="70" w:type="dxa"/>
-                    <w:bottom w:w="30" w:type="dxa"/>
+                    <w:bottom w:w="20" w:type="dxa"/>
                     <w:right w:w="70" w:type="dxa"/>
                   </w:tcMar>
                   <w:vAlign w:val="center"/>
@@ -7387,7 +8109,7 @@
             <w:tr>
               <w:trPr>
                 <w:cantSplit/>
-                <w:trHeight w:val="360" w:hRule="atLeast"/>
+                <w:trHeight w:val="316" w:hRule="atLeast"/>
               </w:trPr>
               <w:tc>
                 <w:tcPr>
@@ -7399,9 +8121,9 @@
                     <w:right w:val="single" w:sz="4" w:color="C8CDC2"/>
                   </w:tcBorders>
                   <w:tcMar>
-                    <w:top w:w="30" w:type="dxa"/>
+                    <w:top w:w="20" w:type="dxa"/>
                     <w:left w:w="70" w:type="dxa"/>
-                    <w:bottom w:w="30" w:type="dxa"/>
+                    <w:bottom w:w="20" w:type="dxa"/>
                     <w:right w:w="70" w:type="dxa"/>
                   </w:tcMar>
                   <w:vAlign w:val="center"/>
@@ -7433,9 +8155,9 @@
                     <w:right w:val="single" w:sz="4" w:color="C8CDC2"/>
                   </w:tcBorders>
                   <w:tcMar>
-                    <w:top w:w="30" w:type="dxa"/>
+                    <w:top w:w="20" w:type="dxa"/>
                     <w:left w:w="70" w:type="dxa"/>
-                    <w:bottom w:w="30" w:type="dxa"/>
+                    <w:bottom w:w="20" w:type="dxa"/>
                     <w:right w:w="70" w:type="dxa"/>
                   </w:tcMar>
                   <w:vAlign w:val="center"/>
@@ -7457,9 +8179,9 @@
                     <w:right w:val="single" w:sz="4" w:color="C8CDC2"/>
                   </w:tcBorders>
                   <w:tcMar>
-                    <w:top w:w="30" w:type="dxa"/>
+                    <w:top w:w="20" w:type="dxa"/>
                     <w:left w:w="70" w:type="dxa"/>
-                    <w:bottom w:w="30" w:type="dxa"/>
+                    <w:bottom w:w="20" w:type="dxa"/>
                     <w:right w:w="70" w:type="dxa"/>
                   </w:tcMar>
                   <w:vAlign w:val="center"/>
@@ -7475,7 +8197,7 @@
             <w:tr>
               <w:trPr>
                 <w:cantSplit/>
-                <w:trHeight w:val="360" w:hRule="atLeast"/>
+                <w:trHeight w:val="316" w:hRule="atLeast"/>
               </w:trPr>
               <w:tc>
                 <w:tcPr>
@@ -7487,9 +8209,9 @@
                     <w:right w:val="single" w:sz="4" w:color="C8CDC2"/>
                   </w:tcBorders>
                   <w:tcMar>
-                    <w:top w:w="30" w:type="dxa"/>
+                    <w:top w:w="20" w:type="dxa"/>
                     <w:left w:w="70" w:type="dxa"/>
-                    <w:bottom w:w="30" w:type="dxa"/>
+                    <w:bottom w:w="20" w:type="dxa"/>
                     <w:right w:w="70" w:type="dxa"/>
                   </w:tcMar>
                   <w:vAlign w:val="center"/>
@@ -7521,9 +8243,9 @@
                     <w:right w:val="single" w:sz="4" w:color="C8CDC2"/>
                   </w:tcBorders>
                   <w:tcMar>
-                    <w:top w:w="30" w:type="dxa"/>
+                    <w:top w:w="20" w:type="dxa"/>
                     <w:left w:w="70" w:type="dxa"/>
-                    <w:bottom w:w="30" w:type="dxa"/>
+                    <w:bottom w:w="20" w:type="dxa"/>
                     <w:right w:w="70" w:type="dxa"/>
                   </w:tcMar>
                   <w:vAlign w:val="center"/>
@@ -7545,9 +8267,9 @@
                     <w:right w:val="single" w:sz="4" w:color="C8CDC2"/>
                   </w:tcBorders>
                   <w:tcMar>
-                    <w:top w:w="30" w:type="dxa"/>
+                    <w:top w:w="20" w:type="dxa"/>
                     <w:left w:w="70" w:type="dxa"/>
-                    <w:bottom w:w="30" w:type="dxa"/>
+                    <w:bottom w:w="20" w:type="dxa"/>
                     <w:right w:w="70" w:type="dxa"/>
                   </w:tcMar>
                   <w:vAlign w:val="center"/>
@@ -7851,6 +8573,21 @@
               <w:t>VALENCE ELECTRONS</w:t>
             </w:r>
           </w:p>
+          <w:p>
+            <w:pPr>
+              <w:spacing w:after="40" w:before="0"/>
+            </w:pPr>
+            <w:r>
+              <w:rPr>
+                <w:rFonts w:ascii="Trade Gothic Next" w:hAnsi="Trade Gothic Next"/>
+                <w:b w:val="0"/>
+                <w:color w:val="14161B"/>
+                <w:sz w:val="17"/>
+                <w:u w:val="none"/>
+              </w:rPr>
+              <w:t>Definition — valence electrons</w:t>
+            </w:r>
+          </w:p>
         </w:tc>
         <w:tc>
           <w:tcPr>
@@ -7875,6 +8612,44 @@
                 <w:spacing w:val="26"/>
               </w:rPr>
               <w:t>VALENCE ELECTRONS</w:t>
+            </w:r>
+          </w:p>
+          <w:p>
+            <w:pPr>
+              <w:pBdr>
+                <w:left w:val="single" w:sz="18" w:space="6" w:color="A3E635"/>
+              </w:pBdr>
+              <w:spacing w:after="40" w:before="0"/>
+            </w:pPr>
+            <w:r>
+              <w:rPr>
+                <w:rFonts w:ascii="Trade Gothic Next" w:hAnsi="Trade Gothic Next"/>
+                <w:b/>
+                <w:color w:val="14161B"/>
+                <w:sz w:val="19"/>
+                <w:u w:val="none"/>
+              </w:rPr>
+              <w:t xml:space="preserve">Valence electrons are the </w:t>
+            </w:r>
+            <w:r>
+              <w:rPr>
+                <w:rFonts w:ascii="Trade Gothic Next" w:hAnsi="Trade Gothic Next"/>
+                <w:b w:val="0"/>
+                <w:color w:val="14161B"/>
+                <w:sz w:val="19"/>
+                <w:u w:val="none"/>
+              </w:rPr>
+              <w:t xml:space="preserve"> _______ </w:t>
+            </w:r>
+            <w:r>
+              <w:rPr>
+                <w:rFonts w:ascii="Trade Gothic Next" w:hAnsi="Trade Gothic Next"/>
+                <w:b/>
+                <w:color w:val="14161B"/>
+                <w:sz w:val="19"/>
+                <w:u w:val="none"/>
+              </w:rPr>
+              <w:t xml:space="preserve"> electrons.</w:t>
             </w:r>
           </w:p>
           <w:p>
@@ -8268,7 +9043,7 @@
             <w:tr>
               <w:trPr>
                 <w:cantSplit/>
-                <w:trHeight w:val="360" w:hRule="atLeast"/>
+                <w:trHeight w:val="316" w:hRule="atLeast"/>
               </w:trPr>
               <w:tc>
                 <w:tcPr>
@@ -8280,9 +9055,9 @@
                     <w:right w:val="single" w:sz="4" w:color="C8CDC2"/>
                   </w:tcBorders>
                   <w:tcMar>
-                    <w:top w:w="30" w:type="dxa"/>
+                    <w:top w:w="20" w:type="dxa"/>
                     <w:left w:w="70" w:type="dxa"/>
-                    <w:bottom w:w="30" w:type="dxa"/>
+                    <w:bottom w:w="20" w:type="dxa"/>
                     <w:right w:w="70" w:type="dxa"/>
                   </w:tcMar>
                   <w:vAlign w:val="center"/>
@@ -8325,9 +9100,9 @@
                     <w:right w:val="single" w:sz="4" w:color="C8CDC2"/>
                   </w:tcBorders>
                   <w:tcMar>
-                    <w:top w:w="30" w:type="dxa"/>
+                    <w:top w:w="20" w:type="dxa"/>
                     <w:left w:w="70" w:type="dxa"/>
-                    <w:bottom w:w="30" w:type="dxa"/>
+                    <w:bottom w:w="20" w:type="dxa"/>
                     <w:right w:w="70" w:type="dxa"/>
                   </w:tcMar>
                   <w:vAlign w:val="center"/>
@@ -8349,9 +9124,9 @@
                     <w:right w:val="single" w:sz="4" w:color="C8CDC2"/>
                   </w:tcBorders>
                   <w:tcMar>
-                    <w:top w:w="30" w:type="dxa"/>
+                    <w:top w:w="20" w:type="dxa"/>
                     <w:left w:w="70" w:type="dxa"/>
-                    <w:bottom w:w="30" w:type="dxa"/>
+                    <w:bottom w:w="20" w:type="dxa"/>
                     <w:right w:w="70" w:type="dxa"/>
                   </w:tcMar>
                   <w:vAlign w:val="center"/>
@@ -8373,9 +9148,9 @@
                     <w:right w:val="single" w:sz="4" w:color="C8CDC2"/>
                   </w:tcBorders>
                   <w:tcMar>
-                    <w:top w:w="30" w:type="dxa"/>
+                    <w:top w:w="20" w:type="dxa"/>
                     <w:left w:w="70" w:type="dxa"/>
-                    <w:bottom w:w="30" w:type="dxa"/>
+                    <w:bottom w:w="20" w:type="dxa"/>
                     <w:right w:w="70" w:type="dxa"/>
                   </w:tcMar>
                   <w:vAlign w:val="center"/>
@@ -8397,9 +9172,9 @@
                     <w:right w:val="single" w:sz="4" w:color="C8CDC2"/>
                   </w:tcBorders>
                   <w:tcMar>
-                    <w:top w:w="30" w:type="dxa"/>
+                    <w:top w:w="20" w:type="dxa"/>
                     <w:left w:w="70" w:type="dxa"/>
-                    <w:bottom w:w="30" w:type="dxa"/>
+                    <w:bottom w:w="20" w:type="dxa"/>
                     <w:right w:w="70" w:type="dxa"/>
                   </w:tcMar>
                   <w:vAlign w:val="center"/>
@@ -8421,9 +9196,9 @@
                     <w:right w:val="single" w:sz="4" w:color="C8CDC2"/>
                   </w:tcBorders>
                   <w:tcMar>
-                    <w:top w:w="30" w:type="dxa"/>
+                    <w:top w:w="20" w:type="dxa"/>
                     <w:left w:w="70" w:type="dxa"/>
-                    <w:bottom w:w="30" w:type="dxa"/>
+                    <w:bottom w:w="20" w:type="dxa"/>
                     <w:right w:w="70" w:type="dxa"/>
                   </w:tcMar>
                   <w:vAlign w:val="center"/>
@@ -8445,9 +9220,9 @@
                     <w:right w:val="single" w:sz="4" w:color="C8CDC2"/>
                   </w:tcBorders>
                   <w:tcMar>
-                    <w:top w:w="30" w:type="dxa"/>
+                    <w:top w:w="20" w:type="dxa"/>
                     <w:left w:w="70" w:type="dxa"/>
-                    <w:bottom w:w="30" w:type="dxa"/>
+                    <w:bottom w:w="20" w:type="dxa"/>
                     <w:right w:w="70" w:type="dxa"/>
                   </w:tcMar>
                   <w:vAlign w:val="center"/>
@@ -8469,9 +9244,9 @@
                     <w:right w:val="single" w:sz="4" w:color="C8CDC2"/>
                   </w:tcBorders>
                   <w:tcMar>
-                    <w:top w:w="30" w:type="dxa"/>
+                    <w:top w:w="20" w:type="dxa"/>
                     <w:left w:w="70" w:type="dxa"/>
-                    <w:bottom w:w="30" w:type="dxa"/>
+                    <w:bottom w:w="20" w:type="dxa"/>
                     <w:right w:w="70" w:type="dxa"/>
                   </w:tcMar>
                   <w:vAlign w:val="center"/>
@@ -8493,9 +9268,9 @@
                     <w:right w:val="single" w:sz="4" w:color="C8CDC2"/>
                   </w:tcBorders>
                   <w:tcMar>
-                    <w:top w:w="30" w:type="dxa"/>
+                    <w:top w:w="20" w:type="dxa"/>
                     <w:left w:w="70" w:type="dxa"/>
-                    <w:bottom w:w="30" w:type="dxa"/>
+                    <w:bottom w:w="20" w:type="dxa"/>
                     <w:right w:w="70" w:type="dxa"/>
                   </w:tcMar>
                   <w:vAlign w:val="center"/>
@@ -8565,6 +9340,36 @@
               <w:t>IONS</w:t>
             </w:r>
           </w:p>
+          <w:p>
+            <w:pPr>
+              <w:spacing w:after="40" w:before="0"/>
+            </w:pPr>
+            <w:r>
+              <w:rPr>
+                <w:rFonts w:ascii="Trade Gothic Next" w:hAnsi="Trade Gothic Next"/>
+                <w:b w:val="0"/>
+                <w:color w:val="14161B"/>
+                <w:sz w:val="17"/>
+                <w:u w:val="none"/>
+              </w:rPr>
+              <w:t>Cation and anion</w:t>
+            </w:r>
+          </w:p>
+          <w:p>
+            <w:pPr>
+              <w:spacing w:after="40" w:before="0"/>
+            </w:pPr>
+            <w:r>
+              <w:rPr>
+                <w:rFonts w:ascii="Trade Gothic Next" w:hAnsi="Trade Gothic Next"/>
+                <w:b w:val="0"/>
+                <w:color w:val="14161B"/>
+                <w:sz w:val="17"/>
+                <w:u w:val="none"/>
+              </w:rPr>
+              <w:t>Electron count in an ion</w:t>
+            </w:r>
+          </w:p>
         </w:tc>
         <w:tc>
           <w:tcPr>
@@ -8593,11 +9398,136 @@
           </w:p>
           <w:p>
             <w:pPr>
-              <w:spacing w:after="120"/>
+              <w:spacing w:after="40" w:before="0"/>
+            </w:pPr>
+            <w:r>
+              <w:rPr>
+                <w:rFonts w:ascii="Trade Gothic Next" w:hAnsi="Trade Gothic Next"/>
+                <w:b w:val="0"/>
+                <w:color w:val="14161B"/>
+                <w:sz w:val="19"/>
+                <w:u w:val="none"/>
+              </w:rPr>
+              <w:t xml:space="preserve">Cation: </w:t>
+            </w:r>
+            <w:r>
+              <w:rPr>
+                <w:rFonts w:ascii="Trade Gothic Next" w:hAnsi="Trade Gothic Next"/>
+                <w:b w:val="0"/>
+                <w:color w:val="14161B"/>
+                <w:sz w:val="19"/>
+                <w:u w:val="none"/>
+              </w:rPr>
+              <w:t xml:space="preserve"> _______ </w:t>
+            </w:r>
+            <w:r>
+              <w:rPr>
+                <w:rFonts w:ascii="Trade Gothic Next" w:hAnsi="Trade Gothic Next"/>
+                <w:b w:val="0"/>
+                <w:color w:val="14161B"/>
+                <w:sz w:val="19"/>
+                <w:u w:val="none"/>
+              </w:rPr>
+              <w:t xml:space="preserve"> electrons, charge </w:t>
+            </w:r>
+            <w:r>
+              <w:rPr>
+                <w:rFonts w:ascii="Trade Gothic Next" w:hAnsi="Trade Gothic Next"/>
+                <w:b w:val="0"/>
+                <w:color w:val="14161B"/>
+                <w:sz w:val="19"/>
+                <w:u w:val="none"/>
+              </w:rPr>
+              <w:t xml:space="preserve"> __________</w:t>
+            </w:r>
+            <w:r>
+              <w:rPr>
+                <w:rFonts w:ascii="Trade Gothic Next" w:hAnsi="Trade Gothic Next"/>
+                <w:b w:val="0"/>
+                <w:color w:val="14161B"/>
+                <w:sz w:val="19"/>
+                <w:u w:val="none"/>
+              </w:rPr>
+              <w:t xml:space="preserve">. Anion: </w:t>
+            </w:r>
+            <w:r>
+              <w:rPr>
+                <w:rFonts w:ascii="Trade Gothic Next" w:hAnsi="Trade Gothic Next"/>
+                <w:b w:val="0"/>
+                <w:color w:val="14161B"/>
+                <w:sz w:val="19"/>
+                <w:u w:val="none"/>
+              </w:rPr>
+              <w:t xml:space="preserve"> _______ </w:t>
+            </w:r>
+            <w:r>
+              <w:rPr>
+                <w:rFonts w:ascii="Trade Gothic Next" w:hAnsi="Trade Gothic Next"/>
+                <w:b w:val="0"/>
+                <w:color w:val="14161B"/>
+                <w:sz w:val="19"/>
+                <w:u w:val="none"/>
+              </w:rPr>
+              <w:t xml:space="preserve"> electrons, charge </w:t>
+            </w:r>
+            <w:r>
+              <w:rPr>
+                <w:rFonts w:ascii="Trade Gothic Next" w:hAnsi="Trade Gothic Next"/>
+                <w:b w:val="0"/>
+                <w:color w:val="14161B"/>
+                <w:sz w:val="19"/>
+                <w:u w:val="none"/>
+              </w:rPr>
+              <w:t xml:space="preserve"> __________</w:t>
+            </w:r>
+            <w:r>
+              <w:rPr>
+                <w:rFonts w:ascii="Trade Gothic Next" w:hAnsi="Trade Gothic Next"/>
+                <w:b w:val="0"/>
+                <w:color w:val="14161B"/>
+                <w:sz w:val="19"/>
+                <w:u w:val="none"/>
+              </w:rPr>
+              <w:t>.</w:t>
+            </w:r>
+          </w:p>
+          <w:p>
+            <w:pPr>
               <w:pBdr>
-                <w:bottom w:val="single" w:sz="4" w:color="C8CDC2"/>
+                <w:left w:val="single" w:sz="18" w:space="6" w:color="A3E635"/>
               </w:pBdr>
+              <w:spacing w:after="40" w:before="0"/>
             </w:pPr>
+            <w:r>
+              <w:rPr>
+                <w:rFonts w:ascii="Trade Gothic Next" w:hAnsi="Trade Gothic Next"/>
+                <w:b/>
+                <w:color w:val="14161B"/>
+                <w:sz w:val="19"/>
+                <w:u w:val="none"/>
+              </w:rPr>
+              <w:t xml:space="preserve">Electrons = atomic number − </w:t>
+            </w:r>
+            <w:r>
+              <w:rPr>
+                <w:rFonts w:ascii="Trade Gothic Next" w:hAnsi="Trade Gothic Next"/>
+                <w:b w:val="0"/>
+                <w:color w:val="14161B"/>
+                <w:sz w:val="19"/>
+                <w:u w:val="none"/>
+              </w:rPr>
+              <w:t xml:space="preserve"> ________</w:t>
+            </w:r>
+            <w:r>
+              <w:rPr>
+                <w:rFonts w:ascii="Trade Gothic Next" w:hAnsi="Trade Gothic Next"/>
+                <w:b/>
+                <w:color w:val="14161B"/>
+                <w:sz w:val="19"/>
+                <w:u w:val="none"/>
+              </w:rPr>
+              <w:t>.</w:t>
+            </w:r>
           </w:p>
           <w:p>
             <w:pPr>
@@ -8926,7 +9856,7 @@
             <w:tr>
               <w:trPr>
                 <w:cantSplit/>
-                <w:trHeight w:val="360" w:hRule="atLeast"/>
+                <w:trHeight w:val="316" w:hRule="atLeast"/>
               </w:trPr>
               <w:tc>
                 <w:tcPr>
@@ -8938,9 +9868,9 @@
                     <w:right w:val="single" w:sz="4" w:color="C8CDC2"/>
                   </w:tcBorders>
                   <w:tcMar>
-                    <w:top w:w="30" w:type="dxa"/>
+                    <w:top w:w="20" w:type="dxa"/>
                     <w:left w:w="70" w:type="dxa"/>
-                    <w:bottom w:w="30" w:type="dxa"/>
+                    <w:bottom w:w="20" w:type="dxa"/>
                     <w:right w:w="70" w:type="dxa"/>
                   </w:tcMar>
                   <w:vAlign w:val="center"/>
@@ -8972,9 +9902,9 @@
                     <w:right w:val="single" w:sz="4" w:color="C8CDC2"/>
                   </w:tcBorders>
                   <w:tcMar>
-                    <w:top w:w="30" w:type="dxa"/>
+                    <w:top w:w="20" w:type="dxa"/>
                     <w:left w:w="70" w:type="dxa"/>
-                    <w:bottom w:w="30" w:type="dxa"/>
+                    <w:bottom w:w="20" w:type="dxa"/>
                     <w:right w:w="70" w:type="dxa"/>
                   </w:tcMar>
                   <w:vAlign w:val="center"/>
@@ -8996,9 +9926,9 @@
                     <w:right w:val="single" w:sz="4" w:color="C8CDC2"/>
                   </w:tcBorders>
                   <w:tcMar>
-                    <w:top w:w="30" w:type="dxa"/>
+                    <w:top w:w="20" w:type="dxa"/>
                     <w:left w:w="70" w:type="dxa"/>
-                    <w:bottom w:w="30" w:type="dxa"/>
+                    <w:bottom w:w="20" w:type="dxa"/>
                     <w:right w:w="70" w:type="dxa"/>
                   </w:tcMar>
                   <w:vAlign w:val="center"/>
@@ -9020,9 +9950,9 @@
                     <w:right w:val="single" w:sz="4" w:color="C8CDC2"/>
                   </w:tcBorders>
                   <w:tcMar>
-                    <w:top w:w="30" w:type="dxa"/>
+                    <w:top w:w="20" w:type="dxa"/>
                     <w:left w:w="70" w:type="dxa"/>
-                    <w:bottom w:w="30" w:type="dxa"/>
+                    <w:bottom w:w="20" w:type="dxa"/>
                     <w:right w:w="70" w:type="dxa"/>
                   </w:tcMar>
                   <w:vAlign w:val="center"/>
@@ -9044,9 +9974,9 @@
                     <w:right w:val="single" w:sz="4" w:color="C8CDC2"/>
                   </w:tcBorders>
                   <w:tcMar>
-                    <w:top w:w="30" w:type="dxa"/>
+                    <w:top w:w="20" w:type="dxa"/>
                     <w:left w:w="70" w:type="dxa"/>
-                    <w:bottom w:w="30" w:type="dxa"/>
+                    <w:bottom w:w="20" w:type="dxa"/>
                     <w:right w:w="70" w:type="dxa"/>
                   </w:tcMar>
                   <w:vAlign w:val="center"/>
@@ -9068,9 +9998,9 @@
                     <w:right w:val="single" w:sz="4" w:color="C8CDC2"/>
                   </w:tcBorders>
                   <w:tcMar>
-                    <w:top w:w="30" w:type="dxa"/>
+                    <w:top w:w="20" w:type="dxa"/>
                     <w:left w:w="70" w:type="dxa"/>
-                    <w:bottom w:w="30" w:type="dxa"/>
+                    <w:bottom w:w="20" w:type="dxa"/>
                     <w:right w:w="70" w:type="dxa"/>
                   </w:tcMar>
                   <w:vAlign w:val="center"/>
@@ -9092,9 +10022,9 @@
                     <w:right w:val="single" w:sz="4" w:color="C8CDC2"/>
                   </w:tcBorders>
                   <w:tcMar>
-                    <w:top w:w="30" w:type="dxa"/>
+                    <w:top w:w="20" w:type="dxa"/>
                     <w:left w:w="70" w:type="dxa"/>
-                    <w:bottom w:w="30" w:type="dxa"/>
+                    <w:bottom w:w="20" w:type="dxa"/>
                     <w:right w:w="70" w:type="dxa"/>
                   </w:tcMar>
                   <w:vAlign w:val="center"/>
@@ -9410,7 +10340,7 @@
             <w:tr>
               <w:trPr>
                 <w:cantSplit/>
-                <w:trHeight w:val="360" w:hRule="atLeast"/>
+                <w:trHeight w:val="316" w:hRule="atLeast"/>
               </w:trPr>
               <w:tc>
                 <w:tcPr>
@@ -9422,9 +10352,9 @@
                     <w:right w:val="single" w:sz="4" w:color="C8CDC2"/>
                   </w:tcBorders>
                   <w:tcMar>
-                    <w:top w:w="30" w:type="dxa"/>
+                    <w:top w:w="20" w:type="dxa"/>
                     <w:left w:w="70" w:type="dxa"/>
-                    <w:bottom w:w="30" w:type="dxa"/>
+                    <w:bottom w:w="20" w:type="dxa"/>
                     <w:right w:w="70" w:type="dxa"/>
                   </w:tcMar>
                   <w:vAlign w:val="center"/>
@@ -9456,9 +10386,9 @@
                     <w:right w:val="single" w:sz="4" w:color="C8CDC2"/>
                   </w:tcBorders>
                   <w:tcMar>
-                    <w:top w:w="30" w:type="dxa"/>
+                    <w:top w:w="20" w:type="dxa"/>
                     <w:left w:w="70" w:type="dxa"/>
-                    <w:bottom w:w="30" w:type="dxa"/>
+                    <w:bottom w:w="20" w:type="dxa"/>
                     <w:right w:w="70" w:type="dxa"/>
                   </w:tcMar>
                   <w:vAlign w:val="center"/>
@@ -9490,9 +10420,9 @@
                     <w:right w:val="single" w:sz="4" w:color="C8CDC2"/>
                   </w:tcBorders>
                   <w:tcMar>
-                    <w:top w:w="30" w:type="dxa"/>
+                    <w:top w:w="20" w:type="dxa"/>
                     <w:left w:w="70" w:type="dxa"/>
-                    <w:bottom w:w="30" w:type="dxa"/>
+                    <w:bottom w:w="20" w:type="dxa"/>
                     <w:right w:w="70" w:type="dxa"/>
                   </w:tcMar>
                   <w:vAlign w:val="center"/>
@@ -9514,9 +10444,9 @@
                     <w:right w:val="single" w:sz="4" w:color="C8CDC2"/>
                   </w:tcBorders>
                   <w:tcMar>
-                    <w:top w:w="30" w:type="dxa"/>
+                    <w:top w:w="20" w:type="dxa"/>
                     <w:left w:w="70" w:type="dxa"/>
-                    <w:bottom w:w="30" w:type="dxa"/>
+                    <w:bottom w:w="20" w:type="dxa"/>
                     <w:right w:w="70" w:type="dxa"/>
                   </w:tcMar>
                   <w:vAlign w:val="center"/>
@@ -9538,9 +10468,9 @@
                     <w:right w:val="single" w:sz="4" w:color="C8CDC2"/>
                   </w:tcBorders>
                   <w:tcMar>
-                    <w:top w:w="30" w:type="dxa"/>
+                    <w:top w:w="20" w:type="dxa"/>
                     <w:left w:w="70" w:type="dxa"/>
-                    <w:bottom w:w="30" w:type="dxa"/>
+                    <w:bottom w:w="20" w:type="dxa"/>
                     <w:right w:w="70" w:type="dxa"/>
                   </w:tcMar>
                   <w:vAlign w:val="center"/>
@@ -9562,9 +10492,9 @@
                     <w:right w:val="single" w:sz="4" w:color="C8CDC2"/>
                   </w:tcBorders>
                   <w:tcMar>
-                    <w:top w:w="30" w:type="dxa"/>
+                    <w:top w:w="20" w:type="dxa"/>
                     <w:left w:w="70" w:type="dxa"/>
-                    <w:bottom w:w="30" w:type="dxa"/>
+                    <w:bottom w:w="20" w:type="dxa"/>
                     <w:right w:w="70" w:type="dxa"/>
                   </w:tcMar>
                   <w:vAlign w:val="center"/>
@@ -9580,7 +10510,7 @@
             <w:tr>
               <w:trPr>
                 <w:cantSplit/>
-                <w:trHeight w:val="360" w:hRule="atLeast"/>
+                <w:trHeight w:val="316" w:hRule="atLeast"/>
               </w:trPr>
               <w:tc>
                 <w:tcPr>
@@ -9592,9 +10522,9 @@
                     <w:right w:val="single" w:sz="4" w:color="C8CDC2"/>
                   </w:tcBorders>
                   <w:tcMar>
-                    <w:top w:w="30" w:type="dxa"/>
+                    <w:top w:w="20" w:type="dxa"/>
                     <w:left w:w="70" w:type="dxa"/>
-                    <w:bottom w:w="30" w:type="dxa"/>
+                    <w:bottom w:w="20" w:type="dxa"/>
                     <w:right w:w="70" w:type="dxa"/>
                   </w:tcMar>
                   <w:vAlign w:val="center"/>
@@ -9626,9 +10556,9 @@
                     <w:right w:val="single" w:sz="4" w:color="C8CDC2"/>
                   </w:tcBorders>
                   <w:tcMar>
-                    <w:top w:w="30" w:type="dxa"/>
+                    <w:top w:w="20" w:type="dxa"/>
                     <w:left w:w="70" w:type="dxa"/>
-                    <w:bottom w:w="30" w:type="dxa"/>
+                    <w:bottom w:w="20" w:type="dxa"/>
                     <w:right w:w="70" w:type="dxa"/>
                   </w:tcMar>
                   <w:vAlign w:val="center"/>
@@ -9660,9 +10590,9 @@
                     <w:right w:val="single" w:sz="4" w:color="C8CDC2"/>
                   </w:tcBorders>
                   <w:tcMar>
-                    <w:top w:w="30" w:type="dxa"/>
+                    <w:top w:w="20" w:type="dxa"/>
                     <w:left w:w="70" w:type="dxa"/>
-                    <w:bottom w:w="30" w:type="dxa"/>
+                    <w:bottom w:w="20" w:type="dxa"/>
                     <w:right w:w="70" w:type="dxa"/>
                   </w:tcMar>
                   <w:vAlign w:val="center"/>
@@ -9684,9 +10614,9 @@
                     <w:right w:val="single" w:sz="4" w:color="C8CDC2"/>
                   </w:tcBorders>
                   <w:tcMar>
-                    <w:top w:w="30" w:type="dxa"/>
+                    <w:top w:w="20" w:type="dxa"/>
                     <w:left w:w="70" w:type="dxa"/>
-                    <w:bottom w:w="30" w:type="dxa"/>
+                    <w:bottom w:w="20" w:type="dxa"/>
                     <w:right w:w="70" w:type="dxa"/>
                   </w:tcMar>
                   <w:vAlign w:val="center"/>
@@ -9708,9 +10638,9 @@
                     <w:right w:val="single" w:sz="4" w:color="C8CDC2"/>
                   </w:tcBorders>
                   <w:tcMar>
-                    <w:top w:w="30" w:type="dxa"/>
+                    <w:top w:w="20" w:type="dxa"/>
                     <w:left w:w="70" w:type="dxa"/>
-                    <w:bottom w:w="30" w:type="dxa"/>
+                    <w:bottom w:w="20" w:type="dxa"/>
                     <w:right w:w="70" w:type="dxa"/>
                   </w:tcMar>
                   <w:vAlign w:val="center"/>
@@ -9732,9 +10662,9 @@
                     <w:right w:val="single" w:sz="4" w:color="C8CDC2"/>
                   </w:tcBorders>
                   <w:tcMar>
-                    <w:top w:w="30" w:type="dxa"/>
+                    <w:top w:w="20" w:type="dxa"/>
                     <w:left w:w="70" w:type="dxa"/>
-                    <w:bottom w:w="30" w:type="dxa"/>
+                    <w:bottom w:w="20" w:type="dxa"/>
                     <w:right w:w="70" w:type="dxa"/>
                   </w:tcMar>
                   <w:vAlign w:val="center"/>
@@ -9750,7 +10680,7 @@
             <w:tr>
               <w:trPr>
                 <w:cantSplit/>
-                <w:trHeight w:val="360" w:hRule="atLeast"/>
+                <w:trHeight w:val="316" w:hRule="atLeast"/>
               </w:trPr>
               <w:tc>
                 <w:tcPr>
@@ -9762,9 +10692,9 @@
                     <w:right w:val="single" w:sz="4" w:color="C8CDC2"/>
                   </w:tcBorders>
                   <w:tcMar>
-                    <w:top w:w="30" w:type="dxa"/>
+                    <w:top w:w="20" w:type="dxa"/>
                     <w:left w:w="70" w:type="dxa"/>
-                    <w:bottom w:w="30" w:type="dxa"/>
+                    <w:bottom w:w="20" w:type="dxa"/>
                     <w:right w:w="70" w:type="dxa"/>
                   </w:tcMar>
                   <w:vAlign w:val="center"/>
@@ -9796,9 +10726,9 @@
                     <w:right w:val="single" w:sz="4" w:color="C8CDC2"/>
                   </w:tcBorders>
                   <w:tcMar>
-                    <w:top w:w="30" w:type="dxa"/>
+                    <w:top w:w="20" w:type="dxa"/>
                     <w:left w:w="70" w:type="dxa"/>
-                    <w:bottom w:w="30" w:type="dxa"/>
+                    <w:bottom w:w="20" w:type="dxa"/>
                     <w:right w:w="70" w:type="dxa"/>
                   </w:tcMar>
                   <w:vAlign w:val="center"/>
@@ -9830,9 +10760,9 @@
                     <w:right w:val="single" w:sz="4" w:color="C8CDC2"/>
                   </w:tcBorders>
                   <w:tcMar>
-                    <w:top w:w="30" w:type="dxa"/>
+                    <w:top w:w="20" w:type="dxa"/>
                     <w:left w:w="70" w:type="dxa"/>
-                    <w:bottom w:w="30" w:type="dxa"/>
+                    <w:bottom w:w="20" w:type="dxa"/>
                     <w:right w:w="70" w:type="dxa"/>
                   </w:tcMar>
                   <w:vAlign w:val="center"/>
@@ -9854,9 +10784,9 @@
                     <w:right w:val="single" w:sz="4" w:color="C8CDC2"/>
                   </w:tcBorders>
                   <w:tcMar>
-                    <w:top w:w="30" w:type="dxa"/>
+                    <w:top w:w="20" w:type="dxa"/>
                     <w:left w:w="70" w:type="dxa"/>
-                    <w:bottom w:w="30" w:type="dxa"/>
+                    <w:bottom w:w="20" w:type="dxa"/>
                     <w:right w:w="70" w:type="dxa"/>
                   </w:tcMar>
                   <w:vAlign w:val="center"/>
@@ -9878,9 +10808,9 @@
                     <w:right w:val="single" w:sz="4" w:color="C8CDC2"/>
                   </w:tcBorders>
                   <w:tcMar>
-                    <w:top w:w="30" w:type="dxa"/>
+                    <w:top w:w="20" w:type="dxa"/>
                     <w:left w:w="70" w:type="dxa"/>
-                    <w:bottom w:w="30" w:type="dxa"/>
+                    <w:bottom w:w="20" w:type="dxa"/>
                     <w:right w:w="70" w:type="dxa"/>
                   </w:tcMar>
                   <w:vAlign w:val="center"/>
@@ -9902,9 +10832,9 @@
                     <w:right w:val="single" w:sz="4" w:color="C8CDC2"/>
                   </w:tcBorders>
                   <w:tcMar>
-                    <w:top w:w="30" w:type="dxa"/>
+                    <w:top w:w="20" w:type="dxa"/>
                     <w:left w:w="70" w:type="dxa"/>
-                    <w:bottom w:w="30" w:type="dxa"/>
+                    <w:bottom w:w="20" w:type="dxa"/>
                     <w:right w:w="70" w:type="dxa"/>
                   </w:tcMar>
                   <w:vAlign w:val="center"/>
@@ -9920,7 +10850,7 @@
             <w:tr>
               <w:trPr>
                 <w:cantSplit/>
-                <w:trHeight w:val="360" w:hRule="atLeast"/>
+                <w:trHeight w:val="316" w:hRule="atLeast"/>
               </w:trPr>
               <w:tc>
                 <w:tcPr>
@@ -9932,9 +10862,9 @@
                     <w:right w:val="single" w:sz="4" w:color="C8CDC2"/>
                   </w:tcBorders>
                   <w:tcMar>
-                    <w:top w:w="30" w:type="dxa"/>
+                    <w:top w:w="20" w:type="dxa"/>
                     <w:left w:w="70" w:type="dxa"/>
-                    <w:bottom w:w="30" w:type="dxa"/>
+                    <w:bottom w:w="20" w:type="dxa"/>
                     <w:right w:w="70" w:type="dxa"/>
                   </w:tcMar>
                   <w:vAlign w:val="center"/>
@@ -9966,9 +10896,9 @@
                     <w:right w:val="single" w:sz="4" w:color="C8CDC2"/>
                   </w:tcBorders>
                   <w:tcMar>
-                    <w:top w:w="30" w:type="dxa"/>
+                    <w:top w:w="20" w:type="dxa"/>
                     <w:left w:w="70" w:type="dxa"/>
-                    <w:bottom w:w="30" w:type="dxa"/>
+                    <w:bottom w:w="20" w:type="dxa"/>
                     <w:right w:w="70" w:type="dxa"/>
                   </w:tcMar>
                   <w:vAlign w:val="center"/>
@@ -10000,9 +10930,9 @@
                     <w:right w:val="single" w:sz="4" w:color="C8CDC2"/>
                   </w:tcBorders>
                   <w:tcMar>
-                    <w:top w:w="30" w:type="dxa"/>
+                    <w:top w:w="20" w:type="dxa"/>
                     <w:left w:w="70" w:type="dxa"/>
-                    <w:bottom w:w="30" w:type="dxa"/>
+                    <w:bottom w:w="20" w:type="dxa"/>
                     <w:right w:w="70" w:type="dxa"/>
                   </w:tcMar>
                   <w:vAlign w:val="center"/>
@@ -10024,9 +10954,9 @@
                     <w:right w:val="single" w:sz="4" w:color="C8CDC2"/>
                   </w:tcBorders>
                   <w:tcMar>
-                    <w:top w:w="30" w:type="dxa"/>
+                    <w:top w:w="20" w:type="dxa"/>
                     <w:left w:w="70" w:type="dxa"/>
-                    <w:bottom w:w="30" w:type="dxa"/>
+                    <w:bottom w:w="20" w:type="dxa"/>
                     <w:right w:w="70" w:type="dxa"/>
                   </w:tcMar>
                   <w:vAlign w:val="center"/>
@@ -10048,9 +10978,9 @@
                     <w:right w:val="single" w:sz="4" w:color="C8CDC2"/>
                   </w:tcBorders>
                   <w:tcMar>
-                    <w:top w:w="30" w:type="dxa"/>
+                    <w:top w:w="20" w:type="dxa"/>
                     <w:left w:w="70" w:type="dxa"/>
-                    <w:bottom w:w="30" w:type="dxa"/>
+                    <w:bottom w:w="20" w:type="dxa"/>
                     <w:right w:w="70" w:type="dxa"/>
                   </w:tcMar>
                   <w:vAlign w:val="center"/>
@@ -10072,9 +11002,9 @@
                     <w:right w:val="single" w:sz="4" w:color="C8CDC2"/>
                   </w:tcBorders>
                   <w:tcMar>
-                    <w:top w:w="30" w:type="dxa"/>
+                    <w:top w:w="20" w:type="dxa"/>
                     <w:left w:w="70" w:type="dxa"/>
-                    <w:bottom w:w="30" w:type="dxa"/>
+                    <w:bottom w:w="20" w:type="dxa"/>
                     <w:right w:w="70" w:type="dxa"/>
                   </w:tcMar>
                   <w:vAlign w:val="center"/>
@@ -10172,11 +11102,58 @@
           </w:p>
           <w:p>
             <w:pPr>
-              <w:spacing w:after="120"/>
-              <w:pBdr>
-                <w:bottom w:val="single" w:sz="4" w:color="C8CDC2"/>
-              </w:pBdr>
+              <w:spacing w:after="40" w:before="0"/>
             </w:pPr>
+            <w:r>
+              <w:rPr>
+                <w:rFonts w:ascii="Trade Gothic Next" w:hAnsi="Trade Gothic Next"/>
+                <w:b w:val="0"/>
+                <w:color w:val="14161B"/>
+                <w:sz w:val="19"/>
+                <w:u w:val="none"/>
+              </w:rPr>
+              <w:t xml:space="preserve">The </w:t>
+            </w:r>
+            <w:r>
+              <w:rPr>
+                <w:rFonts w:ascii="Trade Gothic Next" w:hAnsi="Trade Gothic Next"/>
+                <w:b w:val="0"/>
+                <w:color w:val="14161B"/>
+                <w:sz w:val="19"/>
+                <w:u w:val="none"/>
+              </w:rPr>
+              <w:t xml:space="preserve"> ______ </w:t>
+            </w:r>
+            <w:r>
+              <w:rPr>
+                <w:rFonts w:ascii="Trade Gothic Next" w:hAnsi="Trade Gothic Next"/>
+                <w:b w:val="0"/>
+                <w:color w:val="14161B"/>
+                <w:sz w:val="19"/>
+                <w:u w:val="none"/>
+              </w:rPr>
+              <w:t xml:space="preserve"> electrons leave before the </w:t>
+            </w:r>
+            <w:r>
+              <w:rPr>
+                <w:rFonts w:ascii="Trade Gothic Next" w:hAnsi="Trade Gothic Next"/>
+                <w:b w:val="0"/>
+                <w:color w:val="14161B"/>
+                <w:sz w:val="19"/>
+                <w:u w:val="none"/>
+              </w:rPr>
+              <w:t xml:space="preserve"> ______ </w:t>
+            </w:r>
+            <w:r>
+              <w:rPr>
+                <w:rFonts w:ascii="Trade Gothic Next" w:hAnsi="Trade Gothic Next"/>
+                <w:b w:val="0"/>
+                <w:color w:val="14161B"/>
+                <w:sz w:val="19"/>
+                <w:u w:val="none"/>
+              </w:rPr>
+              <w:t xml:space="preserve"> electrons.</w:t>
+            </w:r>
           </w:p>
           <w:tbl>
             <w:tblPr>
@@ -10291,7 +11268,7 @@
             <w:tr>
               <w:trPr>
                 <w:cantSplit/>
-                <w:trHeight w:val="360" w:hRule="atLeast"/>
+                <w:trHeight w:val="316" w:hRule="atLeast"/>
               </w:trPr>
               <w:tc>
                 <w:tcPr>
@@ -10303,9 +11280,9 @@
                     <w:right w:val="single" w:sz="4" w:color="C8CDC2"/>
                   </w:tcBorders>
                   <w:tcMar>
-                    <w:top w:w="30" w:type="dxa"/>
+                    <w:top w:w="20" w:type="dxa"/>
                     <w:left w:w="70" w:type="dxa"/>
-                    <w:bottom w:w="30" w:type="dxa"/>
+                    <w:bottom w:w="20" w:type="dxa"/>
                     <w:right w:w="70" w:type="dxa"/>
                   </w:tcMar>
                   <w:vAlign w:val="center"/>
@@ -10337,9 +11314,9 @@
                     <w:right w:val="single" w:sz="4" w:color="C8CDC2"/>
                   </w:tcBorders>
                   <w:tcMar>
-                    <w:top w:w="30" w:type="dxa"/>
+                    <w:top w:w="20" w:type="dxa"/>
                     <w:left w:w="70" w:type="dxa"/>
-                    <w:bottom w:w="30" w:type="dxa"/>
+                    <w:bottom w:w="20" w:type="dxa"/>
                     <w:right w:w="70" w:type="dxa"/>
                   </w:tcMar>
                   <w:vAlign w:val="center"/>
@@ -10403,9 +11380,9 @@
                     <w:right w:val="single" w:sz="4" w:color="C8CDC2"/>
                   </w:tcBorders>
                   <w:tcMar>
-                    <w:top w:w="30" w:type="dxa"/>
+                    <w:top w:w="20" w:type="dxa"/>
                     <w:left w:w="70" w:type="dxa"/>
-                    <w:bottom w:w="30" w:type="dxa"/>
+                    <w:bottom w:w="20" w:type="dxa"/>
                     <w:right w:w="70" w:type="dxa"/>
                   </w:tcMar>
                   <w:vAlign w:val="center"/>
@@ -10431,7 +11408,7 @@
             <w:tr>
               <w:trPr>
                 <w:cantSplit/>
-                <w:trHeight w:val="360" w:hRule="atLeast"/>
+                <w:trHeight w:val="316" w:hRule="atLeast"/>
               </w:trPr>
               <w:tc>
                 <w:tcPr>
@@ -10443,9 +11420,9 @@
                     <w:right w:val="single" w:sz="4" w:color="C8CDC2"/>
                   </w:tcBorders>
                   <w:tcMar>
-                    <w:top w:w="30" w:type="dxa"/>
+                    <w:top w:w="20" w:type="dxa"/>
                     <w:left w:w="70" w:type="dxa"/>
-                    <w:bottom w:w="30" w:type="dxa"/>
+                    <w:bottom w:w="20" w:type="dxa"/>
                     <w:right w:w="70" w:type="dxa"/>
                   </w:tcMar>
                   <w:vAlign w:val="center"/>
@@ -10477,9 +11454,9 @@
                     <w:right w:val="single" w:sz="4" w:color="C8CDC2"/>
                   </w:tcBorders>
                   <w:tcMar>
-                    <w:top w:w="30" w:type="dxa"/>
+                    <w:top w:w="20" w:type="dxa"/>
                     <w:left w:w="70" w:type="dxa"/>
-                    <w:bottom w:w="30" w:type="dxa"/>
+                    <w:bottom w:w="20" w:type="dxa"/>
                     <w:right w:w="70" w:type="dxa"/>
                   </w:tcMar>
                   <w:vAlign w:val="center"/>
@@ -10543,9 +11520,9 @@
                     <w:right w:val="single" w:sz="4" w:color="C8CDC2"/>
                   </w:tcBorders>
                   <w:tcMar>
-                    <w:top w:w="30" w:type="dxa"/>
+                    <w:top w:w="20" w:type="dxa"/>
                     <w:left w:w="70" w:type="dxa"/>
-                    <w:bottom w:w="30" w:type="dxa"/>
+                    <w:bottom w:w="20" w:type="dxa"/>
                     <w:right w:w="70" w:type="dxa"/>
                   </w:tcMar>
                   <w:vAlign w:val="center"/>
@@ -10571,7 +11548,7 @@
             <w:tr>
               <w:trPr>
                 <w:cantSplit/>
-                <w:trHeight w:val="360" w:hRule="atLeast"/>
+                <w:trHeight w:val="316" w:hRule="atLeast"/>
               </w:trPr>
               <w:tc>
                 <w:tcPr>
@@ -10583,9 +11560,9 @@
                     <w:right w:val="single" w:sz="4" w:color="C8CDC2"/>
                   </w:tcBorders>
                   <w:tcMar>
-                    <w:top w:w="30" w:type="dxa"/>
+                    <w:top w:w="20" w:type="dxa"/>
                     <w:left w:w="70" w:type="dxa"/>
-                    <w:bottom w:w="30" w:type="dxa"/>
+                    <w:bottom w:w="20" w:type="dxa"/>
                     <w:right w:w="70" w:type="dxa"/>
                   </w:tcMar>
                   <w:vAlign w:val="center"/>
@@ -10617,9 +11594,9 @@
                     <w:right w:val="single" w:sz="4" w:color="C8CDC2"/>
                   </w:tcBorders>
                   <w:tcMar>
-                    <w:top w:w="30" w:type="dxa"/>
+                    <w:top w:w="20" w:type="dxa"/>
                     <w:left w:w="70" w:type="dxa"/>
-                    <w:bottom w:w="30" w:type="dxa"/>
+                    <w:bottom w:w="20" w:type="dxa"/>
                     <w:right w:w="70" w:type="dxa"/>
                   </w:tcMar>
                   <w:vAlign w:val="center"/>
@@ -10662,9 +11639,9 @@
                     <w:right w:val="single" w:sz="4" w:color="C8CDC2"/>
                   </w:tcBorders>
                   <w:tcMar>
-                    <w:top w:w="30" w:type="dxa"/>
+                    <w:top w:w="20" w:type="dxa"/>
                     <w:left w:w="70" w:type="dxa"/>
-                    <w:bottom w:w="30" w:type="dxa"/>
+                    <w:bottom w:w="20" w:type="dxa"/>
                     <w:right w:w="70" w:type="dxa"/>
                   </w:tcMar>
                   <w:vAlign w:val="center"/>
@@ -10734,6 +11711,21 @@
               <w:t>ISOELECTRONIC</w:t>
             </w:r>
           </w:p>
+          <w:p>
+            <w:pPr>
+              <w:spacing w:after="40" w:before="0"/>
+            </w:pPr>
+            <w:r>
+              <w:rPr>
+                <w:rFonts w:ascii="Trade Gothic Next" w:hAnsi="Trade Gothic Next"/>
+                <w:b w:val="0"/>
+                <w:color w:val="14161B"/>
+                <w:sz w:val="17"/>
+                <w:u w:val="none"/>
+              </w:rPr>
+              <w:t>Definition — isoelectronic</w:t>
+            </w:r>
+          </w:p>
         </w:tc>
         <w:tc>
           <w:tcPr>
@@ -10758,6 +11750,44 @@
                 <w:spacing w:val="26"/>
               </w:rPr>
               <w:t>DIFFERENT ATOMS, SAME ELECTRON COUNT</w:t>
+            </w:r>
+          </w:p>
+          <w:p>
+            <w:pPr>
+              <w:pBdr>
+                <w:left w:val="single" w:sz="18" w:space="6" w:color="A3E635"/>
+              </w:pBdr>
+              <w:spacing w:after="40" w:before="0"/>
+            </w:pPr>
+            <w:r>
+              <w:rPr>
+                <w:rFonts w:ascii="Trade Gothic Next" w:hAnsi="Trade Gothic Next"/>
+                <w:b/>
+                <w:color w:val="14161B"/>
+                <w:sz w:val="19"/>
+                <w:u w:val="none"/>
+              </w:rPr>
+              <w:t xml:space="preserve">Isoelectronic means the same </w:t>
+            </w:r>
+            <w:r>
+              <w:rPr>
+                <w:rFonts w:ascii="Trade Gothic Next" w:hAnsi="Trade Gothic Next"/>
+                <w:b w:val="0"/>
+                <w:color w:val="14161B"/>
+                <w:sz w:val="19"/>
+                <w:u w:val="none"/>
+              </w:rPr>
+              <w:t xml:space="preserve"> ________________ </w:t>
+            </w:r>
+            <w:r>
+              <w:rPr>
+                <w:rFonts w:ascii="Trade Gothic Next" w:hAnsi="Trade Gothic Next"/>
+                <w:b/>
+                <w:color w:val="14161B"/>
+                <w:sz w:val="19"/>
+                <w:u w:val="none"/>
+              </w:rPr>
+              <w:t xml:space="preserve"> and arrangement.</w:t>
             </w:r>
           </w:p>
           <w:p>
@@ -11054,6 +12084,21 @@
               <w:t>ABSORPTION AND EMISSION</w:t>
             </w:r>
           </w:p>
+          <w:p>
+            <w:pPr>
+              <w:spacing w:after="40" w:before="0"/>
+            </w:pPr>
+            <w:r>
+              <w:rPr>
+                <w:rFonts w:ascii="Trade Gothic Next" w:hAnsi="Trade Gothic Next"/>
+                <w:b w:val="0"/>
+                <w:color w:val="14161B"/>
+                <w:sz w:val="17"/>
+                <w:u w:val="none"/>
+              </w:rPr>
+              <w:t>Definition — photon</w:t>
+            </w:r>
+          </w:p>
         </w:tc>
         <w:tc>
           <w:tcPr>
@@ -11082,19 +12127,61 @@
           </w:p>
           <w:p>
             <w:pPr>
-              <w:spacing w:after="120"/>
               <w:pBdr>
-                <w:bottom w:val="single" w:sz="4" w:color="C8CDC2"/>
+                <w:left w:val="single" w:sz="18" w:space="6" w:color="A3E635"/>
               </w:pBdr>
+              <w:spacing w:after="40" w:before="0"/>
             </w:pPr>
-          </w:p>
-          <w:p>
-            <w:pPr>
-              <w:spacing w:after="120"/>
-              <w:pBdr>
-                <w:bottom w:val="single" w:sz="4" w:color="C8CDC2"/>
-              </w:pBdr>
-            </w:pPr>
+            <w:r>
+              <w:rPr>
+                <w:rFonts w:ascii="Trade Gothic Next" w:hAnsi="Trade Gothic Next"/>
+                <w:b/>
+                <w:color w:val="14161B"/>
+                <w:sz w:val="19"/>
+                <w:u w:val="none"/>
+              </w:rPr>
+              <w:t xml:space="preserve">A photon is a packet of </w:t>
+            </w:r>
+            <w:r>
+              <w:rPr>
+                <w:rFonts w:ascii="Trade Gothic Next" w:hAnsi="Trade Gothic Next"/>
+                <w:b w:val="0"/>
+                <w:color w:val="14161B"/>
+                <w:sz w:val="19"/>
+                <w:u w:val="none"/>
+              </w:rPr>
+              <w:t xml:space="preserve"> ______________</w:t>
+            </w:r>
+            <w:r>
+              <w:rPr>
+                <w:rFonts w:ascii="Trade Gothic Next" w:hAnsi="Trade Gothic Next"/>
+                <w:b/>
+                <w:color w:val="14161B"/>
+                <w:sz w:val="19"/>
+                <w:u w:val="none"/>
+              </w:rPr>
+              <w:t xml:space="preserve">; its energy equals the </w:t>
+            </w:r>
+            <w:r>
+              <w:rPr>
+                <w:rFonts w:ascii="Trade Gothic Next" w:hAnsi="Trade Gothic Next"/>
+                <w:b w:val="0"/>
+                <w:color w:val="14161B"/>
+                <w:sz w:val="19"/>
+                <w:u w:val="none"/>
+              </w:rPr>
+              <w:t xml:space="preserve"> ______ </w:t>
+            </w:r>
+            <w:r>
+              <w:rPr>
+                <w:rFonts w:ascii="Trade Gothic Next" w:hAnsi="Trade Gothic Next"/>
+                <w:b/>
+                <w:color w:val="14161B"/>
+                <w:sz w:val="19"/>
+                <w:u w:val="none"/>
+              </w:rPr>
+              <w:t xml:space="preserve"> between levels.</w:t>
+            </w:r>
           </w:p>
           <w:tbl>
             <w:tblPr>
@@ -11177,7 +12264,7 @@
             <w:tr>
               <w:trPr>
                 <w:cantSplit/>
-                <w:trHeight w:val="360" w:hRule="atLeast"/>
+                <w:trHeight w:val="316" w:hRule="atLeast"/>
               </w:trPr>
               <w:tc>
                 <w:tcPr>
@@ -11189,9 +12276,9 @@
                     <w:right w:val="single" w:sz="4" w:color="C8CDC2"/>
                   </w:tcBorders>
                   <w:tcMar>
-                    <w:top w:w="30" w:type="dxa"/>
+                    <w:top w:w="20" w:type="dxa"/>
                     <w:left w:w="70" w:type="dxa"/>
-                    <w:bottom w:w="30" w:type="dxa"/>
+                    <w:bottom w:w="20" w:type="dxa"/>
                     <w:right w:w="70" w:type="dxa"/>
                   </w:tcMar>
                   <w:vAlign w:val="center"/>
@@ -11223,9 +12310,9 @@
                     <w:right w:val="single" w:sz="4" w:color="C8CDC2"/>
                   </w:tcBorders>
                   <w:tcMar>
-                    <w:top w:w="30" w:type="dxa"/>
+                    <w:top w:w="20" w:type="dxa"/>
                     <w:left w:w="70" w:type="dxa"/>
-                    <w:bottom w:w="30" w:type="dxa"/>
+                    <w:bottom w:w="20" w:type="dxa"/>
                     <w:right w:w="70" w:type="dxa"/>
                   </w:tcMar>
                   <w:vAlign w:val="center"/>
@@ -11241,7 +12328,7 @@
             <w:tr>
               <w:trPr>
                 <w:cantSplit/>
-                <w:trHeight w:val="360" w:hRule="atLeast"/>
+                <w:trHeight w:val="316" w:hRule="atLeast"/>
               </w:trPr>
               <w:tc>
                 <w:tcPr>
@@ -11253,9 +12340,9 @@
                     <w:right w:val="single" w:sz="4" w:color="C8CDC2"/>
                   </w:tcBorders>
                   <w:tcMar>
-                    <w:top w:w="30" w:type="dxa"/>
+                    <w:top w:w="20" w:type="dxa"/>
                     <w:left w:w="70" w:type="dxa"/>
-                    <w:bottom w:w="30" w:type="dxa"/>
+                    <w:bottom w:w="20" w:type="dxa"/>
                     <w:right w:w="70" w:type="dxa"/>
                   </w:tcMar>
                   <w:vAlign w:val="center"/>
@@ -11287,9 +12374,9 @@
                     <w:right w:val="single" w:sz="4" w:color="C8CDC2"/>
                   </w:tcBorders>
                   <w:tcMar>
-                    <w:top w:w="30" w:type="dxa"/>
+                    <w:top w:w="20" w:type="dxa"/>
                     <w:left w:w="70" w:type="dxa"/>
-                    <w:bottom w:w="30" w:type="dxa"/>
+                    <w:bottom w:w="20" w:type="dxa"/>
                     <w:right w:w="70" w:type="dxa"/>
                   </w:tcMar>
                   <w:vAlign w:val="center"/>
@@ -11357,6 +12444,21 @@
                 <w:sz w:val="14"/>
               </w:rPr>
               <w:t>LARGEST ENERGY DROP</w:t>
+            </w:r>
+          </w:p>
+          <w:p>
+            <w:pPr>
+              <w:spacing w:after="40" w:before="0"/>
+            </w:pPr>
+            <w:r>
+              <w:rPr>
+                <w:rFonts w:ascii="Trade Gothic Next" w:hAnsi="Trade Gothic Next"/>
+                <w:b w:val="0"/>
+                <w:color w:val="14161B"/>
+                <w:sz w:val="17"/>
+                <w:u w:val="none"/>
+              </w:rPr>
+              <w:t>Example</w:t>
             </w:r>
           </w:p>
         </w:tc>
@@ -11473,11 +12575,58 @@
           </w:p>
           <w:p>
             <w:pPr>
-              <w:spacing w:after="120"/>
-              <w:pBdr>
-                <w:bottom w:val="single" w:sz="4" w:color="C8CDC2"/>
-              </w:pBdr>
+              <w:spacing w:after="40" w:before="0"/>
             </w:pPr>
+            <w:r>
+              <w:rPr>
+                <w:rFonts w:ascii="Trade Gothic Next" w:hAnsi="Trade Gothic Next"/>
+                <w:b w:val="0"/>
+                <w:color w:val="14161B"/>
+                <w:sz w:val="19"/>
+                <w:u w:val="none"/>
+              </w:rPr>
+              <w:t xml:space="preserve">Shorter wavelength means </w:t>
+            </w:r>
+            <w:r>
+              <w:rPr>
+                <w:rFonts w:ascii="Trade Gothic Next" w:hAnsi="Trade Gothic Next"/>
+                <w:b w:val="0"/>
+                <w:color w:val="14161B"/>
+                <w:sz w:val="19"/>
+                <w:u w:val="none"/>
+              </w:rPr>
+              <w:t xml:space="preserve"> ______ </w:t>
+            </w:r>
+            <w:r>
+              <w:rPr>
+                <w:rFonts w:ascii="Trade Gothic Next" w:hAnsi="Trade Gothic Next"/>
+                <w:b w:val="0"/>
+                <w:color w:val="14161B"/>
+                <w:sz w:val="19"/>
+                <w:u w:val="none"/>
+              </w:rPr>
+              <w:t xml:space="preserve"> energy. Visible light is about </w:t>
+            </w:r>
+            <w:r>
+              <w:rPr>
+                <w:rFonts w:ascii="Trade Gothic Next" w:hAnsi="Trade Gothic Next"/>
+                <w:b w:val="0"/>
+                <w:color w:val="14161B"/>
+                <w:sz w:val="19"/>
+                <w:u w:val="none"/>
+              </w:rPr>
+              <w:t xml:space="preserve"> _________ </w:t>
+            </w:r>
+            <w:r>
+              <w:rPr>
+                <w:rFonts w:ascii="Trade Gothic Next" w:hAnsi="Trade Gothic Next"/>
+                <w:b w:val="0"/>
+                <w:color w:val="14161B"/>
+                <w:sz w:val="19"/>
+                <w:u w:val="none"/>
+              </w:rPr>
+              <w:t xml:space="preserve"> nm.</w:t>
+            </w:r>
           </w:p>
           <w:tbl>
             <w:tblPr>
@@ -11592,7 +12741,7 @@
             <w:tr>
               <w:trPr>
                 <w:cantSplit/>
-                <w:trHeight w:val="360" w:hRule="atLeast"/>
+                <w:trHeight w:val="316" w:hRule="atLeast"/>
               </w:trPr>
               <w:tc>
                 <w:tcPr>
@@ -11604,9 +12753,9 @@
                     <w:right w:val="single" w:sz="4" w:color="C8CDC2"/>
                   </w:tcBorders>
                   <w:tcMar>
-                    <w:top w:w="30" w:type="dxa"/>
+                    <w:top w:w="20" w:type="dxa"/>
                     <w:left w:w="70" w:type="dxa"/>
-                    <w:bottom w:w="30" w:type="dxa"/>
+                    <w:bottom w:w="20" w:type="dxa"/>
                     <w:right w:w="70" w:type="dxa"/>
                   </w:tcMar>
                   <w:vAlign w:val="center"/>
@@ -11638,9 +12787,9 @@
                     <w:right w:val="single" w:sz="4" w:color="C8CDC2"/>
                   </w:tcBorders>
                   <w:tcMar>
-                    <w:top w:w="30" w:type="dxa"/>
+                    <w:top w:w="20" w:type="dxa"/>
                     <w:left w:w="70" w:type="dxa"/>
-                    <w:bottom w:w="30" w:type="dxa"/>
+                    <w:bottom w:w="20" w:type="dxa"/>
                     <w:right w:w="70" w:type="dxa"/>
                   </w:tcMar>
                   <w:vAlign w:val="center"/>
@@ -11662,9 +12811,9 @@
                     <w:right w:val="single" w:sz="4" w:color="C8CDC2"/>
                   </w:tcBorders>
                   <w:tcMar>
-                    <w:top w:w="30" w:type="dxa"/>
+                    <w:top w:w="20" w:type="dxa"/>
                     <w:left w:w="70" w:type="dxa"/>
-                    <w:bottom w:w="30" w:type="dxa"/>
+                    <w:bottom w:w="20" w:type="dxa"/>
                     <w:right w:w="70" w:type="dxa"/>
                   </w:tcMar>
                   <w:vAlign w:val="center"/>
@@ -11680,7 +12829,7 @@
             <w:tr>
               <w:trPr>
                 <w:cantSplit/>
-                <w:trHeight w:val="360" w:hRule="atLeast"/>
+                <w:trHeight w:val="316" w:hRule="atLeast"/>
               </w:trPr>
               <w:tc>
                 <w:tcPr>
@@ -11692,9 +12841,9 @@
                     <w:right w:val="single" w:sz="4" w:color="C8CDC2"/>
                   </w:tcBorders>
                   <w:tcMar>
-                    <w:top w:w="30" w:type="dxa"/>
+                    <w:top w:w="20" w:type="dxa"/>
                     <w:left w:w="70" w:type="dxa"/>
-                    <w:bottom w:w="30" w:type="dxa"/>
+                    <w:bottom w:w="20" w:type="dxa"/>
                     <w:right w:w="70" w:type="dxa"/>
                   </w:tcMar>
                   <w:vAlign w:val="center"/>
@@ -11726,9 +12875,9 @@
                     <w:right w:val="single" w:sz="4" w:color="C8CDC2"/>
                   </w:tcBorders>
                   <w:tcMar>
-                    <w:top w:w="30" w:type="dxa"/>
+                    <w:top w:w="20" w:type="dxa"/>
                     <w:left w:w="70" w:type="dxa"/>
-                    <w:bottom w:w="30" w:type="dxa"/>
+                    <w:bottom w:w="20" w:type="dxa"/>
                     <w:right w:w="70" w:type="dxa"/>
                   </w:tcMar>
                   <w:vAlign w:val="center"/>
@@ -11750,9 +12899,9 @@
                     <w:right w:val="single" w:sz="4" w:color="C8CDC2"/>
                   </w:tcBorders>
                   <w:tcMar>
-                    <w:top w:w="30" w:type="dxa"/>
+                    <w:top w:w="20" w:type="dxa"/>
                     <w:left w:w="70" w:type="dxa"/>
-                    <w:bottom w:w="30" w:type="dxa"/>
+                    <w:bottom w:w="20" w:type="dxa"/>
                     <w:right w:w="70" w:type="dxa"/>
                   </w:tcMar>
                   <w:vAlign w:val="center"/>
@@ -11929,7 +13078,7 @@
             <w:tr>
               <w:trPr>
                 <w:cantSplit/>
-                <w:trHeight w:val="360" w:hRule="atLeast"/>
+                <w:trHeight w:val="316" w:hRule="atLeast"/>
               </w:trPr>
               <w:tc>
                 <w:tcPr>
@@ -11941,9 +13090,9 @@
                     <w:right w:val="single" w:sz="4" w:color="C8CDC2"/>
                   </w:tcBorders>
                   <w:tcMar>
-                    <w:top w:w="30" w:type="dxa"/>
+                    <w:top w:w="20" w:type="dxa"/>
                     <w:left w:w="70" w:type="dxa"/>
-                    <w:bottom w:w="30" w:type="dxa"/>
+                    <w:bottom w:w="20" w:type="dxa"/>
                     <w:right w:w="70" w:type="dxa"/>
                   </w:tcMar>
                   <w:vAlign w:val="center"/>
@@ -11975,9 +13124,9 @@
                     <w:right w:val="single" w:sz="4" w:color="C8CDC2"/>
                   </w:tcBorders>
                   <w:tcMar>
-                    <w:top w:w="30" w:type="dxa"/>
+                    <w:top w:w="20" w:type="dxa"/>
                     <w:left w:w="70" w:type="dxa"/>
-                    <w:bottom w:w="30" w:type="dxa"/>
+                    <w:bottom w:w="20" w:type="dxa"/>
                     <w:right w:w="70" w:type="dxa"/>
                   </w:tcMar>
                   <w:vAlign w:val="center"/>
@@ -11993,7 +13142,7 @@
             <w:tr>
               <w:trPr>
                 <w:cantSplit/>
-                <w:trHeight w:val="360" w:hRule="atLeast"/>
+                <w:trHeight w:val="316" w:hRule="atLeast"/>
               </w:trPr>
               <w:tc>
                 <w:tcPr>
@@ -12005,9 +13154,9 @@
                     <w:right w:val="single" w:sz="4" w:color="C8CDC2"/>
                   </w:tcBorders>
                   <w:tcMar>
-                    <w:top w:w="30" w:type="dxa"/>
+                    <w:top w:w="20" w:type="dxa"/>
                     <w:left w:w="70" w:type="dxa"/>
-                    <w:bottom w:w="30" w:type="dxa"/>
+                    <w:bottom w:w="20" w:type="dxa"/>
                     <w:right w:w="70" w:type="dxa"/>
                   </w:tcMar>
                   <w:vAlign w:val="center"/>
@@ -12039,9 +13188,9 @@
                     <w:right w:val="single" w:sz="4" w:color="C8CDC2"/>
                   </w:tcBorders>
                   <w:tcMar>
-                    <w:top w:w="30" w:type="dxa"/>
+                    <w:top w:w="20" w:type="dxa"/>
                     <w:left w:w="70" w:type="dxa"/>
-                    <w:bottom w:w="30" w:type="dxa"/>
+                    <w:bottom w:w="20" w:type="dxa"/>
                     <w:right w:w="70" w:type="dxa"/>
                   </w:tcMar>
                   <w:vAlign w:val="center"/>
@@ -12057,7 +13206,7 @@
             <w:tr>
               <w:trPr>
                 <w:cantSplit/>
-                <w:trHeight w:val="360" w:hRule="atLeast"/>
+                <w:trHeight w:val="316" w:hRule="atLeast"/>
               </w:trPr>
               <w:tc>
                 <w:tcPr>
@@ -12069,9 +13218,9 @@
                     <w:right w:val="single" w:sz="4" w:color="C8CDC2"/>
                   </w:tcBorders>
                   <w:tcMar>
-                    <w:top w:w="30" w:type="dxa"/>
+                    <w:top w:w="20" w:type="dxa"/>
                     <w:left w:w="70" w:type="dxa"/>
-                    <w:bottom w:w="30" w:type="dxa"/>
+                    <w:bottom w:w="20" w:type="dxa"/>
                     <w:right w:w="70" w:type="dxa"/>
                   </w:tcMar>
                   <w:vAlign w:val="center"/>
@@ -12103,9 +13252,9 @@
                     <w:right w:val="single" w:sz="4" w:color="C8CDC2"/>
                   </w:tcBorders>
                   <w:tcMar>
-                    <w:top w:w="30" w:type="dxa"/>
+                    <w:top w:w="20" w:type="dxa"/>
                     <w:left w:w="70" w:type="dxa"/>
-                    <w:bottom w:w="30" w:type="dxa"/>
+                    <w:bottom w:w="20" w:type="dxa"/>
                     <w:right w:w="70" w:type="dxa"/>
                   </w:tcMar>
                   <w:vAlign w:val="center"/>
@@ -12175,6 +13324,21 @@
               <w:t>IDENTIFYING AN ELEMENT</w:t>
             </w:r>
           </w:p>
+          <w:p>
+            <w:pPr>
+              <w:spacing w:after="40" w:before="0"/>
+            </w:pPr>
+            <w:r>
+              <w:rPr>
+                <w:rFonts w:ascii="Trade Gothic Next" w:hAnsi="Trade Gothic Next"/>
+                <w:b w:val="0"/>
+                <w:color w:val="14161B"/>
+                <w:sz w:val="17"/>
+                <w:u w:val="none"/>
+              </w:rPr>
+              <w:t>Steps — light from an atom</w:t>
+            </w:r>
+          </w:p>
         </w:tc>
         <w:tc>
           <w:tcPr>
@@ -12203,11 +13367,61 @@
           </w:p>
           <w:p>
             <w:pPr>
-              <w:spacing w:after="120"/>
               <w:pBdr>
-                <w:bottom w:val="single" w:sz="4" w:color="C8CDC2"/>
+                <w:left w:val="single" w:sz="18" w:space="6" w:color="A3E635"/>
               </w:pBdr>
+              <w:spacing w:after="40" w:before="0"/>
             </w:pPr>
+            <w:r>
+              <w:rPr>
+                <w:rFonts w:ascii="Trade Gothic Next" w:hAnsi="Trade Gothic Next"/>
+                <w:b/>
+                <w:color w:val="14161B"/>
+                <w:sz w:val="19"/>
+                <w:u w:val="none"/>
+              </w:rPr>
+              <w:t xml:space="preserve">Only certain energy </w:t>
+            </w:r>
+            <w:r>
+              <w:rPr>
+                <w:rFonts w:ascii="Trade Gothic Next" w:hAnsi="Trade Gothic Next"/>
+                <w:b w:val="0"/>
+                <w:color w:val="14161B"/>
+                <w:sz w:val="19"/>
+                <w:u w:val="none"/>
+              </w:rPr>
+              <w:t xml:space="preserve"> ______ </w:t>
+            </w:r>
+            <w:r>
+              <w:rPr>
+                <w:rFonts w:ascii="Trade Gothic Next" w:hAnsi="Trade Gothic Next"/>
+                <w:b/>
+                <w:color w:val="14161B"/>
+                <w:sz w:val="19"/>
+                <w:u w:val="none"/>
+              </w:rPr>
+              <w:t xml:space="preserve"> exist, so only certain </w:t>
+            </w:r>
+            <w:r>
+              <w:rPr>
+                <w:rFonts w:ascii="Trade Gothic Next" w:hAnsi="Trade Gothic Next"/>
+                <w:b w:val="0"/>
+                <w:color w:val="14161B"/>
+                <w:sz w:val="19"/>
+                <w:u w:val="none"/>
+              </w:rPr>
+              <w:t xml:space="preserve"> ________ </w:t>
+            </w:r>
+            <w:r>
+              <w:rPr>
+                <w:rFonts w:ascii="Trade Gothic Next" w:hAnsi="Trade Gothic Next"/>
+                <w:b/>
+                <w:color w:val="14161B"/>
+                <w:sz w:val="19"/>
+                <w:u w:val="none"/>
+              </w:rPr>
+              <w:t xml:space="preserve"> appear.</w:t>
+            </w:r>
           </w:p>
           <w:p>
             <w:pPr>
@@ -12297,11 +13511,38 @@
           </w:p>
           <w:p>
             <w:pPr>
-              <w:spacing w:after="120"/>
-              <w:pBdr>
-                <w:bottom w:val="single" w:sz="4" w:color="C8CDC2"/>
-              </w:pBdr>
+              <w:spacing w:after="40" w:before="0"/>
             </w:pPr>
+            <w:r>
+              <w:rPr>
+                <w:rFonts w:ascii="Trade Gothic Next" w:hAnsi="Trade Gothic Next"/>
+                <w:b w:val="0"/>
+                <w:color w:val="14161B"/>
+                <w:sz w:val="19"/>
+                <w:u w:val="none"/>
+              </w:rPr>
+              <w:t xml:space="preserve">All four drops end at n = </w:t>
+            </w:r>
+            <w:r>
+              <w:rPr>
+                <w:rFonts w:ascii="Trade Gothic Next" w:hAnsi="Trade Gothic Next"/>
+                <w:b w:val="0"/>
+                <w:color w:val="14161B"/>
+                <w:sz w:val="19"/>
+                <w:u w:val="none"/>
+              </w:rPr>
+              <w:t xml:space="preserve"> ______</w:t>
+            </w:r>
+            <w:r>
+              <w:rPr>
+                <w:rFonts w:ascii="Trade Gothic Next" w:hAnsi="Trade Gothic Next"/>
+                <w:b w:val="0"/>
+                <w:color w:val="14161B"/>
+                <w:sz w:val="19"/>
+                <w:u w:val="none"/>
+              </w:rPr>
+              <w:t>.</w:t>
+            </w:r>
           </w:p>
           <w:tbl>
             <w:tblPr>
@@ -12416,7 +13657,7 @@
             <w:tr>
               <w:trPr>
                 <w:cantSplit/>
-                <w:trHeight w:val="360" w:hRule="atLeast"/>
+                <w:trHeight w:val="316" w:hRule="atLeast"/>
               </w:trPr>
               <w:tc>
                 <w:tcPr>
@@ -12428,9 +13669,9 @@
                     <w:right w:val="single" w:sz="4" w:color="C8CDC2"/>
                   </w:tcBorders>
                   <w:tcMar>
-                    <w:top w:w="30" w:type="dxa"/>
+                    <w:top w:w="20" w:type="dxa"/>
                     <w:left w:w="70" w:type="dxa"/>
-                    <w:bottom w:w="30" w:type="dxa"/>
+                    <w:bottom w:w="20" w:type="dxa"/>
                     <w:right w:w="70" w:type="dxa"/>
                   </w:tcMar>
                   <w:vAlign w:val="center"/>
@@ -12462,9 +13703,9 @@
                     <w:right w:val="single" w:sz="4" w:color="C8CDC2"/>
                   </w:tcBorders>
                   <w:tcMar>
-                    <w:top w:w="30" w:type="dxa"/>
+                    <w:top w:w="20" w:type="dxa"/>
                     <w:left w:w="70" w:type="dxa"/>
-                    <w:bottom w:w="30" w:type="dxa"/>
+                    <w:bottom w:w="20" w:type="dxa"/>
                     <w:right w:w="70" w:type="dxa"/>
                   </w:tcMar>
                   <w:vAlign w:val="center"/>
@@ -12486,9 +13727,9 @@
                     <w:right w:val="single" w:sz="4" w:color="C8CDC2"/>
                   </w:tcBorders>
                   <w:tcMar>
-                    <w:top w:w="30" w:type="dxa"/>
+                    <w:top w:w="20" w:type="dxa"/>
                     <w:left w:w="70" w:type="dxa"/>
-                    <w:bottom w:w="30" w:type="dxa"/>
+                    <w:bottom w:w="20" w:type="dxa"/>
                     <w:right w:w="70" w:type="dxa"/>
                   </w:tcMar>
                   <w:vAlign w:val="center"/>
@@ -12504,7 +13745,7 @@
             <w:tr>
               <w:trPr>
                 <w:cantSplit/>
-                <w:trHeight w:val="360" w:hRule="atLeast"/>
+                <w:trHeight w:val="316" w:hRule="atLeast"/>
               </w:trPr>
               <w:tc>
                 <w:tcPr>
@@ -12516,9 +13757,9 @@
                     <w:right w:val="single" w:sz="4" w:color="C8CDC2"/>
                   </w:tcBorders>
                   <w:tcMar>
-                    <w:top w:w="30" w:type="dxa"/>
+                    <w:top w:w="20" w:type="dxa"/>
                     <w:left w:w="70" w:type="dxa"/>
-                    <w:bottom w:w="30" w:type="dxa"/>
+                    <w:bottom w:w="20" w:type="dxa"/>
                     <w:right w:w="70" w:type="dxa"/>
                   </w:tcMar>
                   <w:vAlign w:val="center"/>
@@ -12550,9 +13791,9 @@
                     <w:right w:val="single" w:sz="4" w:color="C8CDC2"/>
                   </w:tcBorders>
                   <w:tcMar>
-                    <w:top w:w="30" w:type="dxa"/>
+                    <w:top w:w="20" w:type="dxa"/>
                     <w:left w:w="70" w:type="dxa"/>
-                    <w:bottom w:w="30" w:type="dxa"/>
+                    <w:bottom w:w="20" w:type="dxa"/>
                     <w:right w:w="70" w:type="dxa"/>
                   </w:tcMar>
                   <w:vAlign w:val="center"/>
@@ -12574,9 +13815,9 @@
                     <w:right w:val="single" w:sz="4" w:color="C8CDC2"/>
                   </w:tcBorders>
                   <w:tcMar>
-                    <w:top w:w="30" w:type="dxa"/>
+                    <w:top w:w="20" w:type="dxa"/>
                     <w:left w:w="70" w:type="dxa"/>
-                    <w:bottom w:w="30" w:type="dxa"/>
+                    <w:bottom w:w="20" w:type="dxa"/>
                     <w:right w:w="70" w:type="dxa"/>
                   </w:tcMar>
                   <w:vAlign w:val="center"/>
@@ -12592,7 +13833,7 @@
             <w:tr>
               <w:trPr>
                 <w:cantSplit/>
-                <w:trHeight w:val="360" w:hRule="atLeast"/>
+                <w:trHeight w:val="316" w:hRule="atLeast"/>
               </w:trPr>
               <w:tc>
                 <w:tcPr>
@@ -12604,9 +13845,9 @@
                     <w:right w:val="single" w:sz="4" w:color="C8CDC2"/>
                   </w:tcBorders>
                   <w:tcMar>
-                    <w:top w:w="30" w:type="dxa"/>
+                    <w:top w:w="20" w:type="dxa"/>
                     <w:left w:w="70" w:type="dxa"/>
-                    <w:bottom w:w="30" w:type="dxa"/>
+                    <w:bottom w:w="20" w:type="dxa"/>
                     <w:right w:w="70" w:type="dxa"/>
                   </w:tcMar>
                   <w:vAlign w:val="center"/>
@@ -12638,9 +13879,9 @@
                     <w:right w:val="single" w:sz="4" w:color="C8CDC2"/>
                   </w:tcBorders>
                   <w:tcMar>
-                    <w:top w:w="30" w:type="dxa"/>
+                    <w:top w:w="20" w:type="dxa"/>
                     <w:left w:w="70" w:type="dxa"/>
-                    <w:bottom w:w="30" w:type="dxa"/>
+                    <w:bottom w:w="20" w:type="dxa"/>
                     <w:right w:w="70" w:type="dxa"/>
                   </w:tcMar>
                   <w:vAlign w:val="center"/>
@@ -12662,9 +13903,9 @@
                     <w:right w:val="single" w:sz="4" w:color="C8CDC2"/>
                   </w:tcBorders>
                   <w:tcMar>
-                    <w:top w:w="30" w:type="dxa"/>
+                    <w:top w:w="20" w:type="dxa"/>
                     <w:left w:w="70" w:type="dxa"/>
-                    <w:bottom w:w="30" w:type="dxa"/>
+                    <w:bottom w:w="20" w:type="dxa"/>
                     <w:right w:w="70" w:type="dxa"/>
                   </w:tcMar>
                   <w:vAlign w:val="center"/>
@@ -12680,7 +13921,7 @@
             <w:tr>
               <w:trPr>
                 <w:cantSplit/>
-                <w:trHeight w:val="360" w:hRule="atLeast"/>
+                <w:trHeight w:val="316" w:hRule="atLeast"/>
               </w:trPr>
               <w:tc>
                 <w:tcPr>
@@ -12692,9 +13933,9 @@
                     <w:right w:val="single" w:sz="4" w:color="C8CDC2"/>
                   </w:tcBorders>
                   <w:tcMar>
-                    <w:top w:w="30" w:type="dxa"/>
+                    <w:top w:w="20" w:type="dxa"/>
                     <w:left w:w="70" w:type="dxa"/>
-                    <w:bottom w:w="30" w:type="dxa"/>
+                    <w:bottom w:w="20" w:type="dxa"/>
                     <w:right w:w="70" w:type="dxa"/>
                   </w:tcMar>
                   <w:vAlign w:val="center"/>
@@ -12726,9 +13967,9 @@
                     <w:right w:val="single" w:sz="4" w:color="C8CDC2"/>
                   </w:tcBorders>
                   <w:tcMar>
-                    <w:top w:w="30" w:type="dxa"/>
+                    <w:top w:w="20" w:type="dxa"/>
                     <w:left w:w="70" w:type="dxa"/>
-                    <w:bottom w:w="30" w:type="dxa"/>
+                    <w:bottom w:w="20" w:type="dxa"/>
                     <w:right w:w="70" w:type="dxa"/>
                   </w:tcMar>
                   <w:vAlign w:val="center"/>
@@ -12750,9 +13991,9 @@
                     <w:right w:val="single" w:sz="4" w:color="C8CDC2"/>
                   </w:tcBorders>
                   <w:tcMar>
-                    <w:top w:w="30" w:type="dxa"/>
+                    <w:top w:w="20" w:type="dxa"/>
                     <w:left w:w="70" w:type="dxa"/>
-                    <w:bottom w:w="30" w:type="dxa"/>
+                    <w:bottom w:w="20" w:type="dxa"/>
                     <w:right w:w="70" w:type="dxa"/>
                   </w:tcMar>
                   <w:vAlign w:val="center"/>
@@ -12850,11 +14091,38 @@
           </w:p>
           <w:p>
             <w:pPr>
-              <w:spacing w:after="120"/>
-              <w:pBdr>
-                <w:bottom w:val="single" w:sz="4" w:color="C8CDC2"/>
-              </w:pBdr>
+              <w:spacing w:after="40" w:before="0"/>
             </w:pPr>
+            <w:r>
+              <w:rPr>
+                <w:rFonts w:ascii="Trade Gothic Next" w:hAnsi="Trade Gothic Next"/>
+                <w:b w:val="0"/>
+                <w:color w:val="14161B"/>
+                <w:sz w:val="19"/>
+                <w:u w:val="none"/>
+              </w:rPr>
+              <w:t xml:space="preserve">A flame color is a </w:t>
+            </w:r>
+            <w:r>
+              <w:rPr>
+                <w:rFonts w:ascii="Trade Gothic Next" w:hAnsi="Trade Gothic Next"/>
+                <w:b w:val="0"/>
+                <w:color w:val="14161B"/>
+                <w:sz w:val="19"/>
+                <w:u w:val="none"/>
+              </w:rPr>
+              <w:t xml:space="preserve"> ______</w:t>
+            </w:r>
+            <w:r>
+              <w:rPr>
+                <w:rFonts w:ascii="Trade Gothic Next" w:hAnsi="Trade Gothic Next"/>
+                <w:b w:val="0"/>
+                <w:color w:val="14161B"/>
+                <w:sz w:val="19"/>
+                <w:u w:val="none"/>
+              </w:rPr>
+              <w:t>, not proof.</w:t>
+            </w:r>
           </w:p>
           <w:tbl>
             <w:tblPr>
@@ -12937,7 +14205,7 @@
             <w:tr>
               <w:trPr>
                 <w:cantSplit/>
-                <w:trHeight w:val="360" w:hRule="atLeast"/>
+                <w:trHeight w:val="316" w:hRule="atLeast"/>
               </w:trPr>
               <w:tc>
                 <w:tcPr>
@@ -12949,9 +14217,9 @@
                     <w:right w:val="single" w:sz="4" w:color="C8CDC2"/>
                   </w:tcBorders>
                   <w:tcMar>
-                    <w:top w:w="30" w:type="dxa"/>
+                    <w:top w:w="20" w:type="dxa"/>
                     <w:left w:w="70" w:type="dxa"/>
-                    <w:bottom w:w="30" w:type="dxa"/>
+                    <w:bottom w:w="20" w:type="dxa"/>
                     <w:right w:w="70" w:type="dxa"/>
                   </w:tcMar>
                   <w:vAlign w:val="center"/>
@@ -12994,9 +14262,9 @@
                     <w:right w:val="single" w:sz="4" w:color="C8CDC2"/>
                   </w:tcBorders>
                   <w:tcMar>
-                    <w:top w:w="30" w:type="dxa"/>
+                    <w:top w:w="20" w:type="dxa"/>
                     <w:left w:w="70" w:type="dxa"/>
-                    <w:bottom w:w="30" w:type="dxa"/>
+                    <w:bottom w:w="20" w:type="dxa"/>
                     <w:right w:w="70" w:type="dxa"/>
                   </w:tcMar>
                   <w:vAlign w:val="center"/>
@@ -13012,7 +14280,7 @@
             <w:tr>
               <w:trPr>
                 <w:cantSplit/>
-                <w:trHeight w:val="360" w:hRule="atLeast"/>
+                <w:trHeight w:val="316" w:hRule="atLeast"/>
               </w:trPr>
               <w:tc>
                 <w:tcPr>
@@ -13024,9 +14292,9 @@
                     <w:right w:val="single" w:sz="4" w:color="C8CDC2"/>
                   </w:tcBorders>
                   <w:tcMar>
-                    <w:top w:w="30" w:type="dxa"/>
+                    <w:top w:w="20" w:type="dxa"/>
                     <w:left w:w="70" w:type="dxa"/>
-                    <w:bottom w:w="30" w:type="dxa"/>
+                    <w:bottom w:w="20" w:type="dxa"/>
                     <w:right w:w="70" w:type="dxa"/>
                   </w:tcMar>
                   <w:vAlign w:val="center"/>
@@ -13069,9 +14337,9 @@
                     <w:right w:val="single" w:sz="4" w:color="C8CDC2"/>
                   </w:tcBorders>
                   <w:tcMar>
-                    <w:top w:w="30" w:type="dxa"/>
+                    <w:top w:w="20" w:type="dxa"/>
                     <w:left w:w="70" w:type="dxa"/>
-                    <w:bottom w:w="30" w:type="dxa"/>
+                    <w:bottom w:w="20" w:type="dxa"/>
                     <w:right w:w="70" w:type="dxa"/>
                   </w:tcMar>
                   <w:vAlign w:val="center"/>
@@ -13087,7 +14355,7 @@
             <w:tr>
               <w:trPr>
                 <w:cantSplit/>
-                <w:trHeight w:val="360" w:hRule="atLeast"/>
+                <w:trHeight w:val="316" w:hRule="atLeast"/>
               </w:trPr>
               <w:tc>
                 <w:tcPr>
@@ -13099,9 +14367,9 @@
                     <w:right w:val="single" w:sz="4" w:color="C8CDC2"/>
                   </w:tcBorders>
                   <w:tcMar>
-                    <w:top w:w="30" w:type="dxa"/>
+                    <w:top w:w="20" w:type="dxa"/>
                     <w:left w:w="70" w:type="dxa"/>
-                    <w:bottom w:w="30" w:type="dxa"/>
+                    <w:bottom w:w="20" w:type="dxa"/>
                     <w:right w:w="70" w:type="dxa"/>
                   </w:tcMar>
                   <w:vAlign w:val="center"/>
@@ -13144,9 +14412,9 @@
                     <w:right w:val="single" w:sz="4" w:color="C8CDC2"/>
                   </w:tcBorders>
                   <w:tcMar>
-                    <w:top w:w="30" w:type="dxa"/>
+                    <w:top w:w="20" w:type="dxa"/>
                     <w:left w:w="70" w:type="dxa"/>
-                    <w:bottom w:w="30" w:type="dxa"/>
+                    <w:bottom w:w="20" w:type="dxa"/>
                     <w:right w:w="70" w:type="dxa"/>
                   </w:tcMar>
                   <w:vAlign w:val="center"/>
@@ -13162,7 +14430,7 @@
             <w:tr>
               <w:trPr>
                 <w:cantSplit/>
-                <w:trHeight w:val="360" w:hRule="atLeast"/>
+                <w:trHeight w:val="316" w:hRule="atLeast"/>
               </w:trPr>
               <w:tc>
                 <w:tcPr>
@@ -13174,9 +14442,9 @@
                     <w:right w:val="single" w:sz="4" w:color="C8CDC2"/>
                   </w:tcBorders>
                   <w:tcMar>
-                    <w:top w:w="30" w:type="dxa"/>
+                    <w:top w:w="20" w:type="dxa"/>
                     <w:left w:w="70" w:type="dxa"/>
-                    <w:bottom w:w="30" w:type="dxa"/>
+                    <w:bottom w:w="20" w:type="dxa"/>
                     <w:right w:w="70" w:type="dxa"/>
                   </w:tcMar>
                   <w:vAlign w:val="center"/>
@@ -13219,9 +14487,9 @@
                     <w:right w:val="single" w:sz="4" w:color="C8CDC2"/>
                   </w:tcBorders>
                   <w:tcMar>
-                    <w:top w:w="30" w:type="dxa"/>
+                    <w:top w:w="20" w:type="dxa"/>
                     <w:left w:w="70" w:type="dxa"/>
-                    <w:bottom w:w="30" w:type="dxa"/>
+                    <w:bottom w:w="20" w:type="dxa"/>
                     <w:right w:w="70" w:type="dxa"/>
                   </w:tcMar>
                   <w:vAlign w:val="center"/>
@@ -13237,7 +14505,7 @@
             <w:tr>
               <w:trPr>
                 <w:cantSplit/>
-                <w:trHeight w:val="360" w:hRule="atLeast"/>
+                <w:trHeight w:val="316" w:hRule="atLeast"/>
               </w:trPr>
               <w:tc>
                 <w:tcPr>
@@ -13249,9 +14517,9 @@
                     <w:right w:val="single" w:sz="4" w:color="C8CDC2"/>
                   </w:tcBorders>
                   <w:tcMar>
-                    <w:top w:w="30" w:type="dxa"/>
+                    <w:top w:w="20" w:type="dxa"/>
                     <w:left w:w="70" w:type="dxa"/>
-                    <w:bottom w:w="30" w:type="dxa"/>
+                    <w:bottom w:w="20" w:type="dxa"/>
                     <w:right w:w="70" w:type="dxa"/>
                   </w:tcMar>
                   <w:vAlign w:val="center"/>
@@ -13294,9 +14562,9 @@
                     <w:right w:val="single" w:sz="4" w:color="C8CDC2"/>
                   </w:tcBorders>
                   <w:tcMar>
-                    <w:top w:w="30" w:type="dxa"/>
+                    <w:top w:w="20" w:type="dxa"/>
                     <w:left w:w="70" w:type="dxa"/>
-                    <w:bottom w:w="30" w:type="dxa"/>
+                    <w:bottom w:w="20" w:type="dxa"/>
                     <w:right w:w="70" w:type="dxa"/>
                   </w:tcMar>
                   <w:vAlign w:val="center"/>
@@ -13312,7 +14580,7 @@
             <w:tr>
               <w:trPr>
                 <w:cantSplit/>
-                <w:trHeight w:val="360" w:hRule="atLeast"/>
+                <w:trHeight w:val="316" w:hRule="atLeast"/>
               </w:trPr>
               <w:tc>
                 <w:tcPr>
@@ -13324,9 +14592,9 @@
                     <w:right w:val="single" w:sz="4" w:color="C8CDC2"/>
                   </w:tcBorders>
                   <w:tcMar>
-                    <w:top w:w="30" w:type="dxa"/>
+                    <w:top w:w="20" w:type="dxa"/>
                     <w:left w:w="70" w:type="dxa"/>
-                    <w:bottom w:w="30" w:type="dxa"/>
+                    <w:bottom w:w="20" w:type="dxa"/>
                     <w:right w:w="70" w:type="dxa"/>
                   </w:tcMar>
                   <w:vAlign w:val="center"/>
@@ -13369,9 +14637,9 @@
                     <w:right w:val="single" w:sz="4" w:color="C8CDC2"/>
                   </w:tcBorders>
                   <w:tcMar>
-                    <w:top w:w="30" w:type="dxa"/>
+                    <w:top w:w="20" w:type="dxa"/>
                     <w:left w:w="70" w:type="dxa"/>
-                    <w:bottom w:w="30" w:type="dxa"/>
+                    <w:bottom w:w="20" w:type="dxa"/>
                     <w:right w:w="70" w:type="dxa"/>
                   </w:tcMar>
                   <w:vAlign w:val="center"/>
@@ -13387,7 +14655,7 @@
             <w:tr>
               <w:trPr>
                 <w:cantSplit/>
-                <w:trHeight w:val="360" w:hRule="atLeast"/>
+                <w:trHeight w:val="316" w:hRule="atLeast"/>
               </w:trPr>
               <w:tc>
                 <w:tcPr>
@@ -13399,9 +14667,9 @@
                     <w:right w:val="single" w:sz="4" w:color="C8CDC2"/>
                   </w:tcBorders>
                   <w:tcMar>
-                    <w:top w:w="30" w:type="dxa"/>
+                    <w:top w:w="20" w:type="dxa"/>
                     <w:left w:w="70" w:type="dxa"/>
-                    <w:bottom w:w="30" w:type="dxa"/>
+                    <w:bottom w:w="20" w:type="dxa"/>
                     <w:right w:w="70" w:type="dxa"/>
                   </w:tcMar>
                   <w:vAlign w:val="center"/>
@@ -13444,9 +14712,9 @@
                     <w:right w:val="single" w:sz="4" w:color="C8CDC2"/>
                   </w:tcBorders>
                   <w:tcMar>
-                    <w:top w:w="30" w:type="dxa"/>
+                    <w:top w:w="20" w:type="dxa"/>
                     <w:left w:w="70" w:type="dxa"/>
-                    <w:bottom w:w="30" w:type="dxa"/>
+                    <w:bottom w:w="20" w:type="dxa"/>
                     <w:right w:w="70" w:type="dxa"/>
                   </w:tcMar>
                   <w:vAlign w:val="center"/>
@@ -13514,6 +14782,21 @@
                 <w:sz w:val="14"/>
               </w:rPr>
               <w:t>UNIT 2 CLOSING CHECK</w:t>
+            </w:r>
+          </w:p>
+          <w:p>
+            <w:pPr>
+              <w:spacing w:after="40" w:before="0"/>
+            </w:pPr>
+            <w:r>
+              <w:rPr>
+                <w:rFonts w:ascii="Trade Gothic Next" w:hAnsi="Trade Gothic Next"/>
+                <w:b w:val="0"/>
+                <w:color w:val="14161B"/>
+                <w:sz w:val="17"/>
+                <w:u w:val="none"/>
+              </w:rPr>
+              <w:t>Answers from the board</w:t>
             </w:r>
           </w:p>
         </w:tc>
